--- a/WebContent/docx/EGFR_18-21外显子基因检测报告模板.docx
+++ b/WebContent/docx/EGFR_18-21外显子基因检测报告模板.docx
@@ -362,7 +362,7 @@
       <w:pPr>
         <w:numPr>
           <w:ilvl w:val="0"/>
-          <w:numId w:val="2"/>
+          <w:numId w:val="3"/>
         </w:numPr>
         <w:spacing w:after="0" w:line="400" w:lineRule="exact"/>
         <w:rPr>
@@ -386,7 +386,7 @@
     </w:p>
     <w:tbl>
       <w:tblPr>
-        <w:tblStyle w:val="7"/>
+        <w:tblStyle w:val="8"/>
         <w:tblW w:w="4850" w:type="pct"/>
         <w:tblInd w:w="159" w:type="dxa"/>
         <w:tblBorders>
@@ -1221,7 +1221,7 @@
       <w:pPr>
         <w:numPr>
           <w:ilvl w:val="0"/>
-          <w:numId w:val="3"/>
+          <w:numId w:val="4"/>
         </w:numPr>
         <w:spacing w:line="400" w:lineRule="exact"/>
         <w:rPr>
@@ -1254,7 +1254,7 @@
       <w:pPr>
         <w:numPr>
           <w:ilvl w:val="0"/>
-          <w:numId w:val="3"/>
+          <w:numId w:val="4"/>
         </w:numPr>
         <w:spacing w:line="400" w:lineRule="exact"/>
         <w:rPr>
@@ -1284,14 +1284,12 @@
         </w:rPr>
         <w:t>PCR测序法</w:t>
       </w:r>
-      <w:bookmarkStart w:id="10" w:name="_GoBack"/>
-      <w:bookmarkEnd w:id="10"/>
     </w:p>
     <w:p>
       <w:pPr>
         <w:numPr>
           <w:ilvl w:val="0"/>
-          <w:numId w:val="3"/>
+          <w:numId w:val="4"/>
         </w:numPr>
         <w:spacing w:line="400" w:lineRule="exact"/>
         <w:rPr>
@@ -1313,7 +1311,7 @@
     </w:p>
     <w:tbl>
       <w:tblPr>
-        <w:tblStyle w:val="7"/>
+        <w:tblStyle w:val="8"/>
         <w:tblW w:w="4975" w:type="pct"/>
         <w:tblInd w:w="0" w:type="dxa"/>
         <w:tblLayout w:type="autofit"/>
@@ -1514,7 +1512,7 @@
       <w:pPr>
         <w:numPr>
           <w:ilvl w:val="0"/>
-          <w:numId w:val="4"/>
+          <w:numId w:val="5"/>
         </w:numPr>
         <w:snapToGrid w:val="0"/>
         <w:spacing w:after="0" w:line="240" w:lineRule="auto"/>
@@ -1677,7 +1675,7 @@
     </w:p>
     <w:tbl>
       <w:tblPr>
-        <w:tblStyle w:val="7"/>
+        <w:tblStyle w:val="8"/>
         <w:tblpPr w:leftFromText="181" w:rightFromText="181" w:vertAnchor="page" w:horzAnchor="page" w:tblpXSpec="center" w:tblpY="15875"/>
         <w:tblW w:w="4850" w:type="pct"/>
         <w:jc w:val="center"/>
@@ -1718,7 +1716,7 @@
           </w:tcPr>
           <w:p>
             <w:pPr>
-              <w:pStyle w:val="12"/>
+              <w:pStyle w:val="13"/>
               <w:adjustRightInd w:val="0"/>
               <w:snapToGrid w:val="0"/>
               <w:spacing w:after="0" w:line="240" w:lineRule="auto"/>
@@ -1749,7 +1747,7 @@
           </w:tcPr>
           <w:p>
             <w:pPr>
-              <w:pStyle w:val="12"/>
+              <w:pStyle w:val="13"/>
               <w:adjustRightInd w:val="0"/>
               <w:snapToGrid w:val="0"/>
               <w:spacing w:after="0" w:line="240" w:lineRule="auto"/>
@@ -1771,7 +1769,7 @@
           </w:tcPr>
           <w:p>
             <w:pPr>
-              <w:pStyle w:val="12"/>
+              <w:pStyle w:val="13"/>
               <w:adjustRightInd w:val="0"/>
               <w:snapToGrid w:val="0"/>
               <w:spacing w:after="0" w:line="240" w:lineRule="auto"/>
@@ -1812,7 +1810,7 @@
           </w:tcPr>
           <w:p>
             <w:pPr>
-              <w:pStyle w:val="12"/>
+              <w:pStyle w:val="13"/>
               <w:adjustRightInd w:val="0"/>
               <w:snapToGrid w:val="0"/>
               <w:spacing w:after="0" w:line="240" w:lineRule="auto"/>
@@ -1834,7 +1832,7 @@
           </w:tcPr>
           <w:p>
             <w:pPr>
-              <w:pStyle w:val="12"/>
+              <w:pStyle w:val="13"/>
               <w:adjustRightInd w:val="0"/>
               <w:snapToGrid w:val="0"/>
               <w:spacing w:after="0" w:line="240" w:lineRule="auto"/>
@@ -1866,7 +1864,7 @@
           </w:tcPr>
           <w:p>
             <w:pPr>
-              <w:pStyle w:val="12"/>
+              <w:pStyle w:val="13"/>
               <w:adjustRightInd w:val="0"/>
               <w:snapToGrid w:val="0"/>
               <w:spacing w:after="0" w:line="240" w:lineRule="auto"/>
@@ -1895,8 +1893,8 @@
     </w:tbl>
     <w:tbl>
       <w:tblPr>
-        <w:tblStyle w:val="8"/>
-        <w:tblW w:w="4850" w:type="pct"/>
+        <w:tblStyle w:val="9"/>
+        <w:tblW w:w="4999" w:type="pct"/>
         <w:jc w:val="center"/>
         <w:tblBorders>
           <w:top w:val="none" w:color="auto" w:sz="0" w:space="0"/>
@@ -1915,9 +1913,10 @@
         </w:tblCellMar>
       </w:tblPr>
       <w:tblGrid>
-        <w:gridCol w:w="1631"/>
-        <w:gridCol w:w="2261"/>
-        <w:gridCol w:w="6470"/>
+        <w:gridCol w:w="1034"/>
+        <w:gridCol w:w="1722"/>
+        <w:gridCol w:w="1267"/>
+        <w:gridCol w:w="6657"/>
       </w:tblGrid>
       <w:tr>
         <w:tblPrEx>
@@ -1943,7 +1942,7 @@
         </w:trPr>
         <w:tc>
           <w:tcPr>
-            <w:tcW w:w="787" w:type="pct"/>
+            <w:tcW w:w="484" w:type="pct"/>
             <w:tcBorders>
               <w:tl2br w:val="nil"/>
               <w:tr2bl w:val="nil"/>
@@ -1977,7 +1976,7 @@
         </w:tc>
         <w:tc>
           <w:tcPr>
-            <w:tcW w:w="1091" w:type="pct"/>
+            <w:tcW w:w="806" w:type="pct"/>
             <w:tcBorders>
               <w:tl2br w:val="nil"/>
               <w:tr2bl w:val="nil"/>
@@ -2011,7 +2010,43 @@
         </w:tc>
         <w:tc>
           <w:tcPr>
-            <w:tcW w:w="3122" w:type="pct"/>
+            <w:tcW w:w="593" w:type="pct"/>
+            <w:tcBorders>
+              <w:tl2br w:val="nil"/>
+              <w:tr2bl w:val="nil"/>
+            </w:tcBorders>
+            <w:vAlign w:val="center"/>
+          </w:tcPr>
+          <w:p>
+            <w:pPr>
+              <w:adjustRightInd w:val="0"/>
+              <w:snapToGrid w:val="0"/>
+              <w:spacing w:after="0" w:line="240" w:lineRule="auto"/>
+              <w:rPr>
+                <w:rFonts w:hint="default" w:ascii="Times New Roman" w:hAnsi="Times New Roman" w:eastAsia="微软雅黑" w:cs="微软雅黑"/>
+                <w:b/>
+                <w:bCs/>
+                <w:sz w:val="28"/>
+                <w:szCs w:val="28"/>
+                <w:lang w:val="en-US" w:eastAsia="zh-CN"/>
+              </w:rPr>
+            </w:pPr>
+            <w:r>
+              <w:rPr>
+                <w:rFonts w:hint="eastAsia" w:ascii="Times New Roman" w:hAnsi="Times New Roman" w:eastAsia="微软雅黑" w:cs="微软雅黑"/>
+                <w:b/>
+                <w:bCs/>
+                <w:sz w:val="28"/>
+                <w:szCs w:val="28"/>
+                <w:lang w:val="en-US" w:eastAsia="zh-CN"/>
+              </w:rPr>
+              <w:t>外显子</w:t>
+            </w:r>
+          </w:p>
+        </w:tc>
+        <w:tc>
+          <w:tcPr>
+            <w:tcW w:w="3116" w:type="pct"/>
             <w:tcBorders>
               <w:tl2br w:val="nil"/>
               <w:tr2bl w:val="nil"/>
@@ -2068,7 +2103,7 @@
         </w:trPr>
         <w:tc>
           <w:tcPr>
-            <w:tcW w:w="787" w:type="pct"/>
+            <w:tcW w:w="484" w:type="pct"/>
             <w:tcBorders>
               <w:tl2br w:val="nil"/>
               <w:tr2bl w:val="nil"/>
@@ -2098,7 +2133,7 @@
         </w:tc>
         <w:tc>
           <w:tcPr>
-            <w:tcW w:w="1091" w:type="pct"/>
+            <w:tcW w:w="806" w:type="pct"/>
             <w:tcBorders>
               <w:tl2br w:val="nil"/>
               <w:tr2bl w:val="nil"/>
@@ -2128,7 +2163,39 @@
         </w:tc>
         <w:tc>
           <w:tcPr>
-            <w:tcW w:w="3122" w:type="pct"/>
+            <w:tcW w:w="593" w:type="pct"/>
+            <w:tcBorders>
+              <w:tl2br w:val="nil"/>
+              <w:tr2bl w:val="nil"/>
+            </w:tcBorders>
+            <w:vAlign w:val="center"/>
+          </w:tcPr>
+          <w:p>
+            <w:pPr>
+              <w:adjustRightInd w:val="0"/>
+              <w:snapToGrid w:val="0"/>
+              <w:spacing w:after="0" w:line="240" w:lineRule="auto"/>
+              <w:rPr>
+                <w:rFonts w:hint="default" w:ascii="Times New Roman" w:hAnsi="Times New Roman" w:eastAsia="微软雅黑" w:cs="微软雅黑"/>
+                <w:sz w:val="28"/>
+                <w:szCs w:val="28"/>
+                <w:lang w:val="en-US" w:eastAsia="zh-CN"/>
+              </w:rPr>
+            </w:pPr>
+            <w:r>
+              <w:rPr>
+                <w:rFonts w:hint="eastAsia" w:ascii="Times New Roman" w:hAnsi="Times New Roman" w:eastAsia="微软雅黑" w:cs="微软雅黑"/>
+                <w:sz w:val="28"/>
+                <w:szCs w:val="28"/>
+                <w:lang w:val="en-US" w:eastAsia="zh-CN"/>
+              </w:rPr>
+              <w:t>21</w:t>
+            </w:r>
+          </w:p>
+        </w:tc>
+        <w:tc>
+          <w:tcPr>
+            <w:tcW w:w="3116" w:type="pct"/>
             <w:tcBorders>
               <w:tl2br w:val="nil"/>
               <w:tr2bl w:val="nil"/>
@@ -2230,7 +2297,7 @@
         </w:trPr>
         <w:tc>
           <w:tcPr>
-            <w:tcW w:w="787" w:type="pct"/>
+            <w:tcW w:w="484" w:type="pct"/>
             <w:tcBorders>
               <w:tl2br w:val="nil"/>
               <w:tr2bl w:val="nil"/>
@@ -2260,7 +2327,7 @@
         </w:tc>
         <w:tc>
           <w:tcPr>
-            <w:tcW w:w="1091" w:type="pct"/>
+            <w:tcW w:w="806" w:type="pct"/>
             <w:tcBorders>
               <w:tl2br w:val="nil"/>
               <w:tr2bl w:val="nil"/>
@@ -2290,7 +2357,39 @@
         </w:tc>
         <w:tc>
           <w:tcPr>
-            <w:tcW w:w="3122" w:type="pct"/>
+            <w:tcW w:w="593" w:type="pct"/>
+            <w:tcBorders>
+              <w:tl2br w:val="nil"/>
+              <w:tr2bl w:val="nil"/>
+            </w:tcBorders>
+            <w:vAlign w:val="center"/>
+          </w:tcPr>
+          <w:p>
+            <w:pPr>
+              <w:adjustRightInd w:val="0"/>
+              <w:snapToGrid w:val="0"/>
+              <w:spacing w:after="0" w:line="240" w:lineRule="auto"/>
+              <w:rPr>
+                <w:rFonts w:hint="default" w:ascii="Times New Roman" w:hAnsi="Times New Roman" w:eastAsia="微软雅黑" w:cs="微软雅黑"/>
+                <w:sz w:val="28"/>
+                <w:szCs w:val="28"/>
+                <w:lang w:val="en-US" w:eastAsia="zh-CN"/>
+              </w:rPr>
+            </w:pPr>
+            <w:r>
+              <w:rPr>
+                <w:rFonts w:hint="eastAsia" w:ascii="Times New Roman" w:hAnsi="Times New Roman" w:eastAsia="微软雅黑" w:cs="微软雅黑"/>
+                <w:sz w:val="28"/>
+                <w:szCs w:val="28"/>
+                <w:lang w:val="en-US" w:eastAsia="zh-CN"/>
+              </w:rPr>
+              <w:t>19</w:t>
+            </w:r>
+          </w:p>
+        </w:tc>
+        <w:tc>
+          <w:tcPr>
+            <w:tcW w:w="3116" w:type="pct"/>
             <w:tcBorders>
               <w:tl2br w:val="nil"/>
               <w:tr2bl w:val="nil"/>
@@ -2391,7 +2490,7 @@
         </w:trPr>
         <w:tc>
           <w:tcPr>
-            <w:tcW w:w="787" w:type="pct"/>
+            <w:tcW w:w="484" w:type="pct"/>
             <w:tcBorders>
               <w:tl2br w:val="nil"/>
               <w:tr2bl w:val="nil"/>
@@ -2421,7 +2520,7 @@
         </w:tc>
         <w:tc>
           <w:tcPr>
-            <w:tcW w:w="1091" w:type="pct"/>
+            <w:tcW w:w="806" w:type="pct"/>
             <w:tcBorders>
               <w:tl2br w:val="nil"/>
               <w:tr2bl w:val="nil"/>
@@ -2451,7 +2550,39 @@
         </w:tc>
         <w:tc>
           <w:tcPr>
-            <w:tcW w:w="3122" w:type="pct"/>
+            <w:tcW w:w="593" w:type="pct"/>
+            <w:tcBorders>
+              <w:tl2br w:val="nil"/>
+              <w:tr2bl w:val="nil"/>
+            </w:tcBorders>
+            <w:vAlign w:val="center"/>
+          </w:tcPr>
+          <w:p>
+            <w:pPr>
+              <w:adjustRightInd w:val="0"/>
+              <w:snapToGrid w:val="0"/>
+              <w:spacing w:after="0" w:line="240" w:lineRule="auto"/>
+              <w:rPr>
+                <w:rFonts w:hint="default" w:ascii="Times New Roman" w:hAnsi="Times New Roman" w:eastAsia="微软雅黑" w:cs="微软雅黑"/>
+                <w:sz w:val="28"/>
+                <w:szCs w:val="28"/>
+                <w:lang w:val="en-US" w:eastAsia="zh-CN"/>
+              </w:rPr>
+            </w:pPr>
+            <w:r>
+              <w:rPr>
+                <w:rFonts w:hint="eastAsia" w:ascii="Times New Roman" w:hAnsi="Times New Roman" w:eastAsia="微软雅黑" w:cs="微软雅黑"/>
+                <w:sz w:val="28"/>
+                <w:szCs w:val="28"/>
+                <w:lang w:val="en-US" w:eastAsia="zh-CN"/>
+              </w:rPr>
+              <w:t>20</w:t>
+            </w:r>
+          </w:p>
+        </w:tc>
+        <w:tc>
+          <w:tcPr>
+            <w:tcW w:w="3116" w:type="pct"/>
             <w:tcBorders>
               <w:tl2br w:val="nil"/>
               <w:tr2bl w:val="nil"/>
@@ -2552,7 +2683,7 @@
         </w:trPr>
         <w:tc>
           <w:tcPr>
-            <w:tcW w:w="787" w:type="pct"/>
+            <w:tcW w:w="484" w:type="pct"/>
             <w:tcBorders>
               <w:tl2br w:val="nil"/>
               <w:tr2bl w:val="nil"/>
@@ -2582,7 +2713,7 @@
         </w:tc>
         <w:tc>
           <w:tcPr>
-            <w:tcW w:w="1091" w:type="pct"/>
+            <w:tcW w:w="806" w:type="pct"/>
             <w:tcBorders>
               <w:tl2br w:val="nil"/>
               <w:tr2bl w:val="nil"/>
@@ -2612,7 +2743,39 @@
         </w:tc>
         <w:tc>
           <w:tcPr>
-            <w:tcW w:w="3122" w:type="pct"/>
+            <w:tcW w:w="593" w:type="pct"/>
+            <w:tcBorders>
+              <w:tl2br w:val="nil"/>
+              <w:tr2bl w:val="nil"/>
+            </w:tcBorders>
+            <w:vAlign w:val="center"/>
+          </w:tcPr>
+          <w:p>
+            <w:pPr>
+              <w:adjustRightInd w:val="0"/>
+              <w:snapToGrid w:val="0"/>
+              <w:spacing w:after="0" w:line="240" w:lineRule="auto"/>
+              <w:rPr>
+                <w:rFonts w:hint="default" w:ascii="Times New Roman" w:hAnsi="Times New Roman" w:eastAsia="微软雅黑" w:cs="微软雅黑"/>
+                <w:sz w:val="28"/>
+                <w:szCs w:val="28"/>
+                <w:lang w:val="en-US" w:eastAsia="zh-CN"/>
+              </w:rPr>
+            </w:pPr>
+            <w:r>
+              <w:rPr>
+                <w:rFonts w:hint="eastAsia" w:ascii="Times New Roman" w:hAnsi="Times New Roman" w:eastAsia="微软雅黑" w:cs="微软雅黑"/>
+                <w:sz w:val="28"/>
+                <w:szCs w:val="28"/>
+                <w:lang w:val="en-US" w:eastAsia="zh-CN"/>
+              </w:rPr>
+              <w:t>18</w:t>
+            </w:r>
+          </w:p>
+        </w:tc>
+        <w:tc>
+          <w:tcPr>
+            <w:tcW w:w="3116" w:type="pct"/>
             <w:tcBorders>
               <w:tl2br w:val="nil"/>
               <w:tr2bl w:val="nil"/>
@@ -2713,7 +2876,7 @@
         </w:trPr>
         <w:tc>
           <w:tcPr>
-            <w:tcW w:w="787" w:type="pct"/>
+            <w:tcW w:w="484" w:type="pct"/>
             <w:tcBorders>
               <w:tl2br w:val="nil"/>
               <w:tr2bl w:val="nil"/>
@@ -2743,7 +2906,7 @@
         </w:tc>
         <w:tc>
           <w:tcPr>
-            <w:tcW w:w="1091" w:type="pct"/>
+            <w:tcW w:w="806" w:type="pct"/>
             <w:tcBorders>
               <w:tl2br w:val="nil"/>
               <w:tr2bl w:val="nil"/>
@@ -2773,7 +2936,39 @@
         </w:tc>
         <w:tc>
           <w:tcPr>
-            <w:tcW w:w="3122" w:type="pct"/>
+            <w:tcW w:w="593" w:type="pct"/>
+            <w:tcBorders>
+              <w:tl2br w:val="nil"/>
+              <w:tr2bl w:val="nil"/>
+            </w:tcBorders>
+            <w:vAlign w:val="center"/>
+          </w:tcPr>
+          <w:p>
+            <w:pPr>
+              <w:adjustRightInd w:val="0"/>
+              <w:snapToGrid w:val="0"/>
+              <w:spacing w:after="0" w:line="240" w:lineRule="auto"/>
+              <w:rPr>
+                <w:rFonts w:hint="default" w:ascii="Times New Roman" w:hAnsi="Times New Roman" w:eastAsia="微软雅黑" w:cs="微软雅黑"/>
+                <w:sz w:val="28"/>
+                <w:szCs w:val="28"/>
+                <w:lang w:val="en-US" w:eastAsia="zh-CN"/>
+              </w:rPr>
+            </w:pPr>
+            <w:r>
+              <w:rPr>
+                <w:rFonts w:hint="eastAsia" w:ascii="Times New Roman" w:hAnsi="Times New Roman" w:eastAsia="微软雅黑" w:cs="微软雅黑"/>
+                <w:sz w:val="28"/>
+                <w:szCs w:val="28"/>
+                <w:lang w:val="en-US" w:eastAsia="zh-CN"/>
+              </w:rPr>
+              <w:t>20</w:t>
+            </w:r>
+          </w:p>
+        </w:tc>
+        <w:tc>
+          <w:tcPr>
+            <w:tcW w:w="3116" w:type="pct"/>
             <w:tcBorders>
               <w:tl2br w:val="nil"/>
               <w:tr2bl w:val="nil"/>
@@ -2874,7 +3069,7 @@
         </w:trPr>
         <w:tc>
           <w:tcPr>
-            <w:tcW w:w="787" w:type="pct"/>
+            <w:tcW w:w="484" w:type="pct"/>
             <w:tcBorders>
               <w:tl2br w:val="nil"/>
               <w:tr2bl w:val="nil"/>
@@ -2904,7 +3099,7 @@
         </w:tc>
         <w:tc>
           <w:tcPr>
-            <w:tcW w:w="1091" w:type="pct"/>
+            <w:tcW w:w="806" w:type="pct"/>
             <w:tcBorders>
               <w:tl2br w:val="nil"/>
               <w:tr2bl w:val="nil"/>
@@ -2934,7 +3129,39 @@
         </w:tc>
         <w:tc>
           <w:tcPr>
-            <w:tcW w:w="3122" w:type="pct"/>
+            <w:tcW w:w="593" w:type="pct"/>
+            <w:tcBorders>
+              <w:tl2br w:val="nil"/>
+              <w:tr2bl w:val="nil"/>
+            </w:tcBorders>
+            <w:vAlign w:val="center"/>
+          </w:tcPr>
+          <w:p>
+            <w:pPr>
+              <w:adjustRightInd w:val="0"/>
+              <w:snapToGrid w:val="0"/>
+              <w:spacing w:after="0" w:line="240" w:lineRule="auto"/>
+              <w:rPr>
+                <w:rFonts w:hint="default" w:ascii="Times New Roman" w:hAnsi="Times New Roman" w:eastAsia="微软雅黑" w:cs="微软雅黑"/>
+                <w:sz w:val="28"/>
+                <w:szCs w:val="28"/>
+                <w:lang w:val="en-US" w:eastAsia="zh-CN"/>
+              </w:rPr>
+            </w:pPr>
+            <w:r>
+              <w:rPr>
+                <w:rFonts w:hint="eastAsia" w:ascii="Times New Roman" w:hAnsi="Times New Roman" w:eastAsia="微软雅黑" w:cs="微软雅黑"/>
+                <w:sz w:val="28"/>
+                <w:szCs w:val="28"/>
+                <w:lang w:val="en-US" w:eastAsia="zh-CN"/>
+              </w:rPr>
+              <w:t>21</w:t>
+            </w:r>
+          </w:p>
+        </w:tc>
+        <w:tc>
+          <w:tcPr>
+            <w:tcW w:w="3116" w:type="pct"/>
             <w:tcBorders>
               <w:tl2br w:val="nil"/>
               <w:tr2bl w:val="nil"/>
@@ -3035,7 +3262,7 @@
         </w:trPr>
         <w:tc>
           <w:tcPr>
-            <w:tcW w:w="787" w:type="pct"/>
+            <w:tcW w:w="484" w:type="pct"/>
             <w:tcBorders>
               <w:tl2br w:val="nil"/>
               <w:tr2bl w:val="nil"/>
@@ -3065,7 +3292,7 @@
         </w:tc>
         <w:tc>
           <w:tcPr>
-            <w:tcW w:w="1091" w:type="pct"/>
+            <w:tcW w:w="806" w:type="pct"/>
             <w:tcBorders>
               <w:tl2br w:val="nil"/>
               <w:tr2bl w:val="nil"/>
@@ -3095,7 +3322,39 @@
         </w:tc>
         <w:tc>
           <w:tcPr>
-            <w:tcW w:w="3122" w:type="pct"/>
+            <w:tcW w:w="593" w:type="pct"/>
+            <w:tcBorders>
+              <w:tl2br w:val="nil"/>
+              <w:tr2bl w:val="nil"/>
+            </w:tcBorders>
+            <w:vAlign w:val="center"/>
+          </w:tcPr>
+          <w:p>
+            <w:pPr>
+              <w:adjustRightInd w:val="0"/>
+              <w:snapToGrid w:val="0"/>
+              <w:spacing w:after="0" w:line="240" w:lineRule="auto"/>
+              <w:rPr>
+                <w:rFonts w:hint="default" w:ascii="Times New Roman" w:hAnsi="Times New Roman" w:eastAsia="微软雅黑" w:cs="微软雅黑"/>
+                <w:sz w:val="28"/>
+                <w:szCs w:val="28"/>
+                <w:lang w:val="en-US" w:eastAsia="zh-CN"/>
+              </w:rPr>
+            </w:pPr>
+            <w:r>
+              <w:rPr>
+                <w:rFonts w:hint="eastAsia" w:ascii="Times New Roman" w:hAnsi="Times New Roman" w:eastAsia="微软雅黑" w:cs="微软雅黑"/>
+                <w:sz w:val="28"/>
+                <w:szCs w:val="28"/>
+                <w:lang w:val="en-US" w:eastAsia="zh-CN"/>
+              </w:rPr>
+              <w:t>20</w:t>
+            </w:r>
+          </w:p>
+        </w:tc>
+        <w:tc>
+          <w:tcPr>
+            <w:tcW w:w="3116" w:type="pct"/>
             <w:tcBorders>
               <w:tl2br w:val="nil"/>
               <w:tr2bl w:val="nil"/>
@@ -3190,17 +3449,395 @@
     </w:p>
     <w:p>
       <w:pPr>
-        <w:pStyle w:val="2"/>
+        <w:keepNext w:val="0"/>
+        <w:keepLines w:val="0"/>
         <w:widowControl w:val="0"/>
-        <w:numPr>
-          <w:ilvl w:val="-1"/>
-          <w:numId w:val="0"/>
-        </w:numPr>
-        <w:spacing w:after="0" w:line="240" w:lineRule="auto"/>
-        <w:ind w:left="0" w:firstLine="0"/>
+        <w:suppressLineNumbers w:val="0"/>
+        <w:spacing w:before="0" w:beforeAutospacing="0" w:after="0" w:afterAutospacing="0"/>
+        <w:ind w:left="0" w:right="0"/>
         <w:jc w:val="left"/>
         <w:rPr>
-          <w:rFonts w:ascii="Times New Roman" w:hAnsi="Times New Roman"/>
+          <w:rFonts w:hint="default" w:ascii="宋体" w:hAnsi="宋体" w:eastAsia="宋体" w:cs="宋体"/>
+          <w:sz w:val="24"/>
+          <w:szCs w:val="24"/>
+          <w:lang w:val="en-US" w:eastAsia="zh-CN"/>
+        </w:rPr>
+      </w:pPr>
+      <w:bookmarkStart w:id="1" w:name="_Toc149837264"/>
+      <w:bookmarkStart w:id="2" w:name="_Toc12505"/>
+      <w:bookmarkStart w:id="3" w:name="_Toc28240"/>
+      <w:bookmarkStart w:id="4" w:name="_Toc27302"/>
+      <w:bookmarkStart w:id="5" w:name="_Toc13196_WPSOffice_Level1"/>
+      <w:bookmarkStart w:id="6" w:name="_Toc1707_WPSOffice_Level1"/>
+      <w:bookmarkStart w:id="7" w:name="_Toc16594"/>
+      <w:bookmarkStart w:id="8" w:name="_Toc22658"/>
+      <w:bookmarkStart w:id="9" w:name="_Toc2409"/>
+      <w:bookmarkStart w:id="10" w:name="_Toc21764_WPSOffice_Level1"/>
+      <w:r>
+        <w:rPr>
+          <w:rFonts w:ascii="宋体" w:hAnsi="宋体" w:eastAsia="宋体" w:cs="宋体"/>
+          <w:color w:val="ED7D31" w:themeColor="accent2"/>
+          <w:sz w:val="24"/>
+          <w:szCs w:val="24"/>
+          <w14:textFill>
+            <w14:solidFill>
+              <w14:schemeClr w14:val="accent2"/>
+            </w14:solidFill>
+          </w14:textFill>
+        </w:rPr>
+        <w:t>{% set ns = namespace(show_title=false) %}</w:t>
+      </w:r>
+      <w:r>
+        <w:rPr>
+          <w:rFonts w:hint="eastAsia" w:ascii="Times New Roman" w:hAnsi="Times New Roman" w:eastAsia="微软雅黑" w:cs="Times New Roman"/>
+          <w:b/>
+          <w:bCs w:val="0"/>
+          <w:color w:val="0070C0"/>
+          <w:sz w:val="24"/>
+          <w:szCs w:val="24"/>
+          <w:lang w:val="en-US" w:eastAsia="zh-CN" w:bidi="ar-SA"/>
+        </w:rPr>
+        <w:t>{% for tdd in BodyDrugNoComplexStr %}</w:t>
+      </w:r>
+      <w:r>
+        <w:rPr>
+          <w:rFonts w:hint="default" w:ascii="Times New Roman" w:hAnsi="Times New Roman" w:eastAsia="微软雅黑" w:cs="Times New Roman"/>
+          <w:b/>
+          <w:bCs w:val="0"/>
+          <w:color w:val="70AD47" w:themeColor="accent6"/>
+          <w:kern w:val="0"/>
+          <w:sz w:val="24"/>
+          <w:szCs w:val="24"/>
+          <w:lang w:val="en-US" w:eastAsia="zh-CN" w:bidi="ar"/>
+          <w14:textFill>
+            <w14:solidFill>
+              <w14:schemeClr w14:val="accent6"/>
+            </w14:solidFill>
+          </w14:textFill>
+        </w:rPr>
+        <w:t>{%set exon = tdd.ori_variant.split(' ')[1]%}</w:t>
+      </w:r>
+      <w:r>
+        <w:rPr>
+          <w:rFonts w:hint="eastAsia" w:ascii="Times New Roman" w:hAnsi="Times New Roman" w:eastAsia="微软雅黑" w:cs="Times New Roman"/>
+          <w:b/>
+          <w:bCs w:val="0"/>
+          <w:color w:val="0070C0"/>
+          <w:sz w:val="24"/>
+          <w:szCs w:val="24"/>
+          <w:lang w:val="en-US" w:eastAsia="zh-CN" w:bidi="ar-SA"/>
+        </w:rPr>
+        <w:t>{% if tdd.gene == 'EGFR' %}</w:t>
+      </w:r>
+      <w:r>
+        <w:rPr>
+          <w:rFonts w:ascii="宋体" w:hAnsi="宋体" w:eastAsia="宋体" w:cs="宋体"/>
+          <w:color w:val="0070C0"/>
+          <w:sz w:val="24"/>
+          <w:szCs w:val="24"/>
+        </w:rPr>
+        <w:t>{% if 'L858R'</w:t>
+      </w:r>
+      <w:r>
+        <w:rPr>
+          <w:rFonts w:hint="eastAsia" w:ascii="宋体" w:hAnsi="宋体" w:eastAsia="宋体" w:cs="宋体"/>
+          <w:color w:val="0070C0"/>
+          <w:sz w:val="24"/>
+          <w:szCs w:val="24"/>
+          <w:lang w:val="en-US" w:eastAsia="zh-CN"/>
+        </w:rPr>
+        <w:t xml:space="preserve"> in </w:t>
+      </w:r>
+      <w:r>
+        <w:rPr>
+          <w:rFonts w:ascii="宋体" w:hAnsi="宋体" w:eastAsia="宋体" w:cs="宋体"/>
+          <w:color w:val="0070C0"/>
+          <w:sz w:val="24"/>
+          <w:szCs w:val="24"/>
+        </w:rPr>
+        <w:t>tdd.ori_variant  or</w:t>
+      </w:r>
+      <w:r>
+        <w:rPr>
+          <w:rFonts w:hint="eastAsia" w:ascii="宋体" w:hAnsi="宋体" w:eastAsia="宋体" w:cs="宋体"/>
+          <w:color w:val="0070C0"/>
+          <w:sz w:val="24"/>
+          <w:szCs w:val="24"/>
+          <w:lang w:val="en-US" w:eastAsia="zh-CN"/>
+        </w:rPr>
+        <w:t xml:space="preserve"> </w:t>
+      </w:r>
+      <w:r>
+        <w:rPr>
+          <w:rFonts w:ascii="宋体" w:hAnsi="宋体" w:eastAsia="宋体" w:cs="宋体"/>
+          <w:color w:val="0070C0"/>
+          <w:sz w:val="24"/>
+          <w:szCs w:val="24"/>
+        </w:rPr>
+        <w:t>'T790M'</w:t>
+      </w:r>
+      <w:r>
+        <w:rPr>
+          <w:rFonts w:hint="eastAsia" w:ascii="宋体" w:hAnsi="宋体" w:eastAsia="宋体" w:cs="宋体"/>
+          <w:color w:val="0070C0"/>
+          <w:sz w:val="24"/>
+          <w:szCs w:val="24"/>
+          <w:lang w:val="en-US" w:eastAsia="zh-CN"/>
+        </w:rPr>
+        <w:t>in</w:t>
+      </w:r>
+      <w:r>
+        <w:rPr>
+          <w:rFonts w:ascii="宋体" w:hAnsi="宋体" w:eastAsia="宋体" w:cs="宋体"/>
+          <w:color w:val="0070C0"/>
+          <w:sz w:val="24"/>
+          <w:szCs w:val="24"/>
+        </w:rPr>
+        <w:t xml:space="preserve"> tdd.ori_variant or 'G719X'</w:t>
+      </w:r>
+      <w:r>
+        <w:rPr>
+          <w:rFonts w:hint="eastAsia" w:ascii="宋体" w:hAnsi="宋体" w:eastAsia="宋体" w:cs="宋体"/>
+          <w:color w:val="0070C0"/>
+          <w:sz w:val="24"/>
+          <w:szCs w:val="24"/>
+          <w:lang w:val="en-US" w:eastAsia="zh-CN"/>
+        </w:rPr>
+        <w:t xml:space="preserve"> in </w:t>
+      </w:r>
+      <w:r>
+        <w:rPr>
+          <w:rFonts w:ascii="宋体" w:hAnsi="宋体" w:eastAsia="宋体" w:cs="宋体"/>
+          <w:color w:val="0070C0"/>
+          <w:sz w:val="24"/>
+          <w:szCs w:val="24"/>
+        </w:rPr>
+        <w:t>tdd.ori_variant or 'S768I'</w:t>
+      </w:r>
+      <w:r>
+        <w:rPr>
+          <w:rFonts w:hint="eastAsia" w:ascii="宋体" w:hAnsi="宋体" w:eastAsia="宋体" w:cs="宋体"/>
+          <w:color w:val="0070C0"/>
+          <w:sz w:val="24"/>
+          <w:szCs w:val="24"/>
+          <w:lang w:val="en-US" w:eastAsia="zh-CN"/>
+        </w:rPr>
+        <w:t xml:space="preserve"> in </w:t>
+      </w:r>
+      <w:r>
+        <w:rPr>
+          <w:rFonts w:ascii="宋体" w:hAnsi="宋体" w:eastAsia="宋体" w:cs="宋体"/>
+          <w:color w:val="0070C0"/>
+          <w:sz w:val="24"/>
+          <w:szCs w:val="24"/>
+        </w:rPr>
+        <w:t>tdd.ori_variant or 'L861Q'</w:t>
+      </w:r>
+      <w:r>
+        <w:rPr>
+          <w:rFonts w:hint="eastAsia" w:ascii="宋体" w:hAnsi="宋体" w:eastAsia="宋体" w:cs="宋体"/>
+          <w:color w:val="0070C0"/>
+          <w:sz w:val="24"/>
+          <w:szCs w:val="24"/>
+          <w:lang w:val="en-US" w:eastAsia="zh-CN"/>
+        </w:rPr>
+        <w:t xml:space="preserve"> in </w:t>
+      </w:r>
+      <w:r>
+        <w:rPr>
+          <w:rFonts w:ascii="宋体" w:hAnsi="宋体" w:eastAsia="宋体" w:cs="宋体"/>
+          <w:color w:val="0070C0"/>
+          <w:sz w:val="24"/>
+          <w:szCs w:val="24"/>
+        </w:rPr>
+        <w:t xml:space="preserve">tdd.ori_variant  </w:t>
+      </w:r>
+      <w:r>
+        <w:rPr>
+          <w:rFonts w:hint="eastAsia" w:ascii="宋体" w:hAnsi="宋体" w:eastAsia="宋体" w:cs="宋体"/>
+          <w:color w:val="0070C0"/>
+          <w:sz w:val="24"/>
+          <w:szCs w:val="24"/>
+          <w:lang w:val="en-US" w:eastAsia="zh-CN"/>
+        </w:rPr>
+        <w:t xml:space="preserve">or </w:t>
+      </w:r>
+      <w:r>
+        <w:rPr>
+          <w:rFonts w:ascii="宋体" w:hAnsi="宋体" w:eastAsia="宋体" w:cs="宋体"/>
+          <w:color w:val="0070C0"/>
+          <w:sz w:val="24"/>
+          <w:szCs w:val="24"/>
+        </w:rPr>
+        <w:t xml:space="preserve">(exon == </w:t>
+      </w:r>
+      <w:r>
+        <w:rPr>
+          <w:rFonts w:hint="default" w:ascii="宋体" w:hAnsi="宋体" w:eastAsia="宋体" w:cs="宋体"/>
+          <w:color w:val="0070C0"/>
+          <w:sz w:val="24"/>
+          <w:szCs w:val="24"/>
+          <w:lang w:val="en-US" w:eastAsia="zh-CN"/>
+        </w:rPr>
+        <w:t>‘</w:t>
+      </w:r>
+      <w:r>
+        <w:rPr>
+          <w:rFonts w:hint="eastAsia" w:ascii="宋体" w:hAnsi="宋体" w:eastAsia="宋体" w:cs="宋体"/>
+          <w:color w:val="0070C0"/>
+          <w:sz w:val="24"/>
+          <w:szCs w:val="24"/>
+          <w:lang w:val="en-US" w:eastAsia="zh-CN"/>
+        </w:rPr>
+        <w:t>exon19</w:t>
+      </w:r>
+      <w:r>
+        <w:rPr>
+          <w:rFonts w:hint="default" w:ascii="宋体" w:hAnsi="宋体" w:eastAsia="宋体" w:cs="宋体"/>
+          <w:color w:val="0070C0"/>
+          <w:sz w:val="24"/>
+          <w:szCs w:val="24"/>
+          <w:lang w:val="en-US" w:eastAsia="zh-CN"/>
+        </w:rPr>
+        <w:t>’</w:t>
+      </w:r>
+      <w:r>
+        <w:rPr>
+          <w:rFonts w:ascii="宋体" w:hAnsi="宋体" w:eastAsia="宋体" w:cs="宋体"/>
+          <w:color w:val="0070C0"/>
+          <w:sz w:val="24"/>
+          <w:szCs w:val="24"/>
+        </w:rPr>
+        <w:t xml:space="preserve"> and 'del' in tdd.ori_variant) or (exon == </w:t>
+      </w:r>
+      <w:r>
+        <w:rPr>
+          <w:rFonts w:hint="default" w:ascii="宋体" w:hAnsi="宋体" w:eastAsia="宋体" w:cs="宋体"/>
+          <w:color w:val="0070C0"/>
+          <w:sz w:val="24"/>
+          <w:szCs w:val="24"/>
+          <w:lang w:val="en-US" w:eastAsia="zh-CN"/>
+        </w:rPr>
+        <w:t>‘</w:t>
+      </w:r>
+      <w:r>
+        <w:rPr>
+          <w:rFonts w:hint="eastAsia" w:ascii="宋体" w:hAnsi="宋体" w:eastAsia="宋体" w:cs="宋体"/>
+          <w:color w:val="0070C0"/>
+          <w:sz w:val="24"/>
+          <w:szCs w:val="24"/>
+          <w:lang w:val="en-US" w:eastAsia="zh-CN"/>
+        </w:rPr>
+        <w:t>exon20</w:t>
+      </w:r>
+      <w:r>
+        <w:rPr>
+          <w:rFonts w:hint="default" w:ascii="宋体" w:hAnsi="宋体" w:eastAsia="宋体" w:cs="宋体"/>
+          <w:color w:val="0070C0"/>
+          <w:sz w:val="24"/>
+          <w:szCs w:val="24"/>
+          <w:lang w:val="en-US" w:eastAsia="zh-CN"/>
+        </w:rPr>
+        <w:t>’</w:t>
+      </w:r>
+      <w:r>
+        <w:rPr>
+          <w:rFonts w:ascii="宋体" w:hAnsi="宋体" w:eastAsia="宋体" w:cs="宋体"/>
+          <w:color w:val="0070C0"/>
+          <w:sz w:val="24"/>
+          <w:szCs w:val="24"/>
+        </w:rPr>
+        <w:t xml:space="preserve"> and 'ins' in tdd.ori_variant) %}</w:t>
+      </w:r>
+      <w:r>
+        <w:rPr>
+          <w:rFonts w:hint="eastAsia" w:ascii="Times New Roman" w:hAnsi="Times New Roman" w:eastAsia="微软雅黑" w:cs="Times New Roman"/>
+          <w:b/>
+          <w:bCs w:val="0"/>
+          <w:color w:val="70AD47" w:themeColor="accent6"/>
+          <w:sz w:val="24"/>
+          <w:szCs w:val="24"/>
+          <w:lang w:val="en-US" w:eastAsia="zh-CN" w:bidi="ar-SA"/>
+          <w14:textFill>
+            <w14:solidFill>
+              <w14:schemeClr w14:val="accent6"/>
+            </w14:solidFill>
+          </w14:textFill>
+        </w:rPr>
+        <w:t xml:space="preserve">{% </w:t>
+      </w:r>
+      <w:r>
+        <w:rPr>
+          <w:rFonts w:ascii="宋体" w:hAnsi="宋体" w:eastAsia="宋体" w:cs="宋体"/>
+          <w:b/>
+          <w:bCs w:val="0"/>
+          <w:color w:val="70AD47" w:themeColor="accent6"/>
+          <w:sz w:val="24"/>
+          <w:szCs w:val="24"/>
+          <w14:textFill>
+            <w14:solidFill>
+              <w14:schemeClr w14:val="accent6"/>
+            </w14:solidFill>
+          </w14:textFill>
+        </w:rPr>
+        <w:t>set ns.show_title = true</w:t>
+      </w:r>
+      <w:r>
+        <w:rPr>
+          <w:rFonts w:hint="eastAsia" w:ascii="Times New Roman" w:hAnsi="Times New Roman" w:eastAsia="微软雅黑" w:cs="Times New Roman"/>
+          <w:b/>
+          <w:bCs w:val="0"/>
+          <w:color w:val="70AD47" w:themeColor="accent6"/>
+          <w:sz w:val="24"/>
+          <w:szCs w:val="24"/>
+          <w:lang w:val="en-US" w:eastAsia="zh-CN" w:bidi="ar-SA"/>
+          <w14:textFill>
+            <w14:solidFill>
+              <w14:schemeClr w14:val="accent6"/>
+            </w14:solidFill>
+          </w14:textFill>
+        </w:rPr>
+        <w:t xml:space="preserve"> %}</w:t>
+      </w:r>
+      <w:r>
+        <w:rPr>
+          <w:rFonts w:hint="eastAsia" w:ascii="Times New Roman" w:hAnsi="Times New Roman" w:eastAsia="微软雅黑" w:cs="Times New Roman"/>
+          <w:b/>
+          <w:bCs w:val="0"/>
+          <w:color w:val="0070C0"/>
+          <w:sz w:val="24"/>
+          <w:szCs w:val="24"/>
+          <w:lang w:val="en-US" w:eastAsia="zh-CN" w:bidi="ar-SA"/>
+        </w:rPr>
+        <w:t>{% endif %}{% endif %}{% endfor %}</w:t>
+      </w:r>
+      <w:r>
+        <w:rPr>
+          <w:rFonts w:ascii="宋体" w:hAnsi="宋体" w:eastAsia="宋体" w:cs="宋体"/>
+          <w:sz w:val="24"/>
+          <w:szCs w:val="24"/>
+        </w:rPr>
+        <w:t xml:space="preserve">{% if </w:t>
+      </w:r>
+      <w:r>
+        <w:rPr>
+          <w:rFonts w:hint="eastAsia" w:ascii="宋体" w:hAnsi="宋体" w:eastAsia="宋体" w:cs="宋体"/>
+          <w:sz w:val="24"/>
+          <w:szCs w:val="24"/>
+          <w:lang w:val="en-US" w:eastAsia="zh-CN"/>
+        </w:rPr>
+        <w:t>ns.</w:t>
+      </w:r>
+      <w:r>
+        <w:rPr>
+          <w:rFonts w:ascii="宋体" w:hAnsi="宋体" w:eastAsia="宋体" w:cs="宋体"/>
+          <w:sz w:val="24"/>
+          <w:szCs w:val="24"/>
+        </w:rPr>
+        <w:t>show_title %}</w:t>
+      </w:r>
+      <w:r>
+        <w:rPr>
           <w:color w:val="62B541"/>
           <w:sz w:val="32"/>
           <w14:shadow w14:blurRad="50800" w14:dist="38100" w14:dir="10800000" w14:sx="100000" w14:sy="100000" w14:kx="0" w14:ky="0" w14:algn="r">
@@ -3209,30 +3846,4549 @@
             </w14:srgbClr>
           </w14:shadow>
         </w:rPr>
+        <w:t>基因检测结果解析</w:t>
+      </w:r>
+      <w:r>
+        <w:rPr>
+          <w:rFonts w:ascii="宋体" w:hAnsi="宋体" w:eastAsia="宋体" w:cs="宋体"/>
+          <w:sz w:val="24"/>
+          <w:szCs w:val="24"/>
+        </w:rPr>
+        <w:t xml:space="preserve"> </w:t>
+      </w:r>
+    </w:p>
+    <w:p>
+      <w:pPr>
+        <w:numPr>
+          <w:ilvl w:val="255"/>
+          <w:numId w:val="0"/>
+        </w:numPr>
+        <w:jc w:val="left"/>
+        <w:outlineLvl w:val="9"/>
+        <w:rPr>
+          <w:rFonts w:ascii="Times New Roman" w:hAnsi="Times New Roman" w:eastAsia="微软雅黑" w:cs="Times New Roman"/>
+          <w:b/>
+          <w:sz w:val="24"/>
+          <w:szCs w:val="24"/>
+          <w:lang w:eastAsia="zh-CN"/>
+        </w:rPr>
       </w:pPr>
-      <w:bookmarkStart w:id="1" w:name="_Toc22658"/>
-      <w:bookmarkStart w:id="2" w:name="_Toc16594"/>
-      <w:bookmarkStart w:id="3" w:name="_Toc21764_WPSOffice_Level1"/>
-      <w:bookmarkStart w:id="4" w:name="_Toc27302"/>
-      <w:bookmarkStart w:id="5" w:name="_Toc12505"/>
-      <w:bookmarkStart w:id="6" w:name="_Toc1707_WPSOffice_Level1"/>
-      <w:bookmarkStart w:id="7" w:name="_Toc2409"/>
-      <w:bookmarkStart w:id="8" w:name="_Toc28240"/>
-      <w:bookmarkStart w:id="9" w:name="_Toc13196_WPSOffice_Level1"/>
-      <w:r>
-        <w:rPr>
-          <w:rFonts w:ascii="Times New Roman" w:hAnsi="Times New Roman"/>
+      <w:r>
+        <w:rPr>
+          <w:rFonts w:hint="eastAsia" w:ascii="Times New Roman" w:hAnsi="Times New Roman" w:eastAsia="微软雅黑" w:cs="Times New Roman"/>
+          <w:b/>
+          <w:bCs w:val="0"/>
+          <w:color w:val="auto"/>
+          <w:sz w:val="24"/>
+          <w:szCs w:val="24"/>
+          <w:lang w:val="en-US" w:eastAsia="zh-CN" w:bidi="ar-SA"/>
+        </w:rPr>
+        <w:t>{% for tdd in BodyDrugNoComplexStr %}</w:t>
+      </w:r>
+      <w:bookmarkEnd w:id="1"/>
+      <w:r>
+        <w:rPr>
+          <w:rFonts w:hint="eastAsia" w:ascii="Times New Roman" w:hAnsi="Times New Roman" w:eastAsia="微软雅黑" w:cs="Times New Roman"/>
+          <w:b/>
+          <w:bCs w:val="0"/>
+          <w:color w:val="auto"/>
+          <w:sz w:val="24"/>
+          <w:szCs w:val="24"/>
+          <w:lang w:val="en-US" w:eastAsia="zh-CN" w:bidi="ar-SA"/>
+        </w:rPr>
+        <w:t>}</w:t>
+      </w:r>
+      <w:r>
+        <w:rPr>
+          <w:rFonts w:hint="default" w:ascii="Times New Roman" w:hAnsi="Times New Roman" w:eastAsia="微软雅黑" w:cs="Times New Roman"/>
+          <w:b/>
+          <w:bCs w:val="0"/>
+          <w:kern w:val="0"/>
+          <w:sz w:val="24"/>
+          <w:szCs w:val="24"/>
+          <w:lang w:val="en-US" w:eastAsia="zh-CN" w:bidi="ar"/>
+        </w:rPr>
+        <w:t>{%set exon = tdd.ori_variant.split(' ')[1]%}</w:t>
+      </w:r>
+      <w:r>
+        <w:rPr>
+          <w:rFonts w:hint="eastAsia" w:ascii="Times New Roman" w:hAnsi="Times New Roman" w:eastAsia="微软雅黑" w:cs="Times New Roman"/>
+          <w:b/>
+          <w:bCs w:val="0"/>
+          <w:color w:val="auto"/>
+          <w:sz w:val="24"/>
+          <w:szCs w:val="24"/>
+          <w:lang w:val="en-US" w:eastAsia="zh-CN" w:bidi="ar-SA"/>
+        </w:rPr>
+        <w:t>{% if tdd.gene == 'EGFR' %}</w:t>
+      </w:r>
+      <w:r>
+        <w:rPr>
+          <w:rFonts w:ascii="宋体" w:hAnsi="宋体" w:eastAsia="宋体" w:cs="宋体"/>
+          <w:sz w:val="24"/>
+          <w:szCs w:val="24"/>
+        </w:rPr>
+        <w:t>{% if 'L858R'</w:t>
+      </w:r>
+      <w:r>
+        <w:rPr>
+          <w:rFonts w:hint="eastAsia" w:ascii="宋体" w:hAnsi="宋体" w:eastAsia="宋体" w:cs="宋体"/>
+          <w:sz w:val="24"/>
+          <w:szCs w:val="24"/>
+          <w:lang w:val="en-US" w:eastAsia="zh-CN"/>
+        </w:rPr>
+        <w:t xml:space="preserve"> in </w:t>
+      </w:r>
+      <w:r>
+        <w:rPr>
+          <w:rFonts w:ascii="宋体" w:hAnsi="宋体" w:eastAsia="宋体" w:cs="宋体"/>
+          <w:sz w:val="24"/>
+          <w:szCs w:val="24"/>
+        </w:rPr>
+        <w:t>tdd.ori_variant  or</w:t>
+      </w:r>
+      <w:r>
+        <w:rPr>
+          <w:rFonts w:hint="eastAsia" w:ascii="宋体" w:hAnsi="宋体" w:eastAsia="宋体" w:cs="宋体"/>
+          <w:sz w:val="24"/>
+          <w:szCs w:val="24"/>
+          <w:lang w:val="en-US" w:eastAsia="zh-CN"/>
+        </w:rPr>
+        <w:t xml:space="preserve"> </w:t>
+      </w:r>
+      <w:r>
+        <w:rPr>
+          <w:rFonts w:ascii="宋体" w:hAnsi="宋体" w:eastAsia="宋体" w:cs="宋体"/>
+          <w:sz w:val="24"/>
+          <w:szCs w:val="24"/>
+        </w:rPr>
+        <w:t>'T790M'</w:t>
+      </w:r>
+      <w:r>
+        <w:rPr>
+          <w:rFonts w:hint="eastAsia" w:ascii="宋体" w:hAnsi="宋体" w:eastAsia="宋体" w:cs="宋体"/>
+          <w:sz w:val="24"/>
+          <w:szCs w:val="24"/>
+          <w:lang w:val="en-US" w:eastAsia="zh-CN"/>
+        </w:rPr>
+        <w:t>in</w:t>
+      </w:r>
+      <w:r>
+        <w:rPr>
+          <w:rFonts w:ascii="宋体" w:hAnsi="宋体" w:eastAsia="宋体" w:cs="宋体"/>
+          <w:sz w:val="24"/>
+          <w:szCs w:val="24"/>
+        </w:rPr>
+        <w:t xml:space="preserve"> tdd.ori_variant or 'G719X'</w:t>
+      </w:r>
+      <w:r>
+        <w:rPr>
+          <w:rFonts w:hint="eastAsia" w:ascii="宋体" w:hAnsi="宋体" w:eastAsia="宋体" w:cs="宋体"/>
+          <w:sz w:val="24"/>
+          <w:szCs w:val="24"/>
+          <w:lang w:val="en-US" w:eastAsia="zh-CN"/>
+        </w:rPr>
+        <w:t xml:space="preserve"> in </w:t>
+      </w:r>
+      <w:r>
+        <w:rPr>
+          <w:rFonts w:ascii="宋体" w:hAnsi="宋体" w:eastAsia="宋体" w:cs="宋体"/>
+          <w:sz w:val="24"/>
+          <w:szCs w:val="24"/>
+        </w:rPr>
+        <w:t>tdd.ori_variant or 'S768I'</w:t>
+      </w:r>
+      <w:r>
+        <w:rPr>
+          <w:rFonts w:hint="eastAsia" w:ascii="宋体" w:hAnsi="宋体" w:eastAsia="宋体" w:cs="宋体"/>
+          <w:sz w:val="24"/>
+          <w:szCs w:val="24"/>
+          <w:lang w:val="en-US" w:eastAsia="zh-CN"/>
+        </w:rPr>
+        <w:t xml:space="preserve"> in </w:t>
+      </w:r>
+      <w:r>
+        <w:rPr>
+          <w:rFonts w:ascii="宋体" w:hAnsi="宋体" w:eastAsia="宋体" w:cs="宋体"/>
+          <w:sz w:val="24"/>
+          <w:szCs w:val="24"/>
+        </w:rPr>
+        <w:t>tdd.ori_variant or 'L861Q'</w:t>
+      </w:r>
+      <w:r>
+        <w:rPr>
+          <w:rFonts w:hint="eastAsia" w:ascii="宋体" w:hAnsi="宋体" w:eastAsia="宋体" w:cs="宋体"/>
+          <w:sz w:val="24"/>
+          <w:szCs w:val="24"/>
+          <w:lang w:val="en-US" w:eastAsia="zh-CN"/>
+        </w:rPr>
+        <w:t xml:space="preserve"> in </w:t>
+      </w:r>
+      <w:r>
+        <w:rPr>
+          <w:rFonts w:ascii="宋体" w:hAnsi="宋体" w:eastAsia="宋体" w:cs="宋体"/>
+          <w:sz w:val="24"/>
+          <w:szCs w:val="24"/>
+        </w:rPr>
+        <w:t xml:space="preserve">tdd.ori_variant  </w:t>
+      </w:r>
+      <w:r>
+        <w:rPr>
+          <w:rFonts w:hint="eastAsia" w:ascii="宋体" w:hAnsi="宋体" w:eastAsia="宋体" w:cs="宋体"/>
+          <w:sz w:val="24"/>
+          <w:szCs w:val="24"/>
+          <w:lang w:val="en-US" w:eastAsia="zh-CN"/>
+        </w:rPr>
+        <w:t xml:space="preserve">or </w:t>
+      </w:r>
+      <w:r>
+        <w:rPr>
+          <w:rFonts w:ascii="宋体" w:hAnsi="宋体" w:eastAsia="宋体" w:cs="宋体"/>
+          <w:sz w:val="24"/>
+          <w:szCs w:val="24"/>
+        </w:rPr>
+        <w:t xml:space="preserve">(exon == </w:t>
+      </w:r>
+      <w:r>
+        <w:rPr>
+          <w:rFonts w:hint="default" w:ascii="宋体" w:hAnsi="宋体" w:eastAsia="宋体" w:cs="宋体"/>
+          <w:sz w:val="24"/>
+          <w:szCs w:val="24"/>
+          <w:lang w:val="en-US" w:eastAsia="zh-CN"/>
+        </w:rPr>
+        <w:t>‘</w:t>
+      </w:r>
+      <w:r>
+        <w:rPr>
+          <w:rFonts w:hint="eastAsia" w:ascii="宋体" w:hAnsi="宋体" w:eastAsia="宋体" w:cs="宋体"/>
+          <w:sz w:val="24"/>
+          <w:szCs w:val="24"/>
+          <w:lang w:val="en-US" w:eastAsia="zh-CN"/>
+        </w:rPr>
+        <w:t>exon19</w:t>
+      </w:r>
+      <w:r>
+        <w:rPr>
+          <w:rFonts w:hint="default" w:ascii="宋体" w:hAnsi="宋体" w:eastAsia="宋体" w:cs="宋体"/>
+          <w:sz w:val="24"/>
+          <w:szCs w:val="24"/>
+          <w:lang w:val="en-US" w:eastAsia="zh-CN"/>
+        </w:rPr>
+        <w:t>’</w:t>
+      </w:r>
+      <w:r>
+        <w:rPr>
+          <w:rFonts w:ascii="宋体" w:hAnsi="宋体" w:eastAsia="宋体" w:cs="宋体"/>
+          <w:sz w:val="24"/>
+          <w:szCs w:val="24"/>
+        </w:rPr>
+        <w:t xml:space="preserve"> and 'del' in tdd.ori_variant) or (exon == </w:t>
+      </w:r>
+      <w:r>
+        <w:rPr>
+          <w:rFonts w:hint="default" w:ascii="宋体" w:hAnsi="宋体" w:eastAsia="宋体" w:cs="宋体"/>
+          <w:sz w:val="24"/>
+          <w:szCs w:val="24"/>
+          <w:lang w:val="en-US" w:eastAsia="zh-CN"/>
+        </w:rPr>
+        <w:t>‘</w:t>
+      </w:r>
+      <w:r>
+        <w:rPr>
+          <w:rFonts w:hint="eastAsia" w:ascii="宋体" w:hAnsi="宋体" w:eastAsia="宋体" w:cs="宋体"/>
+          <w:sz w:val="24"/>
+          <w:szCs w:val="24"/>
+          <w:lang w:val="en-US" w:eastAsia="zh-CN"/>
+        </w:rPr>
+        <w:t>exon20</w:t>
+      </w:r>
+      <w:r>
+        <w:rPr>
+          <w:rFonts w:hint="default" w:ascii="宋体" w:hAnsi="宋体" w:eastAsia="宋体" w:cs="宋体"/>
+          <w:sz w:val="24"/>
+          <w:szCs w:val="24"/>
+          <w:lang w:val="en-US" w:eastAsia="zh-CN"/>
+        </w:rPr>
+        <w:t>’</w:t>
+      </w:r>
+      <w:r>
+        <w:rPr>
+          <w:rFonts w:ascii="宋体" w:hAnsi="宋体" w:eastAsia="宋体" w:cs="宋体"/>
+          <w:sz w:val="24"/>
+          <w:szCs w:val="24"/>
+        </w:rPr>
+        <w:t xml:space="preserve"> and 'ins' in tdd.ori_variant) %}</w:t>
+      </w:r>
+      <w:r>
+        <w:rPr>
+          <w:rFonts w:hint="eastAsia" w:ascii="Times New Roman" w:hAnsi="Times New Roman" w:eastAsia="微软雅黑" w:cs="Times New Roman"/>
+          <w:b/>
+          <w:sz w:val="24"/>
+          <w:szCs w:val="24"/>
+          <w:lang w:eastAsia="zh-CN"/>
+        </w:rPr>
+        <w:t>{{ tdd.gene }}</w:t>
+      </w:r>
+    </w:p>
+    <w:tbl>
+      <w:tblPr>
+        <w:tblStyle w:val="8"/>
+        <w:tblpPr w:leftFromText="180" w:rightFromText="180" w:vertAnchor="text" w:tblpXSpec="center" w:tblpY="1"/>
+        <w:tblOverlap w:val="never"/>
+        <w:tblW w:w="9870" w:type="dxa"/>
+        <w:jc w:val="center"/>
+        <w:tblBorders>
+          <w:top w:val="single" w:color="45A3A7" w:sz="18" w:space="0"/>
+          <w:left w:val="none" w:color="auto" w:sz="0" w:space="0"/>
+          <w:bottom w:val="dotted" w:color="45A3A7" w:sz="4" w:space="0"/>
+          <w:right w:val="none" w:color="auto" w:sz="0" w:space="0"/>
+          <w:insideH w:val="dotted" w:color="45A3A7" w:sz="4" w:space="0"/>
+          <w:insideV w:val="dotted" w:color="45A3A7" w:sz="4" w:space="0"/>
+        </w:tblBorders>
+        <w:tblLayout w:type="fixed"/>
+        <w:tblCellMar>
+          <w:top w:w="0" w:type="dxa"/>
+          <w:left w:w="108" w:type="dxa"/>
+          <w:bottom w:w="0" w:type="dxa"/>
+          <w:right w:w="108" w:type="dxa"/>
+        </w:tblCellMar>
+      </w:tblPr>
+      <w:tblGrid>
+        <w:gridCol w:w="432"/>
+        <w:gridCol w:w="1191"/>
+        <w:gridCol w:w="8247"/>
+      </w:tblGrid>
+      <w:tr>
+        <w:tblPrEx>
+          <w:tblBorders>
+            <w:top w:val="single" w:color="45A3A7" w:sz="18" w:space="0"/>
+            <w:left w:val="none" w:color="auto" w:sz="0" w:space="0"/>
+            <w:bottom w:val="dotted" w:color="45A3A7" w:sz="4" w:space="0"/>
+            <w:right w:val="none" w:color="auto" w:sz="0" w:space="0"/>
+            <w:insideH w:val="dotted" w:color="45A3A7" w:sz="4" w:space="0"/>
+            <w:insideV w:val="dotted" w:color="45A3A7" w:sz="4" w:space="0"/>
+          </w:tblBorders>
+          <w:tblCellMar>
+            <w:top w:w="0" w:type="dxa"/>
+            <w:left w:w="108" w:type="dxa"/>
+            <w:bottom w:w="0" w:type="dxa"/>
+            <w:right w:w="108" w:type="dxa"/>
+          </w:tblCellMar>
+        </w:tblPrEx>
+        <w:trPr>
+          <w:trHeight w:val="417" w:hRule="atLeast"/>
+          <w:jc w:val="center"/>
+        </w:trPr>
+        <w:tc>
+          <w:tcPr>
+            <w:tcW w:w="1623" w:type="dxa"/>
+            <w:gridSpan w:val="2"/>
+            <w:tcBorders>
+              <w:top w:val="nil"/>
+              <w:left w:val="nil"/>
+              <w:bottom w:val="single" w:color="FFFFFF" w:themeColor="background1" w:sz="18" w:space="0"/>
+              <w:right w:val="nil"/>
+            </w:tcBorders>
+            <w:shd w:val="clear" w:color="auto" w:fill="62B541"/>
+            <w:vAlign w:val="center"/>
+          </w:tcPr>
+          <w:p>
+            <w:pPr>
+              <w:keepNext/>
+              <w:spacing w:before="26"/>
+              <w:jc w:val="center"/>
+              <w:rPr>
+                <w:rFonts w:ascii="Times New Roman" w:hAnsi="Times New Roman" w:eastAsia="微软雅黑" w:cs="Times New Roman"/>
+                <w:b/>
+                <w:color w:val="FFFFFF" w:themeColor="background1"/>
+                <w:sz w:val="18"/>
+                <w:szCs w:val="18"/>
+                <w:lang w:eastAsia="zh-CN"/>
+                <w14:textFill>
+                  <w14:solidFill>
+                    <w14:schemeClr w14:val="bg1"/>
+                  </w14:solidFill>
+                </w14:textFill>
+              </w:rPr>
+            </w:pPr>
+            <w:r>
+              <w:rPr>
+                <w:rFonts w:ascii="Times New Roman" w:hAnsi="Times New Roman" w:eastAsia="微软雅黑" w:cs="Times New Roman"/>
+                <w:b/>
+                <w:color w:val="FFFFFF" w:themeColor="background1"/>
+                <w:sz w:val="18"/>
+                <w:szCs w:val="18"/>
+                <w:lang w:eastAsia="zh-CN"/>
+                <w14:textFill>
+                  <w14:solidFill>
+                    <w14:schemeClr w14:val="bg1"/>
+                  </w14:solidFill>
+                </w14:textFill>
+              </w:rPr>
+              <w:t>突变形式</w:t>
+            </w:r>
+          </w:p>
+        </w:tc>
+        <w:tc>
+          <w:tcPr>
+            <w:tcW w:w="8247" w:type="dxa"/>
+            <w:tcBorders>
+              <w:top w:val="single" w:color="BFBFBF" w:sz="4" w:space="0"/>
+              <w:left w:val="nil"/>
+              <w:bottom w:val="single" w:color="A4A4A4" w:sz="4" w:space="0"/>
+              <w:right w:val="nil"/>
+            </w:tcBorders>
+            <w:vAlign w:val="center"/>
+          </w:tcPr>
+          <w:p>
+            <w:pPr>
+              <w:keepNext/>
+              <w:spacing w:before="26"/>
+              <w:jc w:val="center"/>
+              <w:rPr>
+                <w:rFonts w:hint="default" w:ascii="Times New Roman" w:hAnsi="Times New Roman" w:eastAsia="微软雅黑" w:cs="Times New Roman"/>
+                <w:bCs/>
+                <w:sz w:val="18"/>
+                <w:szCs w:val="18"/>
+                <w:lang w:val="en-US" w:eastAsia="zh-CN"/>
+              </w:rPr>
+            </w:pPr>
+            <w:r>
+              <w:rPr>
+                <w:rFonts w:hint="eastAsia" w:ascii="Times New Roman" w:hAnsi="Times New Roman" w:eastAsia="微软雅黑" w:cs="Times New Roman"/>
+                <w:bCs/>
+                <w:sz w:val="18"/>
+                <w:szCs w:val="18"/>
+                <w:lang w:eastAsia="zh-CN"/>
+              </w:rPr>
+              <w:t xml:space="preserve">{{ </w:t>
+            </w:r>
+            <w:r>
+              <w:rPr>
+                <w:rFonts w:hint="eastAsia" w:ascii="Times New Roman" w:hAnsi="Times New Roman" w:eastAsia="微软雅黑" w:cs="Times New Roman"/>
+                <w:bCs/>
+                <w:sz w:val="18"/>
+                <w:szCs w:val="18"/>
+                <w:lang w:val="en-US" w:eastAsia="zh-CN"/>
+              </w:rPr>
+              <w:t>tdd.ori_variant</w:t>
+            </w:r>
+            <w:r>
+              <w:rPr>
+                <w:rFonts w:hint="eastAsia" w:ascii="Times New Roman" w:hAnsi="Times New Roman" w:eastAsia="微软雅黑" w:cs="Times New Roman"/>
+                <w:bCs/>
+                <w:sz w:val="18"/>
+                <w:szCs w:val="18"/>
+                <w:lang w:eastAsia="zh-CN"/>
+              </w:rPr>
+              <w:t xml:space="preserve">.split(' ')[1] ~ ' </w:t>
+            </w:r>
+            <w:r>
+              <w:rPr>
+                <w:rFonts w:hint="eastAsia" w:ascii="Times New Roman" w:hAnsi="Times New Roman" w:eastAsia="微软雅黑" w:cs="Times New Roman"/>
+                <w:bCs/>
+                <w:sz w:val="18"/>
+                <w:szCs w:val="18"/>
+                <w:lang w:val="en-US" w:eastAsia="zh-CN"/>
+              </w:rPr>
+              <w:t xml:space="preserve">   </w:t>
+            </w:r>
+            <w:r>
+              <w:rPr>
+                <w:rFonts w:hint="eastAsia" w:ascii="Times New Roman" w:hAnsi="Times New Roman" w:eastAsia="微软雅黑" w:cs="Times New Roman"/>
+                <w:bCs/>
+                <w:sz w:val="18"/>
+                <w:szCs w:val="18"/>
+                <w:lang w:eastAsia="zh-CN"/>
+              </w:rPr>
+              <w:t xml:space="preserve">' ~ </w:t>
+            </w:r>
+            <w:r>
+              <w:rPr>
+                <w:rFonts w:hint="eastAsia" w:ascii="Times New Roman" w:hAnsi="Times New Roman" w:eastAsia="微软雅黑" w:cs="Times New Roman"/>
+                <w:bCs/>
+                <w:sz w:val="18"/>
+                <w:szCs w:val="18"/>
+                <w:lang w:val="en-US" w:eastAsia="zh-CN"/>
+              </w:rPr>
+              <w:t>tdd.ori_variant</w:t>
+            </w:r>
+            <w:r>
+              <w:rPr>
+                <w:rFonts w:hint="eastAsia" w:ascii="Times New Roman" w:hAnsi="Times New Roman" w:eastAsia="微软雅黑" w:cs="Times New Roman"/>
+                <w:bCs/>
+                <w:sz w:val="18"/>
+                <w:szCs w:val="18"/>
+                <w:lang w:eastAsia="zh-CN"/>
+              </w:rPr>
+              <w:t>.split(' ')[3].split('p.')[1] }}</w:t>
+            </w:r>
+          </w:p>
+        </w:tc>
+      </w:tr>
+      <w:tr>
+        <w:tblPrEx>
+          <w:tblBorders>
+            <w:top w:val="single" w:color="45A3A7" w:sz="18" w:space="0"/>
+            <w:left w:val="none" w:color="auto" w:sz="0" w:space="0"/>
+            <w:bottom w:val="dotted" w:color="45A3A7" w:sz="4" w:space="0"/>
+            <w:right w:val="none" w:color="auto" w:sz="0" w:space="0"/>
+            <w:insideH w:val="dotted" w:color="45A3A7" w:sz="4" w:space="0"/>
+            <w:insideV w:val="dotted" w:color="45A3A7" w:sz="4" w:space="0"/>
+          </w:tblBorders>
+          <w:tblCellMar>
+            <w:top w:w="0" w:type="dxa"/>
+            <w:left w:w="108" w:type="dxa"/>
+            <w:bottom w:w="0" w:type="dxa"/>
+            <w:right w:w="108" w:type="dxa"/>
+          </w:tblCellMar>
+        </w:tblPrEx>
+        <w:trPr>
+          <w:trHeight w:val="474" w:hRule="atLeast"/>
+          <w:jc w:val="center"/>
+        </w:trPr>
+        <w:tc>
+          <w:tcPr>
+            <w:tcW w:w="432" w:type="dxa"/>
+            <w:vMerge w:val="restart"/>
+            <w:tcBorders>
+              <w:top w:val="single" w:color="FFFFFF" w:themeColor="background1" w:sz="18" w:space="0"/>
+              <w:left w:val="nil"/>
+              <w:bottom w:val="single" w:color="FFFFFF" w:themeColor="background1" w:sz="18" w:space="0"/>
+              <w:right w:val="single" w:color="FFFFFF" w:themeColor="background1" w:sz="18" w:space="0"/>
+            </w:tcBorders>
+            <w:shd w:val="clear" w:color="auto" w:fill="62B541"/>
+            <w:vAlign w:val="center"/>
+          </w:tcPr>
+          <w:p>
+            <w:pPr>
+              <w:spacing w:before="1" w:line="250" w:lineRule="auto"/>
+              <w:jc w:val="center"/>
+              <w:rPr>
+                <w:rFonts w:ascii="Times New Roman" w:hAnsi="Times New Roman" w:eastAsia="微软雅黑" w:cs="Times New Roman"/>
+                <w:sz w:val="18"/>
+                <w:szCs w:val="18"/>
+                <w:lang w:eastAsia="zh-CN"/>
+              </w:rPr>
+            </w:pPr>
+            <w:bookmarkStart w:id="12" w:name="_GoBack"/>
+            <w:bookmarkEnd w:id="12"/>
+            <w:r>
+              <w:rPr>
+                <w:rFonts w:ascii="Times New Roman" w:hAnsi="Times New Roman" w:eastAsia="微软雅黑" w:cs="Times New Roman"/>
+                <w:b/>
+                <w:color w:val="FFFFFF" w:themeColor="background1"/>
+                <w:sz w:val="18"/>
+                <w:szCs w:val="18"/>
+                <w:lang w:eastAsia="zh-CN"/>
+                <w14:textFill>
+                  <w14:solidFill>
+                    <w14:schemeClr w14:val="bg1"/>
+                  </w14:solidFill>
+                </w14:textFill>
+              </w:rPr>
+              <w:t>潜在获益药物</w:t>
+            </w:r>
+          </w:p>
+        </w:tc>
+        <w:tc>
+          <w:tcPr>
+            <w:tcW w:w="1191" w:type="dxa"/>
+            <w:tcBorders>
+              <w:top w:val="single" w:color="FFFFFF" w:themeColor="background1" w:sz="18" w:space="0"/>
+              <w:left w:val="single" w:color="FFFFFF" w:themeColor="background1" w:sz="18" w:space="0"/>
+              <w:bottom w:val="single" w:color="FFFFFF" w:themeColor="background1" w:sz="18" w:space="0"/>
+              <w:right w:val="nil"/>
+            </w:tcBorders>
+            <w:shd w:val="clear" w:color="auto" w:fill="62B541"/>
+            <w:vAlign w:val="center"/>
+          </w:tcPr>
+          <w:p>
+            <w:pPr>
+              <w:spacing w:before="1" w:line="250" w:lineRule="auto"/>
+              <w:jc w:val="center"/>
+              <w:rPr>
+                <w:rFonts w:ascii="Times New Roman" w:hAnsi="Times New Roman" w:eastAsia="微软雅黑" w:cs="Times New Roman"/>
+                <w:b/>
+                <w:color w:val="FFFFFF" w:themeColor="background1"/>
+                <w:sz w:val="18"/>
+                <w:szCs w:val="18"/>
+                <w:lang w:eastAsia="zh-CN"/>
+                <w14:textFill>
+                  <w14:solidFill>
+                    <w14:schemeClr w14:val="bg1"/>
+                  </w14:solidFill>
+                </w14:textFill>
+              </w:rPr>
+            </w:pPr>
+            <w:r>
+              <w:rPr>
+                <w:rFonts w:ascii="Times New Roman" w:hAnsi="Times New Roman" w:eastAsia="微软雅黑" w:cs="Times New Roman"/>
+                <w:b/>
+                <w:color w:val="FFFFFF" w:themeColor="background1"/>
+                <w:sz w:val="18"/>
+                <w:szCs w:val="18"/>
+                <w:lang w:eastAsia="zh-CN"/>
+                <w14:textFill>
+                  <w14:solidFill>
+                    <w14:schemeClr w14:val="bg1"/>
+                  </w14:solidFill>
+                </w14:textFill>
+              </w:rPr>
+              <w:t>A级</w:t>
+            </w:r>
+          </w:p>
+        </w:tc>
+        <w:tc>
+          <w:tcPr>
+            <w:tcW w:w="8247" w:type="dxa"/>
+            <w:tcBorders>
+              <w:top w:val="single" w:color="A4A4A4" w:sz="4" w:space="0"/>
+              <w:left w:val="nil"/>
+              <w:bottom w:val="single" w:color="A4A4A4" w:sz="4" w:space="0"/>
+              <w:right w:val="nil"/>
+            </w:tcBorders>
+            <w:shd w:val="clear" w:color="auto" w:fill="auto"/>
+            <w:vAlign w:val="center"/>
+          </w:tcPr>
+          <w:p>
+            <w:pPr>
+              <w:spacing w:before="1" w:line="250" w:lineRule="auto"/>
+              <w:jc w:val="center"/>
+              <w:rPr>
+                <w:rFonts w:ascii="Times New Roman" w:hAnsi="Times New Roman" w:eastAsia="微软雅黑" w:cs="Times New Roman"/>
+                <w:b/>
+                <w:color w:val="FFFFFF" w:themeColor="background1"/>
+                <w:sz w:val="18"/>
+                <w:szCs w:val="18"/>
+                <w:lang w:eastAsia="zh-CN"/>
+                <w14:textFill>
+                  <w14:solidFill>
+                    <w14:schemeClr w14:val="bg1"/>
+                  </w14:solidFill>
+                </w14:textFill>
+              </w:rPr>
+            </w:pPr>
+            <w:r>
+              <w:rPr>
+                <w:rFonts w:ascii="Times New Roman" w:hAnsi="Times New Roman" w:eastAsia="微软雅黑" w:cs="Times New Roman"/>
+                <w:sz w:val="18"/>
+                <w:szCs w:val="18"/>
+                <w:lang w:eastAsia="zh-CN"/>
+              </w:rPr>
+              <w:t>{% if tdd.drugaStr == [] %}无{% else%}{% for d in tdd.drugaStr %}{%if loop.last%}</w:t>
+            </w:r>
+            <w:r>
+              <w:rPr>
+                <w:rFonts w:hint="eastAsia" w:ascii="Times New Roman" w:hAnsi="Times New Roman" w:eastAsia="微软雅黑" w:cs="Times New Roman"/>
+                <w:sz w:val="18"/>
+                <w:szCs w:val="18"/>
+                <w:lang w:eastAsia="zh-CN"/>
+              </w:rPr>
+              <w:t>{{ d.nameLevel }}</w:t>
+            </w:r>
+            <w:r>
+              <w:rPr>
+                <w:rFonts w:ascii="Times New Roman" w:hAnsi="Times New Roman" w:eastAsia="微软雅黑" w:cs="Times New Roman"/>
+                <w:sz w:val="18"/>
+                <w:szCs w:val="18"/>
+                <w:lang w:eastAsia="zh-CN"/>
+              </w:rPr>
+              <w:t>{%else%}</w:t>
+            </w:r>
+            <w:r>
+              <w:rPr>
+                <w:rFonts w:hint="eastAsia" w:ascii="Times New Roman" w:hAnsi="Times New Roman" w:eastAsia="微软雅黑" w:cs="Times New Roman"/>
+                <w:sz w:val="18"/>
+                <w:szCs w:val="18"/>
+                <w:lang w:eastAsia="zh-CN"/>
+              </w:rPr>
+              <w:t>{{ d.nameLevel }}</w:t>
+            </w:r>
+            <w:r>
+              <w:rPr>
+                <w:rFonts w:ascii="Times New Roman" w:hAnsi="Times New Roman" w:eastAsia="微软雅黑" w:cs="Times New Roman"/>
+                <w:sz w:val="18"/>
+                <w:szCs w:val="18"/>
+                <w:lang w:eastAsia="zh-CN"/>
+              </w:rPr>
+              <w:t>，{%endif%}{% endfor %}{% endif%}</w:t>
+            </w:r>
+          </w:p>
+        </w:tc>
+      </w:tr>
+      <w:tr>
+        <w:tblPrEx>
+          <w:tblBorders>
+            <w:top w:val="single" w:color="45A3A7" w:sz="18" w:space="0"/>
+            <w:left w:val="none" w:color="auto" w:sz="0" w:space="0"/>
+            <w:bottom w:val="dotted" w:color="45A3A7" w:sz="4" w:space="0"/>
+            <w:right w:val="none" w:color="auto" w:sz="0" w:space="0"/>
+            <w:insideH w:val="dotted" w:color="45A3A7" w:sz="4" w:space="0"/>
+            <w:insideV w:val="dotted" w:color="45A3A7" w:sz="4" w:space="0"/>
+          </w:tblBorders>
+          <w:tblCellMar>
+            <w:top w:w="0" w:type="dxa"/>
+            <w:left w:w="108" w:type="dxa"/>
+            <w:bottom w:w="0" w:type="dxa"/>
+            <w:right w:w="108" w:type="dxa"/>
+          </w:tblCellMar>
+        </w:tblPrEx>
+        <w:trPr>
+          <w:trHeight w:val="474" w:hRule="atLeast"/>
+          <w:jc w:val="center"/>
+        </w:trPr>
+        <w:tc>
+          <w:tcPr>
+            <w:tcW w:w="432" w:type="dxa"/>
+            <w:vMerge w:val="continue"/>
+            <w:tcBorders>
+              <w:top w:val="single" w:color="FFFFFF" w:themeColor="background1" w:sz="18" w:space="0"/>
+              <w:left w:val="nil"/>
+              <w:bottom w:val="single" w:color="FFFFFF" w:themeColor="background1" w:sz="18" w:space="0"/>
+              <w:right w:val="single" w:color="FFFFFF" w:themeColor="background1" w:sz="18" w:space="0"/>
+            </w:tcBorders>
+            <w:shd w:val="clear" w:color="auto" w:fill="62B541"/>
+            <w:vAlign w:val="center"/>
+          </w:tcPr>
+          <w:p>
+            <w:pPr>
+              <w:spacing w:before="1" w:line="250" w:lineRule="auto"/>
+              <w:jc w:val="center"/>
+              <w:rPr>
+                <w:rFonts w:ascii="Times New Roman" w:hAnsi="Times New Roman" w:eastAsia="微软雅黑" w:cs="Times New Roman"/>
+                <w:b/>
+                <w:color w:val="FFFFFF" w:themeColor="background1"/>
+                <w:sz w:val="18"/>
+                <w:szCs w:val="18"/>
+                <w:lang w:eastAsia="zh-CN"/>
+                <w14:textFill>
+                  <w14:solidFill>
+                    <w14:schemeClr w14:val="bg1"/>
+                  </w14:solidFill>
+                </w14:textFill>
+              </w:rPr>
+            </w:pPr>
+          </w:p>
+        </w:tc>
+        <w:tc>
+          <w:tcPr>
+            <w:tcW w:w="1191" w:type="dxa"/>
+            <w:tcBorders>
+              <w:top w:val="single" w:color="FFFFFF" w:themeColor="background1" w:sz="18" w:space="0"/>
+              <w:left w:val="single" w:color="FFFFFF" w:themeColor="background1" w:sz="18" w:space="0"/>
+              <w:bottom w:val="single" w:color="FFFFFF" w:themeColor="background1" w:sz="18" w:space="0"/>
+              <w:right w:val="nil"/>
+            </w:tcBorders>
+            <w:shd w:val="clear" w:color="auto" w:fill="62B541"/>
+            <w:vAlign w:val="center"/>
+          </w:tcPr>
+          <w:p>
+            <w:pPr>
+              <w:spacing w:before="1" w:line="250" w:lineRule="auto"/>
+              <w:jc w:val="center"/>
+              <w:rPr>
+                <w:rFonts w:ascii="Times New Roman" w:hAnsi="Times New Roman" w:eastAsia="微软雅黑" w:cs="Times New Roman"/>
+                <w:b/>
+                <w:color w:val="FFFFFF" w:themeColor="background1"/>
+                <w:sz w:val="18"/>
+                <w:szCs w:val="18"/>
+                <w:lang w:eastAsia="zh-CN"/>
+                <w14:textFill>
+                  <w14:solidFill>
+                    <w14:schemeClr w14:val="bg1"/>
+                  </w14:solidFill>
+                </w14:textFill>
+              </w:rPr>
+            </w:pPr>
+            <w:r>
+              <w:rPr>
+                <w:rFonts w:ascii="Times New Roman" w:hAnsi="Times New Roman" w:eastAsia="微软雅黑" w:cs="Times New Roman"/>
+                <w:b/>
+                <w:color w:val="FFFFFF" w:themeColor="background1"/>
+                <w:sz w:val="18"/>
+                <w:szCs w:val="18"/>
+                <w:lang w:eastAsia="zh-CN"/>
+                <w14:textFill>
+                  <w14:solidFill>
+                    <w14:schemeClr w14:val="bg1"/>
+                  </w14:solidFill>
+                </w14:textFill>
+              </w:rPr>
+              <w:t>B级</w:t>
+            </w:r>
+          </w:p>
+        </w:tc>
+        <w:tc>
+          <w:tcPr>
+            <w:tcW w:w="8247" w:type="dxa"/>
+            <w:tcBorders>
+              <w:top w:val="single" w:color="A4A4A4" w:sz="4" w:space="0"/>
+              <w:left w:val="nil"/>
+              <w:bottom w:val="single" w:color="A4A4A4" w:sz="4" w:space="0"/>
+              <w:right w:val="nil"/>
+            </w:tcBorders>
+            <w:shd w:val="clear" w:color="auto" w:fill="auto"/>
+            <w:vAlign w:val="center"/>
+          </w:tcPr>
+          <w:p>
+            <w:pPr>
+              <w:keepNext/>
+              <w:spacing w:before="26"/>
+              <w:jc w:val="center"/>
+              <w:rPr>
+                <w:rFonts w:ascii="Times New Roman" w:hAnsi="Times New Roman" w:eastAsia="微软雅黑" w:cs="Times New Roman"/>
+                <w:b/>
+                <w:color w:val="FFFFFF" w:themeColor="background1"/>
+                <w:sz w:val="18"/>
+                <w:szCs w:val="18"/>
+                <w:lang w:eastAsia="zh-CN"/>
+                <w14:textFill>
+                  <w14:solidFill>
+                    <w14:schemeClr w14:val="bg1"/>
+                  </w14:solidFill>
+                </w14:textFill>
+              </w:rPr>
+            </w:pPr>
+            <w:r>
+              <w:rPr>
+                <w:rFonts w:ascii="Times New Roman" w:hAnsi="Times New Roman" w:eastAsia="微软雅黑" w:cs="Times New Roman"/>
+                <w:sz w:val="18"/>
+                <w:szCs w:val="18"/>
+                <w:lang w:eastAsia="zh-CN"/>
+              </w:rPr>
+              <w:t>{% if tdd.drugbStr == [] %}无{% else%}{% for d in tdd.drugbStr %}{%if loop.last%}</w:t>
+            </w:r>
+            <w:r>
+              <w:rPr>
+                <w:rFonts w:hint="eastAsia" w:ascii="Times New Roman" w:hAnsi="Times New Roman" w:eastAsia="微软雅黑" w:cs="Times New Roman"/>
+                <w:sz w:val="18"/>
+                <w:szCs w:val="18"/>
+                <w:lang w:eastAsia="zh-CN"/>
+              </w:rPr>
+              <w:t>{{ d.nameLevel }}</w:t>
+            </w:r>
+            <w:r>
+              <w:rPr>
+                <w:rFonts w:ascii="Times New Roman" w:hAnsi="Times New Roman" w:eastAsia="微软雅黑" w:cs="Times New Roman"/>
+                <w:sz w:val="18"/>
+                <w:szCs w:val="18"/>
+                <w:lang w:eastAsia="zh-CN"/>
+              </w:rPr>
+              <w:t>{%else%}</w:t>
+            </w:r>
+            <w:r>
+              <w:rPr>
+                <w:rFonts w:hint="eastAsia" w:ascii="Times New Roman" w:hAnsi="Times New Roman" w:eastAsia="微软雅黑" w:cs="Times New Roman"/>
+                <w:sz w:val="18"/>
+                <w:szCs w:val="18"/>
+                <w:lang w:eastAsia="zh-CN"/>
+              </w:rPr>
+              <w:t>{{ d.nameLevel }}</w:t>
+            </w:r>
+            <w:r>
+              <w:rPr>
+                <w:rFonts w:ascii="Times New Roman" w:hAnsi="Times New Roman" w:eastAsia="微软雅黑" w:cs="Times New Roman"/>
+                <w:sz w:val="18"/>
+                <w:szCs w:val="18"/>
+                <w:lang w:eastAsia="zh-CN"/>
+              </w:rPr>
+              <w:t>，{%endif%}{% endfor %}{% endif%}</w:t>
+            </w:r>
+          </w:p>
+        </w:tc>
+      </w:tr>
+      <w:tr>
+        <w:tblPrEx>
+          <w:tblBorders>
+            <w:top w:val="single" w:color="45A3A7" w:sz="18" w:space="0"/>
+            <w:left w:val="none" w:color="auto" w:sz="0" w:space="0"/>
+            <w:bottom w:val="dotted" w:color="45A3A7" w:sz="4" w:space="0"/>
+            <w:right w:val="none" w:color="auto" w:sz="0" w:space="0"/>
+            <w:insideH w:val="dotted" w:color="45A3A7" w:sz="4" w:space="0"/>
+            <w:insideV w:val="dotted" w:color="45A3A7" w:sz="4" w:space="0"/>
+          </w:tblBorders>
+          <w:tblCellMar>
+            <w:top w:w="0" w:type="dxa"/>
+            <w:left w:w="108" w:type="dxa"/>
+            <w:bottom w:w="0" w:type="dxa"/>
+            <w:right w:w="108" w:type="dxa"/>
+          </w:tblCellMar>
+        </w:tblPrEx>
+        <w:trPr>
+          <w:trHeight w:val="474" w:hRule="atLeast"/>
+          <w:jc w:val="center"/>
+        </w:trPr>
+        <w:tc>
+          <w:tcPr>
+            <w:tcW w:w="432" w:type="dxa"/>
+            <w:vMerge w:val="continue"/>
+            <w:tcBorders>
+              <w:top w:val="single" w:color="FFFFFF" w:themeColor="background1" w:sz="18" w:space="0"/>
+              <w:left w:val="nil"/>
+              <w:bottom w:val="single" w:color="FFFFFF" w:themeColor="background1" w:sz="18" w:space="0"/>
+              <w:right w:val="single" w:color="FFFFFF" w:themeColor="background1" w:sz="18" w:space="0"/>
+            </w:tcBorders>
+            <w:shd w:val="clear" w:color="auto" w:fill="62B541"/>
+            <w:vAlign w:val="center"/>
+          </w:tcPr>
+          <w:p>
+            <w:pPr>
+              <w:spacing w:before="1" w:line="250" w:lineRule="auto"/>
+              <w:jc w:val="center"/>
+              <w:rPr>
+                <w:rFonts w:ascii="Times New Roman" w:hAnsi="Times New Roman" w:eastAsia="微软雅黑" w:cs="Times New Roman"/>
+                <w:b/>
+                <w:color w:val="FFFFFF" w:themeColor="background1"/>
+                <w:sz w:val="18"/>
+                <w:szCs w:val="18"/>
+                <w:lang w:eastAsia="zh-CN"/>
+                <w14:textFill>
+                  <w14:solidFill>
+                    <w14:schemeClr w14:val="bg1"/>
+                  </w14:solidFill>
+                </w14:textFill>
+              </w:rPr>
+            </w:pPr>
+          </w:p>
+        </w:tc>
+        <w:tc>
+          <w:tcPr>
+            <w:tcW w:w="1191" w:type="dxa"/>
+            <w:tcBorders>
+              <w:top w:val="single" w:color="FFFFFF" w:themeColor="background1" w:sz="18" w:space="0"/>
+              <w:left w:val="single" w:color="FFFFFF" w:themeColor="background1" w:sz="18" w:space="0"/>
+              <w:bottom w:val="single" w:color="FFFFFF" w:themeColor="background1" w:sz="18" w:space="0"/>
+              <w:right w:val="nil"/>
+            </w:tcBorders>
+            <w:shd w:val="clear" w:color="auto" w:fill="62B541"/>
+            <w:vAlign w:val="center"/>
+          </w:tcPr>
+          <w:p>
+            <w:pPr>
+              <w:spacing w:before="1" w:line="250" w:lineRule="auto"/>
+              <w:jc w:val="center"/>
+              <w:rPr>
+                <w:rFonts w:ascii="Times New Roman" w:hAnsi="Times New Roman" w:eastAsia="微软雅黑" w:cs="Times New Roman"/>
+                <w:b/>
+                <w:color w:val="FFFFFF" w:themeColor="background1"/>
+                <w:sz w:val="18"/>
+                <w:szCs w:val="18"/>
+                <w:lang w:eastAsia="zh-CN"/>
+                <w14:textFill>
+                  <w14:solidFill>
+                    <w14:schemeClr w14:val="bg1"/>
+                  </w14:solidFill>
+                </w14:textFill>
+              </w:rPr>
+            </w:pPr>
+            <w:r>
+              <w:rPr>
+                <w:rFonts w:ascii="Times New Roman" w:hAnsi="Times New Roman" w:eastAsia="微软雅黑" w:cs="Times New Roman"/>
+                <w:b/>
+                <w:color w:val="FFFFFF" w:themeColor="background1"/>
+                <w:sz w:val="18"/>
+                <w:szCs w:val="18"/>
+                <w:lang w:eastAsia="zh-CN"/>
+                <w14:textFill>
+                  <w14:solidFill>
+                    <w14:schemeClr w14:val="bg1"/>
+                  </w14:solidFill>
+                </w14:textFill>
+              </w:rPr>
+              <w:t>C级</w:t>
+            </w:r>
+          </w:p>
+        </w:tc>
+        <w:tc>
+          <w:tcPr>
+            <w:tcW w:w="8247" w:type="dxa"/>
+            <w:tcBorders>
+              <w:top w:val="single" w:color="A4A4A4" w:sz="4" w:space="0"/>
+              <w:left w:val="nil"/>
+              <w:bottom w:val="single" w:color="A4A4A4" w:sz="4" w:space="0"/>
+              <w:right w:val="nil"/>
+            </w:tcBorders>
+            <w:shd w:val="clear" w:color="auto" w:fill="auto"/>
+            <w:vAlign w:val="center"/>
+          </w:tcPr>
+          <w:p>
+            <w:pPr>
+              <w:keepNext/>
+              <w:spacing w:before="26"/>
+              <w:jc w:val="center"/>
+              <w:rPr>
+                <w:rFonts w:ascii="Times New Roman" w:hAnsi="Times New Roman" w:eastAsia="微软雅黑" w:cs="Times New Roman"/>
+                <w:b/>
+                <w:color w:val="FFFFFF" w:themeColor="background1"/>
+                <w:sz w:val="18"/>
+                <w:szCs w:val="18"/>
+                <w:lang w:eastAsia="zh-CN"/>
+                <w14:textFill>
+                  <w14:solidFill>
+                    <w14:schemeClr w14:val="bg1"/>
+                  </w14:solidFill>
+                </w14:textFill>
+              </w:rPr>
+            </w:pPr>
+            <w:r>
+              <w:rPr>
+                <w:rFonts w:ascii="Times New Roman" w:hAnsi="Times New Roman" w:eastAsia="微软雅黑" w:cs="Times New Roman"/>
+                <w:sz w:val="18"/>
+                <w:szCs w:val="18"/>
+                <w:lang w:eastAsia="zh-CN"/>
+              </w:rPr>
+              <w:t>{% if tdd.drugcStr == [] %}无{% else%}{% for d in tdd.drugcStr %}{%if loop.last%}</w:t>
+            </w:r>
+            <w:r>
+              <w:rPr>
+                <w:rFonts w:hint="eastAsia" w:ascii="Times New Roman" w:hAnsi="Times New Roman" w:eastAsia="微软雅黑" w:cs="Times New Roman"/>
+                <w:sz w:val="18"/>
+                <w:szCs w:val="18"/>
+                <w:lang w:eastAsia="zh-CN"/>
+              </w:rPr>
+              <w:t>{{ d.nameLevel }}</w:t>
+            </w:r>
+            <w:r>
+              <w:rPr>
+                <w:rFonts w:ascii="Times New Roman" w:hAnsi="Times New Roman" w:eastAsia="微软雅黑" w:cs="Times New Roman"/>
+                <w:sz w:val="18"/>
+                <w:szCs w:val="18"/>
+                <w:lang w:eastAsia="zh-CN"/>
+              </w:rPr>
+              <w:t>{%else%}</w:t>
+            </w:r>
+            <w:r>
+              <w:rPr>
+                <w:rFonts w:hint="eastAsia" w:ascii="Times New Roman" w:hAnsi="Times New Roman" w:eastAsia="微软雅黑" w:cs="Times New Roman"/>
+                <w:sz w:val="18"/>
+                <w:szCs w:val="18"/>
+                <w:lang w:eastAsia="zh-CN"/>
+              </w:rPr>
+              <w:t>{{ d.nameLevel }}</w:t>
+            </w:r>
+            <w:r>
+              <w:rPr>
+                <w:rFonts w:ascii="Times New Roman" w:hAnsi="Times New Roman" w:eastAsia="微软雅黑" w:cs="Times New Roman"/>
+                <w:sz w:val="18"/>
+                <w:szCs w:val="18"/>
+                <w:lang w:eastAsia="zh-CN"/>
+              </w:rPr>
+              <w:t>，{%endif%}{% endfor %}{% endif%}</w:t>
+            </w:r>
+          </w:p>
+        </w:tc>
+      </w:tr>
+      <w:tr>
+        <w:tblPrEx>
+          <w:tblBorders>
+            <w:top w:val="single" w:color="45A3A7" w:sz="18" w:space="0"/>
+            <w:left w:val="none" w:color="auto" w:sz="0" w:space="0"/>
+            <w:bottom w:val="dotted" w:color="45A3A7" w:sz="4" w:space="0"/>
+            <w:right w:val="none" w:color="auto" w:sz="0" w:space="0"/>
+            <w:insideH w:val="dotted" w:color="45A3A7" w:sz="4" w:space="0"/>
+            <w:insideV w:val="dotted" w:color="45A3A7" w:sz="4" w:space="0"/>
+          </w:tblBorders>
+          <w:tblCellMar>
+            <w:top w:w="0" w:type="dxa"/>
+            <w:left w:w="108" w:type="dxa"/>
+            <w:bottom w:w="0" w:type="dxa"/>
+            <w:right w:w="108" w:type="dxa"/>
+          </w:tblCellMar>
+        </w:tblPrEx>
+        <w:trPr>
+          <w:trHeight w:val="474" w:hRule="atLeast"/>
+          <w:jc w:val="center"/>
+        </w:trPr>
+        <w:tc>
+          <w:tcPr>
+            <w:tcW w:w="432" w:type="dxa"/>
+            <w:vMerge w:val="continue"/>
+            <w:tcBorders>
+              <w:top w:val="single" w:color="FFFFFF" w:themeColor="background1" w:sz="18" w:space="0"/>
+              <w:left w:val="nil"/>
+              <w:bottom w:val="single" w:color="FFFFFF" w:themeColor="background1" w:sz="18" w:space="0"/>
+              <w:right w:val="single" w:color="FFFFFF" w:themeColor="background1" w:sz="18" w:space="0"/>
+            </w:tcBorders>
+            <w:shd w:val="clear" w:color="auto" w:fill="62B541"/>
+            <w:vAlign w:val="center"/>
+          </w:tcPr>
+          <w:p>
+            <w:pPr>
+              <w:spacing w:before="1" w:line="250" w:lineRule="auto"/>
+              <w:jc w:val="center"/>
+              <w:rPr>
+                <w:rFonts w:ascii="Times New Roman" w:hAnsi="Times New Roman" w:eastAsia="微软雅黑" w:cs="Times New Roman"/>
+                <w:b/>
+                <w:color w:val="FFFFFF" w:themeColor="background1"/>
+                <w:sz w:val="18"/>
+                <w:szCs w:val="18"/>
+                <w:lang w:eastAsia="zh-CN"/>
+                <w14:textFill>
+                  <w14:solidFill>
+                    <w14:schemeClr w14:val="bg1"/>
+                  </w14:solidFill>
+                </w14:textFill>
+              </w:rPr>
+            </w:pPr>
+          </w:p>
+        </w:tc>
+        <w:tc>
+          <w:tcPr>
+            <w:tcW w:w="1191" w:type="dxa"/>
+            <w:tcBorders>
+              <w:top w:val="single" w:color="FFFFFF" w:themeColor="background1" w:sz="18" w:space="0"/>
+              <w:left w:val="single" w:color="FFFFFF" w:themeColor="background1" w:sz="18" w:space="0"/>
+              <w:bottom w:val="single" w:color="FFFFFF" w:themeColor="background1" w:sz="18" w:space="0"/>
+              <w:right w:val="nil"/>
+            </w:tcBorders>
+            <w:shd w:val="clear" w:color="auto" w:fill="62B541"/>
+            <w:vAlign w:val="center"/>
+          </w:tcPr>
+          <w:p>
+            <w:pPr>
+              <w:spacing w:before="1" w:line="250" w:lineRule="auto"/>
+              <w:jc w:val="center"/>
+              <w:rPr>
+                <w:rFonts w:ascii="Times New Roman" w:hAnsi="Times New Roman" w:eastAsia="微软雅黑" w:cs="Times New Roman"/>
+                <w:b/>
+                <w:color w:val="FFFFFF" w:themeColor="background1"/>
+                <w:sz w:val="18"/>
+                <w:szCs w:val="18"/>
+                <w:lang w:eastAsia="zh-CN"/>
+                <w14:textFill>
+                  <w14:solidFill>
+                    <w14:schemeClr w14:val="bg1"/>
+                  </w14:solidFill>
+                </w14:textFill>
+              </w:rPr>
+            </w:pPr>
+            <w:r>
+              <w:rPr>
+                <w:rFonts w:hint="eastAsia" w:ascii="Times New Roman" w:hAnsi="Times New Roman" w:eastAsia="微软雅黑" w:cs="Times New Roman"/>
+                <w:b/>
+                <w:color w:val="FFFFFF" w:themeColor="background1"/>
+                <w:sz w:val="18"/>
+                <w:szCs w:val="18"/>
+                <w:lang w:eastAsia="zh-CN"/>
+                <w14:textFill>
+                  <w14:solidFill>
+                    <w14:schemeClr w14:val="bg1"/>
+                  </w14:solidFill>
+                </w14:textFill>
+              </w:rPr>
+              <w:t>D</w:t>
+            </w:r>
+            <w:r>
+              <w:rPr>
+                <w:rFonts w:ascii="Times New Roman" w:hAnsi="Times New Roman" w:eastAsia="微软雅黑" w:cs="Times New Roman"/>
+                <w:b/>
+                <w:color w:val="FFFFFF" w:themeColor="background1"/>
+                <w:sz w:val="18"/>
+                <w:szCs w:val="18"/>
+                <w:lang w:eastAsia="zh-CN"/>
+                <w14:textFill>
+                  <w14:solidFill>
+                    <w14:schemeClr w14:val="bg1"/>
+                  </w14:solidFill>
+                </w14:textFill>
+              </w:rPr>
+              <w:t>级</w:t>
+            </w:r>
+          </w:p>
+        </w:tc>
+        <w:tc>
+          <w:tcPr>
+            <w:tcW w:w="8247" w:type="dxa"/>
+            <w:tcBorders>
+              <w:top w:val="single" w:color="A4A4A4" w:sz="4" w:space="0"/>
+              <w:left w:val="nil"/>
+              <w:bottom w:val="single" w:color="A4A4A4" w:sz="4" w:space="0"/>
+              <w:right w:val="nil"/>
+            </w:tcBorders>
+            <w:shd w:val="clear" w:color="auto" w:fill="auto"/>
+            <w:vAlign w:val="center"/>
+          </w:tcPr>
+          <w:p>
+            <w:pPr>
+              <w:keepNext/>
+              <w:spacing w:before="26"/>
+              <w:jc w:val="center"/>
+              <w:rPr>
+                <w:rFonts w:ascii="Times New Roman" w:hAnsi="Times New Roman" w:eastAsia="微软雅黑" w:cs="Times New Roman"/>
+                <w:b/>
+                <w:color w:val="FFFFFF" w:themeColor="background1"/>
+                <w:sz w:val="18"/>
+                <w:szCs w:val="18"/>
+                <w:lang w:eastAsia="zh-CN"/>
+                <w14:textFill>
+                  <w14:solidFill>
+                    <w14:schemeClr w14:val="bg1"/>
+                  </w14:solidFill>
+                </w14:textFill>
+              </w:rPr>
+            </w:pPr>
+            <w:r>
+              <w:rPr>
+                <w:rFonts w:ascii="Times New Roman" w:hAnsi="Times New Roman" w:eastAsia="微软雅黑" w:cs="Times New Roman"/>
+                <w:sz w:val="18"/>
+                <w:szCs w:val="18"/>
+                <w:lang w:eastAsia="zh-CN"/>
+              </w:rPr>
+              <w:t>{% if tdd.drug</w:t>
+            </w:r>
+            <w:r>
+              <w:rPr>
+                <w:rFonts w:hint="eastAsia" w:ascii="Times New Roman" w:hAnsi="Times New Roman" w:eastAsia="微软雅黑" w:cs="Times New Roman"/>
+                <w:sz w:val="18"/>
+                <w:szCs w:val="18"/>
+                <w:lang w:eastAsia="zh-CN"/>
+              </w:rPr>
+              <w:t>d</w:t>
+            </w:r>
+            <w:r>
+              <w:rPr>
+                <w:rFonts w:ascii="Times New Roman" w:hAnsi="Times New Roman" w:eastAsia="微软雅黑" w:cs="Times New Roman"/>
+                <w:sz w:val="18"/>
+                <w:szCs w:val="18"/>
+                <w:lang w:eastAsia="zh-CN"/>
+              </w:rPr>
+              <w:t>Str == [] %}无{% else%}{% for d in tdd.drug</w:t>
+            </w:r>
+            <w:r>
+              <w:rPr>
+                <w:rFonts w:hint="eastAsia" w:ascii="Times New Roman" w:hAnsi="Times New Roman" w:eastAsia="微软雅黑" w:cs="Times New Roman"/>
+                <w:sz w:val="18"/>
+                <w:szCs w:val="18"/>
+                <w:lang w:eastAsia="zh-CN"/>
+              </w:rPr>
+              <w:t>d</w:t>
+            </w:r>
+            <w:r>
+              <w:rPr>
+                <w:rFonts w:ascii="Times New Roman" w:hAnsi="Times New Roman" w:eastAsia="微软雅黑" w:cs="Times New Roman"/>
+                <w:sz w:val="18"/>
+                <w:szCs w:val="18"/>
+                <w:lang w:eastAsia="zh-CN"/>
+              </w:rPr>
+              <w:t>Str %}{%if loop.last%}</w:t>
+            </w:r>
+            <w:r>
+              <w:rPr>
+                <w:rFonts w:hint="eastAsia" w:ascii="Times New Roman" w:hAnsi="Times New Roman" w:eastAsia="微软雅黑" w:cs="Times New Roman"/>
+                <w:sz w:val="18"/>
+                <w:szCs w:val="18"/>
+                <w:lang w:eastAsia="zh-CN"/>
+              </w:rPr>
+              <w:t>{{ d.nameLevel }}</w:t>
+            </w:r>
+            <w:r>
+              <w:rPr>
+                <w:rFonts w:ascii="Times New Roman" w:hAnsi="Times New Roman" w:eastAsia="微软雅黑" w:cs="Times New Roman"/>
+                <w:sz w:val="18"/>
+                <w:szCs w:val="18"/>
+                <w:lang w:eastAsia="zh-CN"/>
+              </w:rPr>
+              <w:t>{%else%}</w:t>
+            </w:r>
+            <w:r>
+              <w:rPr>
+                <w:rFonts w:hint="eastAsia" w:ascii="Times New Roman" w:hAnsi="Times New Roman" w:eastAsia="微软雅黑" w:cs="Times New Roman"/>
+                <w:sz w:val="18"/>
+                <w:szCs w:val="18"/>
+                <w:lang w:eastAsia="zh-CN"/>
+              </w:rPr>
+              <w:t>{{ d.nameLevel }}</w:t>
+            </w:r>
+            <w:r>
+              <w:rPr>
+                <w:rFonts w:ascii="Times New Roman" w:hAnsi="Times New Roman" w:eastAsia="微软雅黑" w:cs="Times New Roman"/>
+                <w:sz w:val="18"/>
+                <w:szCs w:val="18"/>
+                <w:lang w:eastAsia="zh-CN"/>
+              </w:rPr>
+              <w:t>，{%endif%}{% endfor %}{% endif%}</w:t>
+            </w:r>
+          </w:p>
+        </w:tc>
+      </w:tr>
+      <w:tr>
+        <w:tblPrEx>
+          <w:tblBorders>
+            <w:top w:val="single" w:color="45A3A7" w:sz="18" w:space="0"/>
+            <w:left w:val="none" w:color="auto" w:sz="0" w:space="0"/>
+            <w:bottom w:val="dotted" w:color="45A3A7" w:sz="4" w:space="0"/>
+            <w:right w:val="none" w:color="auto" w:sz="0" w:space="0"/>
+            <w:insideH w:val="dotted" w:color="45A3A7" w:sz="4" w:space="0"/>
+            <w:insideV w:val="dotted" w:color="45A3A7" w:sz="4" w:space="0"/>
+          </w:tblBorders>
+          <w:tblCellMar>
+            <w:top w:w="0" w:type="dxa"/>
+            <w:left w:w="108" w:type="dxa"/>
+            <w:bottom w:w="0" w:type="dxa"/>
+            <w:right w:w="108" w:type="dxa"/>
+          </w:tblCellMar>
+        </w:tblPrEx>
+        <w:trPr>
+          <w:trHeight w:val="474" w:hRule="atLeast"/>
+          <w:jc w:val="center"/>
+        </w:trPr>
+        <w:tc>
+          <w:tcPr>
+            <w:tcW w:w="432" w:type="dxa"/>
+            <w:vMerge w:val="restart"/>
+            <w:tcBorders>
+              <w:top w:val="single" w:color="FFFFFF" w:themeColor="background1" w:sz="18" w:space="0"/>
+              <w:left w:val="nil"/>
+              <w:right w:val="single" w:color="FFFFFF" w:themeColor="background1" w:sz="18" w:space="0"/>
+            </w:tcBorders>
+            <w:shd w:val="clear" w:color="auto" w:fill="62B541"/>
+            <w:vAlign w:val="center"/>
+          </w:tcPr>
+          <w:p>
+            <w:pPr>
+              <w:keepNext/>
+              <w:spacing w:before="26"/>
+              <w:jc w:val="center"/>
+              <w:rPr>
+                <w:rFonts w:ascii="Times New Roman" w:hAnsi="Times New Roman" w:eastAsia="微软雅黑" w:cs="Times New Roman"/>
+                <w:b/>
+                <w:color w:val="FFFFFF" w:themeColor="background1"/>
+                <w:sz w:val="18"/>
+                <w:szCs w:val="18"/>
+                <w:lang w:eastAsia="zh-CN"/>
+                <w14:textFill>
+                  <w14:solidFill>
+                    <w14:schemeClr w14:val="bg1"/>
+                  </w14:solidFill>
+                </w14:textFill>
+              </w:rPr>
+            </w:pPr>
+            <w:r>
+              <w:rPr>
+                <w:rFonts w:ascii="Times New Roman" w:hAnsi="Times New Roman" w:eastAsia="微软雅黑" w:cs="Times New Roman"/>
+                <w:b/>
+                <w:color w:val="FFFFFF" w:themeColor="background1"/>
+                <w:sz w:val="18"/>
+                <w:szCs w:val="18"/>
+                <w:lang w:eastAsia="zh-CN"/>
+                <w14:textFill>
+                  <w14:solidFill>
+                    <w14:schemeClr w14:val="bg1"/>
+                  </w14:solidFill>
+                </w14:textFill>
+              </w:rPr>
+              <w:t>潜在耐药信息</w:t>
+            </w:r>
+          </w:p>
+        </w:tc>
+        <w:tc>
+          <w:tcPr>
+            <w:tcW w:w="1191" w:type="dxa"/>
+            <w:tcBorders>
+              <w:top w:val="single" w:color="FFFFFF" w:themeColor="background1" w:sz="18" w:space="0"/>
+              <w:left w:val="single" w:color="FFFFFF" w:themeColor="background1" w:sz="18" w:space="0"/>
+              <w:bottom w:val="single" w:color="FFFFFF" w:themeColor="background1" w:sz="18" w:space="0"/>
+              <w:right w:val="nil"/>
+            </w:tcBorders>
+            <w:shd w:val="clear" w:color="auto" w:fill="62B541"/>
+            <w:vAlign w:val="center"/>
+          </w:tcPr>
+          <w:p>
+            <w:pPr>
+              <w:keepNext/>
+              <w:spacing w:before="26"/>
+              <w:jc w:val="center"/>
+              <w:rPr>
+                <w:rFonts w:ascii="Times New Roman" w:hAnsi="Times New Roman" w:eastAsia="微软雅黑" w:cs="Times New Roman"/>
+                <w:b/>
+                <w:color w:val="FFFFFF" w:themeColor="background1"/>
+                <w:sz w:val="18"/>
+                <w:szCs w:val="18"/>
+                <w:lang w:eastAsia="zh-CN"/>
+                <w14:textFill>
+                  <w14:solidFill>
+                    <w14:schemeClr w14:val="bg1"/>
+                  </w14:solidFill>
+                </w14:textFill>
+              </w:rPr>
+            </w:pPr>
+            <w:r>
+              <w:rPr>
+                <w:rFonts w:ascii="Times New Roman" w:hAnsi="Times New Roman" w:eastAsia="微软雅黑" w:cs="Times New Roman"/>
+                <w:b/>
+                <w:color w:val="FFFFFF" w:themeColor="background1"/>
+                <w:sz w:val="18"/>
+                <w:szCs w:val="18"/>
+                <w:lang w:eastAsia="zh-CN"/>
+                <w14:textFill>
+                  <w14:solidFill>
+                    <w14:schemeClr w14:val="bg1"/>
+                  </w14:solidFill>
+                </w14:textFill>
+              </w:rPr>
+              <w:t>A级</w:t>
+            </w:r>
+          </w:p>
+        </w:tc>
+        <w:tc>
+          <w:tcPr>
+            <w:tcW w:w="8247" w:type="dxa"/>
+            <w:tcBorders>
+              <w:top w:val="single" w:color="A4A4A4" w:sz="4" w:space="0"/>
+              <w:left w:val="nil"/>
+              <w:bottom w:val="single" w:color="A4A4A4" w:sz="4" w:space="0"/>
+              <w:right w:val="nil"/>
+            </w:tcBorders>
+            <w:shd w:val="clear" w:color="auto" w:fill="auto"/>
+            <w:vAlign w:val="center"/>
+          </w:tcPr>
+          <w:p>
+            <w:pPr>
+              <w:keepNext/>
+              <w:spacing w:before="26"/>
+              <w:jc w:val="center"/>
+              <w:rPr>
+                <w:rFonts w:ascii="Times New Roman" w:hAnsi="Times New Roman" w:eastAsia="微软雅黑" w:cs="Times New Roman"/>
+                <w:sz w:val="18"/>
+                <w:szCs w:val="18"/>
+                <w:lang w:eastAsia="zh-CN"/>
+              </w:rPr>
+            </w:pPr>
+            <w:r>
+              <w:rPr>
+                <w:rFonts w:ascii="Times New Roman" w:hAnsi="Times New Roman" w:eastAsia="微软雅黑" w:cs="Times New Roman"/>
+                <w:sz w:val="18"/>
+                <w:szCs w:val="18"/>
+                <w:lang w:eastAsia="zh-CN"/>
+              </w:rPr>
+              <w:t>{% if tdd.resistant</w:t>
+            </w:r>
+            <w:r>
+              <w:rPr>
+                <w:rFonts w:hint="eastAsia" w:ascii="Times New Roman" w:hAnsi="Times New Roman" w:eastAsia="微软雅黑" w:cs="Times New Roman"/>
+                <w:sz w:val="18"/>
+                <w:szCs w:val="18"/>
+                <w:lang w:eastAsia="zh-CN"/>
+              </w:rPr>
+              <w:t>a</w:t>
+            </w:r>
+            <w:r>
+              <w:rPr>
+                <w:rFonts w:ascii="Times New Roman" w:hAnsi="Times New Roman" w:eastAsia="微软雅黑" w:cs="Times New Roman"/>
+                <w:sz w:val="18"/>
+                <w:szCs w:val="18"/>
+                <w:lang w:eastAsia="zh-CN"/>
+              </w:rPr>
+              <w:t>Str == [] %}无{% else%}{% for d in tdd.resistant</w:t>
+            </w:r>
+            <w:r>
+              <w:rPr>
+                <w:rFonts w:hint="eastAsia" w:ascii="Times New Roman" w:hAnsi="Times New Roman" w:eastAsia="微软雅黑" w:cs="Times New Roman"/>
+                <w:sz w:val="18"/>
+                <w:szCs w:val="18"/>
+                <w:lang w:eastAsia="zh-CN"/>
+              </w:rPr>
+              <w:t>a</w:t>
+            </w:r>
+            <w:r>
+              <w:rPr>
+                <w:rFonts w:ascii="Times New Roman" w:hAnsi="Times New Roman" w:eastAsia="微软雅黑" w:cs="Times New Roman"/>
+                <w:sz w:val="18"/>
+                <w:szCs w:val="18"/>
+                <w:lang w:eastAsia="zh-CN"/>
+              </w:rPr>
+              <w:t>Str %}{%if loop.last%}</w:t>
+            </w:r>
+            <w:r>
+              <w:rPr>
+                <w:rFonts w:hint="eastAsia" w:ascii="Times New Roman" w:hAnsi="Times New Roman" w:eastAsia="微软雅黑" w:cs="Times New Roman"/>
+                <w:sz w:val="18"/>
+                <w:szCs w:val="18"/>
+                <w:lang w:eastAsia="zh-CN"/>
+              </w:rPr>
+              <w:t>{{ d.nameLevel }}</w:t>
+            </w:r>
+            <w:r>
+              <w:rPr>
+                <w:rFonts w:ascii="Times New Roman" w:hAnsi="Times New Roman" w:eastAsia="微软雅黑" w:cs="Times New Roman"/>
+                <w:sz w:val="18"/>
+                <w:szCs w:val="18"/>
+                <w:lang w:eastAsia="zh-CN"/>
+              </w:rPr>
+              <w:t>{%else%}</w:t>
+            </w:r>
+            <w:r>
+              <w:rPr>
+                <w:rFonts w:hint="eastAsia" w:ascii="Times New Roman" w:hAnsi="Times New Roman" w:eastAsia="微软雅黑" w:cs="Times New Roman"/>
+                <w:sz w:val="18"/>
+                <w:szCs w:val="18"/>
+                <w:lang w:eastAsia="zh-CN"/>
+              </w:rPr>
+              <w:t>{{ d.nameLevel }}</w:t>
+            </w:r>
+            <w:r>
+              <w:rPr>
+                <w:rFonts w:ascii="Times New Roman" w:hAnsi="Times New Roman" w:eastAsia="微软雅黑" w:cs="Times New Roman"/>
+                <w:sz w:val="18"/>
+                <w:szCs w:val="18"/>
+                <w:lang w:eastAsia="zh-CN"/>
+              </w:rPr>
+              <w:t>，{%endif%}{% endfor %}{% endif%}</w:t>
+            </w:r>
+          </w:p>
+        </w:tc>
+      </w:tr>
+      <w:tr>
+        <w:tblPrEx>
+          <w:tblBorders>
+            <w:top w:val="single" w:color="45A3A7" w:sz="18" w:space="0"/>
+            <w:left w:val="none" w:color="auto" w:sz="0" w:space="0"/>
+            <w:bottom w:val="dotted" w:color="45A3A7" w:sz="4" w:space="0"/>
+            <w:right w:val="none" w:color="auto" w:sz="0" w:space="0"/>
+            <w:insideH w:val="dotted" w:color="45A3A7" w:sz="4" w:space="0"/>
+            <w:insideV w:val="dotted" w:color="45A3A7" w:sz="4" w:space="0"/>
+          </w:tblBorders>
+          <w:tblCellMar>
+            <w:top w:w="0" w:type="dxa"/>
+            <w:left w:w="108" w:type="dxa"/>
+            <w:bottom w:w="0" w:type="dxa"/>
+            <w:right w:w="108" w:type="dxa"/>
+          </w:tblCellMar>
+        </w:tblPrEx>
+        <w:trPr>
+          <w:trHeight w:val="474" w:hRule="atLeast"/>
+          <w:jc w:val="center"/>
+        </w:trPr>
+        <w:tc>
+          <w:tcPr>
+            <w:tcW w:w="432" w:type="dxa"/>
+            <w:vMerge w:val="continue"/>
+            <w:tcBorders>
+              <w:left w:val="nil"/>
+              <w:right w:val="single" w:color="FFFFFF" w:themeColor="background1" w:sz="18" w:space="0"/>
+            </w:tcBorders>
+            <w:shd w:val="clear" w:color="auto" w:fill="62B541"/>
+            <w:vAlign w:val="center"/>
+          </w:tcPr>
+          <w:p>
+            <w:pPr>
+              <w:keepNext/>
+              <w:spacing w:before="26"/>
+              <w:jc w:val="center"/>
+              <w:rPr>
+                <w:rFonts w:ascii="Times New Roman" w:hAnsi="Times New Roman" w:eastAsia="微软雅黑" w:cs="Times New Roman"/>
+                <w:b/>
+                <w:color w:val="FFFFFF" w:themeColor="background1"/>
+                <w:sz w:val="18"/>
+                <w:szCs w:val="18"/>
+                <w:lang w:eastAsia="zh-CN"/>
+                <w14:textFill>
+                  <w14:solidFill>
+                    <w14:schemeClr w14:val="bg1"/>
+                  </w14:solidFill>
+                </w14:textFill>
+              </w:rPr>
+            </w:pPr>
+          </w:p>
+        </w:tc>
+        <w:tc>
+          <w:tcPr>
+            <w:tcW w:w="1191" w:type="dxa"/>
+            <w:tcBorders>
+              <w:top w:val="single" w:color="FFFFFF" w:themeColor="background1" w:sz="18" w:space="0"/>
+              <w:left w:val="single" w:color="FFFFFF" w:themeColor="background1" w:sz="18" w:space="0"/>
+              <w:bottom w:val="single" w:color="FFFFFF" w:themeColor="background1" w:sz="18" w:space="0"/>
+              <w:right w:val="nil"/>
+            </w:tcBorders>
+            <w:shd w:val="clear" w:color="auto" w:fill="62B541"/>
+            <w:vAlign w:val="center"/>
+          </w:tcPr>
+          <w:p>
+            <w:pPr>
+              <w:keepNext/>
+              <w:spacing w:before="26"/>
+              <w:jc w:val="center"/>
+              <w:rPr>
+                <w:rFonts w:ascii="Times New Roman" w:hAnsi="Times New Roman" w:eastAsia="微软雅黑" w:cs="Times New Roman"/>
+                <w:b/>
+                <w:color w:val="FFFFFF" w:themeColor="background1"/>
+                <w:sz w:val="18"/>
+                <w:szCs w:val="18"/>
+                <w:lang w:eastAsia="zh-CN"/>
+                <w14:textFill>
+                  <w14:solidFill>
+                    <w14:schemeClr w14:val="bg1"/>
+                  </w14:solidFill>
+                </w14:textFill>
+              </w:rPr>
+            </w:pPr>
+            <w:r>
+              <w:rPr>
+                <w:rFonts w:ascii="Times New Roman" w:hAnsi="Times New Roman" w:eastAsia="微软雅黑" w:cs="Times New Roman"/>
+                <w:b/>
+                <w:color w:val="FFFFFF" w:themeColor="background1"/>
+                <w:sz w:val="18"/>
+                <w:szCs w:val="18"/>
+                <w:lang w:eastAsia="zh-CN"/>
+                <w14:textFill>
+                  <w14:solidFill>
+                    <w14:schemeClr w14:val="bg1"/>
+                  </w14:solidFill>
+                </w14:textFill>
+              </w:rPr>
+              <w:t>B级</w:t>
+            </w:r>
+          </w:p>
+        </w:tc>
+        <w:tc>
+          <w:tcPr>
+            <w:tcW w:w="8247" w:type="dxa"/>
+            <w:tcBorders>
+              <w:top w:val="single" w:color="A4A4A4" w:sz="4" w:space="0"/>
+              <w:left w:val="nil"/>
+              <w:bottom w:val="single" w:color="A4A4A4" w:sz="4" w:space="0"/>
+              <w:right w:val="nil"/>
+            </w:tcBorders>
+            <w:shd w:val="clear" w:color="auto" w:fill="auto"/>
+            <w:vAlign w:val="center"/>
+          </w:tcPr>
+          <w:p>
+            <w:pPr>
+              <w:keepNext/>
+              <w:spacing w:before="26"/>
+              <w:jc w:val="center"/>
+              <w:rPr>
+                <w:rFonts w:ascii="Times New Roman" w:hAnsi="Times New Roman" w:eastAsia="微软雅黑" w:cs="Times New Roman"/>
+                <w:sz w:val="18"/>
+                <w:szCs w:val="18"/>
+                <w:lang w:eastAsia="zh-CN"/>
+              </w:rPr>
+            </w:pPr>
+            <w:r>
+              <w:rPr>
+                <w:rFonts w:ascii="Times New Roman" w:hAnsi="Times New Roman" w:eastAsia="微软雅黑" w:cs="Times New Roman"/>
+                <w:sz w:val="18"/>
+                <w:szCs w:val="18"/>
+                <w:lang w:eastAsia="zh-CN"/>
+              </w:rPr>
+              <w:t>{% if tdd.resistant</w:t>
+            </w:r>
+            <w:r>
+              <w:rPr>
+                <w:rFonts w:hint="eastAsia" w:ascii="Times New Roman" w:hAnsi="Times New Roman" w:eastAsia="微软雅黑" w:cs="Times New Roman"/>
+                <w:sz w:val="18"/>
+                <w:szCs w:val="18"/>
+                <w:lang w:eastAsia="zh-CN"/>
+              </w:rPr>
+              <w:t>b</w:t>
+            </w:r>
+            <w:r>
+              <w:rPr>
+                <w:rFonts w:ascii="Times New Roman" w:hAnsi="Times New Roman" w:eastAsia="微软雅黑" w:cs="Times New Roman"/>
+                <w:sz w:val="18"/>
+                <w:szCs w:val="18"/>
+                <w:lang w:eastAsia="zh-CN"/>
+              </w:rPr>
+              <w:t>Str == [] %}无{% else%}{% for d in tdd.resistant</w:t>
+            </w:r>
+            <w:r>
+              <w:rPr>
+                <w:rFonts w:hint="eastAsia" w:ascii="Times New Roman" w:hAnsi="Times New Roman" w:eastAsia="微软雅黑" w:cs="Times New Roman"/>
+                <w:sz w:val="18"/>
+                <w:szCs w:val="18"/>
+                <w:lang w:eastAsia="zh-CN"/>
+              </w:rPr>
+              <w:t>b</w:t>
+            </w:r>
+            <w:r>
+              <w:rPr>
+                <w:rFonts w:ascii="Times New Roman" w:hAnsi="Times New Roman" w:eastAsia="微软雅黑" w:cs="Times New Roman"/>
+                <w:sz w:val="18"/>
+                <w:szCs w:val="18"/>
+                <w:lang w:eastAsia="zh-CN"/>
+              </w:rPr>
+              <w:t>Str %}{%if loop.last%}</w:t>
+            </w:r>
+            <w:r>
+              <w:rPr>
+                <w:rFonts w:hint="eastAsia" w:ascii="Times New Roman" w:hAnsi="Times New Roman" w:eastAsia="微软雅黑" w:cs="Times New Roman"/>
+                <w:sz w:val="18"/>
+                <w:szCs w:val="18"/>
+                <w:lang w:eastAsia="zh-CN"/>
+              </w:rPr>
+              <w:t>{{ d.nameLevel }}</w:t>
+            </w:r>
+            <w:r>
+              <w:rPr>
+                <w:rFonts w:ascii="Times New Roman" w:hAnsi="Times New Roman" w:eastAsia="微软雅黑" w:cs="Times New Roman"/>
+                <w:sz w:val="18"/>
+                <w:szCs w:val="18"/>
+                <w:lang w:eastAsia="zh-CN"/>
+              </w:rPr>
+              <w:t>{%else%}</w:t>
+            </w:r>
+            <w:r>
+              <w:rPr>
+                <w:rFonts w:hint="eastAsia" w:ascii="Times New Roman" w:hAnsi="Times New Roman" w:eastAsia="微软雅黑" w:cs="Times New Roman"/>
+                <w:sz w:val="18"/>
+                <w:szCs w:val="18"/>
+                <w:lang w:eastAsia="zh-CN"/>
+              </w:rPr>
+              <w:t>{{ d.nameLevel }}</w:t>
+            </w:r>
+            <w:r>
+              <w:rPr>
+                <w:rFonts w:ascii="Times New Roman" w:hAnsi="Times New Roman" w:eastAsia="微软雅黑" w:cs="Times New Roman"/>
+                <w:sz w:val="18"/>
+                <w:szCs w:val="18"/>
+                <w:lang w:eastAsia="zh-CN"/>
+              </w:rPr>
+              <w:t>，{%endif%}{% endfor %}{% endif%}</w:t>
+            </w:r>
+          </w:p>
+        </w:tc>
+      </w:tr>
+      <w:tr>
+        <w:tblPrEx>
+          <w:tblBorders>
+            <w:top w:val="single" w:color="45A3A7" w:sz="18" w:space="0"/>
+            <w:left w:val="none" w:color="auto" w:sz="0" w:space="0"/>
+            <w:bottom w:val="dotted" w:color="45A3A7" w:sz="4" w:space="0"/>
+            <w:right w:val="none" w:color="auto" w:sz="0" w:space="0"/>
+            <w:insideH w:val="dotted" w:color="45A3A7" w:sz="4" w:space="0"/>
+            <w:insideV w:val="dotted" w:color="45A3A7" w:sz="4" w:space="0"/>
+          </w:tblBorders>
+          <w:tblCellMar>
+            <w:top w:w="0" w:type="dxa"/>
+            <w:left w:w="108" w:type="dxa"/>
+            <w:bottom w:w="0" w:type="dxa"/>
+            <w:right w:w="108" w:type="dxa"/>
+          </w:tblCellMar>
+        </w:tblPrEx>
+        <w:trPr>
+          <w:trHeight w:val="474" w:hRule="atLeast"/>
+          <w:jc w:val="center"/>
+        </w:trPr>
+        <w:tc>
+          <w:tcPr>
+            <w:tcW w:w="432" w:type="dxa"/>
+            <w:vMerge w:val="continue"/>
+            <w:tcBorders>
+              <w:left w:val="nil"/>
+              <w:right w:val="single" w:color="FFFFFF" w:themeColor="background1" w:sz="18" w:space="0"/>
+            </w:tcBorders>
+            <w:shd w:val="clear" w:color="auto" w:fill="62B541"/>
+            <w:vAlign w:val="center"/>
+          </w:tcPr>
+          <w:p>
+            <w:pPr>
+              <w:keepNext/>
+              <w:spacing w:before="26"/>
+              <w:jc w:val="center"/>
+              <w:rPr>
+                <w:rFonts w:ascii="Times New Roman" w:hAnsi="Times New Roman" w:eastAsia="微软雅黑" w:cs="Times New Roman"/>
+                <w:b/>
+                <w:color w:val="FFFFFF" w:themeColor="background1"/>
+                <w:sz w:val="18"/>
+                <w:szCs w:val="18"/>
+                <w:lang w:eastAsia="zh-CN"/>
+                <w14:textFill>
+                  <w14:solidFill>
+                    <w14:schemeClr w14:val="bg1"/>
+                  </w14:solidFill>
+                </w14:textFill>
+              </w:rPr>
+            </w:pPr>
+          </w:p>
+        </w:tc>
+        <w:tc>
+          <w:tcPr>
+            <w:tcW w:w="1191" w:type="dxa"/>
+            <w:tcBorders>
+              <w:top w:val="single" w:color="FFFFFF" w:themeColor="background1" w:sz="18" w:space="0"/>
+              <w:left w:val="single" w:color="FFFFFF" w:themeColor="background1" w:sz="18" w:space="0"/>
+              <w:bottom w:val="single" w:color="FFFFFF" w:themeColor="background1" w:sz="18" w:space="0"/>
+              <w:right w:val="nil"/>
+            </w:tcBorders>
+            <w:shd w:val="clear" w:color="auto" w:fill="62B541"/>
+            <w:vAlign w:val="center"/>
+          </w:tcPr>
+          <w:p>
+            <w:pPr>
+              <w:keepNext/>
+              <w:spacing w:before="26"/>
+              <w:jc w:val="center"/>
+              <w:rPr>
+                <w:rFonts w:ascii="Times New Roman" w:hAnsi="Times New Roman" w:eastAsia="微软雅黑" w:cs="Times New Roman"/>
+                <w:b/>
+                <w:color w:val="FFFFFF" w:themeColor="background1"/>
+                <w:sz w:val="18"/>
+                <w:szCs w:val="18"/>
+                <w:lang w:eastAsia="zh-CN"/>
+                <w14:textFill>
+                  <w14:solidFill>
+                    <w14:schemeClr w14:val="bg1"/>
+                  </w14:solidFill>
+                </w14:textFill>
+              </w:rPr>
+            </w:pPr>
+            <w:r>
+              <w:rPr>
+                <w:rFonts w:ascii="Times New Roman" w:hAnsi="Times New Roman" w:eastAsia="微软雅黑" w:cs="Times New Roman"/>
+                <w:b/>
+                <w:color w:val="FFFFFF" w:themeColor="background1"/>
+                <w:sz w:val="18"/>
+                <w:szCs w:val="18"/>
+                <w:lang w:eastAsia="zh-CN"/>
+                <w14:textFill>
+                  <w14:solidFill>
+                    <w14:schemeClr w14:val="bg1"/>
+                  </w14:solidFill>
+                </w14:textFill>
+              </w:rPr>
+              <w:t>C级</w:t>
+            </w:r>
+          </w:p>
+        </w:tc>
+        <w:tc>
+          <w:tcPr>
+            <w:tcW w:w="8247" w:type="dxa"/>
+            <w:tcBorders>
+              <w:top w:val="single" w:color="A4A4A4" w:sz="4" w:space="0"/>
+              <w:left w:val="nil"/>
+              <w:bottom w:val="single" w:color="A4A4A4" w:sz="4" w:space="0"/>
+              <w:right w:val="nil"/>
+            </w:tcBorders>
+            <w:shd w:val="clear" w:color="auto" w:fill="auto"/>
+            <w:vAlign w:val="center"/>
+          </w:tcPr>
+          <w:p>
+            <w:pPr>
+              <w:keepNext/>
+              <w:spacing w:before="26"/>
+              <w:jc w:val="center"/>
+              <w:rPr>
+                <w:rFonts w:ascii="Times New Roman" w:hAnsi="Times New Roman" w:eastAsia="微软雅黑" w:cs="Times New Roman"/>
+                <w:sz w:val="18"/>
+                <w:szCs w:val="18"/>
+                <w:lang w:eastAsia="zh-CN"/>
+              </w:rPr>
+            </w:pPr>
+            <w:r>
+              <w:rPr>
+                <w:rFonts w:ascii="Times New Roman" w:hAnsi="Times New Roman" w:eastAsia="微软雅黑" w:cs="Times New Roman"/>
+                <w:sz w:val="18"/>
+                <w:szCs w:val="18"/>
+                <w:lang w:eastAsia="zh-CN"/>
+              </w:rPr>
+              <w:t>{% if tdd.resistant</w:t>
+            </w:r>
+            <w:r>
+              <w:rPr>
+                <w:rFonts w:hint="eastAsia" w:ascii="Times New Roman" w:hAnsi="Times New Roman" w:eastAsia="微软雅黑" w:cs="Times New Roman"/>
+                <w:sz w:val="18"/>
+                <w:szCs w:val="18"/>
+                <w:lang w:eastAsia="zh-CN"/>
+              </w:rPr>
+              <w:t>c</w:t>
+            </w:r>
+            <w:r>
+              <w:rPr>
+                <w:rFonts w:ascii="Times New Roman" w:hAnsi="Times New Roman" w:eastAsia="微软雅黑" w:cs="Times New Roman"/>
+                <w:sz w:val="18"/>
+                <w:szCs w:val="18"/>
+                <w:lang w:eastAsia="zh-CN"/>
+              </w:rPr>
+              <w:t>Str == [] %}无{% else%}{% for d in tdd.resistant</w:t>
+            </w:r>
+            <w:r>
+              <w:rPr>
+                <w:rFonts w:hint="eastAsia" w:ascii="Times New Roman" w:hAnsi="Times New Roman" w:eastAsia="微软雅黑" w:cs="Times New Roman"/>
+                <w:sz w:val="18"/>
+                <w:szCs w:val="18"/>
+                <w:lang w:eastAsia="zh-CN"/>
+              </w:rPr>
+              <w:t>c</w:t>
+            </w:r>
+            <w:r>
+              <w:rPr>
+                <w:rFonts w:ascii="Times New Roman" w:hAnsi="Times New Roman" w:eastAsia="微软雅黑" w:cs="Times New Roman"/>
+                <w:sz w:val="18"/>
+                <w:szCs w:val="18"/>
+                <w:lang w:eastAsia="zh-CN"/>
+              </w:rPr>
+              <w:t>Str %}{%if loop.last%}</w:t>
+            </w:r>
+            <w:r>
+              <w:rPr>
+                <w:rFonts w:hint="eastAsia" w:ascii="Times New Roman" w:hAnsi="Times New Roman" w:eastAsia="微软雅黑" w:cs="Times New Roman"/>
+                <w:sz w:val="18"/>
+                <w:szCs w:val="18"/>
+                <w:lang w:eastAsia="zh-CN"/>
+              </w:rPr>
+              <w:t>{{ d.nameLevel }}</w:t>
+            </w:r>
+            <w:r>
+              <w:rPr>
+                <w:rFonts w:ascii="Times New Roman" w:hAnsi="Times New Roman" w:eastAsia="微软雅黑" w:cs="Times New Roman"/>
+                <w:sz w:val="18"/>
+                <w:szCs w:val="18"/>
+                <w:lang w:eastAsia="zh-CN"/>
+              </w:rPr>
+              <w:t>{%else%}</w:t>
+            </w:r>
+            <w:r>
+              <w:rPr>
+                <w:rFonts w:hint="eastAsia" w:ascii="Times New Roman" w:hAnsi="Times New Roman" w:eastAsia="微软雅黑" w:cs="Times New Roman"/>
+                <w:sz w:val="18"/>
+                <w:szCs w:val="18"/>
+                <w:lang w:eastAsia="zh-CN"/>
+              </w:rPr>
+              <w:t>{{ d.nameLevel }}</w:t>
+            </w:r>
+            <w:r>
+              <w:rPr>
+                <w:rFonts w:ascii="Times New Roman" w:hAnsi="Times New Roman" w:eastAsia="微软雅黑" w:cs="Times New Roman"/>
+                <w:sz w:val="18"/>
+                <w:szCs w:val="18"/>
+                <w:lang w:eastAsia="zh-CN"/>
+              </w:rPr>
+              <w:t>，{%endif%}{% endfor %}{% endif%}</w:t>
+            </w:r>
+          </w:p>
+        </w:tc>
+      </w:tr>
+      <w:tr>
+        <w:tblPrEx>
+          <w:tblBorders>
+            <w:top w:val="single" w:color="45A3A7" w:sz="18" w:space="0"/>
+            <w:left w:val="none" w:color="auto" w:sz="0" w:space="0"/>
+            <w:bottom w:val="dotted" w:color="45A3A7" w:sz="4" w:space="0"/>
+            <w:right w:val="none" w:color="auto" w:sz="0" w:space="0"/>
+            <w:insideH w:val="dotted" w:color="45A3A7" w:sz="4" w:space="0"/>
+            <w:insideV w:val="dotted" w:color="45A3A7" w:sz="4" w:space="0"/>
+          </w:tblBorders>
+          <w:tblCellMar>
+            <w:top w:w="0" w:type="dxa"/>
+            <w:left w:w="108" w:type="dxa"/>
+            <w:bottom w:w="0" w:type="dxa"/>
+            <w:right w:w="108" w:type="dxa"/>
+          </w:tblCellMar>
+        </w:tblPrEx>
+        <w:trPr>
+          <w:trHeight w:val="474" w:hRule="atLeast"/>
+          <w:jc w:val="center"/>
+        </w:trPr>
+        <w:tc>
+          <w:tcPr>
+            <w:tcW w:w="432" w:type="dxa"/>
+            <w:vMerge w:val="continue"/>
+            <w:tcBorders>
+              <w:left w:val="nil"/>
+              <w:bottom w:val="single" w:color="FFFFFF" w:themeColor="background1" w:sz="18" w:space="0"/>
+              <w:right w:val="single" w:color="FFFFFF" w:themeColor="background1" w:sz="18" w:space="0"/>
+            </w:tcBorders>
+            <w:shd w:val="clear" w:color="auto" w:fill="62B541"/>
+            <w:vAlign w:val="center"/>
+          </w:tcPr>
+          <w:p>
+            <w:pPr>
+              <w:keepNext/>
+              <w:spacing w:before="26"/>
+              <w:jc w:val="center"/>
+              <w:rPr>
+                <w:rFonts w:ascii="Times New Roman" w:hAnsi="Times New Roman" w:eastAsia="微软雅黑" w:cs="Times New Roman"/>
+                <w:b/>
+                <w:color w:val="FFFFFF" w:themeColor="background1"/>
+                <w:sz w:val="18"/>
+                <w:szCs w:val="18"/>
+                <w:lang w:eastAsia="zh-CN"/>
+                <w14:textFill>
+                  <w14:solidFill>
+                    <w14:schemeClr w14:val="bg1"/>
+                  </w14:solidFill>
+                </w14:textFill>
+              </w:rPr>
+            </w:pPr>
+          </w:p>
+        </w:tc>
+        <w:tc>
+          <w:tcPr>
+            <w:tcW w:w="1191" w:type="dxa"/>
+            <w:tcBorders>
+              <w:top w:val="single" w:color="FFFFFF" w:themeColor="background1" w:sz="18" w:space="0"/>
+              <w:left w:val="single" w:color="FFFFFF" w:themeColor="background1" w:sz="18" w:space="0"/>
+              <w:bottom w:val="single" w:color="FFFFFF" w:themeColor="background1" w:sz="18" w:space="0"/>
+              <w:right w:val="nil"/>
+            </w:tcBorders>
+            <w:shd w:val="clear" w:color="auto" w:fill="62B541"/>
+            <w:vAlign w:val="center"/>
+          </w:tcPr>
+          <w:p>
+            <w:pPr>
+              <w:keepNext/>
+              <w:spacing w:before="26"/>
+              <w:jc w:val="center"/>
+              <w:rPr>
+                <w:rFonts w:ascii="Times New Roman" w:hAnsi="Times New Roman" w:eastAsia="微软雅黑" w:cs="Times New Roman"/>
+                <w:b/>
+                <w:color w:val="FFFFFF" w:themeColor="background1"/>
+                <w:sz w:val="18"/>
+                <w:szCs w:val="18"/>
+                <w:lang w:eastAsia="zh-CN"/>
+                <w14:textFill>
+                  <w14:solidFill>
+                    <w14:schemeClr w14:val="bg1"/>
+                  </w14:solidFill>
+                </w14:textFill>
+              </w:rPr>
+            </w:pPr>
+            <w:r>
+              <w:rPr>
+                <w:rFonts w:hint="eastAsia" w:ascii="Times New Roman" w:hAnsi="Times New Roman" w:eastAsia="微软雅黑" w:cs="Times New Roman"/>
+                <w:b/>
+                <w:color w:val="FFFFFF" w:themeColor="background1"/>
+                <w:sz w:val="18"/>
+                <w:szCs w:val="18"/>
+                <w:lang w:eastAsia="zh-CN"/>
+                <w14:textFill>
+                  <w14:solidFill>
+                    <w14:schemeClr w14:val="bg1"/>
+                  </w14:solidFill>
+                </w14:textFill>
+              </w:rPr>
+              <w:t>D</w:t>
+            </w:r>
+            <w:r>
+              <w:rPr>
+                <w:rFonts w:ascii="Times New Roman" w:hAnsi="Times New Roman" w:eastAsia="微软雅黑" w:cs="Times New Roman"/>
+                <w:b/>
+                <w:color w:val="FFFFFF" w:themeColor="background1"/>
+                <w:sz w:val="18"/>
+                <w:szCs w:val="18"/>
+                <w:lang w:eastAsia="zh-CN"/>
+                <w14:textFill>
+                  <w14:solidFill>
+                    <w14:schemeClr w14:val="bg1"/>
+                  </w14:solidFill>
+                </w14:textFill>
+              </w:rPr>
+              <w:t>级</w:t>
+            </w:r>
+          </w:p>
+        </w:tc>
+        <w:tc>
+          <w:tcPr>
+            <w:tcW w:w="8247" w:type="dxa"/>
+            <w:tcBorders>
+              <w:top w:val="single" w:color="A4A4A4" w:sz="4" w:space="0"/>
+              <w:left w:val="nil"/>
+              <w:bottom w:val="single" w:color="A4A4A4" w:sz="4" w:space="0"/>
+              <w:right w:val="nil"/>
+            </w:tcBorders>
+            <w:shd w:val="clear" w:color="auto" w:fill="auto"/>
+            <w:vAlign w:val="center"/>
+          </w:tcPr>
+          <w:p>
+            <w:pPr>
+              <w:keepNext/>
+              <w:spacing w:before="26"/>
+              <w:jc w:val="center"/>
+              <w:rPr>
+                <w:rFonts w:ascii="Times New Roman" w:hAnsi="Times New Roman" w:eastAsia="微软雅黑" w:cs="Times New Roman"/>
+                <w:sz w:val="18"/>
+                <w:szCs w:val="18"/>
+                <w:lang w:eastAsia="zh-CN"/>
+              </w:rPr>
+            </w:pPr>
+            <w:r>
+              <w:rPr>
+                <w:rFonts w:ascii="Times New Roman" w:hAnsi="Times New Roman" w:eastAsia="微软雅黑" w:cs="Times New Roman"/>
+                <w:sz w:val="18"/>
+                <w:szCs w:val="18"/>
+                <w:lang w:eastAsia="zh-CN"/>
+              </w:rPr>
+              <w:t>{% if tdd.resistant</w:t>
+            </w:r>
+            <w:r>
+              <w:rPr>
+                <w:rFonts w:hint="eastAsia" w:ascii="Times New Roman" w:hAnsi="Times New Roman" w:eastAsia="微软雅黑" w:cs="Times New Roman"/>
+                <w:sz w:val="18"/>
+                <w:szCs w:val="18"/>
+                <w:lang w:eastAsia="zh-CN"/>
+              </w:rPr>
+              <w:t>d</w:t>
+            </w:r>
+            <w:r>
+              <w:rPr>
+                <w:rFonts w:ascii="Times New Roman" w:hAnsi="Times New Roman" w:eastAsia="微软雅黑" w:cs="Times New Roman"/>
+                <w:sz w:val="18"/>
+                <w:szCs w:val="18"/>
+                <w:lang w:eastAsia="zh-CN"/>
+              </w:rPr>
+              <w:t>Str == [] %}无{% else%}{% for d in tdd.resistant</w:t>
+            </w:r>
+            <w:r>
+              <w:rPr>
+                <w:rFonts w:hint="eastAsia" w:ascii="Times New Roman" w:hAnsi="Times New Roman" w:eastAsia="微软雅黑" w:cs="Times New Roman"/>
+                <w:sz w:val="18"/>
+                <w:szCs w:val="18"/>
+                <w:lang w:eastAsia="zh-CN"/>
+              </w:rPr>
+              <w:t>d</w:t>
+            </w:r>
+            <w:r>
+              <w:rPr>
+                <w:rFonts w:ascii="Times New Roman" w:hAnsi="Times New Roman" w:eastAsia="微软雅黑" w:cs="Times New Roman"/>
+                <w:sz w:val="18"/>
+                <w:szCs w:val="18"/>
+                <w:lang w:eastAsia="zh-CN"/>
+              </w:rPr>
+              <w:t>Str %}{%if loop.last%}</w:t>
+            </w:r>
+            <w:r>
+              <w:rPr>
+                <w:rFonts w:hint="eastAsia" w:ascii="Times New Roman" w:hAnsi="Times New Roman" w:eastAsia="微软雅黑" w:cs="Times New Roman"/>
+                <w:sz w:val="18"/>
+                <w:szCs w:val="18"/>
+                <w:lang w:eastAsia="zh-CN"/>
+              </w:rPr>
+              <w:t>{{ d.nameLevel }}</w:t>
+            </w:r>
+            <w:r>
+              <w:rPr>
+                <w:rFonts w:ascii="Times New Roman" w:hAnsi="Times New Roman" w:eastAsia="微软雅黑" w:cs="Times New Roman"/>
+                <w:sz w:val="18"/>
+                <w:szCs w:val="18"/>
+                <w:lang w:eastAsia="zh-CN"/>
+              </w:rPr>
+              <w:t>{%else%}</w:t>
+            </w:r>
+            <w:r>
+              <w:rPr>
+                <w:rFonts w:hint="eastAsia" w:ascii="Times New Roman" w:hAnsi="Times New Roman" w:eastAsia="微软雅黑" w:cs="Times New Roman"/>
+                <w:sz w:val="18"/>
+                <w:szCs w:val="18"/>
+                <w:lang w:eastAsia="zh-CN"/>
+              </w:rPr>
+              <w:t>{{ d.nameLevel }}</w:t>
+            </w:r>
+            <w:r>
+              <w:rPr>
+                <w:rFonts w:ascii="Times New Roman" w:hAnsi="Times New Roman" w:eastAsia="微软雅黑" w:cs="Times New Roman"/>
+                <w:sz w:val="18"/>
+                <w:szCs w:val="18"/>
+                <w:lang w:eastAsia="zh-CN"/>
+              </w:rPr>
+              <w:t>，{%endif%}{% endfor %}{% endif%}</w:t>
+            </w:r>
+          </w:p>
+        </w:tc>
+      </w:tr>
+      <w:tr>
+        <w:tblPrEx>
+          <w:tblBorders>
+            <w:top w:val="single" w:color="45A3A7" w:sz="18" w:space="0"/>
+            <w:left w:val="none" w:color="auto" w:sz="0" w:space="0"/>
+            <w:bottom w:val="dotted" w:color="45A3A7" w:sz="4" w:space="0"/>
+            <w:right w:val="none" w:color="auto" w:sz="0" w:space="0"/>
+            <w:insideH w:val="dotted" w:color="45A3A7" w:sz="4" w:space="0"/>
+            <w:insideV w:val="dotted" w:color="45A3A7" w:sz="4" w:space="0"/>
+          </w:tblBorders>
+          <w:tblCellMar>
+            <w:top w:w="0" w:type="dxa"/>
+            <w:left w:w="108" w:type="dxa"/>
+            <w:bottom w:w="0" w:type="dxa"/>
+            <w:right w:w="108" w:type="dxa"/>
+          </w:tblCellMar>
+        </w:tblPrEx>
+        <w:trPr>
+          <w:jc w:val="center"/>
+        </w:trPr>
+        <w:tc>
+          <w:tcPr>
+            <w:tcW w:w="1623" w:type="dxa"/>
+            <w:gridSpan w:val="2"/>
+            <w:tcBorders>
+              <w:top w:val="single" w:color="FFFFFF" w:themeColor="background1" w:sz="18" w:space="0"/>
+              <w:left w:val="nil"/>
+              <w:right w:val="nil"/>
+            </w:tcBorders>
+            <w:shd w:val="clear" w:color="auto" w:fill="62B541"/>
+            <w:vAlign w:val="center"/>
+          </w:tcPr>
+          <w:p>
+            <w:pPr>
+              <w:keepNext/>
+              <w:spacing w:before="26"/>
+              <w:jc w:val="center"/>
+              <w:rPr>
+                <w:rFonts w:ascii="Times New Roman" w:hAnsi="Times New Roman" w:eastAsia="微软雅黑" w:cs="Times New Roman"/>
+                <w:b/>
+                <w:color w:val="FFFFFF" w:themeColor="background1"/>
+                <w:sz w:val="18"/>
+                <w:szCs w:val="18"/>
+                <w:lang w:eastAsia="zh-CN"/>
+                <w14:textFill>
+                  <w14:solidFill>
+                    <w14:schemeClr w14:val="bg1"/>
+                  </w14:solidFill>
+                </w14:textFill>
+              </w:rPr>
+            </w:pPr>
+            <w:r>
+              <w:rPr>
+                <w:rFonts w:hint="eastAsia" w:ascii="Times New Roman" w:hAnsi="Times New Roman" w:eastAsia="微软雅黑" w:cs="Times New Roman"/>
+                <w:b/>
+                <w:color w:val="FFFFFF" w:themeColor="background1"/>
+                <w:sz w:val="18"/>
+                <w:szCs w:val="18"/>
+                <w:lang w:eastAsia="zh-CN"/>
+                <w14:textFill>
+                  <w14:solidFill>
+                    <w14:schemeClr w14:val="bg1"/>
+                  </w14:solidFill>
+                </w14:textFill>
+              </w:rPr>
+              <w:t>基因突变相关说明</w:t>
+            </w:r>
+          </w:p>
+        </w:tc>
+        <w:tc>
+          <w:tcPr>
+            <w:tcW w:w="8247" w:type="dxa"/>
+            <w:tcBorders>
+              <w:top w:val="single" w:color="A4A4A4" w:sz="4" w:space="0"/>
+              <w:left w:val="nil"/>
+              <w:bottom w:val="single" w:color="A4A4A4" w:sz="4" w:space="0"/>
+              <w:right w:val="nil"/>
+            </w:tcBorders>
+            <w:vAlign w:val="center"/>
+          </w:tcPr>
+          <w:p>
+            <w:pPr>
+              <w:keepNext/>
+              <w:spacing w:before="26"/>
+              <w:rPr>
+                <w:rFonts w:ascii="Times New Roman" w:hAnsi="Times New Roman" w:eastAsia="微软雅黑" w:cs="Times New Roman"/>
+                <w:sz w:val="18"/>
+                <w:szCs w:val="18"/>
+                <w:lang w:eastAsia="zh-CN"/>
+              </w:rPr>
+            </w:pPr>
+            <w:r>
+              <w:rPr>
+                <w:rFonts w:hint="eastAsia" w:ascii="Times New Roman" w:hAnsi="Times New Roman" w:eastAsia="微软雅黑" w:cs="Times New Roman"/>
+                <w:sz w:val="18"/>
+                <w:szCs w:val="18"/>
+                <w:lang w:eastAsia="zh-CN"/>
+              </w:rPr>
+              <w:t>{% for md in tdd.medicationDescription %}{% if md.key == '突变说明</w:t>
+            </w:r>
+            <w:r>
+              <w:rPr>
+                <w:rFonts w:ascii="Times New Roman" w:hAnsi="Times New Roman" w:eastAsia="微软雅黑" w:cs="Times New Roman"/>
+                <w:sz w:val="18"/>
+                <w:szCs w:val="18"/>
+                <w:lang w:eastAsia="zh-CN"/>
+              </w:rPr>
+              <w:t>:</w:t>
+            </w:r>
+            <w:r>
+              <w:rPr>
+                <w:rFonts w:hint="eastAsia" w:ascii="Times New Roman" w:hAnsi="Times New Roman" w:eastAsia="微软雅黑" w:cs="Times New Roman"/>
+                <w:sz w:val="18"/>
+                <w:szCs w:val="18"/>
+                <w:lang w:eastAsia="zh-CN"/>
+              </w:rPr>
+              <w:t>' %}</w:t>
+            </w:r>
+            <w:r>
+              <w:rPr>
+                <w:rFonts w:hint="eastAsia" w:ascii="Times New Roman" w:hAnsi="Times New Roman" w:eastAsia="微软雅黑" w:cs="Times New Roman"/>
+                <w:b/>
+                <w:bCs/>
+                <w:sz w:val="18"/>
+                <w:szCs w:val="18"/>
+                <w:lang w:eastAsia="zh-CN"/>
+              </w:rPr>
+              <w:t>{{md.key}}</w:t>
+            </w:r>
+            <w:r>
+              <w:rPr>
+                <w:rFonts w:hint="eastAsia" w:ascii="Times New Roman" w:hAnsi="Times New Roman" w:eastAsia="微软雅黑" w:cs="Times New Roman"/>
+                <w:sz w:val="18"/>
+                <w:szCs w:val="18"/>
+                <w:lang w:eastAsia="zh-CN"/>
+              </w:rPr>
+              <w:t>{{md.value</w:t>
+            </w:r>
+            <w:r>
+              <w:rPr>
+                <w:rFonts w:hint="eastAsia" w:ascii="Times New Roman" w:hAnsi="Times New Roman" w:eastAsia="微软雅黑" w:cs="Times New Roman"/>
+                <w:sz w:val="18"/>
+                <w:szCs w:val="18"/>
+                <w:lang w:val="en-US" w:eastAsia="zh-CN"/>
+              </w:rPr>
+              <w:t>.</w:t>
+            </w:r>
+            <w:r>
+              <w:rPr>
+                <w:rFonts w:hint="eastAsia" w:ascii="Times New Roman" w:hAnsi="Times New Roman" w:eastAsia="微软雅黑" w:cs="Times New Roman"/>
+                <w:sz w:val="18"/>
+                <w:szCs w:val="18"/>
+                <w:lang w:eastAsia="zh-CN"/>
+              </w:rPr>
+              <w:t>split('。', 1)[1]}}{% elif md.value == '' %}{% else%}</w:t>
+            </w:r>
+            <w:r>
+              <w:rPr>
+                <w:rFonts w:hint="eastAsia" w:ascii="Times New Roman" w:hAnsi="Times New Roman" w:eastAsia="微软雅黑" w:cs="Times New Roman"/>
+                <w:b/>
+                <w:bCs/>
+                <w:sz w:val="18"/>
+                <w:szCs w:val="18"/>
+                <w:lang w:eastAsia="zh-CN"/>
+              </w:rPr>
+              <w:t>{{md.key}}</w:t>
+            </w:r>
+            <w:r>
+              <w:rPr>
+                <w:rFonts w:hint="eastAsia" w:ascii="Times New Roman" w:hAnsi="Times New Roman" w:eastAsia="微软雅黑" w:cs="Times New Roman"/>
+                <w:sz w:val="18"/>
+                <w:szCs w:val="18"/>
+                <w:lang w:eastAsia="zh-CN"/>
+              </w:rPr>
+              <w:t>{{md.value}}</w:t>
+            </w:r>
+          </w:p>
+          <w:p>
+            <w:pPr>
+              <w:keepNext/>
+              <w:spacing w:before="26"/>
+              <w:rPr>
+                <w:rFonts w:ascii="Times New Roman" w:hAnsi="Times New Roman" w:eastAsia="微软雅黑" w:cs="Times New Roman"/>
+                <w:sz w:val="18"/>
+                <w:szCs w:val="18"/>
+                <w:lang w:eastAsia="zh-CN"/>
+              </w:rPr>
+            </w:pPr>
+            <w:r>
+              <w:rPr>
+                <w:rFonts w:hint="eastAsia" w:ascii="Times New Roman" w:hAnsi="Times New Roman" w:eastAsia="微软雅黑" w:cs="Times New Roman"/>
+                <w:sz w:val="18"/>
+                <w:szCs w:val="18"/>
+                <w:lang w:eastAsia="zh-CN"/>
+              </w:rPr>
+              <w:t>{% endif %}{% endfor %}</w:t>
+            </w:r>
+          </w:p>
+        </w:tc>
+      </w:tr>
+    </w:tbl>
+    <w:p>
+      <w:pPr>
+        <w:spacing w:before="26"/>
+        <w:rPr>
+          <w:rFonts w:ascii="Times New Roman" w:hAnsi="Times New Roman" w:eastAsia="微软雅黑" w:cs="Times New Roman"/>
+          <w:b/>
+          <w:sz w:val="24"/>
+          <w:szCs w:val="24"/>
+          <w:lang w:eastAsia="zh-CN"/>
+        </w:rPr>
+      </w:pPr>
+      <w:r>
+        <w:rPr>
+          <w:rFonts w:hint="eastAsia" w:ascii="Times New Roman" w:hAnsi="Times New Roman" w:eastAsia="微软雅黑" w:cs="Times New Roman"/>
+          <w:b/>
+          <w:sz w:val="24"/>
+          <w:szCs w:val="24"/>
+          <w:lang w:eastAsia="zh-CN"/>
+        </w:rPr>
+        <w:t>{%if tdd.drugResearchList != [] %}</w:t>
+      </w:r>
+    </w:p>
+    <w:p>
+      <w:pPr>
+        <w:keepNext/>
+        <w:spacing w:before="26"/>
+        <w:rPr>
+          <w:rFonts w:ascii="Times New Roman" w:hAnsi="Times New Roman" w:eastAsia="微软雅黑" w:cs="Times New Roman"/>
+          <w:b/>
+          <w:sz w:val="24"/>
+          <w:lang w:eastAsia="zh-CN"/>
+        </w:rPr>
+      </w:pPr>
+      <w:r>
+        <w:rPr>
+          <w:rFonts w:ascii="Times New Roman" w:hAnsi="Times New Roman" w:eastAsia="微软雅黑" w:cs="Times New Roman"/>
+          <w:b/>
+          <w:sz w:val="24"/>
+          <w:lang w:eastAsia="zh-CN"/>
+        </w:rPr>
+        <w:t>潜在受益药物研究信息：</w:t>
+      </w:r>
+    </w:p>
+    <w:tbl>
+      <w:tblPr>
+        <w:tblStyle w:val="8"/>
+        <w:tblpPr w:leftFromText="180" w:rightFromText="180" w:vertAnchor="text" w:tblpXSpec="center" w:tblpY="1"/>
+        <w:tblOverlap w:val="never"/>
+        <w:tblW w:w="9870" w:type="dxa"/>
+        <w:jc w:val="center"/>
+        <w:tblBorders>
+          <w:top w:val="single" w:color="45A3A7" w:sz="18" w:space="0"/>
+          <w:left w:val="none" w:color="auto" w:sz="0" w:space="0"/>
+          <w:bottom w:val="dotted" w:color="45A3A7" w:sz="4" w:space="0"/>
+          <w:right w:val="none" w:color="auto" w:sz="0" w:space="0"/>
+          <w:insideH w:val="dotted" w:color="45A3A7" w:sz="4" w:space="0"/>
+          <w:insideV w:val="dotted" w:color="45A3A7" w:sz="4" w:space="0"/>
+        </w:tblBorders>
+        <w:tblLayout w:type="fixed"/>
+        <w:tblCellMar>
+          <w:top w:w="0" w:type="dxa"/>
+          <w:left w:w="108" w:type="dxa"/>
+          <w:bottom w:w="0" w:type="dxa"/>
+          <w:right w:w="108" w:type="dxa"/>
+        </w:tblCellMar>
+      </w:tblPr>
+      <w:tblGrid>
+        <w:gridCol w:w="1526"/>
+        <w:gridCol w:w="1417"/>
+        <w:gridCol w:w="1232"/>
+        <w:gridCol w:w="5695"/>
+      </w:tblGrid>
+      <w:tr>
+        <w:tblPrEx>
+          <w:tblBorders>
+            <w:top w:val="single" w:color="45A3A7" w:sz="18" w:space="0"/>
+            <w:left w:val="none" w:color="auto" w:sz="0" w:space="0"/>
+            <w:bottom w:val="dotted" w:color="45A3A7" w:sz="4" w:space="0"/>
+            <w:right w:val="none" w:color="auto" w:sz="0" w:space="0"/>
+            <w:insideH w:val="dotted" w:color="45A3A7" w:sz="4" w:space="0"/>
+            <w:insideV w:val="dotted" w:color="45A3A7" w:sz="4" w:space="0"/>
+          </w:tblBorders>
+          <w:tblCellMar>
+            <w:top w:w="0" w:type="dxa"/>
+            <w:left w:w="108" w:type="dxa"/>
+            <w:bottom w:w="0" w:type="dxa"/>
+            <w:right w:w="108" w:type="dxa"/>
+          </w:tblCellMar>
+        </w:tblPrEx>
+        <w:trPr>
+          <w:trHeight w:val="417" w:hRule="atLeast"/>
+          <w:jc w:val="center"/>
+        </w:trPr>
+        <w:tc>
+          <w:tcPr>
+            <w:tcW w:w="1526" w:type="dxa"/>
+            <w:tcBorders>
+              <w:top w:val="nil"/>
+              <w:left w:val="nil"/>
+              <w:bottom w:val="nil"/>
+              <w:right w:val="single" w:color="FFFFFF" w:sz="18" w:space="0"/>
+            </w:tcBorders>
+            <w:shd w:val="clear" w:color="auto" w:fill="62B541"/>
+            <w:vAlign w:val="center"/>
+          </w:tcPr>
+          <w:p>
+            <w:pPr>
+              <w:keepNext/>
+              <w:jc w:val="center"/>
+              <w:rPr>
+                <w:rFonts w:ascii="Times New Roman" w:hAnsi="Times New Roman" w:eastAsia="微软雅黑" w:cs="Times New Roman"/>
+                <w:b/>
+                <w:color w:val="FFFFFF" w:themeColor="background1"/>
+                <w:sz w:val="18"/>
+                <w:szCs w:val="18"/>
+                <w:lang w:eastAsia="zh-CN"/>
+                <w14:textFill>
+                  <w14:solidFill>
+                    <w14:schemeClr w14:val="bg1"/>
+                  </w14:solidFill>
+                </w14:textFill>
+              </w:rPr>
+            </w:pPr>
+            <w:r>
+              <w:rPr>
+                <w:rFonts w:ascii="Times New Roman" w:hAnsi="Times New Roman" w:eastAsia="微软雅黑" w:cs="Times New Roman"/>
+                <w:b/>
+                <w:color w:val="FFFFFF" w:themeColor="background1"/>
+                <w:sz w:val="18"/>
+                <w:szCs w:val="18"/>
+                <w:lang w:eastAsia="zh-CN"/>
+                <w14:textFill>
+                  <w14:solidFill>
+                    <w14:schemeClr w14:val="bg1"/>
+                  </w14:solidFill>
+                </w14:textFill>
+              </w:rPr>
+              <w:t>药物名称</w:t>
+            </w:r>
+          </w:p>
+        </w:tc>
+        <w:tc>
+          <w:tcPr>
+            <w:tcW w:w="1417" w:type="dxa"/>
+            <w:tcBorders>
+              <w:top w:val="nil"/>
+              <w:left w:val="single" w:color="FFFFFF" w:sz="18" w:space="0"/>
+              <w:bottom w:val="nil"/>
+              <w:right w:val="single" w:color="FFFFFF" w:sz="18" w:space="0"/>
+            </w:tcBorders>
+            <w:shd w:val="clear" w:color="auto" w:fill="62B541"/>
+            <w:vAlign w:val="center"/>
+          </w:tcPr>
+          <w:p>
+            <w:pPr>
+              <w:keepNext/>
+              <w:jc w:val="center"/>
+              <w:rPr>
+                <w:rFonts w:ascii="Times New Roman" w:hAnsi="Times New Roman" w:eastAsia="微软雅黑" w:cs="Times New Roman"/>
+                <w:b/>
+                <w:color w:val="FFFFFF" w:themeColor="background1"/>
+                <w:sz w:val="18"/>
+                <w:szCs w:val="18"/>
+                <w:lang w:eastAsia="zh-CN"/>
+                <w14:textFill>
+                  <w14:solidFill>
+                    <w14:schemeClr w14:val="bg1"/>
+                  </w14:solidFill>
+                </w14:textFill>
+              </w:rPr>
+            </w:pPr>
+            <w:r>
+              <w:rPr>
+                <w:rFonts w:ascii="Times New Roman" w:hAnsi="Times New Roman" w:eastAsia="微软雅黑" w:cs="Times New Roman"/>
+                <w:b/>
+                <w:color w:val="FFFFFF" w:themeColor="background1"/>
+                <w:sz w:val="18"/>
+                <w:szCs w:val="18"/>
+                <w:lang w:eastAsia="zh-CN"/>
+                <w14:textFill>
+                  <w14:solidFill>
+                    <w14:schemeClr w14:val="bg1"/>
+                  </w14:solidFill>
+                </w14:textFill>
+              </w:rPr>
+              <w:t>相关疾病</w:t>
+            </w:r>
+          </w:p>
+        </w:tc>
+        <w:tc>
+          <w:tcPr>
+            <w:tcW w:w="1232" w:type="dxa"/>
+            <w:tcBorders>
+              <w:top w:val="nil"/>
+              <w:left w:val="single" w:color="FFFFFF" w:sz="18" w:space="0"/>
+              <w:bottom w:val="nil"/>
+              <w:right w:val="single" w:color="FFFFFF" w:sz="18" w:space="0"/>
+            </w:tcBorders>
+            <w:shd w:val="clear" w:color="auto" w:fill="62B541"/>
+            <w:vAlign w:val="center"/>
+          </w:tcPr>
+          <w:p>
+            <w:pPr>
+              <w:keepNext/>
+              <w:jc w:val="center"/>
+              <w:rPr>
+                <w:rFonts w:ascii="Times New Roman" w:hAnsi="Times New Roman" w:eastAsia="微软雅黑" w:cs="Times New Roman"/>
+                <w:b/>
+                <w:color w:val="FFFFFF" w:themeColor="background1"/>
+                <w:sz w:val="18"/>
+                <w:szCs w:val="18"/>
+                <w:lang w:eastAsia="zh-CN"/>
+                <w14:textFill>
+                  <w14:solidFill>
+                    <w14:schemeClr w14:val="bg1"/>
+                  </w14:solidFill>
+                </w14:textFill>
+              </w:rPr>
+            </w:pPr>
+            <w:r>
+              <w:rPr>
+                <w:rFonts w:ascii="Times New Roman" w:hAnsi="Times New Roman" w:eastAsia="微软雅黑" w:cs="Times New Roman"/>
+                <w:b/>
+                <w:color w:val="FFFFFF" w:themeColor="background1"/>
+                <w:sz w:val="18"/>
+                <w:szCs w:val="18"/>
+                <w:lang w:eastAsia="zh-CN"/>
+                <w14:textFill>
+                  <w14:solidFill>
+                    <w14:schemeClr w14:val="bg1"/>
+                  </w14:solidFill>
+                </w14:textFill>
+              </w:rPr>
+              <w:t>证据</w:t>
+            </w:r>
+            <w:r>
+              <w:rPr>
+                <w:rFonts w:hint="eastAsia" w:ascii="Times New Roman" w:hAnsi="Times New Roman" w:eastAsia="微软雅黑" w:cs="Times New Roman"/>
+                <w:b/>
+                <w:color w:val="FFFFFF" w:themeColor="background1"/>
+                <w:sz w:val="18"/>
+                <w:szCs w:val="18"/>
+                <w:lang w:eastAsia="zh-CN"/>
+                <w14:textFill>
+                  <w14:solidFill>
+                    <w14:schemeClr w14:val="bg1"/>
+                  </w14:solidFill>
+                </w14:textFill>
+              </w:rPr>
+              <w:t>等级</w:t>
+            </w:r>
+          </w:p>
+        </w:tc>
+        <w:tc>
+          <w:tcPr>
+            <w:tcW w:w="5695" w:type="dxa"/>
+            <w:tcBorders>
+              <w:top w:val="nil"/>
+              <w:left w:val="single" w:color="FFFFFF" w:sz="18" w:space="0"/>
+              <w:bottom w:val="nil"/>
+              <w:right w:val="nil"/>
+            </w:tcBorders>
+            <w:shd w:val="clear" w:color="auto" w:fill="62B541"/>
+            <w:vAlign w:val="center"/>
+          </w:tcPr>
+          <w:p>
+            <w:pPr>
+              <w:keepNext/>
+              <w:jc w:val="center"/>
+              <w:rPr>
+                <w:rFonts w:ascii="Times New Roman" w:hAnsi="Times New Roman" w:eastAsia="微软雅黑" w:cs="Times New Roman"/>
+                <w:b/>
+                <w:color w:val="FFFFFF" w:themeColor="background1"/>
+                <w:sz w:val="18"/>
+                <w:szCs w:val="18"/>
+                <w:lang w:eastAsia="zh-CN"/>
+                <w14:textFill>
+                  <w14:solidFill>
+                    <w14:schemeClr w14:val="bg1"/>
+                  </w14:solidFill>
+                </w14:textFill>
+              </w:rPr>
+            </w:pPr>
+            <w:r>
+              <w:rPr>
+                <w:rFonts w:ascii="Times New Roman" w:hAnsi="Times New Roman" w:eastAsia="微软雅黑" w:cs="Times New Roman"/>
+                <w:b/>
+                <w:color w:val="FFFFFF" w:themeColor="background1"/>
+                <w:sz w:val="18"/>
+                <w:szCs w:val="18"/>
+                <w:lang w:eastAsia="zh-CN"/>
+                <w14:textFill>
+                  <w14:solidFill>
+                    <w14:schemeClr w14:val="bg1"/>
+                  </w14:solidFill>
+                </w14:textFill>
+              </w:rPr>
+              <w:t>循证医学信息</w:t>
+            </w:r>
+          </w:p>
+        </w:tc>
+      </w:tr>
+      <w:tr>
+        <w:tblPrEx>
+          <w:tblBorders>
+            <w:top w:val="single" w:color="45A3A7" w:sz="18" w:space="0"/>
+            <w:left w:val="none" w:color="auto" w:sz="0" w:space="0"/>
+            <w:bottom w:val="dotted" w:color="45A3A7" w:sz="4" w:space="0"/>
+            <w:right w:val="none" w:color="auto" w:sz="0" w:space="0"/>
+            <w:insideH w:val="dotted" w:color="45A3A7" w:sz="4" w:space="0"/>
+            <w:insideV w:val="dotted" w:color="45A3A7" w:sz="4" w:space="0"/>
+          </w:tblBorders>
+          <w:tblCellMar>
+            <w:top w:w="0" w:type="dxa"/>
+            <w:left w:w="108" w:type="dxa"/>
+            <w:bottom w:w="0" w:type="dxa"/>
+            <w:right w:w="108" w:type="dxa"/>
+          </w:tblCellMar>
+        </w:tblPrEx>
+        <w:trPr>
+          <w:trHeight w:val="494" w:hRule="atLeast"/>
+          <w:jc w:val="center"/>
+        </w:trPr>
+        <w:tc>
+          <w:tcPr>
+            <w:tcW w:w="9870" w:type="dxa"/>
+            <w:gridSpan w:val="4"/>
+            <w:tcBorders>
+              <w:top w:val="nil"/>
+              <w:left w:val="nil"/>
+              <w:bottom w:val="single" w:color="A4A4A4" w:sz="4" w:space="0"/>
+              <w:right w:val="nil"/>
+            </w:tcBorders>
+            <w:vAlign w:val="center"/>
+          </w:tcPr>
+          <w:p>
+            <w:pPr>
+              <w:keepNext/>
+              <w:spacing w:before="26"/>
+              <w:jc w:val="center"/>
+              <w:rPr>
+                <w:rFonts w:ascii="Times New Roman" w:hAnsi="Times New Roman" w:eastAsia="微软雅黑" w:cs="Times New Roman"/>
+                <w:bCs/>
+                <w:sz w:val="18"/>
+                <w:szCs w:val="18"/>
+                <w:highlight w:val="yellow"/>
+                <w:lang w:eastAsia="zh-CN"/>
+              </w:rPr>
+            </w:pPr>
+            <w:r>
+              <w:rPr>
+                <w:rFonts w:hint="eastAsia" w:ascii="Times New Roman" w:hAnsi="Times New Roman" w:eastAsia="微软雅黑" w:cs="Times New Roman"/>
+                <w:b/>
+                <w:sz w:val="18"/>
+                <w:szCs w:val="18"/>
+                <w:lang w:eastAsia="zh-CN"/>
+              </w:rPr>
+              <w:t>{%tr for dis in tdd.drugResearchList %}</w:t>
+            </w:r>
+          </w:p>
+        </w:tc>
+      </w:tr>
+      <w:tr>
+        <w:tblPrEx>
+          <w:tblBorders>
+            <w:top w:val="single" w:color="45A3A7" w:sz="18" w:space="0"/>
+            <w:left w:val="none" w:color="auto" w:sz="0" w:space="0"/>
+            <w:bottom w:val="dotted" w:color="45A3A7" w:sz="4" w:space="0"/>
+            <w:right w:val="none" w:color="auto" w:sz="0" w:space="0"/>
+            <w:insideH w:val="dotted" w:color="45A3A7" w:sz="4" w:space="0"/>
+            <w:insideV w:val="dotted" w:color="45A3A7" w:sz="4" w:space="0"/>
+          </w:tblBorders>
+          <w:tblCellMar>
+            <w:top w:w="0" w:type="dxa"/>
+            <w:left w:w="108" w:type="dxa"/>
+            <w:bottom w:w="0" w:type="dxa"/>
+            <w:right w:w="108" w:type="dxa"/>
+          </w:tblCellMar>
+        </w:tblPrEx>
+        <w:trPr>
+          <w:trHeight w:val="494" w:hRule="atLeast"/>
+          <w:jc w:val="center"/>
+        </w:trPr>
+        <w:tc>
+          <w:tcPr>
+            <w:tcW w:w="1526" w:type="dxa"/>
+            <w:tcBorders>
+              <w:top w:val="single" w:color="A4A4A4" w:sz="4" w:space="0"/>
+              <w:left w:val="nil"/>
+              <w:bottom w:val="single" w:color="A4A4A4" w:sz="4" w:space="0"/>
+              <w:right w:val="single" w:color="A4A4A4" w:sz="4" w:space="0"/>
+            </w:tcBorders>
+            <w:vAlign w:val="center"/>
+          </w:tcPr>
+          <w:p>
+            <w:pPr>
+              <w:spacing w:before="1" w:line="249" w:lineRule="auto"/>
+              <w:ind w:right="131"/>
+              <w:jc w:val="center"/>
+              <w:rPr>
+                <w:rFonts w:ascii="Times New Roman" w:hAnsi="Times New Roman" w:eastAsia="微软雅黑" w:cs="Times New Roman"/>
+                <w:b/>
+                <w:sz w:val="18"/>
+                <w:szCs w:val="18"/>
+                <w:highlight w:val="yellow"/>
+              </w:rPr>
+            </w:pPr>
+            <w:r>
+              <w:rPr>
+                <w:rFonts w:ascii="Times New Roman" w:hAnsi="Times New Roman" w:eastAsia="微软雅黑" w:cs="Times New Roman"/>
+                <w:sz w:val="18"/>
+                <w:szCs w:val="18"/>
+                <w:lang w:eastAsia="zh-CN"/>
+              </w:rPr>
+              <w:t>{{</w:t>
+            </w:r>
+            <w:r>
+              <w:rPr>
+                <w:rFonts w:ascii="Times New Roman" w:hAnsi="Times New Roman" w:eastAsia="微软雅黑" w:cs="Times New Roman"/>
+                <w:bCs/>
+                <w:sz w:val="18"/>
+                <w:szCs w:val="18"/>
+                <w:lang w:eastAsia="zh-CN"/>
+              </w:rPr>
+              <w:t>dis.drug_name_chinese</w:t>
+            </w:r>
+            <w:r>
+              <w:rPr>
+                <w:rFonts w:hint="eastAsia" w:ascii="Times New Roman" w:hAnsi="Times New Roman" w:eastAsia="微软雅黑" w:cs="Times New Roman"/>
+                <w:bCs/>
+                <w:sz w:val="18"/>
+                <w:szCs w:val="18"/>
+                <w:lang w:eastAsia="zh-CN"/>
+              </w:rPr>
+              <w:t>3</w:t>
+            </w:r>
+            <w:r>
+              <w:rPr>
+                <w:rFonts w:ascii="Times New Roman" w:hAnsi="Times New Roman" w:eastAsia="微软雅黑" w:cs="Times New Roman"/>
+                <w:sz w:val="18"/>
+                <w:szCs w:val="18"/>
+                <w:lang w:eastAsia="zh-CN"/>
+              </w:rPr>
+              <w:t xml:space="preserve"> }}</w:t>
+            </w:r>
+          </w:p>
+        </w:tc>
+        <w:tc>
+          <w:tcPr>
+            <w:tcW w:w="1417" w:type="dxa"/>
+            <w:tcBorders>
+              <w:top w:val="single" w:color="A4A4A4" w:sz="4" w:space="0"/>
+              <w:left w:val="single" w:color="A4A4A4" w:sz="4" w:space="0"/>
+              <w:bottom w:val="single" w:color="A4A4A4" w:sz="4" w:space="0"/>
+              <w:right w:val="single" w:color="A4A4A4" w:sz="4" w:space="0"/>
+            </w:tcBorders>
+            <w:vAlign w:val="center"/>
+          </w:tcPr>
+          <w:p>
+            <w:pPr>
+              <w:keepNext/>
+              <w:spacing w:before="26"/>
+              <w:jc w:val="center"/>
+              <w:rPr>
+                <w:rFonts w:ascii="Times New Roman" w:hAnsi="Times New Roman" w:eastAsia="微软雅黑" w:cs="Times New Roman"/>
+                <w:bCs/>
+                <w:sz w:val="18"/>
+                <w:szCs w:val="18"/>
+                <w:highlight w:val="yellow"/>
+                <w:lang w:eastAsia="zh-CN"/>
+              </w:rPr>
+            </w:pPr>
+            <w:r>
+              <w:rPr>
+                <w:rFonts w:hint="eastAsia" w:ascii="Times New Roman" w:hAnsi="Times New Roman" w:eastAsia="微软雅黑" w:cs="Times New Roman"/>
+                <w:sz w:val="18"/>
+                <w:szCs w:val="18"/>
+                <w:lang w:eastAsia="zh-CN"/>
+              </w:rPr>
+              <w:t>{{dis.</w:t>
+            </w:r>
+            <w:r>
+              <w:rPr>
+                <w:rFonts w:hint="eastAsia" w:ascii="Times New Roman" w:hAnsi="Times New Roman" w:eastAsia="微软雅黑" w:cs="Times New Roman"/>
+                <w:bCs/>
+                <w:sz w:val="18"/>
+                <w:szCs w:val="18"/>
+                <w:lang w:eastAsia="zh-CN"/>
+              </w:rPr>
+              <w:t>disease_name_chinese</w:t>
+            </w:r>
+            <w:r>
+              <w:rPr>
+                <w:rFonts w:hint="eastAsia" w:ascii="Times New Roman" w:hAnsi="Times New Roman" w:eastAsia="微软雅黑" w:cs="Times New Roman"/>
+                <w:sz w:val="18"/>
+                <w:szCs w:val="18"/>
+                <w:lang w:eastAsia="zh-CN"/>
+              </w:rPr>
+              <w:t>}}</w:t>
+            </w:r>
+          </w:p>
+        </w:tc>
+        <w:tc>
+          <w:tcPr>
+            <w:tcW w:w="1232" w:type="dxa"/>
+            <w:tcBorders>
+              <w:top w:val="single" w:color="A4A4A4" w:sz="4" w:space="0"/>
+              <w:left w:val="single" w:color="A4A4A4" w:sz="4" w:space="0"/>
+              <w:bottom w:val="single" w:color="A4A4A4" w:sz="4" w:space="0"/>
+              <w:right w:val="single" w:color="A4A4A4" w:sz="4" w:space="0"/>
+            </w:tcBorders>
+            <w:vAlign w:val="center"/>
+          </w:tcPr>
+          <w:p>
+            <w:pPr>
+              <w:keepNext/>
+              <w:spacing w:before="26"/>
+              <w:jc w:val="center"/>
+              <w:rPr>
+                <w:rFonts w:ascii="Times New Roman" w:hAnsi="Times New Roman" w:eastAsia="微软雅黑" w:cs="Times New Roman"/>
+                <w:bCs/>
+                <w:sz w:val="18"/>
+                <w:szCs w:val="18"/>
+                <w:highlight w:val="yellow"/>
+                <w:lang w:eastAsia="zh-CN"/>
+              </w:rPr>
+            </w:pPr>
+            <w:r>
+              <w:rPr>
+                <w:rFonts w:hint="eastAsia" w:ascii="Times New Roman" w:hAnsi="Times New Roman" w:eastAsia="微软雅黑" w:cs="Times New Roman"/>
+                <w:sz w:val="18"/>
+                <w:szCs w:val="18"/>
+                <w:lang w:eastAsia="zh-CN"/>
+              </w:rPr>
+              <w:t>{{</w:t>
+            </w:r>
+            <w:r>
+              <w:rPr>
+                <w:rFonts w:hint="eastAsia" w:ascii="Times New Roman" w:hAnsi="Times New Roman" w:eastAsia="微软雅黑" w:cs="Times New Roman"/>
+                <w:bCs/>
+                <w:sz w:val="18"/>
+                <w:szCs w:val="18"/>
+                <w:lang w:eastAsia="zh-CN"/>
+              </w:rPr>
+              <w:t>dis.evidence_phase_chinese</w:t>
+            </w:r>
+            <w:r>
+              <w:rPr>
+                <w:rFonts w:hint="eastAsia" w:ascii="Times New Roman" w:hAnsi="Times New Roman" w:eastAsia="微软雅黑" w:cs="Times New Roman"/>
+                <w:sz w:val="18"/>
+                <w:szCs w:val="18"/>
+                <w:lang w:eastAsia="zh-CN"/>
+              </w:rPr>
+              <w:t>}}</w:t>
+            </w:r>
+          </w:p>
+        </w:tc>
+        <w:tc>
+          <w:tcPr>
+            <w:tcW w:w="5695" w:type="dxa"/>
+            <w:tcBorders>
+              <w:top w:val="single" w:color="A4A4A4" w:sz="4" w:space="0"/>
+              <w:left w:val="single" w:color="A4A4A4" w:sz="4" w:space="0"/>
+              <w:bottom w:val="single" w:color="A4A4A4" w:sz="4" w:space="0"/>
+              <w:right w:val="nil"/>
+            </w:tcBorders>
+            <w:vAlign w:val="center"/>
+          </w:tcPr>
+          <w:p>
+            <w:pPr>
+              <w:keepNext/>
+              <w:spacing w:before="26"/>
+              <w:jc w:val="center"/>
+              <w:rPr>
+                <w:rFonts w:ascii="Times New Roman" w:hAnsi="Times New Roman" w:eastAsia="微软雅黑" w:cs="Times New Roman"/>
+                <w:bCs/>
+                <w:sz w:val="18"/>
+                <w:szCs w:val="18"/>
+                <w:highlight w:val="yellow"/>
+                <w:lang w:eastAsia="zh-CN"/>
+              </w:rPr>
+            </w:pPr>
+            <w:r>
+              <w:rPr>
+                <w:rFonts w:hint="eastAsia" w:ascii="Times New Roman" w:hAnsi="Times New Roman" w:eastAsia="微软雅黑" w:cs="Times New Roman"/>
+                <w:sz w:val="18"/>
+                <w:szCs w:val="18"/>
+                <w:lang w:eastAsia="zh-CN"/>
+              </w:rPr>
+              <w:t>{{</w:t>
+            </w:r>
+            <w:r>
+              <w:rPr>
+                <w:rFonts w:hint="eastAsia" w:ascii="Times New Roman" w:hAnsi="Times New Roman" w:eastAsia="微软雅黑" w:cs="Times New Roman"/>
+                <w:bCs/>
+                <w:sz w:val="18"/>
+                <w:szCs w:val="18"/>
+                <w:lang w:eastAsia="zh-CN"/>
+              </w:rPr>
+              <w:t>dis.annotation_chinese</w:t>
+            </w:r>
+            <w:r>
+              <w:rPr>
+                <w:rFonts w:hint="eastAsia" w:ascii="Times New Roman" w:hAnsi="Times New Roman" w:eastAsia="微软雅黑" w:cs="Times New Roman"/>
+                <w:sz w:val="18"/>
+                <w:szCs w:val="18"/>
+                <w:lang w:eastAsia="zh-CN"/>
+              </w:rPr>
+              <w:t>}}</w:t>
+            </w:r>
+          </w:p>
+        </w:tc>
+      </w:tr>
+      <w:tr>
+        <w:tblPrEx>
+          <w:tblBorders>
+            <w:top w:val="single" w:color="45A3A7" w:sz="18" w:space="0"/>
+            <w:left w:val="none" w:color="auto" w:sz="0" w:space="0"/>
+            <w:bottom w:val="dotted" w:color="45A3A7" w:sz="4" w:space="0"/>
+            <w:right w:val="none" w:color="auto" w:sz="0" w:space="0"/>
+            <w:insideH w:val="dotted" w:color="45A3A7" w:sz="4" w:space="0"/>
+            <w:insideV w:val="dotted" w:color="45A3A7" w:sz="4" w:space="0"/>
+          </w:tblBorders>
+          <w:tblCellMar>
+            <w:top w:w="0" w:type="dxa"/>
+            <w:left w:w="108" w:type="dxa"/>
+            <w:bottom w:w="0" w:type="dxa"/>
+            <w:right w:w="108" w:type="dxa"/>
+          </w:tblCellMar>
+        </w:tblPrEx>
+        <w:trPr>
+          <w:trHeight w:val="494" w:hRule="atLeast"/>
+          <w:jc w:val="center"/>
+        </w:trPr>
+        <w:tc>
+          <w:tcPr>
+            <w:tcW w:w="9870" w:type="dxa"/>
+            <w:gridSpan w:val="4"/>
+            <w:tcBorders>
+              <w:top w:val="single" w:color="A4A4A4" w:sz="4" w:space="0"/>
+              <w:left w:val="nil"/>
+              <w:bottom w:val="single" w:color="A4A4A4" w:sz="4" w:space="0"/>
+              <w:right w:val="nil"/>
+            </w:tcBorders>
+            <w:vAlign w:val="center"/>
+          </w:tcPr>
+          <w:p>
+            <w:pPr>
+              <w:keepNext/>
+              <w:spacing w:before="26"/>
+              <w:jc w:val="center"/>
+              <w:rPr>
+                <w:rFonts w:ascii="Times New Roman" w:hAnsi="Times New Roman" w:eastAsia="微软雅黑" w:cs="Times New Roman"/>
+                <w:bCs/>
+                <w:sz w:val="18"/>
+                <w:szCs w:val="18"/>
+                <w:lang w:eastAsia="zh-CN"/>
+              </w:rPr>
+            </w:pPr>
+            <w:r>
+              <w:rPr>
+                <w:rFonts w:hint="eastAsia" w:ascii="Times New Roman" w:hAnsi="Times New Roman" w:eastAsia="微软雅黑" w:cs="Times New Roman"/>
+                <w:b/>
+                <w:sz w:val="18"/>
+                <w:szCs w:val="18"/>
+                <w:lang w:eastAsia="zh-CN"/>
+              </w:rPr>
+              <w:t>{%tr endfor %}</w:t>
+            </w:r>
+          </w:p>
+        </w:tc>
+      </w:tr>
+    </w:tbl>
+    <w:p>
+      <w:pPr>
+        <w:spacing w:before="26"/>
+        <w:rPr>
+          <w:rFonts w:ascii="Times New Roman" w:hAnsi="Times New Roman" w:eastAsia="微软雅黑" w:cs="Times New Roman"/>
+          <w:b/>
+          <w:sz w:val="24"/>
+          <w:szCs w:val="24"/>
+          <w:lang w:eastAsia="zh-CN"/>
+        </w:rPr>
+      </w:pPr>
+      <w:r>
+        <w:rPr>
+          <w:rFonts w:hint="eastAsia" w:ascii="Times New Roman" w:hAnsi="Times New Roman" w:eastAsia="微软雅黑" w:cs="Times New Roman"/>
+          <w:b/>
+          <w:sz w:val="24"/>
+          <w:szCs w:val="24"/>
+          <w:lang w:eastAsia="zh-CN"/>
+        </w:rPr>
+        <w:t>{% endif %}{%if tdd.potentialDrugList != [] %}</w:t>
+      </w:r>
+    </w:p>
+    <w:p>
+      <w:pPr>
+        <w:keepNext/>
+        <w:spacing w:before="26"/>
+        <w:rPr>
+          <w:rFonts w:ascii="Times New Roman" w:hAnsi="Times New Roman" w:eastAsia="微软雅黑" w:cs="Times New Roman"/>
+          <w:b/>
+          <w:sz w:val="24"/>
+          <w:lang w:eastAsia="zh-CN"/>
+        </w:rPr>
+      </w:pPr>
+      <w:r>
+        <w:rPr>
+          <w:rFonts w:hint="eastAsia" w:ascii="Times New Roman" w:hAnsi="Times New Roman" w:eastAsia="微软雅黑" w:cs="Times New Roman"/>
+          <w:b/>
+          <w:sz w:val="24"/>
+          <w:lang w:eastAsia="zh-CN"/>
+        </w:rPr>
+        <w:t>潜在耐药研究信息：</w:t>
+      </w:r>
+    </w:p>
+    <w:tbl>
+      <w:tblPr>
+        <w:tblStyle w:val="8"/>
+        <w:tblpPr w:leftFromText="180" w:rightFromText="180" w:vertAnchor="text" w:tblpXSpec="center" w:tblpY="1"/>
+        <w:tblOverlap w:val="never"/>
+        <w:tblW w:w="9870" w:type="dxa"/>
+        <w:jc w:val="center"/>
+        <w:tblBorders>
+          <w:top w:val="single" w:color="45A3A7" w:sz="18" w:space="0"/>
+          <w:left w:val="none" w:color="auto" w:sz="0" w:space="0"/>
+          <w:bottom w:val="dotted" w:color="45A3A7" w:sz="4" w:space="0"/>
+          <w:right w:val="none" w:color="auto" w:sz="0" w:space="0"/>
+          <w:insideH w:val="dotted" w:color="45A3A7" w:sz="4" w:space="0"/>
+          <w:insideV w:val="dotted" w:color="45A3A7" w:sz="4" w:space="0"/>
+        </w:tblBorders>
+        <w:tblLayout w:type="fixed"/>
+        <w:tblCellMar>
+          <w:top w:w="0" w:type="dxa"/>
+          <w:left w:w="108" w:type="dxa"/>
+          <w:bottom w:w="0" w:type="dxa"/>
+          <w:right w:w="108" w:type="dxa"/>
+        </w:tblCellMar>
+      </w:tblPr>
+      <w:tblGrid>
+        <w:gridCol w:w="1526"/>
+        <w:gridCol w:w="1417"/>
+        <w:gridCol w:w="1261"/>
+        <w:gridCol w:w="5666"/>
+      </w:tblGrid>
+      <w:tr>
+        <w:tblPrEx>
+          <w:tblBorders>
+            <w:top w:val="single" w:color="45A3A7" w:sz="18" w:space="0"/>
+            <w:left w:val="none" w:color="auto" w:sz="0" w:space="0"/>
+            <w:bottom w:val="dotted" w:color="45A3A7" w:sz="4" w:space="0"/>
+            <w:right w:val="none" w:color="auto" w:sz="0" w:space="0"/>
+            <w:insideH w:val="dotted" w:color="45A3A7" w:sz="4" w:space="0"/>
+            <w:insideV w:val="dotted" w:color="45A3A7" w:sz="4" w:space="0"/>
+          </w:tblBorders>
+          <w:tblCellMar>
+            <w:top w:w="0" w:type="dxa"/>
+            <w:left w:w="108" w:type="dxa"/>
+            <w:bottom w:w="0" w:type="dxa"/>
+            <w:right w:w="108" w:type="dxa"/>
+          </w:tblCellMar>
+        </w:tblPrEx>
+        <w:trPr>
+          <w:trHeight w:val="417" w:hRule="atLeast"/>
+          <w:jc w:val="center"/>
+        </w:trPr>
+        <w:tc>
+          <w:tcPr>
+            <w:tcW w:w="1526" w:type="dxa"/>
+            <w:tcBorders>
+              <w:top w:val="nil"/>
+              <w:left w:val="nil"/>
+              <w:bottom w:val="nil"/>
+              <w:right w:val="single" w:color="FFFFFF" w:sz="18" w:space="0"/>
+            </w:tcBorders>
+            <w:shd w:val="clear" w:color="auto" w:fill="62B541"/>
+            <w:vAlign w:val="center"/>
+          </w:tcPr>
+          <w:p>
+            <w:pPr>
+              <w:keepNext/>
+              <w:jc w:val="center"/>
+              <w:rPr>
+                <w:rFonts w:ascii="Times New Roman" w:hAnsi="Times New Roman" w:eastAsia="微软雅黑" w:cs="Times New Roman"/>
+                <w:b/>
+                <w:color w:val="FFFFFF" w:themeColor="background1"/>
+                <w:sz w:val="18"/>
+                <w:szCs w:val="18"/>
+                <w:lang w:eastAsia="zh-CN"/>
+                <w14:textFill>
+                  <w14:solidFill>
+                    <w14:schemeClr w14:val="bg1"/>
+                  </w14:solidFill>
+                </w14:textFill>
+              </w:rPr>
+            </w:pPr>
+            <w:r>
+              <w:rPr>
+                <w:rFonts w:ascii="Times New Roman" w:hAnsi="Times New Roman" w:eastAsia="微软雅黑" w:cs="Times New Roman"/>
+                <w:b/>
+                <w:color w:val="FFFFFF" w:themeColor="background1"/>
+                <w:sz w:val="18"/>
+                <w:szCs w:val="18"/>
+                <w:lang w:eastAsia="zh-CN"/>
+                <w14:textFill>
+                  <w14:solidFill>
+                    <w14:schemeClr w14:val="bg1"/>
+                  </w14:solidFill>
+                </w14:textFill>
+              </w:rPr>
+              <w:t>药物名称</w:t>
+            </w:r>
+          </w:p>
+        </w:tc>
+        <w:tc>
+          <w:tcPr>
+            <w:tcW w:w="1417" w:type="dxa"/>
+            <w:tcBorders>
+              <w:top w:val="nil"/>
+              <w:left w:val="single" w:color="FFFFFF" w:sz="18" w:space="0"/>
+              <w:bottom w:val="nil"/>
+              <w:right w:val="single" w:color="FFFFFF" w:sz="18" w:space="0"/>
+            </w:tcBorders>
+            <w:shd w:val="clear" w:color="auto" w:fill="62B541"/>
+            <w:vAlign w:val="center"/>
+          </w:tcPr>
+          <w:p>
+            <w:pPr>
+              <w:keepNext/>
+              <w:jc w:val="center"/>
+              <w:rPr>
+                <w:rFonts w:ascii="Times New Roman" w:hAnsi="Times New Roman" w:eastAsia="微软雅黑" w:cs="Times New Roman"/>
+                <w:b/>
+                <w:color w:val="FFFFFF" w:themeColor="background1"/>
+                <w:sz w:val="18"/>
+                <w:szCs w:val="18"/>
+                <w:lang w:eastAsia="zh-CN"/>
+                <w14:textFill>
+                  <w14:solidFill>
+                    <w14:schemeClr w14:val="bg1"/>
+                  </w14:solidFill>
+                </w14:textFill>
+              </w:rPr>
+            </w:pPr>
+            <w:r>
+              <w:rPr>
+                <w:rFonts w:ascii="Times New Roman" w:hAnsi="Times New Roman" w:eastAsia="微软雅黑" w:cs="Times New Roman"/>
+                <w:b/>
+                <w:color w:val="FFFFFF" w:themeColor="background1"/>
+                <w:sz w:val="18"/>
+                <w:szCs w:val="18"/>
+                <w:lang w:eastAsia="zh-CN"/>
+                <w14:textFill>
+                  <w14:solidFill>
+                    <w14:schemeClr w14:val="bg1"/>
+                  </w14:solidFill>
+                </w14:textFill>
+              </w:rPr>
+              <w:t>相关疾病</w:t>
+            </w:r>
+          </w:p>
+        </w:tc>
+        <w:tc>
+          <w:tcPr>
+            <w:tcW w:w="1261" w:type="dxa"/>
+            <w:tcBorders>
+              <w:top w:val="nil"/>
+              <w:left w:val="single" w:color="FFFFFF" w:sz="18" w:space="0"/>
+              <w:bottom w:val="nil"/>
+              <w:right w:val="single" w:color="FFFFFF" w:sz="18" w:space="0"/>
+            </w:tcBorders>
+            <w:shd w:val="clear" w:color="auto" w:fill="62B541"/>
+            <w:vAlign w:val="center"/>
+          </w:tcPr>
+          <w:p>
+            <w:pPr>
+              <w:keepNext/>
+              <w:jc w:val="center"/>
+              <w:rPr>
+                <w:rFonts w:ascii="Times New Roman" w:hAnsi="Times New Roman" w:eastAsia="微软雅黑" w:cs="Times New Roman"/>
+                <w:b/>
+                <w:color w:val="FFFFFF" w:themeColor="background1"/>
+                <w:sz w:val="18"/>
+                <w:szCs w:val="18"/>
+                <w:lang w:eastAsia="zh-CN"/>
+                <w14:textFill>
+                  <w14:solidFill>
+                    <w14:schemeClr w14:val="bg1"/>
+                  </w14:solidFill>
+                </w14:textFill>
+              </w:rPr>
+            </w:pPr>
+            <w:r>
+              <w:rPr>
+                <w:rFonts w:ascii="Times New Roman" w:hAnsi="Times New Roman" w:eastAsia="微软雅黑" w:cs="Times New Roman"/>
+                <w:b/>
+                <w:color w:val="FFFFFF" w:themeColor="background1"/>
+                <w:sz w:val="18"/>
+                <w:szCs w:val="18"/>
+                <w:lang w:eastAsia="zh-CN"/>
+                <w14:textFill>
+                  <w14:solidFill>
+                    <w14:schemeClr w14:val="bg1"/>
+                  </w14:solidFill>
+                </w14:textFill>
+              </w:rPr>
+              <w:t>证据</w:t>
+            </w:r>
+            <w:r>
+              <w:rPr>
+                <w:rFonts w:hint="eastAsia" w:ascii="Times New Roman" w:hAnsi="Times New Roman" w:eastAsia="微软雅黑" w:cs="Times New Roman"/>
+                <w:b/>
+                <w:color w:val="FFFFFF" w:themeColor="background1"/>
+                <w:sz w:val="18"/>
+                <w:szCs w:val="18"/>
+                <w:lang w:eastAsia="zh-CN"/>
+                <w14:textFill>
+                  <w14:solidFill>
+                    <w14:schemeClr w14:val="bg1"/>
+                  </w14:solidFill>
+                </w14:textFill>
+              </w:rPr>
+              <w:t>等级</w:t>
+            </w:r>
+          </w:p>
+        </w:tc>
+        <w:tc>
+          <w:tcPr>
+            <w:tcW w:w="5666" w:type="dxa"/>
+            <w:tcBorders>
+              <w:top w:val="nil"/>
+              <w:left w:val="single" w:color="FFFFFF" w:sz="18" w:space="0"/>
+              <w:bottom w:val="nil"/>
+              <w:right w:val="nil"/>
+            </w:tcBorders>
+            <w:shd w:val="clear" w:color="auto" w:fill="62B541"/>
+            <w:vAlign w:val="center"/>
+          </w:tcPr>
+          <w:p>
+            <w:pPr>
+              <w:keepNext/>
+              <w:jc w:val="center"/>
+              <w:rPr>
+                <w:rFonts w:ascii="Times New Roman" w:hAnsi="Times New Roman" w:eastAsia="微软雅黑" w:cs="Times New Roman"/>
+                <w:b/>
+                <w:color w:val="FFFFFF" w:themeColor="background1"/>
+                <w:sz w:val="18"/>
+                <w:szCs w:val="18"/>
+                <w:lang w:eastAsia="zh-CN"/>
+                <w14:textFill>
+                  <w14:solidFill>
+                    <w14:schemeClr w14:val="bg1"/>
+                  </w14:solidFill>
+                </w14:textFill>
+              </w:rPr>
+            </w:pPr>
+            <w:r>
+              <w:rPr>
+                <w:rFonts w:ascii="Times New Roman" w:hAnsi="Times New Roman" w:eastAsia="微软雅黑" w:cs="Times New Roman"/>
+                <w:b/>
+                <w:color w:val="FFFFFF" w:themeColor="background1"/>
+                <w:sz w:val="18"/>
+                <w:szCs w:val="18"/>
+                <w:lang w:eastAsia="zh-CN"/>
+                <w14:textFill>
+                  <w14:solidFill>
+                    <w14:schemeClr w14:val="bg1"/>
+                  </w14:solidFill>
+                </w14:textFill>
+              </w:rPr>
+              <w:t>循证医学信息</w:t>
+            </w:r>
+          </w:p>
+        </w:tc>
+      </w:tr>
+      <w:tr>
+        <w:tblPrEx>
+          <w:tblBorders>
+            <w:top w:val="single" w:color="45A3A7" w:sz="18" w:space="0"/>
+            <w:left w:val="none" w:color="auto" w:sz="0" w:space="0"/>
+            <w:bottom w:val="dotted" w:color="45A3A7" w:sz="4" w:space="0"/>
+            <w:right w:val="none" w:color="auto" w:sz="0" w:space="0"/>
+            <w:insideH w:val="dotted" w:color="45A3A7" w:sz="4" w:space="0"/>
+            <w:insideV w:val="dotted" w:color="45A3A7" w:sz="4" w:space="0"/>
+          </w:tblBorders>
+          <w:tblCellMar>
+            <w:top w:w="0" w:type="dxa"/>
+            <w:left w:w="108" w:type="dxa"/>
+            <w:bottom w:w="0" w:type="dxa"/>
+            <w:right w:w="108" w:type="dxa"/>
+          </w:tblCellMar>
+        </w:tblPrEx>
+        <w:trPr>
+          <w:trHeight w:val="494" w:hRule="atLeast"/>
+          <w:jc w:val="center"/>
+        </w:trPr>
+        <w:tc>
+          <w:tcPr>
+            <w:tcW w:w="9870" w:type="dxa"/>
+            <w:gridSpan w:val="4"/>
+            <w:tcBorders>
+              <w:top w:val="nil"/>
+              <w:left w:val="nil"/>
+              <w:bottom w:val="single" w:color="A4A4A4" w:sz="4" w:space="0"/>
+              <w:right w:val="nil"/>
+            </w:tcBorders>
+            <w:vAlign w:val="center"/>
+          </w:tcPr>
+          <w:p>
+            <w:pPr>
+              <w:keepNext/>
+              <w:spacing w:before="26"/>
+              <w:jc w:val="center"/>
+              <w:rPr>
+                <w:rFonts w:ascii="Times New Roman" w:hAnsi="Times New Roman" w:eastAsia="微软雅黑" w:cs="Times New Roman"/>
+                <w:bCs/>
+                <w:sz w:val="18"/>
+                <w:szCs w:val="18"/>
+                <w:highlight w:val="yellow"/>
+                <w:lang w:eastAsia="zh-CN"/>
+              </w:rPr>
+            </w:pPr>
+            <w:r>
+              <w:rPr>
+                <w:rFonts w:hint="eastAsia" w:ascii="Times New Roman" w:hAnsi="Times New Roman" w:eastAsia="微软雅黑" w:cs="Times New Roman"/>
+                <w:b/>
+                <w:sz w:val="18"/>
+                <w:szCs w:val="18"/>
+                <w:lang w:eastAsia="zh-CN"/>
+              </w:rPr>
+              <w:t>{%tr for dis in tdd.</w:t>
+            </w:r>
+            <w:r>
+              <w:rPr>
+                <w:rFonts w:ascii="Times New Roman" w:hAnsi="Times New Roman" w:eastAsia="微软雅黑" w:cs="Times New Roman"/>
+                <w:b/>
+                <w:sz w:val="18"/>
+                <w:szCs w:val="18"/>
+                <w:lang w:eastAsia="zh-CN"/>
+              </w:rPr>
+              <w:t>potentialDrugList</w:t>
+            </w:r>
+            <w:r>
+              <w:rPr>
+                <w:rFonts w:hint="eastAsia" w:ascii="Times New Roman" w:hAnsi="Times New Roman" w:eastAsia="微软雅黑" w:cs="Times New Roman"/>
+                <w:b/>
+                <w:sz w:val="18"/>
+                <w:szCs w:val="18"/>
+                <w:lang w:eastAsia="zh-CN"/>
+              </w:rPr>
+              <w:t xml:space="preserve"> %}</w:t>
+            </w:r>
+          </w:p>
+        </w:tc>
+      </w:tr>
+      <w:tr>
+        <w:tblPrEx>
+          <w:tblBorders>
+            <w:top w:val="single" w:color="45A3A7" w:sz="18" w:space="0"/>
+            <w:left w:val="none" w:color="auto" w:sz="0" w:space="0"/>
+            <w:bottom w:val="dotted" w:color="45A3A7" w:sz="4" w:space="0"/>
+            <w:right w:val="none" w:color="auto" w:sz="0" w:space="0"/>
+            <w:insideH w:val="dotted" w:color="45A3A7" w:sz="4" w:space="0"/>
+            <w:insideV w:val="dotted" w:color="45A3A7" w:sz="4" w:space="0"/>
+          </w:tblBorders>
+          <w:tblCellMar>
+            <w:top w:w="0" w:type="dxa"/>
+            <w:left w:w="108" w:type="dxa"/>
+            <w:bottom w:w="0" w:type="dxa"/>
+            <w:right w:w="108" w:type="dxa"/>
+          </w:tblCellMar>
+        </w:tblPrEx>
+        <w:trPr>
+          <w:trHeight w:val="494" w:hRule="atLeast"/>
+          <w:jc w:val="center"/>
+        </w:trPr>
+        <w:tc>
+          <w:tcPr>
+            <w:tcW w:w="1526" w:type="dxa"/>
+            <w:tcBorders>
+              <w:top w:val="single" w:color="A4A4A4" w:sz="4" w:space="0"/>
+              <w:left w:val="nil"/>
+              <w:bottom w:val="single" w:color="A4A4A4" w:sz="4" w:space="0"/>
+              <w:right w:val="single" w:color="A4A4A4" w:sz="4" w:space="0"/>
+            </w:tcBorders>
+            <w:vAlign w:val="center"/>
+          </w:tcPr>
+          <w:p>
+            <w:pPr>
+              <w:spacing w:before="1" w:line="249" w:lineRule="auto"/>
+              <w:ind w:right="131"/>
+              <w:jc w:val="center"/>
+              <w:rPr>
+                <w:rFonts w:ascii="Times New Roman" w:hAnsi="Times New Roman" w:eastAsia="微软雅黑" w:cs="Times New Roman"/>
+                <w:b/>
+                <w:sz w:val="18"/>
+                <w:szCs w:val="18"/>
+                <w:highlight w:val="yellow"/>
+              </w:rPr>
+            </w:pPr>
+            <w:r>
+              <w:rPr>
+                <w:rFonts w:ascii="Times New Roman" w:hAnsi="Times New Roman" w:eastAsia="微软雅黑" w:cs="Times New Roman"/>
+                <w:sz w:val="18"/>
+                <w:szCs w:val="18"/>
+                <w:lang w:eastAsia="zh-CN"/>
+              </w:rPr>
+              <w:t>{{</w:t>
+            </w:r>
+            <w:r>
+              <w:rPr>
+                <w:rFonts w:ascii="Times New Roman" w:hAnsi="Times New Roman" w:eastAsia="微软雅黑" w:cs="Times New Roman"/>
+                <w:bCs/>
+                <w:sz w:val="18"/>
+                <w:szCs w:val="18"/>
+                <w:lang w:eastAsia="zh-CN"/>
+              </w:rPr>
+              <w:t>dis.drug_name_chinese</w:t>
+            </w:r>
+            <w:r>
+              <w:rPr>
+                <w:rFonts w:hint="eastAsia" w:ascii="Times New Roman" w:hAnsi="Times New Roman" w:eastAsia="微软雅黑" w:cs="Times New Roman"/>
+                <w:bCs/>
+                <w:sz w:val="18"/>
+                <w:szCs w:val="18"/>
+                <w:lang w:eastAsia="zh-CN"/>
+              </w:rPr>
+              <w:t>3</w:t>
+            </w:r>
+            <w:r>
+              <w:rPr>
+                <w:rFonts w:ascii="Times New Roman" w:hAnsi="Times New Roman" w:eastAsia="微软雅黑" w:cs="Times New Roman"/>
+                <w:sz w:val="18"/>
+                <w:szCs w:val="18"/>
+                <w:lang w:eastAsia="zh-CN"/>
+              </w:rPr>
+              <w:t xml:space="preserve"> }}</w:t>
+            </w:r>
+          </w:p>
+        </w:tc>
+        <w:tc>
+          <w:tcPr>
+            <w:tcW w:w="1417" w:type="dxa"/>
+            <w:tcBorders>
+              <w:top w:val="single" w:color="A4A4A4" w:sz="4" w:space="0"/>
+              <w:left w:val="single" w:color="A4A4A4" w:sz="4" w:space="0"/>
+              <w:bottom w:val="single" w:color="A4A4A4" w:sz="4" w:space="0"/>
+              <w:right w:val="single" w:color="A4A4A4" w:sz="4" w:space="0"/>
+            </w:tcBorders>
+            <w:vAlign w:val="center"/>
+          </w:tcPr>
+          <w:p>
+            <w:pPr>
+              <w:keepNext/>
+              <w:spacing w:before="26"/>
+              <w:jc w:val="center"/>
+              <w:rPr>
+                <w:rFonts w:ascii="Times New Roman" w:hAnsi="Times New Roman" w:eastAsia="微软雅黑" w:cs="Times New Roman"/>
+                <w:bCs/>
+                <w:sz w:val="18"/>
+                <w:szCs w:val="18"/>
+                <w:highlight w:val="yellow"/>
+                <w:lang w:eastAsia="zh-CN"/>
+              </w:rPr>
+            </w:pPr>
+            <w:r>
+              <w:rPr>
+                <w:rFonts w:hint="eastAsia" w:ascii="Times New Roman" w:hAnsi="Times New Roman" w:eastAsia="微软雅黑" w:cs="Times New Roman"/>
+                <w:sz w:val="18"/>
+                <w:szCs w:val="18"/>
+                <w:lang w:eastAsia="zh-CN"/>
+              </w:rPr>
+              <w:t>{{dis.</w:t>
+            </w:r>
+            <w:r>
+              <w:rPr>
+                <w:rFonts w:hint="eastAsia" w:ascii="Times New Roman" w:hAnsi="Times New Roman" w:eastAsia="微软雅黑" w:cs="Times New Roman"/>
+                <w:bCs/>
+                <w:sz w:val="18"/>
+                <w:szCs w:val="18"/>
+                <w:lang w:eastAsia="zh-CN"/>
+              </w:rPr>
+              <w:t>disease_name_chinese</w:t>
+            </w:r>
+            <w:r>
+              <w:rPr>
+                <w:rFonts w:hint="eastAsia" w:ascii="Times New Roman" w:hAnsi="Times New Roman" w:eastAsia="微软雅黑" w:cs="Times New Roman"/>
+                <w:sz w:val="18"/>
+                <w:szCs w:val="18"/>
+                <w:lang w:eastAsia="zh-CN"/>
+              </w:rPr>
+              <w:t>}}</w:t>
+            </w:r>
+          </w:p>
+        </w:tc>
+        <w:tc>
+          <w:tcPr>
+            <w:tcW w:w="1261" w:type="dxa"/>
+            <w:tcBorders>
+              <w:top w:val="single" w:color="A4A4A4" w:sz="4" w:space="0"/>
+              <w:left w:val="single" w:color="A4A4A4" w:sz="4" w:space="0"/>
+              <w:bottom w:val="single" w:color="A4A4A4" w:sz="4" w:space="0"/>
+              <w:right w:val="single" w:color="A4A4A4" w:sz="4" w:space="0"/>
+            </w:tcBorders>
+            <w:vAlign w:val="center"/>
+          </w:tcPr>
+          <w:p>
+            <w:pPr>
+              <w:keepNext/>
+              <w:spacing w:before="26"/>
+              <w:jc w:val="center"/>
+              <w:rPr>
+                <w:rFonts w:ascii="Times New Roman" w:hAnsi="Times New Roman" w:eastAsia="微软雅黑" w:cs="Times New Roman"/>
+                <w:bCs/>
+                <w:sz w:val="18"/>
+                <w:szCs w:val="18"/>
+                <w:highlight w:val="yellow"/>
+                <w:lang w:eastAsia="zh-CN"/>
+              </w:rPr>
+            </w:pPr>
+            <w:r>
+              <w:rPr>
+                <w:rFonts w:hint="eastAsia" w:ascii="Times New Roman" w:hAnsi="Times New Roman" w:eastAsia="微软雅黑" w:cs="Times New Roman"/>
+                <w:sz w:val="18"/>
+                <w:szCs w:val="18"/>
+                <w:lang w:eastAsia="zh-CN"/>
+              </w:rPr>
+              <w:t>{{</w:t>
+            </w:r>
+            <w:r>
+              <w:rPr>
+                <w:rFonts w:hint="eastAsia" w:ascii="Times New Roman" w:hAnsi="Times New Roman" w:eastAsia="微软雅黑" w:cs="Times New Roman"/>
+                <w:bCs/>
+                <w:sz w:val="18"/>
+                <w:szCs w:val="18"/>
+                <w:lang w:eastAsia="zh-CN"/>
+              </w:rPr>
+              <w:t>dis.evidence_phase_chinese</w:t>
+            </w:r>
+            <w:r>
+              <w:rPr>
+                <w:rFonts w:hint="eastAsia" w:ascii="Times New Roman" w:hAnsi="Times New Roman" w:eastAsia="微软雅黑" w:cs="Times New Roman"/>
+                <w:sz w:val="18"/>
+                <w:szCs w:val="18"/>
+                <w:lang w:eastAsia="zh-CN"/>
+              </w:rPr>
+              <w:t>}}</w:t>
+            </w:r>
+          </w:p>
+        </w:tc>
+        <w:tc>
+          <w:tcPr>
+            <w:tcW w:w="5666" w:type="dxa"/>
+            <w:tcBorders>
+              <w:top w:val="single" w:color="A4A4A4" w:sz="4" w:space="0"/>
+              <w:left w:val="single" w:color="A4A4A4" w:sz="4" w:space="0"/>
+              <w:bottom w:val="single" w:color="A4A4A4" w:sz="4" w:space="0"/>
+              <w:right w:val="nil"/>
+            </w:tcBorders>
+            <w:vAlign w:val="center"/>
+          </w:tcPr>
+          <w:p>
+            <w:pPr>
+              <w:keepNext/>
+              <w:spacing w:before="26"/>
+              <w:jc w:val="center"/>
+              <w:rPr>
+                <w:rFonts w:ascii="Times New Roman" w:hAnsi="Times New Roman" w:eastAsia="微软雅黑" w:cs="Times New Roman"/>
+                <w:bCs/>
+                <w:sz w:val="18"/>
+                <w:szCs w:val="18"/>
+                <w:highlight w:val="yellow"/>
+                <w:lang w:eastAsia="zh-CN"/>
+              </w:rPr>
+            </w:pPr>
+            <w:r>
+              <w:rPr>
+                <w:rFonts w:hint="eastAsia" w:ascii="Times New Roman" w:hAnsi="Times New Roman" w:eastAsia="微软雅黑" w:cs="Times New Roman"/>
+                <w:sz w:val="18"/>
+                <w:szCs w:val="18"/>
+                <w:lang w:eastAsia="zh-CN"/>
+              </w:rPr>
+              <w:t>{{</w:t>
+            </w:r>
+            <w:r>
+              <w:rPr>
+                <w:rFonts w:hint="eastAsia" w:ascii="Times New Roman" w:hAnsi="Times New Roman" w:eastAsia="微软雅黑" w:cs="Times New Roman"/>
+                <w:bCs/>
+                <w:sz w:val="18"/>
+                <w:szCs w:val="18"/>
+                <w:lang w:eastAsia="zh-CN"/>
+              </w:rPr>
+              <w:t>dis.annotation_chinese</w:t>
+            </w:r>
+            <w:r>
+              <w:rPr>
+                <w:rFonts w:hint="eastAsia" w:ascii="Times New Roman" w:hAnsi="Times New Roman" w:eastAsia="微软雅黑" w:cs="Times New Roman"/>
+                <w:sz w:val="18"/>
+                <w:szCs w:val="18"/>
+                <w:lang w:eastAsia="zh-CN"/>
+              </w:rPr>
+              <w:t>}}</w:t>
+            </w:r>
+          </w:p>
+        </w:tc>
+      </w:tr>
+      <w:tr>
+        <w:tblPrEx>
+          <w:tblBorders>
+            <w:top w:val="single" w:color="45A3A7" w:sz="18" w:space="0"/>
+            <w:left w:val="none" w:color="auto" w:sz="0" w:space="0"/>
+            <w:bottom w:val="dotted" w:color="45A3A7" w:sz="4" w:space="0"/>
+            <w:right w:val="none" w:color="auto" w:sz="0" w:space="0"/>
+            <w:insideH w:val="dotted" w:color="45A3A7" w:sz="4" w:space="0"/>
+            <w:insideV w:val="dotted" w:color="45A3A7" w:sz="4" w:space="0"/>
+          </w:tblBorders>
+          <w:tblCellMar>
+            <w:top w:w="0" w:type="dxa"/>
+            <w:left w:w="108" w:type="dxa"/>
+            <w:bottom w:w="0" w:type="dxa"/>
+            <w:right w:w="108" w:type="dxa"/>
+          </w:tblCellMar>
+        </w:tblPrEx>
+        <w:trPr>
+          <w:trHeight w:val="494" w:hRule="atLeast"/>
+          <w:jc w:val="center"/>
+        </w:trPr>
+        <w:tc>
+          <w:tcPr>
+            <w:tcW w:w="9870" w:type="dxa"/>
+            <w:gridSpan w:val="4"/>
+            <w:tcBorders>
+              <w:top w:val="single" w:color="A4A4A4" w:sz="4" w:space="0"/>
+              <w:left w:val="nil"/>
+              <w:bottom w:val="single" w:color="A4A4A4" w:sz="4" w:space="0"/>
+              <w:right w:val="nil"/>
+            </w:tcBorders>
+            <w:vAlign w:val="center"/>
+          </w:tcPr>
+          <w:p>
+            <w:pPr>
+              <w:keepNext/>
+              <w:spacing w:before="26"/>
+              <w:jc w:val="center"/>
+              <w:rPr>
+                <w:rFonts w:ascii="Times New Roman" w:hAnsi="Times New Roman" w:eastAsia="微软雅黑" w:cs="Times New Roman"/>
+                <w:bCs/>
+                <w:sz w:val="18"/>
+                <w:szCs w:val="18"/>
+                <w:lang w:eastAsia="zh-CN"/>
+              </w:rPr>
+            </w:pPr>
+            <w:r>
+              <w:rPr>
+                <w:rFonts w:hint="eastAsia" w:ascii="Times New Roman" w:hAnsi="Times New Roman" w:eastAsia="微软雅黑" w:cs="Times New Roman"/>
+                <w:b/>
+                <w:sz w:val="18"/>
+                <w:szCs w:val="18"/>
+                <w:lang w:eastAsia="zh-CN"/>
+              </w:rPr>
+              <w:t>{%tr endfor %}</w:t>
+            </w:r>
+          </w:p>
+        </w:tc>
+      </w:tr>
+    </w:tbl>
+    <w:p>
+      <w:pPr>
+        <w:spacing w:before="26"/>
+        <w:rPr>
+          <w:rFonts w:ascii="Times New Roman" w:hAnsi="Times New Roman" w:eastAsia="微软雅黑" w:cs="Times New Roman"/>
+          <w:b/>
+          <w:sz w:val="24"/>
+          <w:szCs w:val="24"/>
+          <w:lang w:eastAsia="zh-CN"/>
+        </w:rPr>
+      </w:pPr>
+      <w:r>
+        <w:rPr>
+          <w:rFonts w:hint="eastAsia" w:ascii="Times New Roman" w:hAnsi="Times New Roman" w:eastAsia="微软雅黑" w:cs="Times New Roman"/>
+          <w:b/>
+          <w:sz w:val="24"/>
+          <w:szCs w:val="24"/>
+          <w:lang w:eastAsia="zh-CN"/>
+        </w:rPr>
+        <w:t>{% endif %}{%if tdd.clinicalTrialInformationStr!= [] %}</w:t>
+      </w:r>
+    </w:p>
+    <w:p>
+      <w:pPr>
+        <w:keepNext/>
+        <w:spacing w:before="26"/>
+        <w:rPr>
+          <w:rFonts w:ascii="Times New Roman" w:hAnsi="Times New Roman" w:eastAsia="微软雅黑" w:cs="Times New Roman"/>
+          <w:b/>
+          <w:sz w:val="24"/>
+          <w:lang w:eastAsia="zh-CN"/>
+        </w:rPr>
+      </w:pPr>
+      <w:r>
+        <w:rPr>
+          <w:rFonts w:hint="eastAsia" w:ascii="Times New Roman" w:hAnsi="Times New Roman" w:eastAsia="微软雅黑" w:cs="Times New Roman"/>
+          <w:b/>
+          <w:sz w:val="24"/>
+          <w:lang w:eastAsia="zh-CN"/>
+        </w:rPr>
+        <w:t>临床试验信息</w:t>
+      </w:r>
+    </w:p>
+    <w:tbl>
+      <w:tblPr>
+        <w:tblStyle w:val="8"/>
+        <w:tblpPr w:leftFromText="180" w:rightFromText="180" w:vertAnchor="text" w:tblpXSpec="center" w:tblpY="1"/>
+        <w:tblOverlap w:val="never"/>
+        <w:tblW w:w="9870" w:type="dxa"/>
+        <w:jc w:val="center"/>
+        <w:tblBorders>
+          <w:top w:val="single" w:color="45A3A7" w:sz="18" w:space="0"/>
+          <w:left w:val="none" w:color="auto" w:sz="0" w:space="0"/>
+          <w:bottom w:val="dotted" w:color="45A3A7" w:sz="4" w:space="0"/>
+          <w:right w:val="none" w:color="auto" w:sz="0" w:space="0"/>
+          <w:insideH w:val="dotted" w:color="45A3A7" w:sz="4" w:space="0"/>
+          <w:insideV w:val="dotted" w:color="45A3A7" w:sz="4" w:space="0"/>
+        </w:tblBorders>
+        <w:tblLayout w:type="fixed"/>
+        <w:tblCellMar>
+          <w:top w:w="0" w:type="dxa"/>
+          <w:left w:w="108" w:type="dxa"/>
+          <w:bottom w:w="0" w:type="dxa"/>
+          <w:right w:w="108" w:type="dxa"/>
+        </w:tblCellMar>
+      </w:tblPr>
+      <w:tblGrid>
+        <w:gridCol w:w="1645"/>
+        <w:gridCol w:w="3884"/>
+        <w:gridCol w:w="1246"/>
+        <w:gridCol w:w="1035"/>
+        <w:gridCol w:w="1204"/>
+        <w:gridCol w:w="856"/>
+      </w:tblGrid>
+      <w:tr>
+        <w:tblPrEx>
+          <w:tblBorders>
+            <w:top w:val="single" w:color="45A3A7" w:sz="18" w:space="0"/>
+            <w:left w:val="none" w:color="auto" w:sz="0" w:space="0"/>
+            <w:bottom w:val="dotted" w:color="45A3A7" w:sz="4" w:space="0"/>
+            <w:right w:val="none" w:color="auto" w:sz="0" w:space="0"/>
+            <w:insideH w:val="dotted" w:color="45A3A7" w:sz="4" w:space="0"/>
+            <w:insideV w:val="dotted" w:color="45A3A7" w:sz="4" w:space="0"/>
+          </w:tblBorders>
+          <w:tblCellMar>
+            <w:top w:w="0" w:type="dxa"/>
+            <w:left w:w="108" w:type="dxa"/>
+            <w:bottom w:w="0" w:type="dxa"/>
+            <w:right w:w="108" w:type="dxa"/>
+          </w:tblCellMar>
+        </w:tblPrEx>
+        <w:trPr>
+          <w:trHeight w:val="420" w:hRule="atLeast"/>
+          <w:jc w:val="center"/>
+        </w:trPr>
+        <w:tc>
+          <w:tcPr>
+            <w:tcW w:w="1645" w:type="dxa"/>
+            <w:tcBorders>
+              <w:top w:val="nil"/>
+              <w:left w:val="nil"/>
+              <w:bottom w:val="nil"/>
+              <w:right w:val="single" w:color="FFFFFF" w:sz="18" w:space="0"/>
+            </w:tcBorders>
+            <w:shd w:val="clear" w:color="auto" w:fill="62B541"/>
+            <w:vAlign w:val="center"/>
+          </w:tcPr>
+          <w:p>
+            <w:pPr>
+              <w:keepNext/>
+              <w:spacing w:before="26"/>
+              <w:jc w:val="center"/>
+              <w:rPr>
+                <w:rFonts w:ascii="Times New Roman" w:hAnsi="Times New Roman" w:eastAsia="微软雅黑" w:cs="Times New Roman"/>
+                <w:b/>
+                <w:color w:val="FFFFFF" w:themeColor="background1"/>
+                <w:sz w:val="18"/>
+                <w:szCs w:val="18"/>
+                <w:lang w:eastAsia="zh-CN"/>
+                <w14:textFill>
+                  <w14:solidFill>
+                    <w14:schemeClr w14:val="bg1"/>
+                  </w14:solidFill>
+                </w14:textFill>
+              </w:rPr>
+            </w:pPr>
+            <w:r>
+              <w:rPr>
+                <w:rFonts w:ascii="Times New Roman" w:hAnsi="Times New Roman" w:eastAsia="微软雅黑" w:cs="Times New Roman"/>
+                <w:b/>
+                <w:color w:val="FFFFFF" w:themeColor="background1"/>
+                <w:sz w:val="18"/>
+                <w:szCs w:val="18"/>
+                <w:lang w:eastAsia="zh-CN"/>
+                <w14:textFill>
+                  <w14:solidFill>
+                    <w14:schemeClr w14:val="bg1"/>
+                  </w14:solidFill>
+                </w14:textFill>
+              </w:rPr>
+              <w:t>ID</w:t>
+            </w:r>
+          </w:p>
+        </w:tc>
+        <w:tc>
+          <w:tcPr>
+            <w:tcW w:w="3884" w:type="dxa"/>
+            <w:tcBorders>
+              <w:top w:val="nil"/>
+              <w:left w:val="single" w:color="FFFFFF" w:sz="18" w:space="0"/>
+              <w:bottom w:val="nil"/>
+              <w:right w:val="single" w:color="FFFFFF" w:sz="18" w:space="0"/>
+            </w:tcBorders>
+            <w:shd w:val="clear" w:color="auto" w:fill="62B541"/>
+            <w:vAlign w:val="center"/>
+          </w:tcPr>
+          <w:p>
+            <w:pPr>
+              <w:keepNext/>
+              <w:spacing w:before="26"/>
+              <w:jc w:val="center"/>
+              <w:rPr>
+                <w:rFonts w:ascii="Times New Roman" w:hAnsi="Times New Roman" w:eastAsia="微软雅黑" w:cs="Times New Roman"/>
+                <w:b/>
+                <w:color w:val="FFFFFF" w:themeColor="background1"/>
+                <w:sz w:val="18"/>
+                <w:szCs w:val="18"/>
+                <w:lang w:eastAsia="zh-CN"/>
+                <w14:textFill>
+                  <w14:solidFill>
+                    <w14:schemeClr w14:val="bg1"/>
+                  </w14:solidFill>
+                </w14:textFill>
+              </w:rPr>
+            </w:pPr>
+            <w:r>
+              <w:rPr>
+                <w:rFonts w:ascii="Times New Roman" w:hAnsi="Times New Roman" w:eastAsia="微软雅黑" w:cs="Times New Roman"/>
+                <w:b/>
+                <w:color w:val="FFFFFF" w:themeColor="background1"/>
+                <w:sz w:val="18"/>
+                <w:szCs w:val="18"/>
+                <w:lang w:eastAsia="zh-CN"/>
+                <w14:textFill>
+                  <w14:solidFill>
+                    <w14:schemeClr w14:val="bg1"/>
+                  </w14:solidFill>
+                </w14:textFill>
+              </w:rPr>
+              <w:t>临床试验名称</w:t>
+            </w:r>
+          </w:p>
+        </w:tc>
+        <w:tc>
+          <w:tcPr>
+            <w:tcW w:w="1246" w:type="dxa"/>
+            <w:tcBorders>
+              <w:top w:val="nil"/>
+              <w:left w:val="single" w:color="FFFFFF" w:sz="18" w:space="0"/>
+              <w:bottom w:val="nil"/>
+              <w:right w:val="single" w:color="FFFFFF" w:sz="18" w:space="0"/>
+            </w:tcBorders>
+            <w:shd w:val="clear" w:color="auto" w:fill="62B541"/>
+            <w:vAlign w:val="center"/>
+          </w:tcPr>
+          <w:p>
+            <w:pPr>
+              <w:keepNext/>
+              <w:spacing w:before="26"/>
+              <w:jc w:val="center"/>
+              <w:rPr>
+                <w:rFonts w:ascii="Times New Roman" w:hAnsi="Times New Roman" w:eastAsia="微软雅黑" w:cs="Times New Roman"/>
+                <w:b/>
+                <w:color w:val="FFFFFF" w:themeColor="background1"/>
+                <w:sz w:val="18"/>
+                <w:szCs w:val="18"/>
+                <w:lang w:eastAsia="zh-CN"/>
+                <w14:textFill>
+                  <w14:solidFill>
+                    <w14:schemeClr w14:val="bg1"/>
+                  </w14:solidFill>
+                </w14:textFill>
+              </w:rPr>
+            </w:pPr>
+            <w:r>
+              <w:rPr>
+                <w:rFonts w:ascii="Times New Roman" w:hAnsi="Times New Roman" w:eastAsia="微软雅黑" w:cs="Times New Roman"/>
+                <w:b/>
+                <w:color w:val="FFFFFF" w:themeColor="background1"/>
+                <w:sz w:val="18"/>
+                <w:szCs w:val="18"/>
+                <w:lang w:eastAsia="zh-CN"/>
+                <w14:textFill>
+                  <w14:solidFill>
+                    <w14:schemeClr w14:val="bg1"/>
+                  </w14:solidFill>
+                </w14:textFill>
+              </w:rPr>
+              <w:t>肿瘤类型</w:t>
+            </w:r>
+          </w:p>
+        </w:tc>
+        <w:tc>
+          <w:tcPr>
+            <w:tcW w:w="1035" w:type="dxa"/>
+            <w:tcBorders>
+              <w:top w:val="nil"/>
+              <w:left w:val="single" w:color="FFFFFF" w:sz="18" w:space="0"/>
+              <w:bottom w:val="nil"/>
+              <w:right w:val="single" w:color="FFFFFF" w:sz="18" w:space="0"/>
+            </w:tcBorders>
+            <w:shd w:val="clear" w:color="auto" w:fill="62B541"/>
+            <w:vAlign w:val="center"/>
+          </w:tcPr>
+          <w:p>
+            <w:pPr>
+              <w:keepNext/>
+              <w:spacing w:before="26"/>
+              <w:jc w:val="center"/>
+              <w:rPr>
+                <w:rFonts w:ascii="Times New Roman" w:hAnsi="Times New Roman" w:eastAsia="微软雅黑" w:cs="Times New Roman"/>
+                <w:b/>
+                <w:color w:val="FFFFFF" w:themeColor="background1"/>
+                <w:sz w:val="18"/>
+                <w:szCs w:val="18"/>
+                <w:lang w:eastAsia="zh-CN"/>
+                <w14:textFill>
+                  <w14:solidFill>
+                    <w14:schemeClr w14:val="bg1"/>
+                  </w14:solidFill>
+                </w14:textFill>
+              </w:rPr>
+            </w:pPr>
+            <w:r>
+              <w:rPr>
+                <w:rFonts w:ascii="Times New Roman" w:hAnsi="Times New Roman" w:eastAsia="微软雅黑" w:cs="Times New Roman"/>
+                <w:b/>
+                <w:color w:val="FFFFFF" w:themeColor="background1"/>
+                <w:sz w:val="18"/>
+                <w:szCs w:val="18"/>
+                <w:lang w:eastAsia="zh-CN"/>
+                <w14:textFill>
+                  <w14:solidFill>
+                    <w14:schemeClr w14:val="bg1"/>
+                  </w14:solidFill>
+                </w14:textFill>
+              </w:rPr>
+              <w:t>阶段</w:t>
+            </w:r>
+          </w:p>
+        </w:tc>
+        <w:tc>
+          <w:tcPr>
+            <w:tcW w:w="1204" w:type="dxa"/>
+            <w:tcBorders>
+              <w:top w:val="nil"/>
+              <w:left w:val="single" w:color="FFFFFF" w:sz="18" w:space="0"/>
+              <w:bottom w:val="nil"/>
+              <w:right w:val="single" w:color="FFFFFF" w:sz="18" w:space="0"/>
+            </w:tcBorders>
+            <w:shd w:val="clear" w:color="auto" w:fill="62BC41"/>
+            <w:vAlign w:val="center"/>
+          </w:tcPr>
+          <w:p>
+            <w:pPr>
+              <w:keepNext/>
+              <w:spacing w:before="26"/>
+              <w:jc w:val="center"/>
+              <w:rPr>
+                <w:rFonts w:ascii="Times New Roman" w:hAnsi="Times New Roman" w:eastAsia="微软雅黑" w:cs="Times New Roman"/>
+                <w:b/>
+                <w:color w:val="FFFFFF" w:themeColor="background1"/>
+                <w:sz w:val="18"/>
+                <w:szCs w:val="18"/>
+                <w:lang w:eastAsia="zh-CN"/>
+                <w14:textFill>
+                  <w14:solidFill>
+                    <w14:schemeClr w14:val="bg1"/>
+                  </w14:solidFill>
+                </w14:textFill>
+              </w:rPr>
+            </w:pPr>
+            <w:r>
+              <w:rPr>
+                <w:rFonts w:ascii="Times New Roman" w:hAnsi="Times New Roman" w:eastAsia="微软雅黑" w:cs="Times New Roman"/>
+                <w:b/>
+                <w:color w:val="FFFFFF" w:themeColor="background1"/>
+                <w:sz w:val="18"/>
+                <w:szCs w:val="18"/>
+                <w:lang w:eastAsia="zh-CN"/>
+                <w14:textFill>
+                  <w14:solidFill>
+                    <w14:schemeClr w14:val="bg1"/>
+                  </w14:solidFill>
+                </w14:textFill>
+              </w:rPr>
+              <w:t>药物</w:t>
+            </w:r>
+          </w:p>
+        </w:tc>
+        <w:tc>
+          <w:tcPr>
+            <w:tcW w:w="856" w:type="dxa"/>
+            <w:tcBorders>
+              <w:top w:val="nil"/>
+              <w:left w:val="single" w:color="FFFFFF" w:sz="18" w:space="0"/>
+              <w:bottom w:val="nil"/>
+              <w:right w:val="nil"/>
+            </w:tcBorders>
+            <w:shd w:val="clear" w:color="auto" w:fill="62BC41"/>
+            <w:vAlign w:val="center"/>
+          </w:tcPr>
+          <w:p>
+            <w:pPr>
+              <w:keepNext/>
+              <w:spacing w:before="26"/>
+              <w:jc w:val="center"/>
+              <w:rPr>
+                <w:rFonts w:ascii="Times New Roman" w:hAnsi="Times New Roman" w:eastAsia="微软雅黑" w:cs="Times New Roman"/>
+                <w:b/>
+                <w:color w:val="FFFFFF" w:themeColor="background1"/>
+                <w:sz w:val="18"/>
+                <w:szCs w:val="18"/>
+                <w:lang w:eastAsia="zh-CN"/>
+                <w14:textFill>
+                  <w14:solidFill>
+                    <w14:schemeClr w14:val="bg1"/>
+                  </w14:solidFill>
+                </w14:textFill>
+              </w:rPr>
+            </w:pPr>
+            <w:r>
+              <w:rPr>
+                <w:rFonts w:ascii="Times New Roman" w:hAnsi="Times New Roman" w:eastAsia="微软雅黑" w:cs="Times New Roman"/>
+                <w:b/>
+                <w:color w:val="FFFFFF" w:themeColor="background1"/>
+                <w:sz w:val="18"/>
+                <w:szCs w:val="18"/>
+                <w:lang w:eastAsia="zh-CN"/>
+                <w14:textFill>
+                  <w14:solidFill>
+                    <w14:schemeClr w14:val="bg1"/>
+                  </w14:solidFill>
+                </w14:textFill>
+              </w:rPr>
+              <w:t>地点</w:t>
+            </w:r>
+          </w:p>
+        </w:tc>
+      </w:tr>
+      <w:tr>
+        <w:tblPrEx>
+          <w:tblBorders>
+            <w:top w:val="single" w:color="45A3A7" w:sz="18" w:space="0"/>
+            <w:left w:val="none" w:color="auto" w:sz="0" w:space="0"/>
+            <w:bottom w:val="dotted" w:color="45A3A7" w:sz="4" w:space="0"/>
+            <w:right w:val="none" w:color="auto" w:sz="0" w:space="0"/>
+            <w:insideH w:val="dotted" w:color="45A3A7" w:sz="4" w:space="0"/>
+            <w:insideV w:val="dotted" w:color="45A3A7" w:sz="4" w:space="0"/>
+          </w:tblBorders>
+          <w:tblCellMar>
+            <w:top w:w="0" w:type="dxa"/>
+            <w:left w:w="108" w:type="dxa"/>
+            <w:bottom w:w="0" w:type="dxa"/>
+            <w:right w:w="108" w:type="dxa"/>
+          </w:tblCellMar>
+        </w:tblPrEx>
+        <w:trPr>
+          <w:jc w:val="center"/>
+        </w:trPr>
+        <w:tc>
+          <w:tcPr>
+            <w:tcW w:w="9870" w:type="dxa"/>
+            <w:gridSpan w:val="6"/>
+            <w:tcBorders>
+              <w:top w:val="nil"/>
+              <w:bottom w:val="single" w:color="A4A4A4" w:sz="4" w:space="0"/>
+            </w:tcBorders>
+            <w:vAlign w:val="center"/>
+          </w:tcPr>
+          <w:p>
+            <w:pPr>
+              <w:keepNext/>
+              <w:spacing w:before="26"/>
+              <w:jc w:val="center"/>
+              <w:rPr>
+                <w:rFonts w:ascii="Times New Roman" w:hAnsi="Times New Roman" w:eastAsia="微软雅黑" w:cs="Times New Roman"/>
+                <w:bCs/>
+                <w:sz w:val="18"/>
+                <w:szCs w:val="18"/>
+                <w:lang w:eastAsia="zh-CN"/>
+              </w:rPr>
+            </w:pPr>
+            <w:r>
+              <w:rPr>
+                <w:rFonts w:hint="eastAsia" w:ascii="Times New Roman" w:hAnsi="Times New Roman" w:eastAsia="微软雅黑" w:cs="Times New Roman"/>
+                <w:b/>
+                <w:sz w:val="18"/>
+                <w:szCs w:val="18"/>
+                <w:lang w:eastAsia="zh-CN"/>
+              </w:rPr>
+              <w:t>{%tr for cti in tdd.clinicalTrialInformationStr %}</w:t>
+            </w:r>
+          </w:p>
+        </w:tc>
+      </w:tr>
+      <w:tr>
+        <w:tblPrEx>
+          <w:tblBorders>
+            <w:top w:val="single" w:color="45A3A7" w:sz="18" w:space="0"/>
+            <w:left w:val="none" w:color="auto" w:sz="0" w:space="0"/>
+            <w:bottom w:val="dotted" w:color="45A3A7" w:sz="4" w:space="0"/>
+            <w:right w:val="none" w:color="auto" w:sz="0" w:space="0"/>
+            <w:insideH w:val="dotted" w:color="45A3A7" w:sz="4" w:space="0"/>
+            <w:insideV w:val="dotted" w:color="45A3A7" w:sz="4" w:space="0"/>
+          </w:tblBorders>
+          <w:tblCellMar>
+            <w:top w:w="0" w:type="dxa"/>
+            <w:left w:w="108" w:type="dxa"/>
+            <w:bottom w:w="0" w:type="dxa"/>
+            <w:right w:w="108" w:type="dxa"/>
+          </w:tblCellMar>
+        </w:tblPrEx>
+        <w:trPr>
+          <w:jc w:val="center"/>
+        </w:trPr>
+        <w:tc>
+          <w:tcPr>
+            <w:tcW w:w="1645" w:type="dxa"/>
+            <w:tcBorders>
+              <w:top w:val="single" w:color="A4A4A4" w:sz="4" w:space="0"/>
+              <w:bottom w:val="single" w:color="A4A4A4" w:sz="4" w:space="0"/>
+              <w:right w:val="single" w:color="A4A4A4" w:sz="4" w:space="0"/>
+            </w:tcBorders>
+            <w:vAlign w:val="center"/>
+          </w:tcPr>
+          <w:p>
+            <w:pPr>
+              <w:keepNext/>
+              <w:spacing w:before="26"/>
+              <w:jc w:val="center"/>
+              <w:rPr>
+                <w:rFonts w:ascii="Times New Roman" w:hAnsi="Times New Roman" w:eastAsia="微软雅黑" w:cs="Times New Roman"/>
+                <w:bCs/>
+                <w:sz w:val="18"/>
+                <w:szCs w:val="18"/>
+                <w:lang w:eastAsia="zh-CN"/>
+              </w:rPr>
+            </w:pPr>
+            <w:r>
+              <w:rPr>
+                <w:rFonts w:hint="eastAsia" w:ascii="Times New Roman" w:hAnsi="Times New Roman" w:eastAsia="微软雅黑" w:cs="Times New Roman"/>
+                <w:bCs/>
+                <w:sz w:val="18"/>
+                <w:szCs w:val="18"/>
+                <w:lang w:eastAsia="zh-CN"/>
+              </w:rPr>
+              <w:t>{{ cti.clinical_trial_id }}</w:t>
+            </w:r>
+          </w:p>
+        </w:tc>
+        <w:tc>
+          <w:tcPr>
+            <w:tcW w:w="3884" w:type="dxa"/>
+            <w:tcBorders>
+              <w:top w:val="single" w:color="A4A4A4" w:sz="4" w:space="0"/>
+              <w:left w:val="single" w:color="A4A4A4" w:sz="4" w:space="0"/>
+              <w:bottom w:val="single" w:color="A4A4A4" w:sz="4" w:space="0"/>
+              <w:right w:val="single" w:color="A4A4A4" w:sz="4" w:space="0"/>
+            </w:tcBorders>
+            <w:vAlign w:val="center"/>
+          </w:tcPr>
+          <w:p>
+            <w:pPr>
+              <w:keepNext/>
+              <w:jc w:val="center"/>
+              <w:rPr>
+                <w:rFonts w:ascii="Times New Roman" w:hAnsi="Times New Roman" w:eastAsia="微软雅黑" w:cs="Times New Roman"/>
+                <w:bCs/>
+                <w:sz w:val="18"/>
+                <w:szCs w:val="18"/>
+                <w:lang w:eastAsia="zh-CN"/>
+              </w:rPr>
+            </w:pPr>
+            <w:r>
+              <w:rPr>
+                <w:rFonts w:hint="eastAsia" w:ascii="Times New Roman" w:hAnsi="Times New Roman" w:eastAsia="微软雅黑" w:cs="Times New Roman"/>
+                <w:bCs/>
+                <w:sz w:val="18"/>
+                <w:szCs w:val="18"/>
+                <w:lang w:eastAsia="zh-CN"/>
+              </w:rPr>
+              <w:t>{{ cti.title_chinese }}</w:t>
+            </w:r>
+          </w:p>
+        </w:tc>
+        <w:tc>
+          <w:tcPr>
+            <w:tcW w:w="1246" w:type="dxa"/>
+            <w:tcBorders>
+              <w:top w:val="single" w:color="A4A4A4" w:sz="4" w:space="0"/>
+              <w:left w:val="single" w:color="A4A4A4" w:sz="4" w:space="0"/>
+              <w:bottom w:val="single" w:color="A4A4A4" w:sz="4" w:space="0"/>
+              <w:right w:val="single" w:color="A4A4A4" w:sz="4" w:space="0"/>
+            </w:tcBorders>
+            <w:vAlign w:val="center"/>
+          </w:tcPr>
+          <w:p>
+            <w:pPr>
+              <w:keepNext/>
+              <w:spacing w:before="26"/>
+              <w:jc w:val="center"/>
+              <w:rPr>
+                <w:rFonts w:ascii="Times New Roman" w:hAnsi="Times New Roman" w:eastAsia="微软雅黑" w:cs="Times New Roman"/>
+                <w:bCs/>
+                <w:sz w:val="18"/>
+                <w:szCs w:val="18"/>
+                <w:lang w:eastAsia="zh-CN"/>
+              </w:rPr>
+            </w:pPr>
+            <w:r>
+              <w:rPr>
+                <w:rFonts w:hint="eastAsia" w:ascii="Times New Roman" w:hAnsi="Times New Roman" w:eastAsia="微软雅黑" w:cs="Times New Roman"/>
+                <w:bCs/>
+                <w:sz w:val="18"/>
+                <w:szCs w:val="18"/>
+                <w:lang w:eastAsia="zh-CN"/>
+              </w:rPr>
+              <w:t>{{ cti.condition_chinese }}</w:t>
+            </w:r>
+          </w:p>
+        </w:tc>
+        <w:tc>
+          <w:tcPr>
+            <w:tcW w:w="1035" w:type="dxa"/>
+            <w:tcBorders>
+              <w:top w:val="single" w:color="A4A4A4" w:sz="4" w:space="0"/>
+              <w:left w:val="single" w:color="A4A4A4" w:sz="4" w:space="0"/>
+              <w:bottom w:val="single" w:color="A4A4A4" w:sz="4" w:space="0"/>
+              <w:right w:val="single" w:color="A4A4A4" w:sz="4" w:space="0"/>
+            </w:tcBorders>
+            <w:vAlign w:val="center"/>
+          </w:tcPr>
+          <w:p>
+            <w:pPr>
+              <w:keepNext/>
+              <w:spacing w:before="26"/>
+              <w:jc w:val="center"/>
+              <w:rPr>
+                <w:rFonts w:ascii="Times New Roman" w:hAnsi="Times New Roman" w:eastAsia="微软雅黑" w:cs="Times New Roman"/>
+                <w:bCs/>
+                <w:sz w:val="18"/>
+                <w:szCs w:val="18"/>
+                <w:lang w:eastAsia="zh-CN"/>
+              </w:rPr>
+            </w:pPr>
+            <w:r>
+              <w:rPr>
+                <w:rFonts w:hint="eastAsia" w:ascii="Times New Roman" w:hAnsi="Times New Roman" w:eastAsia="微软雅黑" w:cs="Times New Roman"/>
+                <w:bCs/>
+                <w:sz w:val="18"/>
+                <w:szCs w:val="18"/>
+                <w:lang w:eastAsia="zh-CN"/>
+              </w:rPr>
+              <w:t>{{ cti.phase }}</w:t>
+            </w:r>
+          </w:p>
+        </w:tc>
+        <w:tc>
+          <w:tcPr>
+            <w:tcW w:w="1204" w:type="dxa"/>
+            <w:tcBorders>
+              <w:top w:val="single" w:color="A4A4A4" w:sz="4" w:space="0"/>
+              <w:left w:val="single" w:color="A4A4A4" w:sz="4" w:space="0"/>
+              <w:bottom w:val="single" w:color="A4A4A4" w:sz="4" w:space="0"/>
+              <w:right w:val="single" w:color="A4A4A4" w:sz="4" w:space="0"/>
+            </w:tcBorders>
+            <w:vAlign w:val="center"/>
+          </w:tcPr>
+          <w:p>
+            <w:pPr>
+              <w:spacing w:before="1" w:line="249" w:lineRule="auto"/>
+              <w:ind w:right="131"/>
+              <w:jc w:val="center"/>
+              <w:rPr>
+                <w:rFonts w:ascii="Times New Roman" w:hAnsi="Times New Roman" w:eastAsia="微软雅黑" w:cs="Times New Roman"/>
+                <w:sz w:val="18"/>
+                <w:szCs w:val="18"/>
+                <w:lang w:eastAsia="zh-CN"/>
+              </w:rPr>
+            </w:pPr>
+            <w:r>
+              <w:rPr>
+                <w:rFonts w:hint="eastAsia" w:ascii="Times New Roman" w:hAnsi="Times New Roman" w:eastAsia="微软雅黑" w:cs="Times New Roman"/>
+                <w:sz w:val="18"/>
+                <w:szCs w:val="18"/>
+                <w:lang w:eastAsia="zh-CN"/>
+              </w:rPr>
+              <w:t xml:space="preserve">{% for d in </w:t>
+            </w:r>
+            <w:r>
+              <w:rPr>
+                <w:rFonts w:hint="eastAsia" w:ascii="Times New Roman" w:hAnsi="Times New Roman" w:eastAsia="微软雅黑" w:cs="Times New Roman"/>
+                <w:bCs/>
+                <w:sz w:val="18"/>
+                <w:szCs w:val="18"/>
+                <w:lang w:eastAsia="zh-CN"/>
+              </w:rPr>
+              <w:t>cti.drug_name_chinese</w:t>
+            </w:r>
+            <w:r>
+              <w:rPr>
+                <w:rFonts w:hint="eastAsia" w:ascii="Times New Roman" w:hAnsi="Times New Roman" w:eastAsia="微软雅黑" w:cs="Times New Roman"/>
+                <w:sz w:val="18"/>
+                <w:szCs w:val="18"/>
+                <w:lang w:eastAsia="zh-CN"/>
+              </w:rPr>
+              <w:t xml:space="preserve"> %}{%if loop.last%}{{ d.name }}{%else%}{{ d.name }}</w:t>
+            </w:r>
+          </w:p>
+          <w:p>
+            <w:pPr>
+              <w:keepNext/>
+              <w:jc w:val="center"/>
+              <w:rPr>
+                <w:rFonts w:ascii="Times New Roman" w:hAnsi="Times New Roman" w:eastAsia="微软雅黑" w:cs="Times New Roman"/>
+                <w:sz w:val="18"/>
+                <w:szCs w:val="18"/>
+                <w:lang w:eastAsia="zh-CN"/>
+              </w:rPr>
+            </w:pPr>
+            <w:r>
+              <w:rPr>
+                <w:rFonts w:hint="eastAsia" w:ascii="Times New Roman" w:hAnsi="Times New Roman" w:eastAsia="微软雅黑" w:cs="Times New Roman"/>
+                <w:sz w:val="18"/>
+                <w:szCs w:val="18"/>
+                <w:lang w:eastAsia="zh-CN"/>
+              </w:rPr>
+              <w:t>{%endif%}{% endfor %}</w:t>
+            </w:r>
+          </w:p>
+        </w:tc>
+        <w:tc>
+          <w:tcPr>
+            <w:tcW w:w="856" w:type="dxa"/>
+            <w:tcBorders>
+              <w:top w:val="single" w:color="A4A4A4" w:sz="4" w:space="0"/>
+              <w:left w:val="single" w:color="A4A4A4" w:sz="4" w:space="0"/>
+              <w:bottom w:val="single" w:color="A4A4A4" w:sz="4" w:space="0"/>
+            </w:tcBorders>
+            <w:vAlign w:val="center"/>
+          </w:tcPr>
+          <w:p>
+            <w:pPr>
+              <w:keepNext/>
+              <w:spacing w:before="26"/>
+              <w:jc w:val="center"/>
+              <w:rPr>
+                <w:rFonts w:ascii="Times New Roman" w:hAnsi="Times New Roman" w:eastAsia="微软雅黑" w:cs="Times New Roman"/>
+                <w:bCs/>
+                <w:sz w:val="18"/>
+                <w:szCs w:val="18"/>
+                <w:lang w:eastAsia="zh-CN"/>
+              </w:rPr>
+            </w:pPr>
+            <w:r>
+              <w:rPr>
+                <w:rFonts w:hint="eastAsia" w:ascii="Times New Roman" w:hAnsi="Times New Roman" w:eastAsia="微软雅黑" w:cs="Times New Roman"/>
+                <w:bCs/>
+                <w:sz w:val="18"/>
+                <w:szCs w:val="18"/>
+                <w:lang w:eastAsia="zh-CN"/>
+              </w:rPr>
+              <w:t>{{ cti.location_chinese }}</w:t>
+            </w:r>
+          </w:p>
+        </w:tc>
+      </w:tr>
+      <w:tr>
+        <w:tblPrEx>
+          <w:tblBorders>
+            <w:top w:val="single" w:color="45A3A7" w:sz="18" w:space="0"/>
+            <w:left w:val="none" w:color="auto" w:sz="0" w:space="0"/>
+            <w:bottom w:val="dotted" w:color="45A3A7" w:sz="4" w:space="0"/>
+            <w:right w:val="none" w:color="auto" w:sz="0" w:space="0"/>
+            <w:insideH w:val="dotted" w:color="45A3A7" w:sz="4" w:space="0"/>
+            <w:insideV w:val="dotted" w:color="45A3A7" w:sz="4" w:space="0"/>
+          </w:tblBorders>
+          <w:tblCellMar>
+            <w:top w:w="0" w:type="dxa"/>
+            <w:left w:w="108" w:type="dxa"/>
+            <w:bottom w:w="0" w:type="dxa"/>
+            <w:right w:w="108" w:type="dxa"/>
+          </w:tblCellMar>
+        </w:tblPrEx>
+        <w:trPr>
+          <w:jc w:val="center"/>
+        </w:trPr>
+        <w:tc>
+          <w:tcPr>
+            <w:tcW w:w="9870" w:type="dxa"/>
+            <w:gridSpan w:val="6"/>
+            <w:tcBorders>
+              <w:top w:val="single" w:color="A4A4A4" w:sz="4" w:space="0"/>
+              <w:bottom w:val="single" w:color="A4A4A4" w:sz="4" w:space="0"/>
+            </w:tcBorders>
+            <w:vAlign w:val="center"/>
+          </w:tcPr>
+          <w:p>
+            <w:pPr>
+              <w:keepNext/>
+              <w:spacing w:before="26"/>
+              <w:jc w:val="center"/>
+              <w:rPr>
+                <w:rFonts w:ascii="Times New Roman" w:hAnsi="Times New Roman" w:eastAsia="微软雅黑" w:cs="Times New Roman"/>
+                <w:bCs/>
+                <w:sz w:val="18"/>
+                <w:szCs w:val="18"/>
+                <w:lang w:eastAsia="zh-CN"/>
+              </w:rPr>
+            </w:pPr>
+            <w:r>
+              <w:rPr>
+                <w:rFonts w:hint="eastAsia" w:ascii="Times New Roman" w:hAnsi="Times New Roman" w:eastAsia="微软雅黑" w:cs="Times New Roman"/>
+                <w:bCs/>
+                <w:sz w:val="18"/>
+                <w:szCs w:val="18"/>
+                <w:lang w:eastAsia="zh-CN"/>
+              </w:rPr>
+              <w:t>{%tr endfor %}</w:t>
+            </w:r>
+          </w:p>
+        </w:tc>
+      </w:tr>
+    </w:tbl>
+    <w:p>
+      <w:pPr>
+        <w:rPr>
+          <w:rFonts w:ascii="Times New Roman" w:hAnsi="Times New Roman" w:eastAsia="微软雅黑" w:cs="黑体"/>
+          <w:b/>
+          <w:bCs/>
           <w:color w:val="62B541"/>
           <w:sz w:val="32"/>
+          <w:szCs w:val="36"/>
+          <w:lang w:val="en-US" w:eastAsia="zh-CN" w:bidi="ar-SA"/>
           <w14:shadow w14:blurRad="50800" w14:dist="38100" w14:dir="10800000" w14:sx="100000" w14:sy="100000" w14:kx="0" w14:ky="0" w14:algn="r">
             <w14:srgbClr w14:val="62B541">
               <w14:alpha w14:val="60000"/>
             </w14:srgbClr>
           </w14:shadow>
         </w:rPr>
-        <w:t>附录</w:t>
-      </w:r>
-      <w:bookmarkEnd w:id="1"/>
+      </w:pPr>
+      <w:r>
+        <w:rPr>
+          <w:rFonts w:hint="eastAsia"/>
+          <w:color w:val="auto"/>
+        </w:rPr>
+        <w:t>{% endif %}</w:t>
+      </w:r>
+      <w:r>
+        <w:rPr>
+          <w:rFonts w:hint="eastAsia" w:ascii="Times New Roman" w:hAnsi="Times New Roman" w:eastAsia="微软雅黑" w:cs="Times New Roman"/>
+          <w:b/>
+          <w:bCs w:val="0"/>
+          <w:color w:val="auto"/>
+          <w:sz w:val="24"/>
+          <w:szCs w:val="24"/>
+          <w:lang w:val="en-US" w:eastAsia="zh-CN" w:bidi="ar-SA"/>
+        </w:rPr>
+        <w:t>{% endif %}{% endif %}</w:t>
+      </w:r>
+      <w:r>
+        <w:rPr>
+          <w:rFonts w:hint="eastAsia"/>
+          <w:color w:val="auto"/>
+        </w:rPr>
+        <w:t>{% endfor %}</w:t>
+      </w:r>
+      <w:r>
+        <w:rPr>
+          <w:rFonts w:hint="eastAsia" w:ascii="Times New Roman" w:hAnsi="Times New Roman" w:eastAsia="微软雅黑" w:cs="Times New Roman"/>
+          <w:sz w:val="18"/>
+          <w:szCs w:val="18"/>
+          <w:lang w:val="en-US" w:eastAsia="zh-CN" w:bidi="ar"/>
+        </w:rPr>
+        <w:br w:type="page"/>
+      </w:r>
+      <w:r>
+        <w:rPr>
+          <w:rFonts w:hint="eastAsia" w:ascii="宋体" w:hAnsi="宋体" w:eastAsia="宋体" w:cs="宋体"/>
+          <w:sz w:val="24"/>
+          <w:szCs w:val="24"/>
+          <w:lang w:val="en-US" w:eastAsia="zh-CN"/>
+        </w:rPr>
+        <w:t>{% endif %}</w:t>
+      </w:r>
       <w:bookmarkEnd w:id="2"/>
       <w:bookmarkEnd w:id="3"/>
       <w:bookmarkEnd w:id="4"/>
@@ -3241,2320 +8397,529 @@
       <w:bookmarkEnd w:id="7"/>
       <w:bookmarkEnd w:id="8"/>
       <w:bookmarkEnd w:id="9"/>
+      <w:bookmarkEnd w:id="10"/>
+      <w:r>
+        <w:rPr>
+          <w:rFonts w:ascii="Times New Roman" w:hAnsi="Times New Roman" w:eastAsia="微软雅黑" w:cs="黑体"/>
+          <w:b/>
+          <w:bCs/>
+          <w:color w:val="62B541"/>
+          <w:sz w:val="32"/>
+          <w:szCs w:val="36"/>
+          <w:lang w:val="en-US" w:eastAsia="zh-CN" w:bidi="ar-SA"/>
+          <w14:shadow w14:blurRad="50800" w14:dist="38100" w14:dir="10800000" w14:sx="100000" w14:sy="100000" w14:kx="0" w14:ky="0" w14:algn="r">
+            <w14:srgbClr w14:val="62B541">
+              <w14:alpha w14:val="60000"/>
+            </w14:srgbClr>
+          </w14:shadow>
+        </w:rPr>
+        <w:t>附录</w:t>
+      </w:r>
     </w:p>
     <w:p>
       <w:pPr>
-        <w:keepNext/>
-        <w:spacing w:before="26"/>
-        <w:rPr>
-          <w:rFonts w:ascii="Times New Roman" w:hAnsi="Times New Roman" w:eastAsia="微软雅黑" w:cs="Times New Roman"/>
-          <w:sz w:val="18"/>
-          <w:szCs w:val="18"/>
+        <w:pStyle w:val="3"/>
+        <w:numPr>
+          <w:ilvl w:val="255"/>
+          <w:numId w:val="0"/>
+        </w:numPr>
+        <w:jc w:val="left"/>
+        <w:rPr>
           <w:lang w:eastAsia="zh-CN"/>
         </w:rPr>
       </w:pPr>
-      <w:r>
-        <w:rPr>
-          <w:rFonts w:hint="eastAsia" w:ascii="Times New Roman" w:hAnsi="Times New Roman" w:eastAsia="微软雅黑" w:cs="Times New Roman"/>
-          <w:b/>
-          <w:bCs/>
-          <w:sz w:val="18"/>
-          <w:szCs w:val="18"/>
+      <w:bookmarkStart w:id="11" w:name="_Toc17956"/>
+      <w:r>
+        <w:rPr>
+          <w:rFonts w:hint="eastAsia"/>
+          <w:color w:val="auto"/>
+          <w:sz w:val="30"/>
           <w:lang w:eastAsia="zh-CN"/>
         </w:rPr>
-        <w:t>基因说明：</w:t>
-      </w:r>
-      <w:r>
-        <w:rPr>
-          <w:rFonts w:hint="eastAsia" w:ascii="Times New Roman" w:hAnsi="Times New Roman" w:eastAsia="微软雅黑" w:cs="Times New Roman"/>
-          <w:sz w:val="18"/>
-          <w:szCs w:val="18"/>
-          <w:lang w:eastAsia="zh-CN"/>
-        </w:rPr>
-        <w:t>EGFR是原癌基因c-ERBB1的表达产物，是表皮生长因子受体（EGFR）家族的跨膜受体酪氨酸激酶之一。该蛋白由胞外的结合区、跨膜区及胞内区（包含酪氨酸激酶结构域）组成，通过与多种表皮生长因子结合，其自身发生二聚化并磷酸化，进而引发细胞内信号通路，影响细胞增殖等生物学过程。与EGFR相关的疾病包括肺癌、头颈部实体瘤、鳞状细胞癌、结直肠癌、鼻咽癌等。</w:t>
-      </w:r>
+        <w:t>本癌种FDA/NMPA获批的其他可选靶向药物</w:t>
+      </w:r>
+      <w:bookmarkEnd w:id="11"/>
     </w:p>
-    <w:p>
-      <w:pPr>
-        <w:keepNext/>
-        <w:spacing w:before="26"/>
-        <w:rPr>
-          <w:rFonts w:ascii="Times New Roman" w:hAnsi="Times New Roman" w:eastAsia="微软雅黑" w:cs="Times New Roman"/>
-          <w:bCs/>
-          <w:sz w:val="18"/>
-          <w:szCs w:val="18"/>
-          <w:lang w:eastAsia="zh-CN"/>
-        </w:rPr>
-      </w:pPr>
-      <w:r>
-        <w:rPr>
-          <w:rFonts w:hint="eastAsia" w:ascii="Times New Roman" w:hAnsi="Times New Roman" w:eastAsia="微软雅黑" w:cs="Times New Roman"/>
-          <w:b/>
-          <w:bCs/>
-          <w:sz w:val="18"/>
-          <w:szCs w:val="18"/>
-          <w:lang w:eastAsia="zh-CN"/>
-        </w:rPr>
-        <w:t>信号通路说明：</w:t>
-      </w:r>
-      <w:r>
-        <w:rPr>
-          <w:rFonts w:hint="eastAsia" w:ascii="Times New Roman" w:hAnsi="Times New Roman" w:eastAsia="微软雅黑" w:cs="Times New Roman"/>
-          <w:sz w:val="18"/>
-          <w:szCs w:val="18"/>
-          <w:lang w:eastAsia="zh-CN"/>
-        </w:rPr>
-        <w:t>EGFR与配体结合后可引起PI3K-AKT-mTOR或RAS-RAF-MEK-ERK等信号通路活化，增强细胞活性并促进细胞增殖。</w:t>
-      </w:r>
-    </w:p>
-    <w:p>
-      <w:pPr>
-        <w:keepNext w:val="0"/>
-        <w:keepLines w:val="0"/>
-        <w:widowControl/>
-        <w:suppressLineNumbers w:val="0"/>
-        <w:jc w:val="left"/>
-        <w:rPr>
-          <w:rFonts w:hint="eastAsia" w:ascii="Times New Roman" w:hAnsi="Times New Roman" w:eastAsia="微软雅黑" w:cs="Times New Roman"/>
-          <w:sz w:val="18"/>
-          <w:szCs w:val="18"/>
-          <w:lang w:eastAsia="zh-CN"/>
-        </w:rPr>
-      </w:pPr>
-      <w:r>
-        <w:rPr>
-          <w:rFonts w:hint="eastAsia" w:ascii="Times New Roman" w:hAnsi="Times New Roman" w:eastAsia="微软雅黑" w:cs="Times New Roman"/>
-          <w:b/>
-          <w:bCs/>
-          <w:sz w:val="18"/>
-          <w:szCs w:val="18"/>
-          <w:lang w:eastAsia="zh-CN"/>
-        </w:rPr>
-        <w:t>突变说明：</w:t>
-      </w:r>
-      <w:r>
-        <w:rPr>
-          <w:rFonts w:hint="default" w:ascii="Times New Roman" w:hAnsi="Times New Roman" w:eastAsia="微软雅黑" w:cs="Times New Roman"/>
-          <w:color w:val="000000"/>
-          <w:kern w:val="0"/>
-          <w:sz w:val="18"/>
-          <w:szCs w:val="18"/>
-          <w:lang w:val="en-US" w:eastAsia="zh-CN" w:bidi="ar"/>
-        </w:rPr>
-        <w:t>18-21外</w:t>
-      </w:r>
-      <w:r>
-        <w:rPr>
-          <w:rFonts w:hint="eastAsia" w:ascii="微软雅黑" w:hAnsi="微软雅黑" w:eastAsia="微软雅黑" w:cs="微软雅黑"/>
-          <w:color w:val="000000"/>
-          <w:kern w:val="0"/>
-          <w:sz w:val="18"/>
-          <w:szCs w:val="18"/>
-          <w:lang w:val="en-US" w:eastAsia="zh-CN" w:bidi="ar"/>
-        </w:rPr>
-        <w:t>显子上的核苷酸突变，</w:t>
-      </w:r>
-      <w:r>
-        <w:rPr>
-          <w:rFonts w:ascii="微软雅黑" w:hAnsi="微软雅黑" w:eastAsia="微软雅黑" w:cs="微软雅黑"/>
-          <w:color w:val="000000"/>
-          <w:kern w:val="0"/>
-          <w:sz w:val="18"/>
-          <w:szCs w:val="18"/>
-          <w:lang w:val="en-US" w:eastAsia="zh-CN" w:bidi="ar"/>
-        </w:rPr>
-        <w:t>导致</w:t>
-      </w:r>
-      <w:r>
-        <w:rPr>
-          <w:rFonts w:hint="default" w:ascii="Times New Roman" w:hAnsi="Times New Roman" w:eastAsia="宋体" w:cs="Times New Roman"/>
-          <w:color w:val="000000"/>
-          <w:kern w:val="0"/>
-          <w:sz w:val="18"/>
-          <w:szCs w:val="18"/>
-          <w:lang w:val="en-US" w:eastAsia="zh-CN" w:bidi="ar"/>
-        </w:rPr>
-        <w:t>EGFR</w:t>
-      </w:r>
-      <w:r>
-        <w:rPr>
-          <w:rFonts w:hint="eastAsia" w:ascii="微软雅黑" w:hAnsi="微软雅黑" w:eastAsia="微软雅黑" w:cs="微软雅黑"/>
-          <w:color w:val="000000"/>
-          <w:kern w:val="0"/>
-          <w:sz w:val="18"/>
-          <w:szCs w:val="18"/>
-          <w:lang w:val="en-US" w:eastAsia="zh-CN" w:bidi="ar"/>
-        </w:rPr>
-        <w:t>蛋白的蛋白激酶结构域中氨基酸改变，</w:t>
-      </w:r>
-      <w:r>
-        <w:rPr>
-          <w:rFonts w:hint="default" w:ascii="Times New Roman" w:hAnsi="Times New Roman" w:eastAsia="宋体" w:cs="Times New Roman"/>
-          <w:color w:val="000000"/>
-          <w:kern w:val="0"/>
-          <w:sz w:val="18"/>
-          <w:szCs w:val="18"/>
-          <w:lang w:val="en-US" w:eastAsia="zh-CN" w:bidi="ar"/>
-        </w:rPr>
-        <w:t>EGFR</w:t>
-      </w:r>
-      <w:r>
-        <w:rPr>
-          <w:rFonts w:hint="eastAsia" w:ascii="微软雅黑" w:hAnsi="微软雅黑" w:eastAsia="微软雅黑" w:cs="微软雅黑"/>
-          <w:color w:val="000000"/>
-          <w:kern w:val="0"/>
-          <w:sz w:val="18"/>
-          <w:szCs w:val="18"/>
-          <w:lang w:val="en-US" w:eastAsia="zh-CN" w:bidi="ar"/>
-        </w:rPr>
-        <w:t>激酶活性增加</w:t>
-      </w:r>
-      <w:r>
-        <w:rPr>
-          <w:rFonts w:hint="default" w:ascii="Times New Roman" w:hAnsi="Times New Roman" w:eastAsia="宋体" w:cs="Times New Roman"/>
-          <w:color w:val="000000"/>
-          <w:kern w:val="0"/>
-          <w:sz w:val="18"/>
-          <w:szCs w:val="18"/>
-          <w:lang w:val="en-US" w:eastAsia="zh-CN" w:bidi="ar"/>
-        </w:rPr>
-        <w:t>[PMID: 23387505]</w:t>
-      </w:r>
-      <w:r>
-        <w:rPr>
-          <w:rFonts w:hint="eastAsia" w:ascii="微软雅黑" w:hAnsi="微软雅黑" w:eastAsia="微软雅黑" w:cs="微软雅黑"/>
-          <w:color w:val="000000"/>
-          <w:kern w:val="0"/>
-          <w:sz w:val="18"/>
-          <w:szCs w:val="18"/>
-          <w:lang w:val="en-US" w:eastAsia="zh-CN" w:bidi="ar"/>
-        </w:rPr>
-        <w:t>。</w:t>
-      </w:r>
-    </w:p>
-    <w:p>
-      <w:pPr>
-        <w:keepNext/>
-        <w:spacing w:before="26" w:after="120" w:afterLines="50"/>
-        <w:rPr>
-          <w:rFonts w:ascii="Times New Roman" w:hAnsi="Times New Roman" w:eastAsia="微软雅黑" w:cs="Times New Roman"/>
-          <w:b/>
-          <w:color w:val="45A3A7"/>
-          <w:sz w:val="24"/>
-          <w:lang w:eastAsia="zh-CN"/>
-        </w:rPr>
-      </w:pPr>
-      <w:r>
-        <w:rPr>
-          <w:rFonts w:hint="eastAsia" w:ascii="Times New Roman" w:hAnsi="Times New Roman" w:eastAsia="微软雅黑" w:cs="Times New Roman"/>
-          <w:b/>
-          <w:bCs/>
-          <w:sz w:val="18"/>
-          <w:szCs w:val="18"/>
-          <w:lang w:eastAsia="zh-CN"/>
-        </w:rPr>
-        <w:t>潜在受益药物研究信息：</w:t>
-      </w:r>
-    </w:p>
+    <w:tbl>
+      <w:tblPr>
+        <w:tblStyle w:val="9"/>
+        <w:tblW w:w="9937" w:type="dxa"/>
+        <w:jc w:val="center"/>
+        <w:tblBorders>
+          <w:top w:val="single" w:color="A4A4A4" w:sz="4" w:space="0"/>
+          <w:left w:val="none" w:color="auto" w:sz="0" w:space="0"/>
+          <w:bottom w:val="single" w:color="A4A4A4" w:sz="4" w:space="0"/>
+          <w:right w:val="none" w:color="auto" w:sz="0" w:space="0"/>
+          <w:insideH w:val="single" w:color="A4A4A4" w:sz="4" w:space="0"/>
+          <w:insideV w:val="single" w:color="A4A4A4" w:sz="4" w:space="0"/>
+        </w:tblBorders>
+        <w:tblLayout w:type="fixed"/>
+        <w:tblCellMar>
+          <w:top w:w="0" w:type="dxa"/>
+          <w:left w:w="113" w:type="dxa"/>
+          <w:bottom w:w="0" w:type="dxa"/>
+          <w:right w:w="113" w:type="dxa"/>
+        </w:tblCellMar>
+      </w:tblPr>
+      <w:tblGrid>
+        <w:gridCol w:w="1210"/>
+        <w:gridCol w:w="1210"/>
+        <w:gridCol w:w="6124"/>
+        <w:gridCol w:w="1393"/>
+      </w:tblGrid>
+      <w:tr>
+        <w:tblPrEx>
+          <w:tblBorders>
+            <w:top w:val="single" w:color="A4A4A4" w:sz="4" w:space="0"/>
+            <w:left w:val="none" w:color="auto" w:sz="0" w:space="0"/>
+            <w:bottom w:val="single" w:color="A4A4A4" w:sz="4" w:space="0"/>
+            <w:right w:val="none" w:color="auto" w:sz="0" w:space="0"/>
+            <w:insideH w:val="single" w:color="A4A4A4" w:sz="4" w:space="0"/>
+            <w:insideV w:val="single" w:color="A4A4A4" w:sz="4" w:space="0"/>
+          </w:tblBorders>
+          <w:tblCellMar>
+            <w:top w:w="0" w:type="dxa"/>
+            <w:left w:w="113" w:type="dxa"/>
+            <w:bottom w:w="0" w:type="dxa"/>
+            <w:right w:w="113" w:type="dxa"/>
+          </w:tblCellMar>
+        </w:tblPrEx>
+        <w:trPr>
+          <w:trHeight w:val="567" w:hRule="atLeast"/>
+          <w:jc w:val="center"/>
+        </w:trPr>
+        <w:tc>
+          <w:tcPr>
+            <w:tcW w:w="1210" w:type="dxa"/>
+            <w:tcBorders>
+              <w:top w:val="nil"/>
+              <w:bottom w:val="nil"/>
+              <w:right w:val="single" w:color="FFFFFF" w:sz="18" w:space="0"/>
+            </w:tcBorders>
+            <w:shd w:val="clear" w:color="auto" w:fill="62BC41"/>
+            <w:vAlign w:val="center"/>
+          </w:tcPr>
+          <w:p>
+            <w:pPr>
+              <w:pStyle w:val="13"/>
+              <w:jc w:val="center"/>
+              <w:rPr>
+                <w:rFonts w:ascii="Times New Roman" w:hAnsi="Times New Roman" w:eastAsia="微软雅黑" w:cs="Times New Roman"/>
+                <w:b/>
+                <w:color w:val="FFFFFF" w:themeColor="background1"/>
+                <w:sz w:val="21"/>
+                <w:szCs w:val="21"/>
+                <w14:textFill>
+                  <w14:solidFill>
+                    <w14:schemeClr w14:val="bg1"/>
+                  </w14:solidFill>
+                </w14:textFill>
+              </w:rPr>
+            </w:pPr>
+            <w:r>
+              <w:rPr>
+                <w:rFonts w:ascii="Times New Roman" w:hAnsi="Times New Roman" w:eastAsia="微软雅黑" w:cs="Times New Roman"/>
+                <w:b/>
+                <w:color w:val="FFFFFF" w:themeColor="background1"/>
+                <w:sz w:val="21"/>
+                <w:szCs w:val="21"/>
+                <w14:textFill>
+                  <w14:solidFill>
+                    <w14:schemeClr w14:val="bg1"/>
+                  </w14:solidFill>
+                </w14:textFill>
+              </w:rPr>
+              <w:t>癌种</w:t>
+            </w:r>
+          </w:p>
+        </w:tc>
+        <w:tc>
+          <w:tcPr>
+            <w:tcW w:w="1210" w:type="dxa"/>
+            <w:tcBorders>
+              <w:top w:val="nil"/>
+              <w:left w:val="single" w:color="FFFFFF" w:sz="18" w:space="0"/>
+              <w:bottom w:val="nil"/>
+              <w:right w:val="single" w:color="FFFFFF" w:sz="18" w:space="0"/>
+            </w:tcBorders>
+            <w:shd w:val="clear" w:color="auto" w:fill="62BC41"/>
+            <w:vAlign w:val="center"/>
+          </w:tcPr>
+          <w:p>
+            <w:pPr>
+              <w:pStyle w:val="13"/>
+              <w:jc w:val="center"/>
+              <w:rPr>
+                <w:rFonts w:ascii="Times New Roman" w:hAnsi="Times New Roman" w:eastAsia="微软雅黑" w:cs="Times New Roman"/>
+                <w:b/>
+                <w:color w:val="FFFFFF" w:themeColor="background1"/>
+                <w:sz w:val="21"/>
+                <w:szCs w:val="21"/>
+                <w14:textFill>
+                  <w14:solidFill>
+                    <w14:schemeClr w14:val="bg1"/>
+                  </w14:solidFill>
+                </w14:textFill>
+              </w:rPr>
+            </w:pPr>
+            <w:r>
+              <w:rPr>
+                <w:rFonts w:ascii="Times New Roman" w:hAnsi="Times New Roman" w:eastAsia="微软雅黑" w:cs="Times New Roman"/>
+                <w:b/>
+                <w:color w:val="FFFFFF" w:themeColor="background1"/>
+                <w:sz w:val="21"/>
+                <w:szCs w:val="21"/>
+                <w14:textFill>
+                  <w14:solidFill>
+                    <w14:schemeClr w14:val="bg1"/>
+                  </w14:solidFill>
+                </w14:textFill>
+              </w:rPr>
+              <w:t>药物</w:t>
+            </w:r>
+          </w:p>
+        </w:tc>
+        <w:tc>
+          <w:tcPr>
+            <w:tcW w:w="6124" w:type="dxa"/>
+            <w:tcBorders>
+              <w:top w:val="nil"/>
+              <w:left w:val="single" w:color="FFFFFF" w:sz="18" w:space="0"/>
+              <w:bottom w:val="nil"/>
+              <w:right w:val="single" w:color="FFFFFF" w:sz="18" w:space="0"/>
+            </w:tcBorders>
+            <w:shd w:val="clear" w:color="auto" w:fill="62BC41"/>
+            <w:vAlign w:val="center"/>
+          </w:tcPr>
+          <w:p>
+            <w:pPr>
+              <w:pStyle w:val="13"/>
+              <w:jc w:val="center"/>
+              <w:rPr>
+                <w:rFonts w:ascii="Times New Roman" w:hAnsi="Times New Roman" w:eastAsia="微软雅黑" w:cs="Times New Roman"/>
+                <w:b/>
+                <w:color w:val="FFFFFF" w:themeColor="background1"/>
+                <w:sz w:val="21"/>
+                <w:szCs w:val="21"/>
+                <w14:textFill>
+                  <w14:solidFill>
+                    <w14:schemeClr w14:val="bg1"/>
+                  </w14:solidFill>
+                </w14:textFill>
+              </w:rPr>
+            </w:pPr>
+            <w:r>
+              <w:rPr>
+                <w:rFonts w:ascii="Times New Roman" w:hAnsi="Times New Roman" w:eastAsia="微软雅黑" w:cs="Times New Roman"/>
+                <w:b/>
+                <w:color w:val="FFFFFF" w:themeColor="background1"/>
+                <w:sz w:val="21"/>
+                <w:szCs w:val="21"/>
+                <w14:textFill>
+                  <w14:solidFill>
+                    <w14:schemeClr w14:val="bg1"/>
+                  </w14:solidFill>
+                </w14:textFill>
+              </w:rPr>
+              <w:t>获批适应症</w:t>
+            </w:r>
+          </w:p>
+        </w:tc>
+        <w:tc>
+          <w:tcPr>
+            <w:tcW w:w="1393" w:type="dxa"/>
+            <w:tcBorders>
+              <w:top w:val="nil"/>
+              <w:left w:val="single" w:color="FFFFFF" w:sz="18" w:space="0"/>
+              <w:bottom w:val="nil"/>
+            </w:tcBorders>
+            <w:shd w:val="clear" w:color="auto" w:fill="62BC41"/>
+            <w:vAlign w:val="center"/>
+          </w:tcPr>
+          <w:p>
+            <w:pPr>
+              <w:pStyle w:val="13"/>
+              <w:jc w:val="center"/>
+              <w:rPr>
+                <w:rFonts w:ascii="Times New Roman" w:hAnsi="Times New Roman" w:eastAsia="微软雅黑" w:cs="Times New Roman"/>
+                <w:b/>
+                <w:color w:val="FFFFFF" w:themeColor="background1"/>
+                <w:sz w:val="21"/>
+                <w:szCs w:val="21"/>
+                <w14:textFill>
+                  <w14:solidFill>
+                    <w14:schemeClr w14:val="bg1"/>
+                  </w14:solidFill>
+                </w14:textFill>
+              </w:rPr>
+            </w:pPr>
+            <w:r>
+              <w:rPr>
+                <w:rFonts w:ascii="Times New Roman" w:hAnsi="Times New Roman" w:eastAsia="微软雅黑" w:cs="Times New Roman"/>
+                <w:b/>
+                <w:color w:val="FFFFFF" w:themeColor="background1"/>
+                <w:sz w:val="21"/>
+                <w:szCs w:val="21"/>
+                <w14:textFill>
+                  <w14:solidFill>
+                    <w14:schemeClr w14:val="bg1"/>
+                  </w14:solidFill>
+                </w14:textFill>
+              </w:rPr>
+              <w:t>获批机构</w:t>
+            </w:r>
+          </w:p>
+        </w:tc>
+      </w:tr>
+      <w:tr>
+        <w:tblPrEx>
+          <w:tblBorders>
+            <w:top w:val="single" w:color="A4A4A4" w:sz="4" w:space="0"/>
+            <w:left w:val="none" w:color="auto" w:sz="0" w:space="0"/>
+            <w:bottom w:val="single" w:color="A4A4A4" w:sz="4" w:space="0"/>
+            <w:right w:val="none" w:color="auto" w:sz="0" w:space="0"/>
+            <w:insideH w:val="single" w:color="A4A4A4" w:sz="4" w:space="0"/>
+            <w:insideV w:val="single" w:color="A4A4A4" w:sz="4" w:space="0"/>
+          </w:tblBorders>
+          <w:tblCellMar>
+            <w:top w:w="0" w:type="dxa"/>
+            <w:left w:w="113" w:type="dxa"/>
+            <w:bottom w:w="0" w:type="dxa"/>
+            <w:right w:w="113" w:type="dxa"/>
+          </w:tblCellMar>
+        </w:tblPrEx>
+        <w:trPr>
+          <w:jc w:val="center"/>
+        </w:trPr>
+        <w:tc>
+          <w:tcPr>
+            <w:tcW w:w="9937" w:type="dxa"/>
+            <w:gridSpan w:val="4"/>
+            <w:vAlign w:val="center"/>
+          </w:tcPr>
+          <w:p>
+            <w:pPr>
+              <w:widowControl/>
+              <w:snapToGrid w:val="0"/>
+              <w:jc w:val="center"/>
+              <w:textAlignment w:val="center"/>
+              <w:rPr>
+                <w:rFonts w:ascii="Times New Roman" w:hAnsi="Times New Roman" w:eastAsia="微软雅黑" w:cs="Times New Roman"/>
+                <w:sz w:val="21"/>
+                <w:szCs w:val="21"/>
+                <w:lang w:eastAsia="zh-CN"/>
+              </w:rPr>
+            </w:pPr>
+            <w:r>
+              <w:rPr>
+                <w:rFonts w:hint="eastAsia" w:ascii="Times New Roman" w:hAnsi="Times New Roman" w:eastAsia="微软雅黑" w:cs="Times New Roman"/>
+                <w:sz w:val="21"/>
+                <w:szCs w:val="21"/>
+                <w:lang w:eastAsia="zh-CN"/>
+              </w:rPr>
+              <w:t>{%tr for add in approvedDrugData %}</w:t>
+            </w:r>
+          </w:p>
+        </w:tc>
+      </w:tr>
+      <w:tr>
+        <w:tblPrEx>
+          <w:tblBorders>
+            <w:top w:val="single" w:color="A4A4A4" w:sz="4" w:space="0"/>
+            <w:left w:val="none" w:color="auto" w:sz="0" w:space="0"/>
+            <w:bottom w:val="single" w:color="A4A4A4" w:sz="4" w:space="0"/>
+            <w:right w:val="none" w:color="auto" w:sz="0" w:space="0"/>
+            <w:insideH w:val="single" w:color="A4A4A4" w:sz="4" w:space="0"/>
+            <w:insideV w:val="single" w:color="A4A4A4" w:sz="4" w:space="0"/>
+          </w:tblBorders>
+          <w:tblCellMar>
+            <w:top w:w="0" w:type="dxa"/>
+            <w:left w:w="113" w:type="dxa"/>
+            <w:bottom w:w="0" w:type="dxa"/>
+            <w:right w:w="113" w:type="dxa"/>
+          </w:tblCellMar>
+        </w:tblPrEx>
+        <w:trPr>
+          <w:jc w:val="center"/>
+        </w:trPr>
+        <w:tc>
+          <w:tcPr>
+            <w:tcW w:w="1210" w:type="dxa"/>
+            <w:vAlign w:val="center"/>
+          </w:tcPr>
+          <w:p>
+            <w:pPr>
+              <w:widowControl/>
+              <w:snapToGrid w:val="0"/>
+              <w:jc w:val="center"/>
+              <w:textAlignment w:val="center"/>
+              <w:rPr>
+                <w:rFonts w:ascii="Times New Roman" w:hAnsi="Times New Roman" w:eastAsia="微软雅黑" w:cs="Times New Roman"/>
+                <w:sz w:val="21"/>
+                <w:szCs w:val="21"/>
+                <w:lang w:eastAsia="zh-CN"/>
+              </w:rPr>
+            </w:pPr>
+            <w:r>
+              <w:rPr>
+                <w:rFonts w:hint="eastAsia" w:ascii="Times New Roman" w:hAnsi="Times New Roman" w:eastAsia="微软雅黑" w:cs="Times New Roman"/>
+                <w:sz w:val="21"/>
+                <w:szCs w:val="21"/>
+                <w:lang w:eastAsia="zh-CN"/>
+              </w:rPr>
+              <w:t>{{ add.disease }}</w:t>
+            </w:r>
+          </w:p>
+        </w:tc>
+        <w:tc>
+          <w:tcPr>
+            <w:tcW w:w="1210" w:type="dxa"/>
+            <w:vAlign w:val="center"/>
+          </w:tcPr>
+          <w:p>
+            <w:pPr>
+              <w:widowControl/>
+              <w:snapToGrid w:val="0"/>
+              <w:jc w:val="center"/>
+              <w:textAlignment w:val="center"/>
+              <w:rPr>
+                <w:rFonts w:ascii="Times New Roman" w:hAnsi="Times New Roman" w:eastAsia="微软雅黑" w:cs="Times New Roman"/>
+                <w:sz w:val="21"/>
+                <w:szCs w:val="21"/>
+                <w:lang w:eastAsia="zh-CN"/>
+              </w:rPr>
+            </w:pPr>
+            <w:r>
+              <w:rPr>
+                <w:rFonts w:hint="eastAsia" w:ascii="Times New Roman" w:hAnsi="Times New Roman" w:eastAsia="微软雅黑" w:cs="Times New Roman"/>
+                <w:sz w:val="21"/>
+                <w:szCs w:val="21"/>
+                <w:lang w:eastAsia="zh-CN"/>
+              </w:rPr>
+              <w:t>{{ add.drug }}</w:t>
+            </w:r>
+          </w:p>
+        </w:tc>
+        <w:tc>
+          <w:tcPr>
+            <w:tcW w:w="6124" w:type="dxa"/>
+            <w:vAlign w:val="center"/>
+          </w:tcPr>
+          <w:p>
+            <w:pPr>
+              <w:widowControl/>
+              <w:snapToGrid w:val="0"/>
+              <w:jc w:val="left"/>
+              <w:textAlignment w:val="center"/>
+              <w:rPr>
+                <w:rFonts w:ascii="Times New Roman" w:hAnsi="Times New Roman" w:eastAsia="微软雅黑" w:cs="Times New Roman"/>
+                <w:sz w:val="21"/>
+                <w:szCs w:val="21"/>
+                <w:lang w:eastAsia="zh-CN"/>
+              </w:rPr>
+            </w:pPr>
+            <w:r>
+              <w:rPr>
+                <w:rFonts w:hint="eastAsia" w:ascii="Times New Roman" w:hAnsi="Times New Roman" w:eastAsia="微软雅黑" w:cs="Times New Roman"/>
+                <w:sz w:val="21"/>
+                <w:szCs w:val="21"/>
+                <w:lang w:eastAsia="zh-CN"/>
+              </w:rPr>
+              <w:t>{{ add.indication }}</w:t>
+            </w:r>
+          </w:p>
+        </w:tc>
+        <w:tc>
+          <w:tcPr>
+            <w:tcW w:w="1393" w:type="dxa"/>
+            <w:vAlign w:val="center"/>
+          </w:tcPr>
+          <w:p>
+            <w:pPr>
+              <w:widowControl/>
+              <w:snapToGrid w:val="0"/>
+              <w:jc w:val="center"/>
+              <w:textAlignment w:val="center"/>
+              <w:rPr>
+                <w:rFonts w:ascii="Times New Roman" w:hAnsi="Times New Roman" w:eastAsia="微软雅黑" w:cs="Times New Roman"/>
+                <w:sz w:val="21"/>
+                <w:szCs w:val="21"/>
+                <w:lang w:eastAsia="zh-CN"/>
+              </w:rPr>
+            </w:pPr>
+            <w:r>
+              <w:rPr>
+                <w:rFonts w:hint="eastAsia" w:ascii="Times New Roman" w:hAnsi="Times New Roman" w:eastAsia="微软雅黑" w:cs="Times New Roman"/>
+                <w:sz w:val="21"/>
+                <w:szCs w:val="21"/>
+                <w:lang w:eastAsia="zh-CN"/>
+              </w:rPr>
+              <w:t>{{ add.institution }}</w:t>
+            </w:r>
+          </w:p>
+        </w:tc>
+      </w:tr>
+      <w:tr>
+        <w:tblPrEx>
+          <w:tblBorders>
+            <w:top w:val="single" w:color="A4A4A4" w:sz="4" w:space="0"/>
+            <w:left w:val="none" w:color="auto" w:sz="0" w:space="0"/>
+            <w:bottom w:val="single" w:color="A4A4A4" w:sz="4" w:space="0"/>
+            <w:right w:val="none" w:color="auto" w:sz="0" w:space="0"/>
+            <w:insideH w:val="single" w:color="A4A4A4" w:sz="4" w:space="0"/>
+            <w:insideV w:val="single" w:color="A4A4A4" w:sz="4" w:space="0"/>
+          </w:tblBorders>
+          <w:tblCellMar>
+            <w:top w:w="0" w:type="dxa"/>
+            <w:left w:w="113" w:type="dxa"/>
+            <w:bottom w:w="0" w:type="dxa"/>
+            <w:right w:w="113" w:type="dxa"/>
+          </w:tblCellMar>
+        </w:tblPrEx>
+        <w:trPr>
+          <w:jc w:val="center"/>
+        </w:trPr>
+        <w:tc>
+          <w:tcPr>
+            <w:tcW w:w="9937" w:type="dxa"/>
+            <w:gridSpan w:val="4"/>
+            <w:vAlign w:val="center"/>
+          </w:tcPr>
+          <w:p>
+            <w:pPr>
+              <w:widowControl/>
+              <w:snapToGrid w:val="0"/>
+              <w:jc w:val="center"/>
+              <w:textAlignment w:val="center"/>
+              <w:rPr>
+                <w:rFonts w:ascii="Times New Roman" w:hAnsi="Times New Roman" w:eastAsia="微软雅黑" w:cs="Times New Roman"/>
+                <w:sz w:val="21"/>
+                <w:szCs w:val="21"/>
+                <w:lang w:eastAsia="zh-CN"/>
+              </w:rPr>
+            </w:pPr>
+            <w:r>
+              <w:rPr>
+                <w:rFonts w:hint="eastAsia" w:ascii="Times New Roman" w:hAnsi="Times New Roman" w:eastAsia="微软雅黑" w:cs="Times New Roman"/>
+                <w:sz w:val="21"/>
+                <w:szCs w:val="21"/>
+                <w:lang w:eastAsia="zh-CN"/>
+              </w:rPr>
+              <w:t>{%tr endfor %}</w:t>
+            </w:r>
+          </w:p>
+        </w:tc>
+      </w:tr>
+    </w:tbl>
     <w:p>
       <w:pPr>
         <w:bidi w:val="0"/>
-        <w:ind w:firstLine="311" w:firstLineChars="0"/>
-        <w:jc w:val="left"/>
-        <w:rPr>
-          <w:rFonts w:hint="eastAsia" w:ascii="Times New Roman" w:hAnsi="Times New Roman" w:eastAsia="微软雅黑" w:cs="Times New Roman"/>
-          <w:sz w:val="18"/>
-          <w:szCs w:val="18"/>
-          <w:lang w:val="en-US" w:eastAsia="zh-CN" w:bidi="ar"/>
-        </w:rPr>
-      </w:pPr>
-      <w:r>
-        <w:rPr>
-          <w:rFonts w:hint="eastAsia" w:ascii="Times New Roman" w:hAnsi="Times New Roman" w:eastAsia="微软雅黑" w:cs="Times New Roman"/>
-          <w:sz w:val="18"/>
-          <w:szCs w:val="18"/>
-          <w:lang w:val="en-US" w:eastAsia="zh-CN" w:bidi="ar"/>
-        </w:rPr>
-        <w:t>阿法替尼（</w:t>
-      </w:r>
-      <w:r>
-        <w:rPr>
-          <w:rFonts w:hint="default" w:ascii="Times New Roman" w:hAnsi="Times New Roman" w:eastAsia="微软雅黑" w:cs="Times New Roman"/>
-          <w:sz w:val="18"/>
-          <w:szCs w:val="18"/>
-          <w:lang w:val="en-US" w:eastAsia="zh-CN" w:bidi="ar"/>
-        </w:rPr>
-        <w:t>Afatinib</w:t>
-      </w:r>
-      <w:r>
-        <w:rPr>
-          <w:rFonts w:hint="eastAsia" w:ascii="Times New Roman" w:hAnsi="Times New Roman" w:eastAsia="微软雅黑" w:cs="Times New Roman"/>
-          <w:sz w:val="18"/>
-          <w:szCs w:val="18"/>
-          <w:lang w:val="en-US" w:eastAsia="zh-CN" w:bidi="ar"/>
-        </w:rPr>
-        <w:t>）是一种激酶抑制剂，</w:t>
-      </w:r>
-      <w:r>
-        <w:rPr>
-          <w:rFonts w:hint="default" w:ascii="Times New Roman" w:hAnsi="Times New Roman" w:eastAsia="微软雅黑" w:cs="Times New Roman"/>
-          <w:sz w:val="18"/>
-          <w:szCs w:val="18"/>
-          <w:lang w:val="en-US" w:eastAsia="zh-CN" w:bidi="ar"/>
-        </w:rPr>
-        <w:t>FDA</w:t>
-      </w:r>
-      <w:r>
-        <w:rPr>
-          <w:rFonts w:hint="eastAsia" w:ascii="Times New Roman" w:hAnsi="Times New Roman" w:eastAsia="微软雅黑" w:cs="Times New Roman"/>
-          <w:sz w:val="18"/>
-          <w:szCs w:val="18"/>
-          <w:lang w:val="en-US" w:eastAsia="zh-CN" w:bidi="ar"/>
-        </w:rPr>
-        <w:t>批准用于：</w:t>
-      </w:r>
-      <w:r>
-        <w:rPr>
-          <w:rFonts w:hint="default" w:ascii="Times New Roman" w:hAnsi="Times New Roman" w:eastAsia="微软雅黑" w:cs="Times New Roman"/>
-          <w:sz w:val="18"/>
-          <w:szCs w:val="18"/>
-          <w:lang w:val="en-US" w:eastAsia="zh-CN" w:bidi="ar"/>
-        </w:rPr>
-        <w:t>1.</w:t>
-      </w:r>
-      <w:r>
-        <w:rPr>
-          <w:rFonts w:hint="eastAsia" w:ascii="Times New Roman" w:hAnsi="Times New Roman" w:eastAsia="微软雅黑" w:cs="Times New Roman"/>
-          <w:sz w:val="18"/>
-          <w:szCs w:val="18"/>
-          <w:lang w:val="en-US" w:eastAsia="zh-CN" w:bidi="ar"/>
-        </w:rPr>
-        <w:t>携带非耐药表皮生长因子受体（</w:t>
-      </w:r>
-      <w:r>
-        <w:rPr>
-          <w:rFonts w:hint="default" w:ascii="Times New Roman" w:hAnsi="Times New Roman" w:eastAsia="微软雅黑" w:cs="Times New Roman"/>
-          <w:sz w:val="18"/>
-          <w:szCs w:val="18"/>
-          <w:lang w:val="en-US" w:eastAsia="zh-CN" w:bidi="ar"/>
-        </w:rPr>
-        <w:t>EGFR</w:t>
-      </w:r>
-      <w:r>
-        <w:rPr>
-          <w:rFonts w:hint="eastAsia" w:ascii="Times New Roman" w:hAnsi="Times New Roman" w:eastAsia="微软雅黑" w:cs="Times New Roman"/>
-          <w:sz w:val="18"/>
-          <w:szCs w:val="18"/>
-          <w:lang w:val="en-US" w:eastAsia="zh-CN" w:bidi="ar"/>
-        </w:rPr>
-        <w:t>）突变的转移性非小细胞肺癌（</w:t>
-      </w:r>
-      <w:r>
-        <w:rPr>
-          <w:rFonts w:hint="default" w:ascii="Times New Roman" w:hAnsi="Times New Roman" w:eastAsia="微软雅黑" w:cs="Times New Roman"/>
-          <w:sz w:val="18"/>
-          <w:szCs w:val="18"/>
-          <w:lang w:val="en-US" w:eastAsia="zh-CN" w:bidi="ar"/>
-        </w:rPr>
-        <w:t>NSCLC</w:t>
-      </w:r>
-      <w:r>
-        <w:rPr>
-          <w:rFonts w:hint="eastAsia" w:ascii="Times New Roman" w:hAnsi="Times New Roman" w:eastAsia="微软雅黑" w:cs="Times New Roman"/>
-          <w:sz w:val="18"/>
-          <w:szCs w:val="18"/>
-          <w:lang w:val="en-US" w:eastAsia="zh-CN" w:bidi="ar"/>
-        </w:rPr>
-        <w:t>）患者的一线治疗（使用限制：阿法替尼对</w:t>
-      </w:r>
-      <w:r>
-        <w:rPr>
-          <w:rFonts w:hint="default" w:ascii="Times New Roman" w:hAnsi="Times New Roman" w:eastAsia="微软雅黑" w:cs="Times New Roman"/>
-          <w:sz w:val="18"/>
-          <w:szCs w:val="18"/>
-          <w:lang w:val="en-US" w:eastAsia="zh-CN" w:bidi="ar"/>
-        </w:rPr>
-        <w:t>EGFR</w:t>
-      </w:r>
-      <w:r>
-        <w:rPr>
-          <w:rFonts w:hint="eastAsia" w:ascii="Times New Roman" w:hAnsi="Times New Roman" w:eastAsia="微软雅黑" w:cs="Times New Roman"/>
-          <w:sz w:val="18"/>
-          <w:szCs w:val="18"/>
-          <w:lang w:val="en-US" w:eastAsia="zh-CN" w:bidi="ar"/>
-        </w:rPr>
-        <w:t>耐药突变患者的安全性和有效性尚未确定）；</w:t>
-      </w:r>
-      <w:r>
-        <w:rPr>
-          <w:rFonts w:hint="default" w:ascii="Times New Roman" w:hAnsi="Times New Roman" w:eastAsia="微软雅黑" w:cs="Times New Roman"/>
-          <w:sz w:val="18"/>
-          <w:szCs w:val="18"/>
-          <w:lang w:val="en-US" w:eastAsia="zh-CN" w:bidi="ar"/>
-        </w:rPr>
-        <w:t>2.</w:t>
-      </w:r>
-      <w:r>
-        <w:rPr>
-          <w:rFonts w:hint="eastAsia" w:ascii="Times New Roman" w:hAnsi="Times New Roman" w:eastAsia="微软雅黑" w:cs="Times New Roman"/>
-          <w:sz w:val="18"/>
-          <w:szCs w:val="18"/>
-          <w:lang w:val="en-US" w:eastAsia="zh-CN" w:bidi="ar"/>
-        </w:rPr>
-        <w:t>铂类化疗后进展的转移性鳞状非小细胞肺癌的治疗。</w:t>
-      </w:r>
-      <w:r>
-        <w:rPr>
-          <w:rFonts w:hint="default" w:ascii="Times New Roman" w:hAnsi="Times New Roman" w:eastAsia="微软雅黑" w:cs="Times New Roman"/>
-          <w:sz w:val="18"/>
-          <w:szCs w:val="18"/>
-          <w:lang w:val="en-US" w:eastAsia="zh-CN" w:bidi="ar"/>
-        </w:rPr>
-        <w:t>NMPA</w:t>
-      </w:r>
-      <w:r>
-        <w:rPr>
-          <w:rFonts w:hint="eastAsia" w:ascii="Times New Roman" w:hAnsi="Times New Roman" w:eastAsia="微软雅黑" w:cs="Times New Roman"/>
-          <w:sz w:val="18"/>
-          <w:szCs w:val="18"/>
-          <w:lang w:val="en-US" w:eastAsia="zh-CN" w:bidi="ar"/>
-        </w:rPr>
-        <w:t>批准用于：</w:t>
-      </w:r>
-      <w:r>
-        <w:rPr>
-          <w:rFonts w:hint="default" w:ascii="Times New Roman" w:hAnsi="Times New Roman" w:eastAsia="微软雅黑" w:cs="Times New Roman"/>
-          <w:sz w:val="18"/>
-          <w:szCs w:val="18"/>
-          <w:lang w:val="en-US" w:eastAsia="zh-CN" w:bidi="ar"/>
-        </w:rPr>
-        <w:t>1.</w:t>
-      </w:r>
-      <w:r>
-        <w:rPr>
-          <w:rFonts w:hint="eastAsia" w:ascii="Times New Roman" w:hAnsi="Times New Roman" w:eastAsia="微软雅黑" w:cs="Times New Roman"/>
-          <w:sz w:val="18"/>
-          <w:szCs w:val="18"/>
-          <w:lang w:val="en-US" w:eastAsia="zh-CN" w:bidi="ar"/>
-        </w:rPr>
-        <w:t>具有表皮生长因子受体（</w:t>
-      </w:r>
-      <w:r>
-        <w:rPr>
-          <w:rFonts w:hint="default" w:ascii="Times New Roman" w:hAnsi="Times New Roman" w:eastAsia="微软雅黑" w:cs="Times New Roman"/>
-          <w:sz w:val="18"/>
-          <w:szCs w:val="18"/>
-          <w:lang w:val="en-US" w:eastAsia="zh-CN" w:bidi="ar"/>
-        </w:rPr>
-        <w:t>EGFR</w:t>
-      </w:r>
-      <w:r>
-        <w:rPr>
-          <w:rFonts w:hint="eastAsia" w:ascii="Times New Roman" w:hAnsi="Times New Roman" w:eastAsia="微软雅黑" w:cs="Times New Roman"/>
-          <w:sz w:val="18"/>
-          <w:szCs w:val="18"/>
-          <w:lang w:val="en-US" w:eastAsia="zh-CN" w:bidi="ar"/>
-        </w:rPr>
-        <w:t>）基因敏感突变的局部晚期或转移性非小细胞肺癌（</w:t>
-      </w:r>
-      <w:r>
-        <w:rPr>
-          <w:rFonts w:hint="default" w:ascii="Times New Roman" w:hAnsi="Times New Roman" w:eastAsia="微软雅黑" w:cs="Times New Roman"/>
-          <w:sz w:val="18"/>
-          <w:szCs w:val="18"/>
-          <w:lang w:val="en-US" w:eastAsia="zh-CN" w:bidi="ar"/>
-        </w:rPr>
-        <w:t>NSCLC</w:t>
-      </w:r>
-      <w:r>
-        <w:rPr>
-          <w:rFonts w:hint="eastAsia" w:ascii="Times New Roman" w:hAnsi="Times New Roman" w:eastAsia="微软雅黑" w:cs="Times New Roman"/>
-          <w:sz w:val="18"/>
-          <w:szCs w:val="18"/>
-          <w:lang w:val="en-US" w:eastAsia="zh-CN" w:bidi="ar"/>
-        </w:rPr>
-        <w:t>），既往未接受过</w:t>
-      </w:r>
-      <w:r>
-        <w:rPr>
-          <w:rFonts w:hint="default" w:ascii="Times New Roman" w:hAnsi="Times New Roman" w:eastAsia="微软雅黑" w:cs="Times New Roman"/>
-          <w:sz w:val="18"/>
-          <w:szCs w:val="18"/>
-          <w:lang w:val="en-US" w:eastAsia="zh-CN" w:bidi="ar"/>
-        </w:rPr>
-        <w:t>EGFR</w:t>
-      </w:r>
-      <w:r>
-        <w:rPr>
-          <w:rFonts w:hint="eastAsia" w:ascii="Times New Roman" w:hAnsi="Times New Roman" w:eastAsia="微软雅黑" w:cs="Times New Roman"/>
-          <w:sz w:val="18"/>
-          <w:szCs w:val="18"/>
-          <w:lang w:val="en-US" w:eastAsia="zh-CN" w:bidi="ar"/>
-        </w:rPr>
-        <w:t>酪氨酸激酶抑制剂（</w:t>
-      </w:r>
-      <w:r>
-        <w:rPr>
-          <w:rFonts w:hint="default" w:ascii="Times New Roman" w:hAnsi="Times New Roman" w:eastAsia="微软雅黑" w:cs="Times New Roman"/>
-          <w:sz w:val="18"/>
-          <w:szCs w:val="18"/>
-          <w:lang w:val="en-US" w:eastAsia="zh-CN" w:bidi="ar"/>
-        </w:rPr>
-        <w:t>TKI</w:t>
-      </w:r>
-      <w:r>
-        <w:rPr>
-          <w:rFonts w:hint="eastAsia" w:ascii="Times New Roman" w:hAnsi="Times New Roman" w:eastAsia="微软雅黑" w:cs="Times New Roman"/>
-          <w:sz w:val="18"/>
-          <w:szCs w:val="18"/>
-          <w:lang w:val="en-US" w:eastAsia="zh-CN" w:bidi="ar"/>
-        </w:rPr>
-        <w:t>）治疗；</w:t>
-      </w:r>
-      <w:r>
-        <w:rPr>
-          <w:rFonts w:hint="default" w:ascii="Times New Roman" w:hAnsi="Times New Roman" w:eastAsia="微软雅黑" w:cs="Times New Roman"/>
-          <w:sz w:val="18"/>
-          <w:szCs w:val="18"/>
-          <w:lang w:val="en-US" w:eastAsia="zh-CN" w:bidi="ar"/>
-        </w:rPr>
-        <w:t>2.</w:t>
-      </w:r>
-      <w:r>
-        <w:rPr>
-          <w:rFonts w:hint="eastAsia" w:ascii="Times New Roman" w:hAnsi="Times New Roman" w:eastAsia="微软雅黑" w:cs="Times New Roman"/>
-          <w:sz w:val="18"/>
-          <w:szCs w:val="18"/>
-          <w:lang w:val="en-US" w:eastAsia="zh-CN" w:bidi="ar"/>
-        </w:rPr>
-        <w:t>含铂化疗期间或化疗后疾病进展的局部晚期或转移性鳞状组织学类型的非小细胞肺癌（</w:t>
-      </w:r>
-      <w:r>
-        <w:rPr>
-          <w:rFonts w:hint="default" w:ascii="Times New Roman" w:hAnsi="Times New Roman" w:eastAsia="微软雅黑" w:cs="Times New Roman"/>
-          <w:sz w:val="18"/>
-          <w:szCs w:val="18"/>
-          <w:lang w:val="en-US" w:eastAsia="zh-CN" w:bidi="ar"/>
-        </w:rPr>
-        <w:t>NSCLC</w:t>
-      </w:r>
-      <w:r>
-        <w:rPr>
-          <w:rFonts w:hint="eastAsia" w:ascii="Times New Roman" w:hAnsi="Times New Roman" w:eastAsia="微软雅黑" w:cs="Times New Roman"/>
-          <w:sz w:val="18"/>
-          <w:szCs w:val="18"/>
-          <w:lang w:val="en-US" w:eastAsia="zh-CN" w:bidi="ar"/>
-        </w:rPr>
-        <w:t>）。</w:t>
-      </w:r>
-    </w:p>
-    <w:p>
-      <w:pPr>
-        <w:bidi w:val="0"/>
-        <w:ind w:firstLine="311" w:firstLineChars="0"/>
-        <w:jc w:val="left"/>
-        <w:rPr>
-          <w:rFonts w:hint="eastAsia" w:ascii="Times New Roman" w:hAnsi="Times New Roman" w:eastAsia="微软雅黑" w:cs="Times New Roman"/>
-          <w:sz w:val="18"/>
-          <w:szCs w:val="18"/>
-          <w:lang w:val="en-US" w:eastAsia="zh-CN" w:bidi="ar"/>
-        </w:rPr>
-      </w:pPr>
-      <w:r>
-        <w:rPr>
-          <w:rFonts w:hint="eastAsia" w:ascii="Times New Roman" w:hAnsi="Times New Roman" w:eastAsia="微软雅黑" w:cs="Times New Roman"/>
-          <w:sz w:val="18"/>
-          <w:szCs w:val="18"/>
-          <w:lang w:val="en-US" w:eastAsia="zh-CN" w:bidi="ar"/>
-        </w:rPr>
-        <w:t>厄洛替尼（</w:t>
-      </w:r>
-      <w:r>
-        <w:rPr>
-          <w:rFonts w:hint="default" w:ascii="Times New Roman" w:hAnsi="Times New Roman" w:eastAsia="微软雅黑" w:cs="Times New Roman"/>
-          <w:sz w:val="18"/>
-          <w:szCs w:val="18"/>
-          <w:lang w:val="en-US" w:eastAsia="zh-CN" w:bidi="ar"/>
-        </w:rPr>
-        <w:t>Erlotinib</w:t>
-      </w:r>
-      <w:r>
-        <w:rPr>
-          <w:rFonts w:hint="eastAsia" w:ascii="Times New Roman" w:hAnsi="Times New Roman" w:eastAsia="微软雅黑" w:cs="Times New Roman"/>
-          <w:sz w:val="18"/>
-          <w:szCs w:val="18"/>
-          <w:lang w:val="en-US" w:eastAsia="zh-CN" w:bidi="ar"/>
-        </w:rPr>
-        <w:t>）是一种激酶抑制剂，</w:t>
-      </w:r>
-      <w:r>
-        <w:rPr>
-          <w:rFonts w:hint="default" w:ascii="Times New Roman" w:hAnsi="Times New Roman" w:eastAsia="微软雅黑" w:cs="Times New Roman"/>
-          <w:sz w:val="18"/>
-          <w:szCs w:val="18"/>
-          <w:lang w:val="en-US" w:eastAsia="zh-CN" w:bidi="ar"/>
-        </w:rPr>
-        <w:t>FDA</w:t>
-      </w:r>
-      <w:r>
-        <w:rPr>
-          <w:rFonts w:hint="eastAsia" w:ascii="Times New Roman" w:hAnsi="Times New Roman" w:eastAsia="微软雅黑" w:cs="Times New Roman"/>
-          <w:sz w:val="18"/>
-          <w:szCs w:val="18"/>
-          <w:lang w:val="en-US" w:eastAsia="zh-CN" w:bidi="ar"/>
-        </w:rPr>
-        <w:t>批准用于携带</w:t>
-      </w:r>
-      <w:r>
-        <w:rPr>
-          <w:rFonts w:hint="default" w:ascii="Times New Roman" w:hAnsi="Times New Roman" w:eastAsia="微软雅黑" w:cs="Times New Roman"/>
-          <w:sz w:val="18"/>
-          <w:szCs w:val="18"/>
-          <w:lang w:val="en-US" w:eastAsia="zh-CN" w:bidi="ar"/>
-        </w:rPr>
-        <w:t>EGFR</w:t>
-      </w:r>
-      <w:r>
-        <w:rPr>
-          <w:rFonts w:hint="eastAsia" w:ascii="Times New Roman" w:hAnsi="Times New Roman" w:eastAsia="微软雅黑" w:cs="Times New Roman"/>
-          <w:sz w:val="18"/>
-          <w:szCs w:val="18"/>
-          <w:lang w:val="en-US" w:eastAsia="zh-CN" w:bidi="ar"/>
-        </w:rPr>
-        <w:t xml:space="preserve"> </w:t>
-      </w:r>
-      <w:r>
-        <w:rPr>
-          <w:rFonts w:hint="default" w:ascii="Times New Roman" w:hAnsi="Times New Roman" w:eastAsia="微软雅黑" w:cs="Times New Roman"/>
-          <w:sz w:val="18"/>
-          <w:szCs w:val="18"/>
-          <w:lang w:val="en-US" w:eastAsia="zh-CN" w:bidi="ar"/>
-        </w:rPr>
-        <w:t>19</w:t>
-      </w:r>
-      <w:r>
-        <w:rPr>
-          <w:rFonts w:hint="eastAsia" w:ascii="Times New Roman" w:hAnsi="Times New Roman" w:eastAsia="微软雅黑" w:cs="Times New Roman"/>
-          <w:sz w:val="18"/>
-          <w:szCs w:val="18"/>
-          <w:lang w:val="en-US" w:eastAsia="zh-CN" w:bidi="ar"/>
-        </w:rPr>
-        <w:t>号外显子缺失突变或</w:t>
-      </w:r>
-      <w:r>
-        <w:rPr>
-          <w:rFonts w:hint="default" w:ascii="Times New Roman" w:hAnsi="Times New Roman" w:eastAsia="微软雅黑" w:cs="Times New Roman"/>
-          <w:sz w:val="18"/>
-          <w:szCs w:val="18"/>
-          <w:lang w:val="en-US" w:eastAsia="zh-CN" w:bidi="ar"/>
-        </w:rPr>
-        <w:t>21</w:t>
-      </w:r>
-      <w:r>
-        <w:rPr>
-          <w:rFonts w:hint="eastAsia" w:ascii="Times New Roman" w:hAnsi="Times New Roman" w:eastAsia="微软雅黑" w:cs="Times New Roman"/>
-          <w:sz w:val="18"/>
-          <w:szCs w:val="18"/>
-          <w:lang w:val="en-US" w:eastAsia="zh-CN" w:bidi="ar"/>
-        </w:rPr>
-        <w:t>号外显子</w:t>
-      </w:r>
-      <w:r>
-        <w:rPr>
-          <w:rFonts w:hint="default" w:ascii="Times New Roman" w:hAnsi="Times New Roman" w:eastAsia="微软雅黑" w:cs="Times New Roman"/>
-          <w:sz w:val="18"/>
-          <w:szCs w:val="18"/>
-          <w:lang w:val="en-US" w:eastAsia="zh-CN" w:bidi="ar"/>
-        </w:rPr>
-        <w:t>L858R</w:t>
-      </w:r>
-      <w:r>
-        <w:rPr>
-          <w:rFonts w:hint="eastAsia" w:ascii="Times New Roman" w:hAnsi="Times New Roman" w:eastAsia="微软雅黑" w:cs="Times New Roman"/>
-          <w:sz w:val="18"/>
-          <w:szCs w:val="18"/>
-          <w:lang w:val="en-US" w:eastAsia="zh-CN" w:bidi="ar"/>
-        </w:rPr>
-        <w:t>突变的转移性非小细胞肺癌患者的一线治疗、维持治疗，或既往接受过至少一次化疗进展后的二线及以上治疗（使用限制：</w:t>
-      </w:r>
-      <w:r>
-        <w:rPr>
-          <w:rFonts w:hint="default" w:ascii="Times New Roman" w:hAnsi="Times New Roman" w:eastAsia="微软雅黑" w:cs="Times New Roman"/>
-          <w:sz w:val="18"/>
-          <w:szCs w:val="18"/>
-          <w:lang w:val="en-US" w:eastAsia="zh-CN" w:bidi="ar"/>
-        </w:rPr>
-        <w:t>1.</w:t>
-      </w:r>
-      <w:r>
-        <w:rPr>
-          <w:rFonts w:hint="eastAsia" w:ascii="Times New Roman" w:hAnsi="Times New Roman" w:eastAsia="微软雅黑" w:cs="Times New Roman"/>
-          <w:sz w:val="18"/>
-          <w:szCs w:val="18"/>
-          <w:lang w:val="en-US" w:eastAsia="zh-CN" w:bidi="ar"/>
-        </w:rPr>
-        <w:t>对于其他</w:t>
-      </w:r>
-      <w:r>
-        <w:rPr>
-          <w:rFonts w:hint="default" w:ascii="Times New Roman" w:hAnsi="Times New Roman" w:eastAsia="微软雅黑" w:cs="Times New Roman"/>
-          <w:sz w:val="18"/>
-          <w:szCs w:val="18"/>
-          <w:lang w:val="en-US" w:eastAsia="zh-CN" w:bidi="ar"/>
-        </w:rPr>
-        <w:t>EGFR</w:t>
-      </w:r>
-      <w:r>
-        <w:rPr>
-          <w:rFonts w:hint="eastAsia" w:ascii="Times New Roman" w:hAnsi="Times New Roman" w:eastAsia="微软雅黑" w:cs="Times New Roman"/>
-          <w:sz w:val="18"/>
-          <w:szCs w:val="18"/>
-          <w:lang w:val="en-US" w:eastAsia="zh-CN" w:bidi="ar"/>
-        </w:rPr>
-        <w:t>突变的非小细胞肺癌患者，厄洛替尼的安全性和有效性尚未确定；</w:t>
-      </w:r>
-      <w:r>
-        <w:rPr>
-          <w:rFonts w:hint="default" w:ascii="Times New Roman" w:hAnsi="Times New Roman" w:eastAsia="微软雅黑" w:cs="Times New Roman"/>
-          <w:sz w:val="18"/>
-          <w:szCs w:val="18"/>
-          <w:lang w:val="en-US" w:eastAsia="zh-CN" w:bidi="ar"/>
-        </w:rPr>
-        <w:t>2.</w:t>
-      </w:r>
-      <w:r>
-        <w:rPr>
-          <w:rFonts w:hint="eastAsia" w:ascii="Times New Roman" w:hAnsi="Times New Roman" w:eastAsia="微软雅黑" w:cs="Times New Roman"/>
-          <w:sz w:val="18"/>
-          <w:szCs w:val="18"/>
-          <w:lang w:val="en-US" w:eastAsia="zh-CN" w:bidi="ar"/>
-        </w:rPr>
-        <w:t>厄洛替尼不推荐与铂类化疗联合使用）。</w:t>
-      </w:r>
-      <w:r>
-        <w:rPr>
-          <w:rFonts w:hint="default" w:ascii="Times New Roman" w:hAnsi="Times New Roman" w:eastAsia="微软雅黑" w:cs="Times New Roman"/>
-          <w:sz w:val="18"/>
-          <w:szCs w:val="18"/>
-          <w:lang w:val="en-US" w:eastAsia="zh-CN" w:bidi="ar"/>
-        </w:rPr>
-        <w:t>NMPA</w:t>
-      </w:r>
-      <w:r>
-        <w:rPr>
-          <w:rFonts w:hint="eastAsia" w:ascii="Times New Roman" w:hAnsi="Times New Roman" w:eastAsia="微软雅黑" w:cs="Times New Roman"/>
-          <w:sz w:val="18"/>
-          <w:szCs w:val="18"/>
-          <w:lang w:val="en-US" w:eastAsia="zh-CN" w:bidi="ar"/>
-        </w:rPr>
-        <w:t>批准厄洛替尼单药用于表皮生长因子受体（</w:t>
-      </w:r>
-      <w:r>
-        <w:rPr>
-          <w:rFonts w:hint="default" w:ascii="Times New Roman" w:hAnsi="Times New Roman" w:eastAsia="微软雅黑" w:cs="Times New Roman"/>
-          <w:sz w:val="18"/>
-          <w:szCs w:val="18"/>
-          <w:lang w:val="en-US" w:eastAsia="zh-CN" w:bidi="ar"/>
-        </w:rPr>
-        <w:t>EGFR</w:t>
-      </w:r>
-      <w:r>
-        <w:rPr>
-          <w:rFonts w:hint="eastAsia" w:ascii="Times New Roman" w:hAnsi="Times New Roman" w:eastAsia="微软雅黑" w:cs="Times New Roman"/>
-          <w:sz w:val="18"/>
-          <w:szCs w:val="18"/>
-          <w:lang w:val="en-US" w:eastAsia="zh-CN" w:bidi="ar"/>
-        </w:rPr>
-        <w:t>）基因具有敏感突变的局部晚期或转移性非小细胞肺癌（</w:t>
-      </w:r>
-      <w:r>
-        <w:rPr>
-          <w:rFonts w:hint="default" w:ascii="Times New Roman" w:hAnsi="Times New Roman" w:eastAsia="微软雅黑" w:cs="Times New Roman"/>
-          <w:sz w:val="18"/>
-          <w:szCs w:val="18"/>
-          <w:lang w:val="en-US" w:eastAsia="zh-CN" w:bidi="ar"/>
-        </w:rPr>
-        <w:t>NSCLC</w:t>
-      </w:r>
-      <w:r>
-        <w:rPr>
-          <w:rFonts w:hint="eastAsia" w:ascii="Times New Roman" w:hAnsi="Times New Roman" w:eastAsia="微软雅黑" w:cs="Times New Roman"/>
-          <w:sz w:val="18"/>
-          <w:szCs w:val="18"/>
-          <w:lang w:val="en-US" w:eastAsia="zh-CN" w:bidi="ar"/>
-        </w:rPr>
-        <w:t>）患者的治疗，包括一线治疗、维持治疗，或既往接受过至少一次化疗进展后的二线及以上治疗。</w:t>
-      </w:r>
-    </w:p>
-    <w:p>
-      <w:pPr>
-        <w:bidi w:val="0"/>
-        <w:ind w:firstLine="311" w:firstLineChars="0"/>
-        <w:jc w:val="left"/>
-        <w:rPr>
-          <w:rFonts w:hint="eastAsia" w:ascii="Times New Roman" w:hAnsi="Times New Roman" w:eastAsia="微软雅黑" w:cs="Times New Roman"/>
-          <w:sz w:val="18"/>
-          <w:szCs w:val="18"/>
-          <w:lang w:val="en-US" w:eastAsia="zh-CN" w:bidi="ar"/>
-        </w:rPr>
-      </w:pPr>
-      <w:r>
-        <w:rPr>
-          <w:rFonts w:hint="eastAsia" w:ascii="Times New Roman" w:hAnsi="Times New Roman" w:eastAsia="微软雅黑" w:cs="Times New Roman"/>
-          <w:sz w:val="18"/>
-          <w:szCs w:val="18"/>
-          <w:lang w:val="en-US" w:eastAsia="zh-CN" w:bidi="ar"/>
-        </w:rPr>
-        <w:t>吉非替尼（</w:t>
-      </w:r>
-      <w:r>
-        <w:rPr>
-          <w:rFonts w:hint="default" w:ascii="Times New Roman" w:hAnsi="Times New Roman" w:eastAsia="微软雅黑" w:cs="Times New Roman"/>
-          <w:sz w:val="18"/>
-          <w:szCs w:val="18"/>
-          <w:lang w:val="en-US" w:eastAsia="zh-CN" w:bidi="ar"/>
-        </w:rPr>
-        <w:t>Gefitinib</w:t>
-      </w:r>
-      <w:r>
-        <w:rPr>
-          <w:rFonts w:hint="eastAsia" w:ascii="Times New Roman" w:hAnsi="Times New Roman" w:eastAsia="微软雅黑" w:cs="Times New Roman"/>
-          <w:sz w:val="18"/>
-          <w:szCs w:val="18"/>
-          <w:lang w:val="en-US" w:eastAsia="zh-CN" w:bidi="ar"/>
-        </w:rPr>
-        <w:t>）是一种激酶抑制剂，</w:t>
-      </w:r>
-      <w:r>
-        <w:rPr>
-          <w:rFonts w:hint="default" w:ascii="Times New Roman" w:hAnsi="Times New Roman" w:eastAsia="微软雅黑" w:cs="Times New Roman"/>
-          <w:sz w:val="18"/>
-          <w:szCs w:val="18"/>
-          <w:lang w:val="en-US" w:eastAsia="zh-CN" w:bidi="ar"/>
-        </w:rPr>
-        <w:t>FDA</w:t>
-      </w:r>
-      <w:r>
-        <w:rPr>
-          <w:rFonts w:hint="eastAsia" w:ascii="Times New Roman" w:hAnsi="Times New Roman" w:eastAsia="微软雅黑" w:cs="Times New Roman"/>
-          <w:sz w:val="18"/>
-          <w:szCs w:val="18"/>
-          <w:lang w:val="en-US" w:eastAsia="zh-CN" w:bidi="ar"/>
-        </w:rPr>
-        <w:t>批准用于携带</w:t>
-      </w:r>
-      <w:r>
-        <w:rPr>
-          <w:rFonts w:hint="default" w:ascii="Times New Roman" w:hAnsi="Times New Roman" w:eastAsia="微软雅黑" w:cs="Times New Roman"/>
-          <w:sz w:val="18"/>
-          <w:szCs w:val="18"/>
-          <w:lang w:val="en-US" w:eastAsia="zh-CN" w:bidi="ar"/>
-        </w:rPr>
-        <w:t>EGFR</w:t>
-      </w:r>
-      <w:r>
-        <w:rPr>
-          <w:rFonts w:hint="eastAsia" w:ascii="Times New Roman" w:hAnsi="Times New Roman" w:eastAsia="微软雅黑" w:cs="Times New Roman"/>
-          <w:sz w:val="18"/>
-          <w:szCs w:val="18"/>
-          <w:lang w:val="en-US" w:eastAsia="zh-CN" w:bidi="ar"/>
-        </w:rPr>
-        <w:t xml:space="preserve"> </w:t>
-      </w:r>
-      <w:r>
-        <w:rPr>
-          <w:rFonts w:hint="default" w:ascii="Times New Roman" w:hAnsi="Times New Roman" w:eastAsia="微软雅黑" w:cs="Times New Roman"/>
-          <w:sz w:val="18"/>
-          <w:szCs w:val="18"/>
-          <w:lang w:val="en-US" w:eastAsia="zh-CN" w:bidi="ar"/>
-        </w:rPr>
-        <w:t>19</w:t>
-      </w:r>
-      <w:r>
-        <w:rPr>
-          <w:rFonts w:hint="eastAsia" w:ascii="Times New Roman" w:hAnsi="Times New Roman" w:eastAsia="微软雅黑" w:cs="Times New Roman"/>
-          <w:sz w:val="18"/>
-          <w:szCs w:val="18"/>
-          <w:lang w:val="en-US" w:eastAsia="zh-CN" w:bidi="ar"/>
-        </w:rPr>
-        <w:t>号外显子缺失突变或</w:t>
-      </w:r>
-      <w:r>
-        <w:rPr>
-          <w:rFonts w:hint="default" w:ascii="Times New Roman" w:hAnsi="Times New Roman" w:eastAsia="微软雅黑" w:cs="Times New Roman"/>
-          <w:sz w:val="18"/>
-          <w:szCs w:val="18"/>
-          <w:lang w:val="en-US" w:eastAsia="zh-CN" w:bidi="ar"/>
-        </w:rPr>
-        <w:t>21</w:t>
-      </w:r>
-      <w:r>
-        <w:rPr>
-          <w:rFonts w:hint="eastAsia" w:ascii="Times New Roman" w:hAnsi="Times New Roman" w:eastAsia="微软雅黑" w:cs="Times New Roman"/>
-          <w:sz w:val="18"/>
-          <w:szCs w:val="18"/>
-          <w:lang w:val="en-US" w:eastAsia="zh-CN" w:bidi="ar"/>
-        </w:rPr>
-        <w:t>号外显子</w:t>
-      </w:r>
-      <w:r>
-        <w:rPr>
-          <w:rFonts w:hint="default" w:ascii="Times New Roman" w:hAnsi="Times New Roman" w:eastAsia="微软雅黑" w:cs="Times New Roman"/>
-          <w:sz w:val="18"/>
-          <w:szCs w:val="18"/>
-          <w:lang w:val="en-US" w:eastAsia="zh-CN" w:bidi="ar"/>
-        </w:rPr>
-        <w:t>L858R</w:t>
-      </w:r>
-      <w:r>
-        <w:rPr>
-          <w:rFonts w:hint="eastAsia" w:ascii="Times New Roman" w:hAnsi="Times New Roman" w:eastAsia="微软雅黑" w:cs="Times New Roman"/>
-          <w:sz w:val="18"/>
-          <w:szCs w:val="18"/>
-          <w:lang w:val="en-US" w:eastAsia="zh-CN" w:bidi="ar"/>
-        </w:rPr>
-        <w:t>突变的转移性非小细胞肺癌患者的一线治疗（使用限制：吉非替尼（</w:t>
-      </w:r>
-      <w:r>
-        <w:rPr>
-          <w:rFonts w:hint="default" w:ascii="Times New Roman" w:hAnsi="Times New Roman" w:eastAsia="微软雅黑" w:cs="Times New Roman"/>
-          <w:sz w:val="18"/>
-          <w:szCs w:val="18"/>
-          <w:lang w:val="en-US" w:eastAsia="zh-CN" w:bidi="ar"/>
-        </w:rPr>
-        <w:t>IRESSA</w:t>
-      </w:r>
-      <w:r>
-        <w:rPr>
-          <w:rFonts w:hint="eastAsia" w:ascii="Times New Roman" w:hAnsi="Times New Roman" w:eastAsia="微软雅黑" w:cs="Times New Roman"/>
-          <w:sz w:val="18"/>
-          <w:szCs w:val="18"/>
-          <w:lang w:val="en-US" w:eastAsia="zh-CN" w:bidi="ar"/>
-        </w:rPr>
-        <w:t>）的安全性和有效性在携带除</w:t>
-      </w:r>
-      <w:r>
-        <w:rPr>
-          <w:rFonts w:hint="default" w:ascii="Times New Roman" w:hAnsi="Times New Roman" w:eastAsia="微软雅黑" w:cs="Times New Roman"/>
-          <w:sz w:val="18"/>
-          <w:szCs w:val="18"/>
-          <w:lang w:val="en-US" w:eastAsia="zh-CN" w:bidi="ar"/>
-        </w:rPr>
-        <w:t>EGFR</w:t>
-      </w:r>
-      <w:r>
-        <w:rPr>
-          <w:rFonts w:hint="eastAsia" w:ascii="Times New Roman" w:hAnsi="Times New Roman" w:eastAsia="微软雅黑" w:cs="Times New Roman"/>
-          <w:sz w:val="18"/>
-          <w:szCs w:val="18"/>
-          <w:lang w:val="en-US" w:eastAsia="zh-CN" w:bidi="ar"/>
-        </w:rPr>
-        <w:t xml:space="preserve"> </w:t>
-      </w:r>
-      <w:r>
-        <w:rPr>
-          <w:rFonts w:hint="default" w:ascii="Times New Roman" w:hAnsi="Times New Roman" w:eastAsia="微软雅黑" w:cs="Times New Roman"/>
-          <w:sz w:val="18"/>
-          <w:szCs w:val="18"/>
-          <w:lang w:val="en-US" w:eastAsia="zh-CN" w:bidi="ar"/>
-        </w:rPr>
-        <w:t>19</w:t>
-      </w:r>
-      <w:r>
-        <w:rPr>
-          <w:rFonts w:hint="eastAsia" w:ascii="Times New Roman" w:hAnsi="Times New Roman" w:eastAsia="微软雅黑" w:cs="Times New Roman"/>
-          <w:sz w:val="18"/>
-          <w:szCs w:val="18"/>
-          <w:lang w:val="en-US" w:eastAsia="zh-CN" w:bidi="ar"/>
-        </w:rPr>
-        <w:t>外显子缺失突变或</w:t>
-      </w:r>
-      <w:r>
-        <w:rPr>
-          <w:rFonts w:hint="default" w:ascii="Times New Roman" w:hAnsi="Times New Roman" w:eastAsia="微软雅黑" w:cs="Times New Roman"/>
-          <w:sz w:val="18"/>
-          <w:szCs w:val="18"/>
-          <w:lang w:val="en-US" w:eastAsia="zh-CN" w:bidi="ar"/>
-        </w:rPr>
-        <w:t>21</w:t>
-      </w:r>
-      <w:r>
-        <w:rPr>
-          <w:rFonts w:hint="eastAsia" w:ascii="Times New Roman" w:hAnsi="Times New Roman" w:eastAsia="微软雅黑" w:cs="Times New Roman"/>
-          <w:sz w:val="18"/>
-          <w:szCs w:val="18"/>
-          <w:lang w:val="en-US" w:eastAsia="zh-CN" w:bidi="ar"/>
-        </w:rPr>
-        <w:t>号外显子</w:t>
-      </w:r>
-      <w:r>
-        <w:rPr>
-          <w:rFonts w:hint="default" w:ascii="Times New Roman" w:hAnsi="Times New Roman" w:eastAsia="微软雅黑" w:cs="Times New Roman"/>
-          <w:sz w:val="18"/>
-          <w:szCs w:val="18"/>
-          <w:lang w:val="en-US" w:eastAsia="zh-CN" w:bidi="ar"/>
-        </w:rPr>
-        <w:t>L858R</w:t>
-      </w:r>
-      <w:r>
-        <w:rPr>
-          <w:rFonts w:hint="eastAsia" w:ascii="Times New Roman" w:hAnsi="Times New Roman" w:eastAsia="微软雅黑" w:cs="Times New Roman"/>
-          <w:sz w:val="18"/>
-          <w:szCs w:val="18"/>
-          <w:lang w:val="en-US" w:eastAsia="zh-CN" w:bidi="ar"/>
-        </w:rPr>
-        <w:t>突变外其他</w:t>
-      </w:r>
-      <w:r>
-        <w:rPr>
-          <w:rFonts w:hint="default" w:ascii="Times New Roman" w:hAnsi="Times New Roman" w:eastAsia="微软雅黑" w:cs="Times New Roman"/>
-          <w:sz w:val="18"/>
-          <w:szCs w:val="18"/>
-          <w:lang w:val="en-US" w:eastAsia="zh-CN" w:bidi="ar"/>
-        </w:rPr>
-        <w:t>EGFR</w:t>
-      </w:r>
-      <w:r>
-        <w:rPr>
-          <w:rFonts w:hint="eastAsia" w:ascii="Times New Roman" w:hAnsi="Times New Roman" w:eastAsia="微软雅黑" w:cs="Times New Roman"/>
-          <w:sz w:val="18"/>
-          <w:szCs w:val="18"/>
-          <w:lang w:val="en-US" w:eastAsia="zh-CN" w:bidi="ar"/>
-        </w:rPr>
-        <w:t>突变的患者中未验证）。</w:t>
-      </w:r>
-      <w:r>
-        <w:rPr>
-          <w:rFonts w:hint="default" w:ascii="Times New Roman" w:hAnsi="Times New Roman" w:eastAsia="微软雅黑" w:cs="Times New Roman"/>
-          <w:sz w:val="18"/>
-          <w:szCs w:val="18"/>
-          <w:lang w:val="en-US" w:eastAsia="zh-CN" w:bidi="ar"/>
-        </w:rPr>
-        <w:t>NMPA</w:t>
-      </w:r>
-      <w:r>
-        <w:rPr>
-          <w:rFonts w:hint="eastAsia" w:ascii="Times New Roman" w:hAnsi="Times New Roman" w:eastAsia="微软雅黑" w:cs="Times New Roman"/>
-          <w:sz w:val="18"/>
-          <w:szCs w:val="18"/>
-          <w:lang w:val="en-US" w:eastAsia="zh-CN" w:bidi="ar"/>
-        </w:rPr>
-        <w:t>批准用于</w:t>
-      </w:r>
-      <w:r>
-        <w:rPr>
-          <w:rFonts w:hint="default" w:ascii="Times New Roman" w:hAnsi="Times New Roman" w:eastAsia="微软雅黑" w:cs="Times New Roman"/>
-          <w:sz w:val="18"/>
-          <w:szCs w:val="18"/>
-          <w:lang w:val="en-US" w:eastAsia="zh-CN" w:bidi="ar"/>
-        </w:rPr>
-        <w:t>EGFR</w:t>
-      </w:r>
-      <w:r>
-        <w:rPr>
-          <w:rFonts w:hint="eastAsia" w:ascii="Times New Roman" w:hAnsi="Times New Roman" w:eastAsia="微软雅黑" w:cs="Times New Roman"/>
-          <w:sz w:val="18"/>
-          <w:szCs w:val="18"/>
-          <w:lang w:val="en-US" w:eastAsia="zh-CN" w:bidi="ar"/>
-        </w:rPr>
-        <w:t>敏感突变的局部晚期或转移性</w:t>
-      </w:r>
-      <w:r>
-        <w:rPr>
-          <w:rFonts w:hint="default" w:ascii="Times New Roman" w:hAnsi="Times New Roman" w:eastAsia="微软雅黑" w:cs="Times New Roman"/>
-          <w:sz w:val="18"/>
-          <w:szCs w:val="18"/>
-          <w:lang w:val="en-US" w:eastAsia="zh-CN" w:bidi="ar"/>
-        </w:rPr>
-        <w:t>NSCLC</w:t>
-      </w:r>
-      <w:r>
-        <w:rPr>
-          <w:rFonts w:hint="eastAsia" w:ascii="Times New Roman" w:hAnsi="Times New Roman" w:eastAsia="微软雅黑" w:cs="Times New Roman"/>
-          <w:sz w:val="18"/>
-          <w:szCs w:val="18"/>
-          <w:lang w:val="en-US" w:eastAsia="zh-CN" w:bidi="ar"/>
-        </w:rPr>
-        <w:t>的一线治疗，可试用于治疗既往接受过至少一次化学治疗失败的局部晚期或转移性</w:t>
-      </w:r>
-      <w:r>
-        <w:rPr>
-          <w:rFonts w:hint="default" w:ascii="Times New Roman" w:hAnsi="Times New Roman" w:eastAsia="微软雅黑" w:cs="Times New Roman"/>
-          <w:sz w:val="18"/>
-          <w:szCs w:val="18"/>
-          <w:lang w:val="en-US" w:eastAsia="zh-CN" w:bidi="ar"/>
-        </w:rPr>
-        <w:t>NSCLC</w:t>
-      </w:r>
-      <w:r>
-        <w:rPr>
-          <w:rFonts w:hint="eastAsia" w:ascii="Times New Roman" w:hAnsi="Times New Roman" w:eastAsia="微软雅黑" w:cs="Times New Roman"/>
-          <w:sz w:val="18"/>
-          <w:szCs w:val="18"/>
-          <w:lang w:val="en-US" w:eastAsia="zh-CN" w:bidi="ar"/>
-        </w:rPr>
-        <w:t>。</w:t>
-      </w:r>
-    </w:p>
-    <w:p>
-      <w:pPr>
-        <w:bidi w:val="0"/>
-        <w:ind w:firstLine="311" w:firstLineChars="0"/>
-        <w:jc w:val="left"/>
-        <w:rPr>
-          <w:rFonts w:hint="eastAsia" w:ascii="Times New Roman" w:hAnsi="Times New Roman" w:eastAsia="微软雅黑" w:cs="Times New Roman"/>
-          <w:sz w:val="18"/>
-          <w:szCs w:val="18"/>
-          <w:lang w:val="en-US" w:eastAsia="zh-CN" w:bidi="ar"/>
-        </w:rPr>
-      </w:pPr>
-      <w:r>
-        <w:rPr>
-          <w:rFonts w:hint="eastAsia" w:ascii="Times New Roman" w:hAnsi="Times New Roman" w:eastAsia="微软雅黑" w:cs="Times New Roman"/>
-          <w:sz w:val="18"/>
-          <w:szCs w:val="18"/>
-          <w:lang w:val="en-US" w:eastAsia="zh-CN" w:bidi="ar"/>
-        </w:rPr>
-        <w:t>埃克替尼（</w:t>
-      </w:r>
-      <w:r>
-        <w:rPr>
-          <w:rFonts w:hint="default" w:ascii="Times New Roman" w:hAnsi="Times New Roman" w:eastAsia="微软雅黑" w:cs="Times New Roman"/>
-          <w:sz w:val="18"/>
-          <w:szCs w:val="18"/>
-          <w:lang w:val="en-US" w:eastAsia="zh-CN" w:bidi="ar"/>
-        </w:rPr>
-        <w:t>Icotinib</w:t>
-      </w:r>
-      <w:r>
-        <w:rPr>
-          <w:rFonts w:hint="eastAsia" w:ascii="Times New Roman" w:hAnsi="Times New Roman" w:eastAsia="微软雅黑" w:cs="Times New Roman"/>
-          <w:sz w:val="18"/>
-          <w:szCs w:val="18"/>
-          <w:lang w:val="en-US" w:eastAsia="zh-CN" w:bidi="ar"/>
-        </w:rPr>
-        <w:t>）是一种酪氨酸激酶抑制剂，</w:t>
-      </w:r>
-      <w:r>
-        <w:rPr>
-          <w:rFonts w:hint="default" w:ascii="Times New Roman" w:hAnsi="Times New Roman" w:eastAsia="微软雅黑" w:cs="Times New Roman"/>
-          <w:sz w:val="18"/>
-          <w:szCs w:val="18"/>
-          <w:lang w:val="en-US" w:eastAsia="zh-CN" w:bidi="ar"/>
-        </w:rPr>
-        <w:t>NMPA</w:t>
-      </w:r>
-      <w:r>
-        <w:rPr>
-          <w:rFonts w:hint="eastAsia" w:ascii="Times New Roman" w:hAnsi="Times New Roman" w:eastAsia="微软雅黑" w:cs="Times New Roman"/>
-          <w:sz w:val="18"/>
-          <w:szCs w:val="18"/>
-          <w:lang w:val="en-US" w:eastAsia="zh-CN" w:bidi="ar"/>
-        </w:rPr>
-        <w:t>批准埃克替尼单药用于治疗：</w:t>
-      </w:r>
-      <w:r>
-        <w:rPr>
-          <w:rFonts w:hint="default" w:ascii="Times New Roman" w:hAnsi="Times New Roman" w:eastAsia="微软雅黑" w:cs="Times New Roman"/>
-          <w:sz w:val="18"/>
-          <w:szCs w:val="18"/>
-          <w:lang w:val="en-US" w:eastAsia="zh-CN" w:bidi="ar"/>
-        </w:rPr>
-        <w:t>1.</w:t>
-      </w:r>
-      <w:r>
-        <w:rPr>
-          <w:rFonts w:hint="eastAsia" w:ascii="Times New Roman" w:hAnsi="Times New Roman" w:eastAsia="微软雅黑" w:cs="Times New Roman"/>
-          <w:sz w:val="18"/>
-          <w:szCs w:val="18"/>
-          <w:lang w:val="en-US" w:eastAsia="zh-CN" w:bidi="ar"/>
-        </w:rPr>
-        <w:t>表皮生长因子受体（</w:t>
-      </w:r>
-      <w:r>
-        <w:rPr>
-          <w:rFonts w:hint="default" w:ascii="Times New Roman" w:hAnsi="Times New Roman" w:eastAsia="微软雅黑" w:cs="Times New Roman"/>
-          <w:sz w:val="18"/>
-          <w:szCs w:val="18"/>
-          <w:lang w:val="en-US" w:eastAsia="zh-CN" w:bidi="ar"/>
-        </w:rPr>
-        <w:t>EGFR</w:t>
-      </w:r>
-      <w:r>
-        <w:rPr>
-          <w:rFonts w:hint="eastAsia" w:ascii="Times New Roman" w:hAnsi="Times New Roman" w:eastAsia="微软雅黑" w:cs="Times New Roman"/>
-          <w:sz w:val="18"/>
-          <w:szCs w:val="18"/>
-          <w:lang w:val="en-US" w:eastAsia="zh-CN" w:bidi="ar"/>
-        </w:rPr>
-        <w:t>）基因具有敏感突变的局部晚期或转移性非小细胞肺癌（</w:t>
-      </w:r>
-      <w:r>
-        <w:rPr>
-          <w:rFonts w:hint="default" w:ascii="Times New Roman" w:hAnsi="Times New Roman" w:eastAsia="微软雅黑" w:cs="Times New Roman"/>
-          <w:sz w:val="18"/>
-          <w:szCs w:val="18"/>
-          <w:lang w:val="en-US" w:eastAsia="zh-CN" w:bidi="ar"/>
-        </w:rPr>
-        <w:t>NSCLC</w:t>
-      </w:r>
-      <w:r>
-        <w:rPr>
-          <w:rFonts w:hint="eastAsia" w:ascii="Times New Roman" w:hAnsi="Times New Roman" w:eastAsia="微软雅黑" w:cs="Times New Roman"/>
-          <w:sz w:val="18"/>
-          <w:szCs w:val="18"/>
-          <w:lang w:val="en-US" w:eastAsia="zh-CN" w:bidi="ar"/>
-        </w:rPr>
-        <w:t>）患者的一线治疗；</w:t>
-      </w:r>
-      <w:r>
-        <w:rPr>
-          <w:rFonts w:hint="default" w:ascii="Times New Roman" w:hAnsi="Times New Roman" w:eastAsia="微软雅黑" w:cs="Times New Roman"/>
-          <w:sz w:val="18"/>
-          <w:szCs w:val="18"/>
-          <w:lang w:val="en-US" w:eastAsia="zh-CN" w:bidi="ar"/>
-        </w:rPr>
-        <w:t>2.</w:t>
-      </w:r>
-      <w:r>
-        <w:rPr>
-          <w:rFonts w:hint="eastAsia" w:ascii="Times New Roman" w:hAnsi="Times New Roman" w:eastAsia="微软雅黑" w:cs="Times New Roman"/>
-          <w:sz w:val="18"/>
-          <w:szCs w:val="18"/>
-          <w:lang w:val="en-US" w:eastAsia="zh-CN" w:bidi="ar"/>
-        </w:rPr>
-        <w:t>既往接受过至少一个化疗方案失败后的局部晚期或转移性非小细胞肺癌（</w:t>
-      </w:r>
-      <w:r>
-        <w:rPr>
-          <w:rFonts w:hint="default" w:ascii="Times New Roman" w:hAnsi="Times New Roman" w:eastAsia="微软雅黑" w:cs="Times New Roman"/>
-          <w:sz w:val="18"/>
-          <w:szCs w:val="18"/>
-          <w:lang w:val="en-US" w:eastAsia="zh-CN" w:bidi="ar"/>
-        </w:rPr>
-        <w:t>NSCLC</w:t>
-      </w:r>
-      <w:r>
-        <w:rPr>
-          <w:rFonts w:hint="eastAsia" w:ascii="Times New Roman" w:hAnsi="Times New Roman" w:eastAsia="微软雅黑" w:cs="Times New Roman"/>
-          <w:sz w:val="18"/>
-          <w:szCs w:val="18"/>
-          <w:lang w:val="en-US" w:eastAsia="zh-CN" w:bidi="ar"/>
-        </w:rPr>
-        <w:t>），既往化疗主要是指以铂类为基础的联合化疗；</w:t>
-      </w:r>
-      <w:r>
-        <w:rPr>
-          <w:rFonts w:hint="default" w:ascii="Times New Roman" w:hAnsi="Times New Roman" w:eastAsia="微软雅黑" w:cs="Times New Roman"/>
-          <w:sz w:val="18"/>
-          <w:szCs w:val="18"/>
-          <w:lang w:val="en-US" w:eastAsia="zh-CN" w:bidi="ar"/>
-        </w:rPr>
-        <w:t>3.</w:t>
-      </w:r>
-      <w:r>
-        <w:rPr>
-          <w:rFonts w:hint="eastAsia" w:ascii="Times New Roman" w:hAnsi="Times New Roman" w:eastAsia="微软雅黑" w:cs="Times New Roman"/>
-          <w:sz w:val="18"/>
-          <w:szCs w:val="18"/>
-          <w:lang w:val="en-US" w:eastAsia="zh-CN" w:bidi="ar"/>
-        </w:rPr>
-        <w:t>Ⅱ</w:t>
-      </w:r>
-      <w:r>
-        <w:rPr>
-          <w:rFonts w:hint="default" w:ascii="Times New Roman" w:hAnsi="Times New Roman" w:eastAsia="微软雅黑" w:cs="Times New Roman"/>
-          <w:sz w:val="18"/>
-          <w:szCs w:val="18"/>
-          <w:lang w:val="en-US" w:eastAsia="zh-CN" w:bidi="ar"/>
-        </w:rPr>
-        <w:t>-</w:t>
-      </w:r>
-      <w:r>
-        <w:rPr>
-          <w:rFonts w:hint="eastAsia" w:ascii="Times New Roman" w:hAnsi="Times New Roman" w:eastAsia="微软雅黑" w:cs="Times New Roman"/>
-          <w:sz w:val="18"/>
-          <w:szCs w:val="18"/>
-          <w:lang w:val="en-US" w:eastAsia="zh-CN" w:bidi="ar"/>
-        </w:rPr>
-        <w:t>Ⅲ</w:t>
-      </w:r>
-      <w:r>
-        <w:rPr>
-          <w:rFonts w:hint="default" w:ascii="Times New Roman" w:hAnsi="Times New Roman" w:eastAsia="微软雅黑" w:cs="Times New Roman"/>
-          <w:sz w:val="18"/>
-          <w:szCs w:val="18"/>
-          <w:lang w:val="en-US" w:eastAsia="zh-CN" w:bidi="ar"/>
-        </w:rPr>
-        <w:t>A</w:t>
-      </w:r>
-      <w:r>
-        <w:rPr>
-          <w:rFonts w:hint="eastAsia" w:ascii="Times New Roman" w:hAnsi="Times New Roman" w:eastAsia="微软雅黑" w:cs="Times New Roman"/>
-          <w:sz w:val="18"/>
-          <w:szCs w:val="18"/>
-          <w:lang w:val="en-US" w:eastAsia="zh-CN" w:bidi="ar"/>
-        </w:rPr>
-        <w:t>期表皮生长因子受体（</w:t>
-      </w:r>
-      <w:r>
-        <w:rPr>
-          <w:rFonts w:hint="default" w:ascii="Times New Roman" w:hAnsi="Times New Roman" w:eastAsia="微软雅黑" w:cs="Times New Roman"/>
-          <w:sz w:val="18"/>
-          <w:szCs w:val="18"/>
-          <w:lang w:val="en-US" w:eastAsia="zh-CN" w:bidi="ar"/>
-        </w:rPr>
-        <w:t>EGFR</w:t>
-      </w:r>
-      <w:r>
-        <w:rPr>
-          <w:rFonts w:hint="eastAsia" w:ascii="Times New Roman" w:hAnsi="Times New Roman" w:eastAsia="微软雅黑" w:cs="Times New Roman"/>
-          <w:sz w:val="18"/>
-          <w:szCs w:val="18"/>
-          <w:lang w:val="en-US" w:eastAsia="zh-CN" w:bidi="ar"/>
-        </w:rPr>
-        <w:t>）突变非小细胞肺癌（</w:t>
-      </w:r>
-      <w:r>
-        <w:rPr>
-          <w:rFonts w:hint="default" w:ascii="Times New Roman" w:hAnsi="Times New Roman" w:eastAsia="微软雅黑" w:cs="Times New Roman"/>
-          <w:sz w:val="18"/>
-          <w:szCs w:val="18"/>
-          <w:lang w:val="en-US" w:eastAsia="zh-CN" w:bidi="ar"/>
-        </w:rPr>
-        <w:t>NSCLC</w:t>
-      </w:r>
-      <w:r>
-        <w:rPr>
-          <w:rFonts w:hint="eastAsia" w:ascii="Times New Roman" w:hAnsi="Times New Roman" w:eastAsia="微软雅黑" w:cs="Times New Roman"/>
-          <w:sz w:val="18"/>
-          <w:szCs w:val="18"/>
-          <w:lang w:val="en-US" w:eastAsia="zh-CN" w:bidi="ar"/>
-        </w:rPr>
-        <w:t>）术后辅助治疗。</w:t>
-      </w:r>
-    </w:p>
-    <w:p>
-      <w:pPr>
-        <w:bidi w:val="0"/>
-        <w:ind w:firstLine="311" w:firstLineChars="0"/>
-        <w:jc w:val="left"/>
-        <w:rPr>
-          <w:rFonts w:hint="eastAsia" w:ascii="Times New Roman" w:hAnsi="Times New Roman" w:eastAsia="微软雅黑" w:cs="Times New Roman"/>
-          <w:sz w:val="18"/>
-          <w:szCs w:val="18"/>
-          <w:lang w:val="en-US" w:eastAsia="zh-CN" w:bidi="ar"/>
-        </w:rPr>
-      </w:pPr>
-      <w:r>
-        <w:rPr>
-          <w:rFonts w:hint="eastAsia" w:ascii="Times New Roman" w:hAnsi="Times New Roman" w:eastAsia="微软雅黑" w:cs="Times New Roman"/>
-          <w:sz w:val="18"/>
-          <w:szCs w:val="18"/>
-          <w:lang w:val="en-US" w:eastAsia="zh-CN" w:bidi="ar"/>
-        </w:rPr>
-        <w:t>奥希替尼（</w:t>
-      </w:r>
-      <w:r>
-        <w:rPr>
-          <w:rFonts w:hint="default" w:ascii="Times New Roman" w:hAnsi="Times New Roman" w:eastAsia="微软雅黑" w:cs="Times New Roman"/>
-          <w:sz w:val="18"/>
-          <w:szCs w:val="18"/>
-          <w:lang w:val="en-US" w:eastAsia="zh-CN" w:bidi="ar"/>
-        </w:rPr>
-        <w:t>Osimertinib</w:t>
-      </w:r>
-      <w:r>
-        <w:rPr>
-          <w:rFonts w:hint="eastAsia" w:ascii="Times New Roman" w:hAnsi="Times New Roman" w:eastAsia="微软雅黑" w:cs="Times New Roman"/>
-          <w:sz w:val="18"/>
-          <w:szCs w:val="18"/>
-          <w:lang w:val="en-US" w:eastAsia="zh-CN" w:bidi="ar"/>
-        </w:rPr>
-        <w:t>）是一种激酶抑制剂，</w:t>
-      </w:r>
-      <w:r>
-        <w:rPr>
-          <w:rFonts w:hint="default" w:ascii="Times New Roman" w:hAnsi="Times New Roman" w:eastAsia="微软雅黑" w:cs="Times New Roman"/>
-          <w:sz w:val="18"/>
-          <w:szCs w:val="18"/>
-          <w:lang w:val="en-US" w:eastAsia="zh-CN" w:bidi="ar"/>
-        </w:rPr>
-        <w:t>FDA</w:t>
-      </w:r>
-      <w:r>
-        <w:rPr>
-          <w:rFonts w:hint="eastAsia" w:ascii="Times New Roman" w:hAnsi="Times New Roman" w:eastAsia="微软雅黑" w:cs="Times New Roman"/>
-          <w:sz w:val="18"/>
-          <w:szCs w:val="18"/>
-          <w:lang w:val="en-US" w:eastAsia="zh-CN" w:bidi="ar"/>
-        </w:rPr>
-        <w:t>批准用于：</w:t>
-      </w:r>
-      <w:r>
-        <w:rPr>
-          <w:rFonts w:hint="default" w:ascii="Times New Roman" w:hAnsi="Times New Roman" w:eastAsia="微软雅黑" w:cs="Times New Roman"/>
-          <w:sz w:val="18"/>
-          <w:szCs w:val="18"/>
-          <w:lang w:val="en-US" w:eastAsia="zh-CN" w:bidi="ar"/>
-        </w:rPr>
-        <w:t>1.</w:t>
-      </w:r>
-      <w:r>
-        <w:rPr>
-          <w:rFonts w:hint="eastAsia" w:ascii="Times New Roman" w:hAnsi="Times New Roman" w:eastAsia="微软雅黑" w:cs="Times New Roman"/>
-          <w:sz w:val="18"/>
-          <w:szCs w:val="18"/>
-          <w:lang w:val="en-US" w:eastAsia="zh-CN" w:bidi="ar"/>
-        </w:rPr>
-        <w:t>转移性非小细胞肺癌患者中表皮生长因子受体（</w:t>
-      </w:r>
-      <w:r>
-        <w:rPr>
-          <w:rFonts w:hint="default" w:ascii="Times New Roman" w:hAnsi="Times New Roman" w:eastAsia="微软雅黑" w:cs="Times New Roman"/>
-          <w:sz w:val="18"/>
-          <w:szCs w:val="18"/>
-          <w:lang w:val="en-US" w:eastAsia="zh-CN" w:bidi="ar"/>
-        </w:rPr>
-        <w:t>EGFR</w:t>
-      </w:r>
-      <w:r>
-        <w:rPr>
-          <w:rFonts w:hint="eastAsia" w:ascii="Times New Roman" w:hAnsi="Times New Roman" w:eastAsia="微软雅黑" w:cs="Times New Roman"/>
-          <w:sz w:val="18"/>
-          <w:szCs w:val="18"/>
-          <w:lang w:val="en-US" w:eastAsia="zh-CN" w:bidi="ar"/>
-        </w:rPr>
-        <w:t>）</w:t>
-      </w:r>
-      <w:r>
-        <w:rPr>
-          <w:rFonts w:hint="default" w:ascii="Times New Roman" w:hAnsi="Times New Roman" w:eastAsia="微软雅黑" w:cs="Times New Roman"/>
-          <w:sz w:val="18"/>
-          <w:szCs w:val="18"/>
-          <w:lang w:val="en-US" w:eastAsia="zh-CN" w:bidi="ar"/>
-        </w:rPr>
-        <w:t>19</w:t>
-      </w:r>
-      <w:r>
-        <w:rPr>
-          <w:rFonts w:hint="eastAsia" w:ascii="Times New Roman" w:hAnsi="Times New Roman" w:eastAsia="微软雅黑" w:cs="Times New Roman"/>
-          <w:sz w:val="18"/>
-          <w:szCs w:val="18"/>
-          <w:lang w:val="en-US" w:eastAsia="zh-CN" w:bidi="ar"/>
-        </w:rPr>
-        <w:t>号外显子缺失或</w:t>
-      </w:r>
-      <w:r>
-        <w:rPr>
-          <w:rFonts w:hint="default" w:ascii="Times New Roman" w:hAnsi="Times New Roman" w:eastAsia="微软雅黑" w:cs="Times New Roman"/>
-          <w:sz w:val="18"/>
-          <w:szCs w:val="18"/>
-          <w:lang w:val="en-US" w:eastAsia="zh-CN" w:bidi="ar"/>
-        </w:rPr>
-        <w:t>21</w:t>
-      </w:r>
-      <w:r>
-        <w:rPr>
-          <w:rFonts w:hint="eastAsia" w:ascii="Times New Roman" w:hAnsi="Times New Roman" w:eastAsia="微软雅黑" w:cs="Times New Roman"/>
-          <w:sz w:val="18"/>
-          <w:szCs w:val="18"/>
-          <w:lang w:val="en-US" w:eastAsia="zh-CN" w:bidi="ar"/>
-        </w:rPr>
-        <w:t>号外显子</w:t>
-      </w:r>
-      <w:r>
-        <w:rPr>
-          <w:rFonts w:hint="default" w:ascii="Times New Roman" w:hAnsi="Times New Roman" w:eastAsia="微软雅黑" w:cs="Times New Roman"/>
-          <w:sz w:val="18"/>
-          <w:szCs w:val="18"/>
-          <w:lang w:val="en-US" w:eastAsia="zh-CN" w:bidi="ar"/>
-        </w:rPr>
-        <w:t>L858R</w:t>
-      </w:r>
-      <w:r>
-        <w:rPr>
-          <w:rFonts w:hint="eastAsia" w:ascii="Times New Roman" w:hAnsi="Times New Roman" w:eastAsia="微软雅黑" w:cs="Times New Roman"/>
-          <w:sz w:val="18"/>
-          <w:szCs w:val="18"/>
-          <w:lang w:val="en-US" w:eastAsia="zh-CN" w:bidi="ar"/>
-        </w:rPr>
-        <w:t>突变的一线治疗；</w:t>
-      </w:r>
-      <w:r>
-        <w:rPr>
-          <w:rFonts w:hint="default" w:ascii="Times New Roman" w:hAnsi="Times New Roman" w:eastAsia="微软雅黑" w:cs="Times New Roman"/>
-          <w:sz w:val="18"/>
-          <w:szCs w:val="18"/>
-          <w:lang w:val="en-US" w:eastAsia="zh-CN" w:bidi="ar"/>
-        </w:rPr>
-        <w:t>2.</w:t>
-      </w:r>
-      <w:r>
-        <w:rPr>
-          <w:rFonts w:hint="eastAsia" w:ascii="Times New Roman" w:hAnsi="Times New Roman" w:eastAsia="微软雅黑" w:cs="Times New Roman"/>
-          <w:sz w:val="18"/>
-          <w:szCs w:val="18"/>
-          <w:lang w:val="en-US" w:eastAsia="zh-CN" w:bidi="ar"/>
-        </w:rPr>
-        <w:t>治疗转移性</w:t>
-      </w:r>
-      <w:r>
-        <w:rPr>
-          <w:rFonts w:hint="default" w:ascii="Times New Roman" w:hAnsi="Times New Roman" w:eastAsia="微软雅黑" w:cs="Times New Roman"/>
-          <w:sz w:val="18"/>
-          <w:szCs w:val="18"/>
-          <w:lang w:val="en-US" w:eastAsia="zh-CN" w:bidi="ar"/>
-        </w:rPr>
-        <w:t>EGFR T790M</w:t>
-      </w:r>
-      <w:r>
-        <w:rPr>
-          <w:rFonts w:hint="eastAsia" w:ascii="Times New Roman" w:hAnsi="Times New Roman" w:eastAsia="微软雅黑" w:cs="Times New Roman"/>
-          <w:sz w:val="18"/>
-          <w:szCs w:val="18"/>
-          <w:lang w:val="en-US" w:eastAsia="zh-CN" w:bidi="ar"/>
-        </w:rPr>
-        <w:t>突变阳性非小细胞肺癌，其疾病在</w:t>
-      </w:r>
-      <w:r>
-        <w:rPr>
-          <w:rFonts w:hint="default" w:ascii="Times New Roman" w:hAnsi="Times New Roman" w:eastAsia="微软雅黑" w:cs="Times New Roman"/>
-          <w:sz w:val="18"/>
-          <w:szCs w:val="18"/>
-          <w:lang w:val="en-US" w:eastAsia="zh-CN" w:bidi="ar"/>
-        </w:rPr>
-        <w:t>EGFR TKI</w:t>
-      </w:r>
-      <w:r>
-        <w:rPr>
-          <w:rFonts w:hint="eastAsia" w:ascii="Times New Roman" w:hAnsi="Times New Roman" w:eastAsia="微软雅黑" w:cs="Times New Roman"/>
-          <w:sz w:val="18"/>
-          <w:szCs w:val="18"/>
-          <w:lang w:val="en-US" w:eastAsia="zh-CN" w:bidi="ar"/>
-        </w:rPr>
-        <w:t>治疗中或治疗后进展；</w:t>
-      </w:r>
-      <w:r>
-        <w:rPr>
-          <w:rFonts w:hint="default" w:ascii="Times New Roman" w:hAnsi="Times New Roman" w:eastAsia="微软雅黑" w:cs="Times New Roman"/>
-          <w:sz w:val="18"/>
-          <w:szCs w:val="18"/>
-          <w:lang w:val="en-US" w:eastAsia="zh-CN" w:bidi="ar"/>
-        </w:rPr>
-        <w:t>3.</w:t>
-      </w:r>
-      <w:r>
-        <w:rPr>
-          <w:rFonts w:hint="eastAsia" w:ascii="Times New Roman" w:hAnsi="Times New Roman" w:eastAsia="微软雅黑" w:cs="Times New Roman"/>
-          <w:sz w:val="18"/>
-          <w:szCs w:val="18"/>
-          <w:lang w:val="en-US" w:eastAsia="zh-CN" w:bidi="ar"/>
-        </w:rPr>
-        <w:t>用于根治性肿瘤切除后且携带表皮生长因子受体（</w:t>
-      </w:r>
-      <w:r>
-        <w:rPr>
-          <w:rFonts w:hint="default" w:ascii="Times New Roman" w:hAnsi="Times New Roman" w:eastAsia="微软雅黑" w:cs="Times New Roman"/>
-          <w:sz w:val="18"/>
-          <w:szCs w:val="18"/>
-          <w:lang w:val="en-US" w:eastAsia="zh-CN" w:bidi="ar"/>
-        </w:rPr>
-        <w:t>EGFR</w:t>
-      </w:r>
-      <w:r>
-        <w:rPr>
-          <w:rFonts w:hint="eastAsia" w:ascii="Times New Roman" w:hAnsi="Times New Roman" w:eastAsia="微软雅黑" w:cs="Times New Roman"/>
-          <w:sz w:val="18"/>
-          <w:szCs w:val="18"/>
-          <w:lang w:val="en-US" w:eastAsia="zh-CN" w:bidi="ar"/>
-        </w:rPr>
-        <w:t>）</w:t>
-      </w:r>
-      <w:r>
-        <w:rPr>
-          <w:rFonts w:hint="default" w:ascii="Times New Roman" w:hAnsi="Times New Roman" w:eastAsia="微软雅黑" w:cs="Times New Roman"/>
-          <w:sz w:val="18"/>
-          <w:szCs w:val="18"/>
-          <w:lang w:val="en-US" w:eastAsia="zh-CN" w:bidi="ar"/>
-        </w:rPr>
-        <w:t>19</w:t>
-      </w:r>
-      <w:r>
-        <w:rPr>
-          <w:rFonts w:hint="eastAsia" w:ascii="Times New Roman" w:hAnsi="Times New Roman" w:eastAsia="微软雅黑" w:cs="Times New Roman"/>
-          <w:sz w:val="18"/>
-          <w:szCs w:val="18"/>
-          <w:lang w:val="en-US" w:eastAsia="zh-CN" w:bidi="ar"/>
-        </w:rPr>
-        <w:t>号外显子缺失或</w:t>
-      </w:r>
-      <w:r>
-        <w:rPr>
-          <w:rFonts w:hint="default" w:ascii="Times New Roman" w:hAnsi="Times New Roman" w:eastAsia="微软雅黑" w:cs="Times New Roman"/>
-          <w:sz w:val="18"/>
-          <w:szCs w:val="18"/>
-          <w:lang w:val="en-US" w:eastAsia="zh-CN" w:bidi="ar"/>
-        </w:rPr>
-        <w:t>21</w:t>
-      </w:r>
-      <w:r>
-        <w:rPr>
-          <w:rFonts w:hint="eastAsia" w:ascii="Times New Roman" w:hAnsi="Times New Roman" w:eastAsia="微软雅黑" w:cs="Times New Roman"/>
-          <w:sz w:val="18"/>
-          <w:szCs w:val="18"/>
-          <w:lang w:val="en-US" w:eastAsia="zh-CN" w:bidi="ar"/>
-        </w:rPr>
-        <w:t>号外显子</w:t>
-      </w:r>
-      <w:r>
-        <w:rPr>
-          <w:rFonts w:hint="default" w:ascii="Times New Roman" w:hAnsi="Times New Roman" w:eastAsia="微软雅黑" w:cs="Times New Roman"/>
-          <w:sz w:val="18"/>
-          <w:szCs w:val="18"/>
-          <w:lang w:val="en-US" w:eastAsia="zh-CN" w:bidi="ar"/>
-        </w:rPr>
-        <w:t>L858R</w:t>
-      </w:r>
-      <w:r>
-        <w:rPr>
-          <w:rFonts w:hint="eastAsia" w:ascii="Times New Roman" w:hAnsi="Times New Roman" w:eastAsia="微软雅黑" w:cs="Times New Roman"/>
-          <w:sz w:val="18"/>
-          <w:szCs w:val="18"/>
-          <w:lang w:val="en-US" w:eastAsia="zh-CN" w:bidi="ar"/>
-        </w:rPr>
-        <w:t>突变的非小细胞肺癌（</w:t>
-      </w:r>
-      <w:r>
-        <w:rPr>
-          <w:rFonts w:hint="default" w:ascii="Times New Roman" w:hAnsi="Times New Roman" w:eastAsia="微软雅黑" w:cs="Times New Roman"/>
-          <w:sz w:val="18"/>
-          <w:szCs w:val="18"/>
-          <w:lang w:val="en-US" w:eastAsia="zh-CN" w:bidi="ar"/>
-        </w:rPr>
-        <w:t>NSCLC</w:t>
-      </w:r>
-      <w:r>
-        <w:rPr>
-          <w:rFonts w:hint="eastAsia" w:ascii="Times New Roman" w:hAnsi="Times New Roman" w:eastAsia="微软雅黑" w:cs="Times New Roman"/>
-          <w:sz w:val="18"/>
-          <w:szCs w:val="18"/>
-          <w:lang w:val="en-US" w:eastAsia="zh-CN" w:bidi="ar"/>
-        </w:rPr>
-        <w:t>）成人患者的辅助治疗。</w:t>
-      </w:r>
-      <w:r>
-        <w:rPr>
-          <w:rFonts w:hint="default" w:ascii="Times New Roman" w:hAnsi="Times New Roman" w:eastAsia="微软雅黑" w:cs="Times New Roman"/>
-          <w:sz w:val="18"/>
-          <w:szCs w:val="18"/>
-          <w:lang w:val="en-US" w:eastAsia="zh-CN" w:bidi="ar"/>
-        </w:rPr>
-        <w:t>NMPA</w:t>
-      </w:r>
-      <w:r>
-        <w:rPr>
-          <w:rFonts w:hint="eastAsia" w:ascii="Times New Roman" w:hAnsi="Times New Roman" w:eastAsia="微软雅黑" w:cs="Times New Roman"/>
-          <w:sz w:val="18"/>
-          <w:szCs w:val="18"/>
-          <w:lang w:val="en-US" w:eastAsia="zh-CN" w:bidi="ar"/>
-        </w:rPr>
-        <w:t>批准用于：</w:t>
-      </w:r>
-      <w:r>
-        <w:rPr>
-          <w:rFonts w:hint="default" w:ascii="Times New Roman" w:hAnsi="Times New Roman" w:eastAsia="微软雅黑" w:cs="Times New Roman"/>
-          <w:sz w:val="18"/>
-          <w:szCs w:val="18"/>
-          <w:lang w:val="en-US" w:eastAsia="zh-CN" w:bidi="ar"/>
-        </w:rPr>
-        <w:t>1.</w:t>
-      </w:r>
-      <w:r>
-        <w:rPr>
-          <w:rFonts w:hint="eastAsia" w:ascii="Times New Roman" w:hAnsi="Times New Roman" w:eastAsia="微软雅黑" w:cs="Times New Roman"/>
-          <w:sz w:val="18"/>
-          <w:szCs w:val="18"/>
-          <w:lang w:val="en-US" w:eastAsia="zh-CN" w:bidi="ar"/>
-        </w:rPr>
-        <w:t>具有表皮生长因子受体（</w:t>
-      </w:r>
-      <w:r>
-        <w:rPr>
-          <w:rFonts w:hint="default" w:ascii="Times New Roman" w:hAnsi="Times New Roman" w:eastAsia="微软雅黑" w:cs="Times New Roman"/>
-          <w:sz w:val="18"/>
-          <w:szCs w:val="18"/>
-          <w:lang w:val="en-US" w:eastAsia="zh-CN" w:bidi="ar"/>
-        </w:rPr>
-        <w:t>EGFR</w:t>
-      </w:r>
-      <w:r>
-        <w:rPr>
-          <w:rFonts w:hint="eastAsia" w:ascii="Times New Roman" w:hAnsi="Times New Roman" w:eastAsia="微软雅黑" w:cs="Times New Roman"/>
-          <w:sz w:val="18"/>
-          <w:szCs w:val="18"/>
-          <w:lang w:val="en-US" w:eastAsia="zh-CN" w:bidi="ar"/>
-        </w:rPr>
-        <w:t>）</w:t>
-      </w:r>
-      <w:r>
-        <w:rPr>
-          <w:rFonts w:hint="default" w:ascii="Times New Roman" w:hAnsi="Times New Roman" w:eastAsia="微软雅黑" w:cs="Times New Roman"/>
-          <w:sz w:val="18"/>
-          <w:szCs w:val="18"/>
-          <w:lang w:val="en-US" w:eastAsia="zh-CN" w:bidi="ar"/>
-        </w:rPr>
-        <w:t>19</w:t>
-      </w:r>
-      <w:r>
-        <w:rPr>
-          <w:rFonts w:hint="eastAsia" w:ascii="Times New Roman" w:hAnsi="Times New Roman" w:eastAsia="微软雅黑" w:cs="Times New Roman"/>
-          <w:sz w:val="18"/>
-          <w:szCs w:val="18"/>
-          <w:lang w:val="en-US" w:eastAsia="zh-CN" w:bidi="ar"/>
-        </w:rPr>
-        <w:t>号外显子缺失或</w:t>
-      </w:r>
-      <w:r>
-        <w:rPr>
-          <w:rFonts w:hint="default" w:ascii="Times New Roman" w:hAnsi="Times New Roman" w:eastAsia="微软雅黑" w:cs="Times New Roman"/>
-          <w:sz w:val="18"/>
-          <w:szCs w:val="18"/>
-          <w:lang w:val="en-US" w:eastAsia="zh-CN" w:bidi="ar"/>
-        </w:rPr>
-        <w:t>21</w:t>
-      </w:r>
-      <w:r>
-        <w:rPr>
-          <w:rFonts w:hint="eastAsia" w:ascii="Times New Roman" w:hAnsi="Times New Roman" w:eastAsia="微软雅黑" w:cs="Times New Roman"/>
-          <w:sz w:val="18"/>
-          <w:szCs w:val="18"/>
-          <w:lang w:val="en-US" w:eastAsia="zh-CN" w:bidi="ar"/>
-        </w:rPr>
-        <w:t>号外显子</w:t>
-      </w:r>
-      <w:r>
-        <w:rPr>
-          <w:rFonts w:hint="default" w:ascii="Times New Roman" w:hAnsi="Times New Roman" w:eastAsia="微软雅黑" w:cs="Times New Roman"/>
-          <w:sz w:val="18"/>
-          <w:szCs w:val="18"/>
-          <w:lang w:val="en-US" w:eastAsia="zh-CN" w:bidi="ar"/>
-        </w:rPr>
-        <w:t>L858R</w:t>
-      </w:r>
-      <w:r>
-        <w:rPr>
-          <w:rFonts w:hint="eastAsia" w:ascii="Times New Roman" w:hAnsi="Times New Roman" w:eastAsia="微软雅黑" w:cs="Times New Roman"/>
-          <w:sz w:val="18"/>
-          <w:szCs w:val="18"/>
-          <w:lang w:val="en-US" w:eastAsia="zh-CN" w:bidi="ar"/>
-        </w:rPr>
-        <w:t>置换突变的局部晚期或转移性非小细胞肺癌（</w:t>
-      </w:r>
-      <w:r>
-        <w:rPr>
-          <w:rFonts w:hint="default" w:ascii="Times New Roman" w:hAnsi="Times New Roman" w:eastAsia="微软雅黑" w:cs="Times New Roman"/>
-          <w:sz w:val="18"/>
-          <w:szCs w:val="18"/>
-          <w:lang w:val="en-US" w:eastAsia="zh-CN" w:bidi="ar"/>
-        </w:rPr>
-        <w:t>NSCLC</w:t>
-      </w:r>
-      <w:r>
-        <w:rPr>
-          <w:rFonts w:hint="eastAsia" w:ascii="Times New Roman" w:hAnsi="Times New Roman" w:eastAsia="微软雅黑" w:cs="Times New Roman"/>
-          <w:sz w:val="18"/>
-          <w:szCs w:val="18"/>
-          <w:lang w:val="en-US" w:eastAsia="zh-CN" w:bidi="ar"/>
-        </w:rPr>
-        <w:t>）成人患者的一线治疗；</w:t>
-      </w:r>
-      <w:r>
-        <w:rPr>
-          <w:rFonts w:hint="default" w:ascii="Times New Roman" w:hAnsi="Times New Roman" w:eastAsia="微软雅黑" w:cs="Times New Roman"/>
-          <w:sz w:val="18"/>
-          <w:szCs w:val="18"/>
-          <w:lang w:val="en-US" w:eastAsia="zh-CN" w:bidi="ar"/>
-        </w:rPr>
-        <w:t>2.</w:t>
-      </w:r>
-      <w:r>
-        <w:rPr>
-          <w:rFonts w:hint="eastAsia" w:ascii="Times New Roman" w:hAnsi="Times New Roman" w:eastAsia="微软雅黑" w:cs="Times New Roman"/>
-          <w:sz w:val="18"/>
-          <w:szCs w:val="18"/>
-          <w:lang w:val="en-US" w:eastAsia="zh-CN" w:bidi="ar"/>
-        </w:rPr>
-        <w:t>既往经表皮生长因子受体（</w:t>
-      </w:r>
-      <w:r>
-        <w:rPr>
-          <w:rFonts w:hint="default" w:ascii="Times New Roman" w:hAnsi="Times New Roman" w:eastAsia="微软雅黑" w:cs="Times New Roman"/>
-          <w:sz w:val="18"/>
-          <w:szCs w:val="18"/>
-          <w:lang w:val="en-US" w:eastAsia="zh-CN" w:bidi="ar"/>
-        </w:rPr>
-        <w:t>EGFR</w:t>
-      </w:r>
-      <w:r>
-        <w:rPr>
-          <w:rFonts w:hint="eastAsia" w:ascii="Times New Roman" w:hAnsi="Times New Roman" w:eastAsia="微软雅黑" w:cs="Times New Roman"/>
-          <w:sz w:val="18"/>
-          <w:szCs w:val="18"/>
-          <w:lang w:val="en-US" w:eastAsia="zh-CN" w:bidi="ar"/>
-        </w:rPr>
-        <w:t>）酪氨酸激酶抑制剂（</w:t>
-      </w:r>
-      <w:r>
-        <w:rPr>
-          <w:rFonts w:hint="default" w:ascii="Times New Roman" w:hAnsi="Times New Roman" w:eastAsia="微软雅黑" w:cs="Times New Roman"/>
-          <w:sz w:val="18"/>
-          <w:szCs w:val="18"/>
-          <w:lang w:val="en-US" w:eastAsia="zh-CN" w:bidi="ar"/>
-        </w:rPr>
-        <w:t>TKI</w:t>
-      </w:r>
-      <w:r>
-        <w:rPr>
-          <w:rFonts w:hint="eastAsia" w:ascii="Times New Roman" w:hAnsi="Times New Roman" w:eastAsia="微软雅黑" w:cs="Times New Roman"/>
-          <w:sz w:val="18"/>
-          <w:szCs w:val="18"/>
-          <w:lang w:val="en-US" w:eastAsia="zh-CN" w:bidi="ar"/>
-        </w:rPr>
-        <w:t>）治疗时或治疗后出现疾病进展，并且经检测确认存在</w:t>
-      </w:r>
-      <w:r>
-        <w:rPr>
-          <w:rFonts w:hint="default" w:ascii="Times New Roman" w:hAnsi="Times New Roman" w:eastAsia="微软雅黑" w:cs="Times New Roman"/>
-          <w:sz w:val="18"/>
-          <w:szCs w:val="18"/>
-          <w:lang w:val="en-US" w:eastAsia="zh-CN" w:bidi="ar"/>
-        </w:rPr>
-        <w:t>EGFR T790M</w:t>
-      </w:r>
-      <w:r>
-        <w:rPr>
-          <w:rFonts w:hint="eastAsia" w:ascii="Times New Roman" w:hAnsi="Times New Roman" w:eastAsia="微软雅黑" w:cs="Times New Roman"/>
-          <w:sz w:val="18"/>
-          <w:szCs w:val="18"/>
-          <w:lang w:val="en-US" w:eastAsia="zh-CN" w:bidi="ar"/>
-        </w:rPr>
-        <w:t>突变阳性的局部晚期或转移性非小细胞性肺癌（</w:t>
-      </w:r>
-      <w:r>
-        <w:rPr>
-          <w:rFonts w:hint="default" w:ascii="Times New Roman" w:hAnsi="Times New Roman" w:eastAsia="微软雅黑" w:cs="Times New Roman"/>
-          <w:sz w:val="18"/>
-          <w:szCs w:val="18"/>
-          <w:lang w:val="en-US" w:eastAsia="zh-CN" w:bidi="ar"/>
-        </w:rPr>
-        <w:t>NSCLC</w:t>
-      </w:r>
-      <w:r>
-        <w:rPr>
-          <w:rFonts w:hint="eastAsia" w:ascii="Times New Roman" w:hAnsi="Times New Roman" w:eastAsia="微软雅黑" w:cs="Times New Roman"/>
-          <w:sz w:val="18"/>
-          <w:szCs w:val="18"/>
-          <w:lang w:val="en-US" w:eastAsia="zh-CN" w:bidi="ar"/>
-        </w:rPr>
-        <w:t>）成人患者的治疗；</w:t>
-      </w:r>
-      <w:r>
-        <w:rPr>
-          <w:rFonts w:hint="default" w:ascii="Times New Roman" w:hAnsi="Times New Roman" w:eastAsia="微软雅黑" w:cs="Times New Roman"/>
-          <w:sz w:val="18"/>
-          <w:szCs w:val="18"/>
-          <w:lang w:val="en-US" w:eastAsia="zh-CN" w:bidi="ar"/>
-        </w:rPr>
-        <w:t>3.IB-IIIA</w:t>
-      </w:r>
-      <w:r>
-        <w:rPr>
-          <w:rFonts w:hint="eastAsia" w:ascii="Times New Roman" w:hAnsi="Times New Roman" w:eastAsia="微软雅黑" w:cs="Times New Roman"/>
-          <w:sz w:val="18"/>
-          <w:szCs w:val="18"/>
-          <w:lang w:val="en-US" w:eastAsia="zh-CN" w:bidi="ar"/>
-        </w:rPr>
-        <w:t>期存在表皮生长因子受体（</w:t>
-      </w:r>
-      <w:r>
-        <w:rPr>
-          <w:rFonts w:hint="default" w:ascii="Times New Roman" w:hAnsi="Times New Roman" w:eastAsia="微软雅黑" w:cs="Times New Roman"/>
-          <w:sz w:val="18"/>
-          <w:szCs w:val="18"/>
-          <w:lang w:val="en-US" w:eastAsia="zh-CN" w:bidi="ar"/>
-        </w:rPr>
-        <w:t>EGFR</w:t>
-      </w:r>
-      <w:r>
-        <w:rPr>
-          <w:rFonts w:hint="eastAsia" w:ascii="Times New Roman" w:hAnsi="Times New Roman" w:eastAsia="微软雅黑" w:cs="Times New Roman"/>
-          <w:sz w:val="18"/>
-          <w:szCs w:val="18"/>
-          <w:lang w:val="en-US" w:eastAsia="zh-CN" w:bidi="ar"/>
-        </w:rPr>
-        <w:t>）外显子</w:t>
-      </w:r>
-      <w:r>
-        <w:rPr>
-          <w:rFonts w:hint="default" w:ascii="Times New Roman" w:hAnsi="Times New Roman" w:eastAsia="微软雅黑" w:cs="Times New Roman"/>
-          <w:sz w:val="18"/>
-          <w:szCs w:val="18"/>
-          <w:lang w:val="en-US" w:eastAsia="zh-CN" w:bidi="ar"/>
-        </w:rPr>
-        <w:t>19</w:t>
-      </w:r>
-      <w:r>
-        <w:rPr>
-          <w:rFonts w:hint="eastAsia" w:ascii="Times New Roman" w:hAnsi="Times New Roman" w:eastAsia="微软雅黑" w:cs="Times New Roman"/>
-          <w:sz w:val="18"/>
-          <w:szCs w:val="18"/>
-          <w:lang w:val="en-US" w:eastAsia="zh-CN" w:bidi="ar"/>
-        </w:rPr>
-        <w:t>缺失或外显子</w:t>
-      </w:r>
-      <w:r>
-        <w:rPr>
-          <w:rFonts w:hint="default" w:ascii="Times New Roman" w:hAnsi="Times New Roman" w:eastAsia="微软雅黑" w:cs="Times New Roman"/>
-          <w:sz w:val="18"/>
-          <w:szCs w:val="18"/>
-          <w:lang w:val="en-US" w:eastAsia="zh-CN" w:bidi="ar"/>
-        </w:rPr>
-        <w:t>21</w:t>
-      </w:r>
-      <w:r>
-        <w:rPr>
-          <w:rFonts w:hint="eastAsia" w:ascii="Times New Roman" w:hAnsi="Times New Roman" w:eastAsia="微软雅黑" w:cs="Times New Roman"/>
-          <w:sz w:val="18"/>
-          <w:szCs w:val="18"/>
-          <w:lang w:val="en-US" w:eastAsia="zh-CN" w:bidi="ar"/>
-        </w:rPr>
-        <w:t>（</w:t>
-      </w:r>
-      <w:r>
-        <w:rPr>
-          <w:rFonts w:hint="default" w:ascii="Times New Roman" w:hAnsi="Times New Roman" w:eastAsia="微软雅黑" w:cs="Times New Roman"/>
-          <w:sz w:val="18"/>
-          <w:szCs w:val="18"/>
-          <w:lang w:val="en-US" w:eastAsia="zh-CN" w:bidi="ar"/>
-        </w:rPr>
-        <w:t>L858R</w:t>
-      </w:r>
-      <w:r>
-        <w:rPr>
-          <w:rFonts w:hint="eastAsia" w:ascii="Times New Roman" w:hAnsi="Times New Roman" w:eastAsia="微软雅黑" w:cs="Times New Roman"/>
-          <w:sz w:val="18"/>
-          <w:szCs w:val="18"/>
-          <w:lang w:val="en-US" w:eastAsia="zh-CN" w:bidi="ar"/>
-        </w:rPr>
-        <w:t>）置换突变的非小细胞肺癌（</w:t>
-      </w:r>
-      <w:r>
-        <w:rPr>
-          <w:rFonts w:hint="default" w:ascii="Times New Roman" w:hAnsi="Times New Roman" w:eastAsia="微软雅黑" w:cs="Times New Roman"/>
-          <w:sz w:val="18"/>
-          <w:szCs w:val="18"/>
-          <w:lang w:val="en-US" w:eastAsia="zh-CN" w:bidi="ar"/>
-        </w:rPr>
-        <w:t>NSCLC</w:t>
-      </w:r>
-      <w:r>
-        <w:rPr>
-          <w:rFonts w:hint="eastAsia" w:ascii="Times New Roman" w:hAnsi="Times New Roman" w:eastAsia="微软雅黑" w:cs="Times New Roman"/>
-          <w:sz w:val="18"/>
-          <w:szCs w:val="18"/>
-          <w:lang w:val="en-US" w:eastAsia="zh-CN" w:bidi="ar"/>
-        </w:rPr>
-        <w:t>）患者的治疗，患者须既往接受过手术切除治疗，并由医生决定接受或不接受辅助化疗。</w:t>
-      </w:r>
-    </w:p>
-    <w:p>
-      <w:pPr>
-        <w:bidi w:val="0"/>
-        <w:ind w:firstLine="311" w:firstLineChars="0"/>
-        <w:jc w:val="left"/>
-        <w:rPr>
-          <w:rFonts w:hint="eastAsia" w:ascii="Times New Roman" w:hAnsi="Times New Roman" w:eastAsia="微软雅黑" w:cs="Times New Roman"/>
-          <w:sz w:val="18"/>
-          <w:szCs w:val="18"/>
-          <w:lang w:val="en-US" w:eastAsia="zh-CN" w:bidi="ar"/>
-        </w:rPr>
-      </w:pPr>
-      <w:r>
-        <w:rPr>
-          <w:rFonts w:hint="eastAsia" w:ascii="Times New Roman" w:hAnsi="Times New Roman" w:eastAsia="微软雅黑" w:cs="Times New Roman"/>
-          <w:sz w:val="18"/>
-          <w:szCs w:val="18"/>
-          <w:lang w:val="en-US" w:eastAsia="zh-CN" w:bidi="ar"/>
-        </w:rPr>
-        <w:t>达可替尼（Dacomitinib）是一种激酶抑制剂，FDA批准用于携带EGFR 19号外显子缺失或EGFR 21号外显子L858R突变的非小细胞肺癌（NSCLC）患者的一线治疗。NMPA批准用于表皮生长因子受体（EGFR）19号外显子缺失突变或21号外显子L858R置换突变的局部晚期或转移性非小细胞肺癌（NSCLC）患者的一线治疗。</w:t>
-      </w:r>
-    </w:p>
-    <w:p>
-      <w:pPr>
-        <w:bidi w:val="0"/>
-        <w:ind w:firstLine="311" w:firstLineChars="0"/>
-        <w:jc w:val="left"/>
-        <w:rPr>
-          <w:rFonts w:hint="eastAsia" w:ascii="Times New Roman" w:hAnsi="Times New Roman" w:eastAsia="微软雅黑" w:cs="Times New Roman"/>
-          <w:sz w:val="18"/>
-          <w:szCs w:val="18"/>
-          <w:lang w:val="en-US" w:eastAsia="zh-CN" w:bidi="ar"/>
-        </w:rPr>
-      </w:pPr>
-      <w:r>
-        <w:rPr>
-          <w:rFonts w:hint="eastAsia" w:ascii="Times New Roman" w:hAnsi="Times New Roman" w:eastAsia="微软雅黑" w:cs="Times New Roman"/>
-          <w:sz w:val="18"/>
-          <w:szCs w:val="18"/>
-          <w:lang w:val="en-US" w:eastAsia="zh-CN" w:bidi="ar"/>
-        </w:rPr>
-        <w:t>雷莫西尤单抗（</w:t>
-      </w:r>
-      <w:r>
-        <w:rPr>
-          <w:rFonts w:hint="default" w:ascii="Times New Roman" w:hAnsi="Times New Roman" w:eastAsia="微软雅黑" w:cs="Times New Roman"/>
-          <w:sz w:val="18"/>
-          <w:szCs w:val="18"/>
-          <w:lang w:val="en-US" w:eastAsia="zh-CN" w:bidi="ar"/>
-        </w:rPr>
-        <w:t>Ramucirumab</w:t>
-      </w:r>
-      <w:r>
-        <w:rPr>
-          <w:rFonts w:hint="eastAsia" w:ascii="Times New Roman" w:hAnsi="Times New Roman" w:eastAsia="微软雅黑" w:cs="Times New Roman"/>
-          <w:sz w:val="18"/>
-          <w:szCs w:val="18"/>
-          <w:lang w:val="en-US" w:eastAsia="zh-CN" w:bidi="ar"/>
-        </w:rPr>
-        <w:t>）是一种</w:t>
-      </w:r>
-      <w:r>
-        <w:rPr>
-          <w:rFonts w:hint="default" w:ascii="Times New Roman" w:hAnsi="Times New Roman" w:eastAsia="微软雅黑" w:cs="Times New Roman"/>
-          <w:sz w:val="18"/>
-          <w:szCs w:val="18"/>
-          <w:lang w:val="en-US" w:eastAsia="zh-CN" w:bidi="ar"/>
-        </w:rPr>
-        <w:t>VEGFR</w:t>
-      </w:r>
-      <w:r>
-        <w:rPr>
-          <w:rFonts w:hint="eastAsia" w:ascii="Times New Roman" w:hAnsi="Times New Roman" w:eastAsia="微软雅黑" w:cs="Times New Roman"/>
-          <w:sz w:val="18"/>
-          <w:szCs w:val="18"/>
-          <w:lang w:val="en-US" w:eastAsia="zh-CN" w:bidi="ar"/>
-        </w:rPr>
-        <w:t>2拮抗剂，</w:t>
-      </w:r>
-      <w:r>
-        <w:rPr>
-          <w:rFonts w:hint="default" w:ascii="Times New Roman" w:hAnsi="Times New Roman" w:eastAsia="微软雅黑" w:cs="Times New Roman"/>
-          <w:sz w:val="18"/>
-          <w:szCs w:val="18"/>
-          <w:lang w:val="en-US" w:eastAsia="zh-CN" w:bidi="ar"/>
-        </w:rPr>
-        <w:t>FDA</w:t>
-      </w:r>
-      <w:r>
-        <w:rPr>
-          <w:rFonts w:hint="eastAsia" w:ascii="Times New Roman" w:hAnsi="Times New Roman" w:eastAsia="微软雅黑" w:cs="Times New Roman"/>
-          <w:sz w:val="18"/>
-          <w:szCs w:val="18"/>
-          <w:lang w:val="en-US" w:eastAsia="zh-CN" w:bidi="ar"/>
-        </w:rPr>
-        <w:t>批准与厄洛替尼联合用于一线治疗</w:t>
-      </w:r>
-      <w:r>
-        <w:rPr>
-          <w:rFonts w:hint="default" w:ascii="Times New Roman" w:hAnsi="Times New Roman" w:eastAsia="微软雅黑" w:cs="Times New Roman"/>
-          <w:sz w:val="18"/>
-          <w:szCs w:val="18"/>
-          <w:lang w:val="en-US" w:eastAsia="zh-CN" w:bidi="ar"/>
-        </w:rPr>
-        <w:t>EGFR 19</w:t>
-      </w:r>
-      <w:r>
-        <w:rPr>
-          <w:rFonts w:hint="eastAsia" w:ascii="Times New Roman" w:hAnsi="Times New Roman" w:eastAsia="微软雅黑" w:cs="Times New Roman"/>
-          <w:sz w:val="18"/>
-          <w:szCs w:val="18"/>
-          <w:lang w:val="en-US" w:eastAsia="zh-CN" w:bidi="ar"/>
-        </w:rPr>
-        <w:t>号外显子缺失或</w:t>
-      </w:r>
-      <w:r>
-        <w:rPr>
-          <w:rFonts w:hint="default" w:ascii="Times New Roman" w:hAnsi="Times New Roman" w:eastAsia="微软雅黑" w:cs="Times New Roman"/>
-          <w:sz w:val="18"/>
-          <w:szCs w:val="18"/>
-          <w:lang w:val="en-US" w:eastAsia="zh-CN" w:bidi="ar"/>
-        </w:rPr>
-        <w:t>21</w:t>
-      </w:r>
-      <w:r>
-        <w:rPr>
-          <w:rFonts w:hint="eastAsia" w:ascii="Times New Roman" w:hAnsi="Times New Roman" w:eastAsia="微软雅黑" w:cs="Times New Roman"/>
-          <w:sz w:val="18"/>
-          <w:szCs w:val="18"/>
-          <w:lang w:val="en-US" w:eastAsia="zh-CN" w:bidi="ar"/>
-        </w:rPr>
-        <w:t>号外显子</w:t>
-      </w:r>
-      <w:r>
-        <w:rPr>
-          <w:rFonts w:hint="default" w:ascii="Times New Roman" w:hAnsi="Times New Roman" w:eastAsia="微软雅黑" w:cs="Times New Roman"/>
-          <w:sz w:val="18"/>
-          <w:szCs w:val="18"/>
-          <w:lang w:val="en-US" w:eastAsia="zh-CN" w:bidi="ar"/>
-        </w:rPr>
-        <w:t>L858R</w:t>
-      </w:r>
-      <w:r>
-        <w:rPr>
-          <w:rFonts w:hint="eastAsia" w:ascii="Times New Roman" w:hAnsi="Times New Roman" w:eastAsia="微软雅黑" w:cs="Times New Roman"/>
-          <w:sz w:val="18"/>
-          <w:szCs w:val="18"/>
-          <w:lang w:val="en-US" w:eastAsia="zh-CN" w:bidi="ar"/>
-        </w:rPr>
-        <w:t>突变的转移性非小细胞肺癌（</w:t>
-      </w:r>
-      <w:r>
-        <w:rPr>
-          <w:rFonts w:hint="default" w:ascii="Times New Roman" w:hAnsi="Times New Roman" w:eastAsia="微软雅黑" w:cs="Times New Roman"/>
-          <w:sz w:val="18"/>
-          <w:szCs w:val="18"/>
-          <w:lang w:val="en-US" w:eastAsia="zh-CN" w:bidi="ar"/>
-        </w:rPr>
-        <w:t>NSCLC</w:t>
-      </w:r>
-      <w:r>
-        <w:rPr>
-          <w:rFonts w:hint="eastAsia" w:ascii="Times New Roman" w:hAnsi="Times New Roman" w:eastAsia="微软雅黑" w:cs="Times New Roman"/>
-          <w:sz w:val="18"/>
-          <w:szCs w:val="18"/>
-          <w:lang w:val="en-US" w:eastAsia="zh-CN" w:bidi="ar"/>
-        </w:rPr>
-        <w:t>）。</w:t>
-      </w:r>
-    </w:p>
-    <w:p>
-      <w:pPr>
-        <w:bidi w:val="0"/>
-        <w:ind w:firstLine="311" w:firstLineChars="0"/>
         <w:jc w:val="left"/>
         <w:rPr>
           <w:rFonts w:ascii="Times New Roman" w:hAnsi="Times New Roman" w:eastAsia="微软雅黑" w:cs="微软雅黑"/>
           <w:sz w:val="24"/>
         </w:rPr>
       </w:pPr>
-      <w:r>
-        <w:rPr>
-          <w:rFonts w:hint="eastAsia" w:ascii="Times New Roman" w:hAnsi="Times New Roman" w:eastAsia="微软雅黑" w:cs="Times New Roman"/>
-          <w:sz w:val="18"/>
-          <w:szCs w:val="18"/>
-          <w:lang w:val="en-US" w:eastAsia="zh-CN" w:bidi="ar"/>
-        </w:rPr>
-        <w:t>阿美替尼（</w:t>
-      </w:r>
-      <w:r>
-        <w:rPr>
-          <w:rFonts w:hint="default" w:ascii="Times New Roman" w:hAnsi="Times New Roman" w:eastAsia="微软雅黑" w:cs="Times New Roman"/>
-          <w:sz w:val="18"/>
-          <w:szCs w:val="18"/>
-          <w:lang w:val="en-US" w:eastAsia="zh-CN" w:bidi="ar"/>
-        </w:rPr>
-        <w:t>Almonertinib</w:t>
-      </w:r>
-      <w:r>
-        <w:rPr>
-          <w:rFonts w:hint="eastAsia" w:ascii="Times New Roman" w:hAnsi="Times New Roman" w:eastAsia="微软雅黑" w:cs="Times New Roman"/>
-          <w:sz w:val="18"/>
-          <w:szCs w:val="18"/>
-          <w:lang w:val="en-US" w:eastAsia="zh-CN" w:bidi="ar"/>
-        </w:rPr>
-        <w:t>）是一种激酶抑制剂，</w:t>
-      </w:r>
-      <w:r>
-        <w:rPr>
-          <w:rFonts w:hint="default" w:ascii="Times New Roman" w:hAnsi="Times New Roman" w:eastAsia="微软雅黑" w:cs="Times New Roman"/>
-          <w:sz w:val="18"/>
-          <w:szCs w:val="18"/>
-          <w:lang w:val="en-US" w:eastAsia="zh-CN" w:bidi="ar"/>
-        </w:rPr>
-        <w:t>NMPA</w:t>
-      </w:r>
-      <w:r>
-        <w:rPr>
-          <w:rFonts w:hint="eastAsia" w:ascii="Times New Roman" w:hAnsi="Times New Roman" w:eastAsia="微软雅黑" w:cs="Times New Roman"/>
-          <w:sz w:val="18"/>
-          <w:szCs w:val="18"/>
-          <w:lang w:val="en-US" w:eastAsia="zh-CN" w:bidi="ar"/>
-        </w:rPr>
-        <w:t>批准：</w:t>
-      </w:r>
-      <w:r>
-        <w:rPr>
-          <w:rFonts w:hint="default" w:ascii="Times New Roman" w:hAnsi="Times New Roman" w:eastAsia="微软雅黑" w:cs="Times New Roman"/>
-          <w:sz w:val="18"/>
-          <w:szCs w:val="18"/>
-          <w:lang w:val="en-US" w:eastAsia="zh-CN" w:bidi="ar"/>
-        </w:rPr>
-        <w:t>1.</w:t>
-      </w:r>
-      <w:r>
-        <w:rPr>
-          <w:rFonts w:hint="eastAsia" w:ascii="Times New Roman" w:hAnsi="Times New Roman" w:eastAsia="微软雅黑" w:cs="Times New Roman"/>
-          <w:sz w:val="18"/>
-          <w:szCs w:val="18"/>
-          <w:lang w:val="en-US" w:eastAsia="zh-CN" w:bidi="ar"/>
-        </w:rPr>
-        <w:t>用于治疗既往经表皮生长因子受体（</w:t>
-      </w:r>
-      <w:r>
-        <w:rPr>
-          <w:rFonts w:hint="default" w:ascii="Times New Roman" w:hAnsi="Times New Roman" w:eastAsia="微软雅黑" w:cs="Times New Roman"/>
-          <w:sz w:val="18"/>
-          <w:szCs w:val="18"/>
-          <w:lang w:val="en-US" w:eastAsia="zh-CN" w:bidi="ar"/>
-        </w:rPr>
-        <w:t>EGFR</w:t>
-      </w:r>
-      <w:r>
-        <w:rPr>
-          <w:rFonts w:hint="eastAsia" w:ascii="Times New Roman" w:hAnsi="Times New Roman" w:eastAsia="微软雅黑" w:cs="Times New Roman"/>
-          <w:sz w:val="18"/>
-          <w:szCs w:val="18"/>
-          <w:lang w:val="en-US" w:eastAsia="zh-CN" w:bidi="ar"/>
-        </w:rPr>
-        <w:t>）酪氨酸激酶抑制剂（</w:t>
-      </w:r>
-      <w:r>
-        <w:rPr>
-          <w:rFonts w:hint="default" w:ascii="Times New Roman" w:hAnsi="Times New Roman" w:eastAsia="微软雅黑" w:cs="Times New Roman"/>
-          <w:sz w:val="18"/>
-          <w:szCs w:val="18"/>
-          <w:lang w:val="en-US" w:eastAsia="zh-CN" w:bidi="ar"/>
-        </w:rPr>
-        <w:t>TKI</w:t>
-      </w:r>
-      <w:r>
-        <w:rPr>
-          <w:rFonts w:hint="eastAsia" w:ascii="Times New Roman" w:hAnsi="Times New Roman" w:eastAsia="微软雅黑" w:cs="Times New Roman"/>
-          <w:sz w:val="18"/>
-          <w:szCs w:val="18"/>
-          <w:lang w:val="en-US" w:eastAsia="zh-CN" w:bidi="ar"/>
-        </w:rPr>
-        <w:t>）治疗进展，且</w:t>
-      </w:r>
-      <w:r>
-        <w:rPr>
-          <w:rFonts w:hint="default" w:ascii="Times New Roman" w:hAnsi="Times New Roman" w:eastAsia="微软雅黑" w:cs="Times New Roman"/>
-          <w:sz w:val="18"/>
-          <w:szCs w:val="18"/>
-          <w:lang w:val="en-US" w:eastAsia="zh-CN" w:bidi="ar"/>
-        </w:rPr>
-        <w:t>T790M</w:t>
-      </w:r>
-      <w:r>
-        <w:rPr>
-          <w:rFonts w:hint="eastAsia" w:ascii="Times New Roman" w:hAnsi="Times New Roman" w:eastAsia="微软雅黑" w:cs="Times New Roman"/>
-          <w:sz w:val="18"/>
-          <w:szCs w:val="18"/>
-          <w:lang w:val="en-US" w:eastAsia="zh-CN" w:bidi="ar"/>
-        </w:rPr>
-        <w:t>突变阳性的局部晚期或转移性非小细胞肺癌（</w:t>
-      </w:r>
-      <w:r>
-        <w:rPr>
-          <w:rFonts w:hint="default" w:ascii="Times New Roman" w:hAnsi="Times New Roman" w:eastAsia="微软雅黑" w:cs="Times New Roman"/>
-          <w:sz w:val="18"/>
-          <w:szCs w:val="18"/>
-          <w:lang w:val="en-US" w:eastAsia="zh-CN" w:bidi="ar"/>
-        </w:rPr>
-        <w:t>NSCLC</w:t>
-      </w:r>
-      <w:r>
-        <w:rPr>
-          <w:rFonts w:hint="eastAsia" w:ascii="Times New Roman" w:hAnsi="Times New Roman" w:eastAsia="微软雅黑" w:cs="Times New Roman"/>
-          <w:sz w:val="18"/>
-          <w:szCs w:val="18"/>
-          <w:lang w:val="en-US" w:eastAsia="zh-CN" w:bidi="ar"/>
-        </w:rPr>
-        <w:t>）成人患者。</w:t>
-      </w:r>
-      <w:r>
-        <w:rPr>
-          <w:rFonts w:hint="default" w:ascii="Times New Roman" w:hAnsi="Times New Roman" w:eastAsia="微软雅黑" w:cs="Times New Roman"/>
-          <w:sz w:val="18"/>
-          <w:szCs w:val="18"/>
-          <w:lang w:val="en-US" w:eastAsia="zh-CN" w:bidi="ar"/>
-        </w:rPr>
-        <w:t>2.</w:t>
-      </w:r>
-      <w:r>
-        <w:rPr>
-          <w:rFonts w:hint="eastAsia" w:ascii="Times New Roman" w:hAnsi="Times New Roman" w:eastAsia="微软雅黑" w:cs="Times New Roman"/>
-          <w:sz w:val="18"/>
-          <w:szCs w:val="18"/>
-          <w:lang w:val="en-US" w:eastAsia="zh-CN" w:bidi="ar"/>
-        </w:rPr>
-        <w:t>用于治疗具有表皮生长因子受体外显子</w:t>
-      </w:r>
-      <w:r>
-        <w:rPr>
-          <w:rFonts w:hint="default" w:ascii="Times New Roman" w:hAnsi="Times New Roman" w:eastAsia="微软雅黑" w:cs="Times New Roman"/>
-          <w:sz w:val="18"/>
-          <w:szCs w:val="18"/>
-          <w:lang w:val="en-US" w:eastAsia="zh-CN" w:bidi="ar"/>
-        </w:rPr>
-        <w:t>19</w:t>
-      </w:r>
-      <w:r>
-        <w:rPr>
-          <w:rFonts w:hint="eastAsia" w:ascii="Times New Roman" w:hAnsi="Times New Roman" w:eastAsia="微软雅黑" w:cs="Times New Roman"/>
-          <w:sz w:val="18"/>
-          <w:szCs w:val="18"/>
-          <w:lang w:val="en-US" w:eastAsia="zh-CN" w:bidi="ar"/>
-        </w:rPr>
-        <w:t>缺失或外显子</w:t>
-      </w:r>
-      <w:r>
-        <w:rPr>
-          <w:rFonts w:hint="default" w:ascii="Times New Roman" w:hAnsi="Times New Roman" w:eastAsia="微软雅黑" w:cs="Times New Roman"/>
-          <w:sz w:val="18"/>
-          <w:szCs w:val="18"/>
-          <w:lang w:val="en-US" w:eastAsia="zh-CN" w:bidi="ar"/>
-        </w:rPr>
-        <w:t>21</w:t>
-      </w:r>
-      <w:r>
-        <w:rPr>
-          <w:rFonts w:hint="eastAsia" w:ascii="Times New Roman" w:hAnsi="Times New Roman" w:eastAsia="微软雅黑" w:cs="Times New Roman"/>
-          <w:sz w:val="18"/>
-          <w:szCs w:val="18"/>
-          <w:lang w:val="en-US" w:eastAsia="zh-CN" w:bidi="ar"/>
-        </w:rPr>
-        <w:t>（</w:t>
-      </w:r>
-      <w:r>
-        <w:rPr>
-          <w:rFonts w:hint="default" w:ascii="Times New Roman" w:hAnsi="Times New Roman" w:eastAsia="微软雅黑" w:cs="Times New Roman"/>
-          <w:sz w:val="18"/>
-          <w:szCs w:val="18"/>
-          <w:lang w:val="en-US" w:eastAsia="zh-CN" w:bidi="ar"/>
-        </w:rPr>
-        <w:t>L858R</w:t>
-      </w:r>
-      <w:r>
-        <w:rPr>
-          <w:rFonts w:hint="eastAsia" w:ascii="Times New Roman" w:hAnsi="Times New Roman" w:eastAsia="微软雅黑" w:cs="Times New Roman"/>
-          <w:sz w:val="18"/>
-          <w:szCs w:val="18"/>
-          <w:lang w:val="en-US" w:eastAsia="zh-CN" w:bidi="ar"/>
-        </w:rPr>
-        <w:t>）置换突变的局部晚期或转移性非小细胞肺癌成人患者的一线治疗。</w:t>
-      </w:r>
     </w:p>
     <w:sectPr>
       <w:pgSz w:w="11906" w:h="16838"/>
@@ -5778,6 +9143,120 @@
     </w:lvl>
   </w:abstractNum>
   <w:abstractNum w:abstractNumId="3">
+    <w:nsid w:val="64416983"/>
+    <w:multiLevelType w:val="multilevel"/>
+    <w:tmpl w:val="64416983"/>
+    <w:lvl w:ilvl="0" w:tentative="0">
+      <w:start w:val="1"/>
+      <w:numFmt w:val="bullet"/>
+      <w:pStyle w:val="3"/>
+      <w:lvlText w:val=""/>
+      <w:lvlJc w:val="left"/>
+      <w:pPr>
+        <w:ind w:left="832" w:hanging="420"/>
+      </w:pPr>
+      <w:rPr>
+        <w:rFonts w:hint="default" w:ascii="Wingdings" w:hAnsi="Wingdings"/>
+      </w:rPr>
+    </w:lvl>
+    <w:lvl w:ilvl="1" w:tentative="0">
+      <w:start w:val="1"/>
+      <w:numFmt w:val="bullet"/>
+      <w:lvlText w:val=""/>
+      <w:lvlJc w:val="left"/>
+      <w:pPr>
+        <w:ind w:left="1252" w:hanging="420"/>
+      </w:pPr>
+      <w:rPr>
+        <w:rFonts w:hint="default" w:ascii="Wingdings" w:hAnsi="Wingdings"/>
+      </w:rPr>
+    </w:lvl>
+    <w:lvl w:ilvl="2" w:tentative="0">
+      <w:start w:val="1"/>
+      <w:numFmt w:val="bullet"/>
+      <w:lvlText w:val=""/>
+      <w:lvlJc w:val="left"/>
+      <w:pPr>
+        <w:ind w:left="1672" w:hanging="420"/>
+      </w:pPr>
+      <w:rPr>
+        <w:rFonts w:hint="default" w:ascii="Wingdings" w:hAnsi="Wingdings"/>
+      </w:rPr>
+    </w:lvl>
+    <w:lvl w:ilvl="3" w:tentative="0">
+      <w:start w:val="1"/>
+      <w:numFmt w:val="bullet"/>
+      <w:lvlText w:val=""/>
+      <w:lvlJc w:val="left"/>
+      <w:pPr>
+        <w:ind w:left="2092" w:hanging="420"/>
+      </w:pPr>
+      <w:rPr>
+        <w:rFonts w:hint="default" w:ascii="Wingdings" w:hAnsi="Wingdings"/>
+      </w:rPr>
+    </w:lvl>
+    <w:lvl w:ilvl="4" w:tentative="0">
+      <w:start w:val="1"/>
+      <w:numFmt w:val="bullet"/>
+      <w:lvlText w:val=""/>
+      <w:lvlJc w:val="left"/>
+      <w:pPr>
+        <w:ind w:left="2512" w:hanging="420"/>
+      </w:pPr>
+      <w:rPr>
+        <w:rFonts w:hint="default" w:ascii="Wingdings" w:hAnsi="Wingdings"/>
+      </w:rPr>
+    </w:lvl>
+    <w:lvl w:ilvl="5" w:tentative="0">
+      <w:start w:val="1"/>
+      <w:numFmt w:val="bullet"/>
+      <w:lvlText w:val=""/>
+      <w:lvlJc w:val="left"/>
+      <w:pPr>
+        <w:ind w:left="2932" w:hanging="420"/>
+      </w:pPr>
+      <w:rPr>
+        <w:rFonts w:hint="default" w:ascii="Wingdings" w:hAnsi="Wingdings"/>
+      </w:rPr>
+    </w:lvl>
+    <w:lvl w:ilvl="6" w:tentative="0">
+      <w:start w:val="1"/>
+      <w:numFmt w:val="bullet"/>
+      <w:lvlText w:val=""/>
+      <w:lvlJc w:val="left"/>
+      <w:pPr>
+        <w:ind w:left="3352" w:hanging="420"/>
+      </w:pPr>
+      <w:rPr>
+        <w:rFonts w:hint="default" w:ascii="Wingdings" w:hAnsi="Wingdings"/>
+      </w:rPr>
+    </w:lvl>
+    <w:lvl w:ilvl="7" w:tentative="0">
+      <w:start w:val="1"/>
+      <w:numFmt w:val="bullet"/>
+      <w:lvlText w:val=""/>
+      <w:lvlJc w:val="left"/>
+      <w:pPr>
+        <w:ind w:left="3772" w:hanging="420"/>
+      </w:pPr>
+      <w:rPr>
+        <w:rFonts w:hint="default" w:ascii="Wingdings" w:hAnsi="Wingdings"/>
+      </w:rPr>
+    </w:lvl>
+    <w:lvl w:ilvl="8" w:tentative="0">
+      <w:start w:val="1"/>
+      <w:numFmt w:val="bullet"/>
+      <w:lvlText w:val=""/>
+      <w:lvlJc w:val="left"/>
+      <w:pPr>
+        <w:ind w:left="4192" w:hanging="420"/>
+      </w:pPr>
+      <w:rPr>
+        <w:rFonts w:hint="default" w:ascii="Wingdings" w:hAnsi="Wingdings"/>
+      </w:rPr>
+    </w:lvl>
+  </w:abstractNum>
+  <w:abstractNum w:abstractNumId="4">
     <w:nsid w:val="746B1D0F"/>
     <w:multiLevelType w:val="singleLevel"/>
     <w:tmpl w:val="746B1D0F"/>
@@ -5798,13 +9277,16 @@
     <w:abstractNumId w:val="2"/>
   </w:num>
   <w:num w:numId="2">
+    <w:abstractNumId w:val="3"/>
+  </w:num>
+  <w:num w:numId="3">
     <w:abstractNumId w:val="1"/>
   </w:num>
-  <w:num w:numId="3">
+  <w:num w:numId="4">
     <w:abstractNumId w:val="0"/>
   </w:num>
-  <w:num w:numId="4">
-    <w:abstractNumId w:val="3"/>
+  <w:num w:numId="5">
+    <w:abstractNumId w:val="4"/>
   </w:num>
 </w:numbering>
 </file>
@@ -5822,7 +9304,7 @@
   <w:latentStyles w:count="260" w:defQFormat="0" w:defUnhideWhenUsed="1" w:defSemiHidden="1" w:defUIPriority="99" w:defLockedState="0">
     <w:lsdException w:qFormat="1" w:unhideWhenUsed="0" w:uiPriority="0" w:semiHidden="0" w:name="Normal"/>
     <w:lsdException w:qFormat="1" w:unhideWhenUsed="0" w:uiPriority="1" w:semiHidden="0" w:name="heading 1"/>
-    <w:lsdException w:qFormat="1" w:uiPriority="9" w:name="heading 2"/>
+    <w:lsdException w:qFormat="1" w:unhideWhenUsed="0" w:uiPriority="1" w:semiHidden="0" w:name="heading 2"/>
     <w:lsdException w:qFormat="1" w:uiPriority="9" w:name="heading 3"/>
     <w:lsdException w:qFormat="1" w:uiPriority="9" w:name="heading 4"/>
     <w:lsdException w:qFormat="1" w:uiPriority="9" w:name="heading 5"/>
@@ -6085,6 +9567,7 @@
   </w:style>
   <w:style w:type="paragraph" w:styleId="2">
     <w:name w:val="heading 1"/>
+    <w:basedOn w:val="1"/>
     <w:next w:val="1"/>
     <w:qFormat/>
     <w:uiPriority w:val="1"/>
@@ -6107,14 +9590,37 @@
       <w:lang w:val="en-US" w:eastAsia="zh-CN" w:bidi="ar-SA"/>
     </w:rPr>
   </w:style>
-  <w:style w:type="character" w:default="1" w:styleId="9">
+  <w:style w:type="paragraph" w:styleId="3">
+    <w:name w:val="heading 2"/>
+    <w:basedOn w:val="1"/>
+    <w:next w:val="1"/>
+    <w:qFormat/>
+    <w:uiPriority w:val="1"/>
+    <w:pPr>
+      <w:numPr>
+        <w:ilvl w:val="0"/>
+        <w:numId w:val="2"/>
+      </w:numPr>
+      <w:jc w:val="center"/>
+      <w:outlineLvl w:val="1"/>
+    </w:pPr>
+    <w:rPr>
+      <w:rFonts w:ascii="Times New Roman" w:hAnsi="Times New Roman" w:eastAsia="微软雅黑" w:cs="黑体"/>
+      <w:b/>
+      <w:bCs/>
+      <w:color w:val="62B541"/>
+      <w:sz w:val="30"/>
+      <w:szCs w:val="30"/>
+    </w:rPr>
+  </w:style>
+  <w:style w:type="character" w:default="1" w:styleId="10">
     <w:name w:val="Default Paragraph Font"/>
     <w:semiHidden/>
     <w:unhideWhenUsed/>
     <w:qFormat/>
     <w:uiPriority w:val="1"/>
   </w:style>
-  <w:style w:type="table" w:default="1" w:styleId="7">
+  <w:style w:type="table" w:default="1" w:styleId="8">
     <w:name w:val="Normal Table"/>
     <w:semiHidden/>
     <w:unhideWhenUsed/>
@@ -6129,10 +9635,10 @@
       </w:tblCellMar>
     </w:tblPr>
   </w:style>
-  <w:style w:type="paragraph" w:styleId="3">
+  <w:style w:type="paragraph" w:styleId="4">
     <w:name w:val="footer"/>
     <w:basedOn w:val="1"/>
-    <w:link w:val="11"/>
+    <w:link w:val="12"/>
     <w:unhideWhenUsed/>
     <w:qFormat/>
     <w:uiPriority w:val="99"/>
@@ -6148,10 +9654,10 @@
       <w:szCs w:val="18"/>
     </w:rPr>
   </w:style>
-  <w:style w:type="paragraph" w:styleId="4">
+  <w:style w:type="paragraph" w:styleId="5">
     <w:name w:val="header"/>
     <w:basedOn w:val="1"/>
-    <w:link w:val="10"/>
+    <w:link w:val="11"/>
     <w:unhideWhenUsed/>
     <w:qFormat/>
     <w:uiPriority w:val="99"/>
@@ -6171,10 +9677,10 @@
       <w:szCs w:val="18"/>
     </w:rPr>
   </w:style>
-  <w:style w:type="paragraph" w:styleId="5">
+  <w:style w:type="paragraph" w:styleId="6">
     <w:name w:val="HTML Preformatted"/>
     <w:basedOn w:val="1"/>
-    <w:link w:val="13"/>
+    <w:link w:val="14"/>
     <w:unhideWhenUsed/>
     <w:qFormat/>
     <w:uiPriority w:val="99"/>
@@ -6205,7 +9711,7 @@
       <w:szCs w:val="24"/>
     </w:rPr>
   </w:style>
-  <w:style w:type="paragraph" w:styleId="6">
+  <w:style w:type="paragraph" w:styleId="7">
     <w:name w:val="Normal (Web)"/>
     <w:basedOn w:val="1"/>
     <w:unhideWhenUsed/>
@@ -6220,9 +9726,9 @@
       <w:szCs w:val="24"/>
     </w:rPr>
   </w:style>
-  <w:style w:type="table" w:styleId="8">
+  <w:style w:type="table" w:styleId="9">
     <w:name w:val="Table Grid"/>
-    <w:basedOn w:val="7"/>
+    <w:basedOn w:val="8"/>
     <w:qFormat/>
     <w:uiPriority w:val="39"/>
     <w:tblPr>
@@ -6242,9 +9748,20 @@
       </w:tblCellMar>
     </w:tblPr>
   </w:style>
-  <w:style w:type="character" w:customStyle="1" w:styleId="10">
+  <w:style w:type="character" w:customStyle="1" w:styleId="11">
     <w:name w:val="页眉 Char"/>
-    <w:basedOn w:val="9"/>
+    <w:basedOn w:val="10"/>
+    <w:link w:val="5"/>
+    <w:qFormat/>
+    <w:uiPriority w:val="99"/>
+    <w:rPr>
+      <w:sz w:val="18"/>
+      <w:szCs w:val="18"/>
+    </w:rPr>
+  </w:style>
+  <w:style w:type="character" w:customStyle="1" w:styleId="12">
+    <w:name w:val="页脚 Char"/>
+    <w:basedOn w:val="10"/>
     <w:link w:val="4"/>
     <w:qFormat/>
     <w:uiPriority w:val="99"/>
@@ -6253,18 +9770,7 @@
       <w:szCs w:val="18"/>
     </w:rPr>
   </w:style>
-  <w:style w:type="character" w:customStyle="1" w:styleId="11">
-    <w:name w:val="页脚 Char"/>
-    <w:basedOn w:val="9"/>
-    <w:link w:val="3"/>
-    <w:qFormat/>
-    <w:uiPriority w:val="99"/>
-    <w:rPr>
-      <w:sz w:val="18"/>
-      <w:szCs w:val="18"/>
-    </w:rPr>
-  </w:style>
-  <w:style w:type="paragraph" w:customStyle="1" w:styleId="12">
+  <w:style w:type="paragraph" w:customStyle="1" w:styleId="13">
     <w:name w:val="Table Paragraph"/>
     <w:basedOn w:val="1"/>
     <w:qFormat/>
@@ -6277,10 +9783,10 @@
       <w:lang w:eastAsia="en-US"/>
     </w:rPr>
   </w:style>
-  <w:style w:type="character" w:customStyle="1" w:styleId="13">
+  <w:style w:type="character" w:customStyle="1" w:styleId="14">
     <w:name w:val="HTML 预设格式 Char"/>
-    <w:basedOn w:val="9"/>
-    <w:link w:val="5"/>
+    <w:basedOn w:val="10"/>
+    <w:link w:val="6"/>
     <w:qFormat/>
     <w:uiPriority w:val="99"/>
     <w:rPr>
@@ -6549,9 +10055,7 @@
 
 <file path=customXml/item1.xml><?xml version="1.0" encoding="utf-8"?>
 <s:customData xmlns="http://www.wps.cn/officeDocument/2013/wpsCustomData" xmlns:s="http://www.wps.cn/officeDocument/2013/wpsCustomData">
-  <customSectProps>
-    <customSectPr/>
-  </customSectProps>
+  <customSectProps/>
   <customShpExts>
     <customShpInfo spid="_x0000_s1026" textRotate="1"/>
   </customShpExts>

--- a/WebContent/docx/EGFR_18-21外显子基因检测报告模板.docx
+++ b/WebContent/docx/EGFR_18-21外显子基因检测报告模板.docx
@@ -387,8 +387,8 @@
     <w:tbl>
       <w:tblPr>
         <w:tblStyle w:val="8"/>
-        <w:tblW w:w="4850" w:type="pct"/>
-        <w:tblInd w:w="159" w:type="dxa"/>
+        <w:tblW w:w="5000" w:type="pct"/>
+        <w:jc w:val="center"/>
         <w:tblBorders>
           <w:top w:val="single" w:color="auto" w:sz="12" w:space="0"/>
           <w:left w:val="none" w:color="auto" w:sz="0" w:space="0"/>
@@ -406,9 +406,9 @@
         </w:tblCellMar>
       </w:tblPr>
       <w:tblGrid>
-        <w:gridCol w:w="3392"/>
-        <w:gridCol w:w="3489"/>
-        <w:gridCol w:w="3481"/>
+        <w:gridCol w:w="3231"/>
+        <w:gridCol w:w="3384"/>
+        <w:gridCol w:w="3467"/>
       </w:tblGrid>
       <w:tr>
         <w:tblPrEx>
@@ -430,10 +430,11 @@
         <w:trPr>
           <w:cantSplit/>
           <w:trHeight w:val="454" w:hRule="atLeast"/>
+          <w:jc w:val="center"/>
         </w:trPr>
         <w:tc>
           <w:tcPr>
-            <w:tcW w:w="1636" w:type="pct"/>
+            <w:tcW w:w="1602" w:type="pct"/>
             <w:tcBorders>
               <w:tl2br w:val="nil"/>
               <w:tr2bl w:val="nil"/>
@@ -479,7 +480,7 @@
         </w:tc>
         <w:tc>
           <w:tcPr>
-            <w:tcW w:w="1683" w:type="pct"/>
+            <w:tcW w:w="1678" w:type="pct"/>
             <w:tcBorders>
               <w:tl2br w:val="nil"/>
               <w:tr2bl w:val="nil"/>
@@ -525,7 +526,7 @@
         </w:tc>
         <w:tc>
           <w:tcPr>
-            <w:tcW w:w="1679" w:type="pct"/>
+            <w:tcW w:w="1719" w:type="pct"/>
             <w:tcBorders>
               <w:tl2br w:val="nil"/>
               <w:tr2bl w:val="nil"/>
@@ -590,10 +591,11 @@
         <w:trPr>
           <w:cantSplit/>
           <w:trHeight w:val="454" w:hRule="atLeast"/>
+          <w:jc w:val="center"/>
         </w:trPr>
         <w:tc>
           <w:tcPr>
-            <w:tcW w:w="1636" w:type="pct"/>
+            <w:tcW w:w="1602" w:type="pct"/>
             <w:tcBorders>
               <w:tl2br w:val="nil"/>
               <w:tr2bl w:val="nil"/>
@@ -639,7 +641,7 @@
         </w:tc>
         <w:tc>
           <w:tcPr>
-            <w:tcW w:w="1683" w:type="pct"/>
+            <w:tcW w:w="1678" w:type="pct"/>
             <w:tcBorders>
               <w:tl2br w:val="nil"/>
               <w:tr2bl w:val="nil"/>
@@ -685,7 +687,7 @@
         </w:tc>
         <w:tc>
           <w:tcPr>
-            <w:tcW w:w="1679" w:type="pct"/>
+            <w:tcW w:w="1719" w:type="pct"/>
             <w:tcBorders>
               <w:tl2br w:val="nil"/>
               <w:tr2bl w:val="nil"/>
@@ -750,10 +752,11 @@
         <w:trPr>
           <w:cantSplit/>
           <w:trHeight w:val="454" w:hRule="atLeast"/>
+          <w:jc w:val="center"/>
         </w:trPr>
         <w:tc>
           <w:tcPr>
-            <w:tcW w:w="1636" w:type="pct"/>
+            <w:tcW w:w="1602" w:type="pct"/>
             <w:tcBorders>
               <w:tl2br w:val="nil"/>
               <w:tr2bl w:val="nil"/>
@@ -799,7 +802,7 @@
         </w:tc>
         <w:tc>
           <w:tcPr>
-            <w:tcW w:w="1683" w:type="pct"/>
+            <w:tcW w:w="1678" w:type="pct"/>
             <w:tcBorders>
               <w:tl2br w:val="nil"/>
               <w:tr2bl w:val="nil"/>
@@ -845,7 +848,7 @@
         </w:tc>
         <w:tc>
           <w:tcPr>
-            <w:tcW w:w="1679" w:type="pct"/>
+            <w:tcW w:w="1719" w:type="pct"/>
             <w:tcBorders>
               <w:tl2br w:val="nil"/>
               <w:tr2bl w:val="nil"/>
@@ -910,10 +913,11 @@
         <w:trPr>
           <w:cantSplit/>
           <w:trHeight w:val="454" w:hRule="atLeast"/>
+          <w:jc w:val="center"/>
         </w:trPr>
         <w:tc>
           <w:tcPr>
-            <w:tcW w:w="1636" w:type="pct"/>
+            <w:tcW w:w="1602" w:type="pct"/>
             <w:tcBorders>
               <w:tl2br w:val="nil"/>
               <w:tr2bl w:val="nil"/>
@@ -959,7 +963,7 @@
         </w:tc>
         <w:tc>
           <w:tcPr>
-            <w:tcW w:w="1683" w:type="pct"/>
+            <w:tcW w:w="1678" w:type="pct"/>
             <w:tcBorders>
               <w:tl2br w:val="nil"/>
               <w:tr2bl w:val="nil"/>
@@ -1009,7 +1013,7 @@
         </w:tc>
         <w:tc>
           <w:tcPr>
-            <w:tcW w:w="1679" w:type="pct"/>
+            <w:tcW w:w="1719" w:type="pct"/>
             <w:tcBorders>
               <w:tl2br w:val="nil"/>
               <w:tr2bl w:val="nil"/>
@@ -1074,10 +1078,11 @@
         <w:trPr>
           <w:cantSplit/>
           <w:trHeight w:val="454" w:hRule="atLeast"/>
+          <w:jc w:val="center"/>
         </w:trPr>
         <w:tc>
           <w:tcPr>
-            <w:tcW w:w="1636" w:type="pct"/>
+            <w:tcW w:w="1602" w:type="pct"/>
             <w:tcBorders>
               <w:tl2br w:val="nil"/>
               <w:tr2bl w:val="nil"/>
@@ -1123,7 +1128,7 @@
         </w:tc>
         <w:tc>
           <w:tcPr>
-            <w:tcW w:w="1683" w:type="pct"/>
+            <w:tcW w:w="1678" w:type="pct"/>
             <w:tcBorders>
               <w:tl2br w:val="nil"/>
               <w:tr2bl w:val="nil"/>
@@ -1153,25 +1158,13 @@
                 <w:sz w:val="24"/>
                 <w:szCs w:val="24"/>
               </w:rPr>
-              <w:t>订单编号：</w:t>
-            </w:r>
-            <w:bookmarkStart w:id="0" w:name="OLE_LINK4"/>
-            <w:r>
-              <w:rPr>
-                <w:rFonts w:ascii="Times New Roman" w:hAnsi="Times New Roman" w:eastAsia="微软雅黑" w:cs="微软雅黑"/>
-                <w:bCs/>
-                <w:color w:val="000000"/>
-                <w:sz w:val="24"/>
-                <w:szCs w:val="24"/>
-              </w:rPr>
-              <w:t>-</w:t>
-            </w:r>
-            <w:bookmarkEnd w:id="0"/>
-          </w:p>
-        </w:tc>
-        <w:tc>
-          <w:tcPr>
-            <w:tcW w:w="1679" w:type="pct"/>
+              <w:t>订单编号：-</w:t>
+            </w:r>
+          </w:p>
+        </w:tc>
+        <w:tc>
+          <w:tcPr>
+            <w:tcW w:w="1719" w:type="pct"/>
             <w:tcBorders>
               <w:tl2br w:val="nil"/>
               <w:tr2bl w:val="nil"/>
@@ -1323,11 +1316,11 @@
         </w:tblCellMar>
       </w:tblPr>
       <w:tblGrid>
-        <w:gridCol w:w="5262"/>
-        <w:gridCol w:w="831"/>
-        <w:gridCol w:w="1727"/>
-        <w:gridCol w:w="838"/>
-        <w:gridCol w:w="1756"/>
+        <w:gridCol w:w="4960"/>
+        <w:gridCol w:w="784"/>
+        <w:gridCol w:w="1628"/>
+        <w:gridCol w:w="790"/>
+        <w:gridCol w:w="1655"/>
       </w:tblGrid>
       <w:tr>
         <w:tblPrEx>
@@ -1688,12 +1681,12 @@
         </w:tblCellMar>
       </w:tblPr>
       <w:tblGrid>
-        <w:gridCol w:w="1444"/>
-        <w:gridCol w:w="1444"/>
-        <w:gridCol w:w="1444"/>
-        <w:gridCol w:w="1802"/>
-        <w:gridCol w:w="1469"/>
-        <w:gridCol w:w="2549"/>
+        <w:gridCol w:w="1361"/>
+        <w:gridCol w:w="1361"/>
+        <w:gridCol w:w="1362"/>
+        <w:gridCol w:w="1699"/>
+        <w:gridCol w:w="1385"/>
+        <w:gridCol w:w="2402"/>
       </w:tblGrid>
       <w:tr>
         <w:tblPrEx>
@@ -1729,15 +1722,6 @@
                 <w:szCs w:val="28"/>
               </w:rPr>
             </w:pPr>
-            <w:r>
-              <w:rPr>
-                <w:rFonts w:ascii="Times New Roman" w:hAnsi="Times New Roman" w:eastAsia="微软雅黑" w:cs="微软雅黑"/>
-                <w:b/>
-                <w:sz w:val="28"/>
-                <w:szCs w:val="28"/>
-              </w:rPr>
-              <w:t>检测人：</w:t>
-            </w:r>
           </w:p>
         </w:tc>
         <w:tc>
@@ -1782,25 +1766,6 @@
                 <w:szCs w:val="28"/>
               </w:rPr>
             </w:pPr>
-            <w:r>
-              <w:rPr>
-                <w:rFonts w:ascii="Times New Roman" w:hAnsi="Times New Roman" w:eastAsia="微软雅黑" w:cs="微软雅黑"/>
-                <w:b/>
-                <w:sz w:val="28"/>
-                <w:szCs w:val="28"/>
-              </w:rPr>
-              <w:t>复核人</w:t>
-            </w:r>
-            <w:r>
-              <w:rPr>
-                <w:rFonts w:hint="eastAsia" w:ascii="Times New Roman" w:hAnsi="Times New Roman" w:eastAsia="微软雅黑" w:cs="微软雅黑"/>
-                <w:b/>
-                <w:sz w:val="28"/>
-                <w:szCs w:val="28"/>
-                <w:lang w:eastAsia="zh-CN"/>
-              </w:rPr>
-              <w:t>：</w:t>
-            </w:r>
           </w:p>
         </w:tc>
         <w:tc>
@@ -1913,10 +1878,10 @@
         </w:tblCellMar>
       </w:tblPr>
       <w:tblGrid>
-        <w:gridCol w:w="1034"/>
-        <w:gridCol w:w="1722"/>
-        <w:gridCol w:w="1267"/>
-        <w:gridCol w:w="6657"/>
+        <w:gridCol w:w="976"/>
+        <w:gridCol w:w="1625"/>
+        <w:gridCol w:w="1196"/>
+        <w:gridCol w:w="6283"/>
       </w:tblGrid>
       <w:tr>
         <w:tblPrEx>
@@ -1928,12 +1893,6 @@
             <w:insideH w:val="none" w:color="auto" w:sz="0" w:space="0"/>
             <w:insideV w:val="none" w:color="auto" w:sz="0" w:space="0"/>
           </w:tblBorders>
-          <w:tblCellMar>
-            <w:top w:w="0" w:type="dxa"/>
-            <w:left w:w="108" w:type="dxa"/>
-            <w:bottom w:w="0" w:type="dxa"/>
-            <w:right w:w="108" w:type="dxa"/>
-          </w:tblCellMar>
         </w:tblPrEx>
         <w:trPr>
           <w:cantSplit/>
@@ -3457,22 +3416,21 @@
         <w:ind w:left="0" w:right="0"/>
         <w:jc w:val="left"/>
         <w:rPr>
-          <w:rFonts w:hint="default" w:ascii="宋体" w:hAnsi="宋体" w:eastAsia="宋体" w:cs="宋体"/>
+          <w:rFonts w:ascii="宋体" w:hAnsi="宋体" w:eastAsia="宋体" w:cs="宋体"/>
           <w:sz w:val="24"/>
           <w:szCs w:val="24"/>
-          <w:lang w:val="en-US" w:eastAsia="zh-CN"/>
         </w:rPr>
       </w:pPr>
-      <w:bookmarkStart w:id="1" w:name="_Toc149837264"/>
-      <w:bookmarkStart w:id="2" w:name="_Toc12505"/>
-      <w:bookmarkStart w:id="3" w:name="_Toc28240"/>
-      <w:bookmarkStart w:id="4" w:name="_Toc27302"/>
-      <w:bookmarkStart w:id="5" w:name="_Toc13196_WPSOffice_Level1"/>
-      <w:bookmarkStart w:id="6" w:name="_Toc1707_WPSOffice_Level1"/>
-      <w:bookmarkStart w:id="7" w:name="_Toc16594"/>
-      <w:bookmarkStart w:id="8" w:name="_Toc22658"/>
-      <w:bookmarkStart w:id="9" w:name="_Toc2409"/>
-      <w:bookmarkStart w:id="10" w:name="_Toc21764_WPSOffice_Level1"/>
+      <w:bookmarkStart w:id="0" w:name="_Toc149837264"/>
+      <w:bookmarkStart w:id="1" w:name="_Toc12505"/>
+      <w:bookmarkStart w:id="2" w:name="_Toc28240"/>
+      <w:bookmarkStart w:id="3" w:name="_Toc27302"/>
+      <w:bookmarkStart w:id="4" w:name="_Toc13196_WPSOffice_Level1"/>
+      <w:bookmarkStart w:id="5" w:name="_Toc21764_WPSOffice_Level1"/>
+      <w:bookmarkStart w:id="6" w:name="_Toc22658"/>
+      <w:bookmarkStart w:id="7" w:name="_Toc2409"/>
+      <w:bookmarkStart w:id="8" w:name="_Toc1707_WPSOffice_Level1"/>
+      <w:bookmarkStart w:id="9" w:name="_Toc16594"/>
       <w:r>
         <w:rPr>
           <w:rFonts w:ascii="宋体" w:hAnsi="宋体" w:eastAsia="宋体" w:cs="宋体"/>
@@ -3838,6 +3796,9 @@
       </w:r>
       <w:r>
         <w:rPr>
+          <w:rFonts w:hint="eastAsia" w:ascii="微软雅黑" w:hAnsi="微软雅黑" w:eastAsia="微软雅黑" w:cs="微软雅黑"/>
+          <w:b/>
+          <w:bCs/>
           <w:color w:val="62B541"/>
           <w:sz w:val="32"/>
           <w14:shadow w14:blurRad="50800" w14:dist="38100" w14:dir="10800000" w14:sx="100000" w14:sy="100000" w14:kx="0" w14:ky="0" w14:algn="r">
@@ -3850,31 +3811,6 @@
       </w:r>
       <w:r>
         <w:rPr>
-          <w:rFonts w:ascii="宋体" w:hAnsi="宋体" w:eastAsia="宋体" w:cs="宋体"/>
-          <w:sz w:val="24"/>
-          <w:szCs w:val="24"/>
-        </w:rPr>
-        <w:t xml:space="preserve"> </w:t>
-      </w:r>
-    </w:p>
-    <w:p>
-      <w:pPr>
-        <w:numPr>
-          <w:ilvl w:val="255"/>
-          <w:numId w:val="0"/>
-        </w:numPr>
-        <w:jc w:val="left"/>
-        <w:outlineLvl w:val="9"/>
-        <w:rPr>
-          <w:rFonts w:ascii="Times New Roman" w:hAnsi="Times New Roman" w:eastAsia="微软雅黑" w:cs="Times New Roman"/>
-          <w:b/>
-          <w:sz w:val="24"/>
-          <w:szCs w:val="24"/>
-          <w:lang w:eastAsia="zh-CN"/>
-        </w:rPr>
-      </w:pPr>
-      <w:r>
-        <w:rPr>
           <w:rFonts w:hint="eastAsia" w:ascii="Times New Roman" w:hAnsi="Times New Roman" w:eastAsia="微软雅黑" w:cs="Times New Roman"/>
           <w:b/>
           <w:bCs w:val="0"/>
@@ -3885,7 +3821,19 @@
         </w:rPr>
         <w:t>{% for tdd in BodyDrugNoComplexStr %}</w:t>
       </w:r>
-      <w:bookmarkEnd w:id="1"/>
+      <w:bookmarkEnd w:id="0"/>
+      <w:r>
+        <w:rPr>
+          <w:rFonts w:hint="default" w:ascii="Times New Roman" w:hAnsi="Times New Roman" w:eastAsia="微软雅黑" w:cs="Times New Roman"/>
+          <w:b/>
+          <w:bCs w:val="0"/>
+          <w:kern w:val="0"/>
+          <w:sz w:val="24"/>
+          <w:szCs w:val="24"/>
+          <w:lang w:val="en-US" w:eastAsia="zh-CN" w:bidi="ar"/>
+        </w:rPr>
+        <w:t>{%set exon = tdd.ori_variant.split(' ')[1]%}</w:t>
+      </w:r>
       <w:r>
         <w:rPr>
           <w:rFonts w:hint="eastAsia" w:ascii="Times New Roman" w:hAnsi="Times New Roman" w:eastAsia="微软雅黑" w:cs="Times New Roman"/>
@@ -3896,30 +3844,6 @@
           <w:szCs w:val="24"/>
           <w:lang w:val="en-US" w:eastAsia="zh-CN" w:bidi="ar-SA"/>
         </w:rPr>
-        <w:t>}</w:t>
-      </w:r>
-      <w:r>
-        <w:rPr>
-          <w:rFonts w:hint="default" w:ascii="Times New Roman" w:hAnsi="Times New Roman" w:eastAsia="微软雅黑" w:cs="Times New Roman"/>
-          <w:b/>
-          <w:bCs w:val="0"/>
-          <w:kern w:val="0"/>
-          <w:sz w:val="24"/>
-          <w:szCs w:val="24"/>
-          <w:lang w:val="en-US" w:eastAsia="zh-CN" w:bidi="ar"/>
-        </w:rPr>
-        <w:t>{%set exon = tdd.ori_variant.split(' ')[1]%}</w:t>
-      </w:r>
-      <w:r>
-        <w:rPr>
-          <w:rFonts w:hint="eastAsia" w:ascii="Times New Roman" w:hAnsi="Times New Roman" w:eastAsia="微软雅黑" w:cs="Times New Roman"/>
-          <w:b/>
-          <w:bCs w:val="0"/>
-          <w:color w:val="auto"/>
-          <w:sz w:val="24"/>
-          <w:szCs w:val="24"/>
-          <w:lang w:val="en-US" w:eastAsia="zh-CN" w:bidi="ar-SA"/>
-        </w:rPr>
         <w:t>{% if tdd.gene == 'EGFR' %}</w:t>
       </w:r>
       <w:r>
@@ -4119,6 +4043,38 @@
         </w:rPr>
         <w:t xml:space="preserve"> and 'ins' in tdd.ori_variant) %}</w:t>
       </w:r>
+    </w:p>
+    <w:p>
+      <w:pPr>
+        <w:keepNext w:val="0"/>
+        <w:keepLines w:val="0"/>
+        <w:pageBreakBefore w:val="0"/>
+        <w:widowControl/>
+        <w:numPr>
+          <w:ilvl w:val="255"/>
+          <w:numId w:val="0"/>
+        </w:numPr>
+        <w:kinsoku/>
+        <w:wordWrap/>
+        <w:overflowPunct/>
+        <w:topLinePunct w:val="0"/>
+        <w:autoSpaceDE/>
+        <w:autoSpaceDN/>
+        <w:bidi w:val="0"/>
+        <w:adjustRightInd/>
+        <w:snapToGrid/>
+        <w:spacing w:before="157" w:beforeLines="50" w:after="0" w:line="240" w:lineRule="auto"/>
+        <w:jc w:val="left"/>
+        <w:textAlignment w:val="auto"/>
+        <w:outlineLvl w:val="9"/>
+        <w:rPr>
+          <w:rFonts w:ascii="Times New Roman" w:hAnsi="Times New Roman" w:eastAsia="微软雅黑" w:cs="Times New Roman"/>
+          <w:b/>
+          <w:sz w:val="24"/>
+          <w:szCs w:val="24"/>
+          <w:lang w:eastAsia="zh-CN"/>
+        </w:rPr>
+      </w:pPr>
       <w:r>
         <w:rPr>
           <w:rFonts w:hint="eastAsia" w:ascii="Times New Roman" w:hAnsi="Times New Roman" w:eastAsia="微软雅黑" w:cs="Times New Roman"/>
@@ -4195,7 +4151,8 @@
           <w:p>
             <w:pPr>
               <w:keepNext/>
-              <w:spacing w:before="26"/>
+              <w:widowControl w:val="0"/>
+              <w:spacing w:before="26" w:after="0" w:line="240" w:lineRule="auto"/>
               <w:jc w:val="center"/>
               <w:rPr>
                 <w:rFonts w:ascii="Times New Roman" w:hAnsi="Times New Roman" w:eastAsia="微软雅黑" w:cs="Times New Roman"/>
@@ -4243,7 +4200,8 @@
           <w:p>
             <w:pPr>
               <w:keepNext/>
-              <w:spacing w:before="26"/>
+              <w:widowControl w:val="0"/>
+              <w:spacing w:before="26" w:after="0" w:line="240" w:lineRule="auto"/>
               <w:jc w:val="center"/>
               <w:rPr>
                 <w:rFonts w:hint="default" w:ascii="Times New Roman" w:hAnsi="Times New Roman" w:eastAsia="微软雅黑" w:cs="Times New Roman"/>
@@ -4362,7 +4320,8 @@
           </w:tcPr>
           <w:p>
             <w:pPr>
-              <w:spacing w:before="1" w:line="250" w:lineRule="auto"/>
+              <w:widowControl w:val="0"/>
+              <w:spacing w:before="1" w:after="0" w:line="250" w:lineRule="auto"/>
               <w:jc w:val="center"/>
               <w:rPr>
                 <w:rFonts w:ascii="Times New Roman" w:hAnsi="Times New Roman" w:eastAsia="微软雅黑" w:cs="Times New Roman"/>
@@ -4371,8 +4330,8 @@
                 <w:lang w:eastAsia="zh-CN"/>
               </w:rPr>
             </w:pPr>
-            <w:bookmarkStart w:id="12" w:name="_GoBack"/>
-            <w:bookmarkEnd w:id="12"/>
+            <w:bookmarkStart w:id="11" w:name="_GoBack"/>
+            <w:bookmarkEnd w:id="11"/>
             <w:r>
               <w:rPr>
                 <w:rFonts w:ascii="Times New Roman" w:hAnsi="Times New Roman" w:eastAsia="微软雅黑" w:cs="Times New Roman"/>
@@ -4405,7 +4364,8 @@
           </w:tcPr>
           <w:p>
             <w:pPr>
-              <w:spacing w:before="1" w:line="250" w:lineRule="auto"/>
+              <w:widowControl w:val="0"/>
+              <w:spacing w:before="1" w:after="0" w:line="250" w:lineRule="auto"/>
               <w:jc w:val="center"/>
               <w:rPr>
                 <w:rFonts w:ascii="Times New Roman" w:hAnsi="Times New Roman" w:eastAsia="微软雅黑" w:cs="Times New Roman"/>
@@ -4453,7 +4413,8 @@
           </w:tcPr>
           <w:p>
             <w:pPr>
-              <w:spacing w:before="1" w:line="250" w:lineRule="auto"/>
+              <w:widowControl w:val="0"/>
+              <w:spacing w:before="1" w:after="0" w:line="250" w:lineRule="auto"/>
               <w:jc w:val="center"/>
               <w:rPr>
                 <w:rFonts w:ascii="Times New Roman" w:hAnsi="Times New Roman" w:eastAsia="微软雅黑" w:cs="Times New Roman"/>
@@ -4553,7 +4514,8 @@
           </w:tcPr>
           <w:p>
             <w:pPr>
-              <w:spacing w:before="1" w:line="250" w:lineRule="auto"/>
+              <w:widowControl w:val="0"/>
+              <w:spacing w:before="1" w:after="0" w:line="250" w:lineRule="auto"/>
               <w:jc w:val="center"/>
               <w:rPr>
                 <w:rFonts w:ascii="Times New Roman" w:hAnsi="Times New Roman" w:eastAsia="微软雅黑" w:cs="Times New Roman"/>
@@ -4585,7 +4547,8 @@
           </w:tcPr>
           <w:p>
             <w:pPr>
-              <w:spacing w:before="1" w:line="250" w:lineRule="auto"/>
+              <w:widowControl w:val="0"/>
+              <w:spacing w:before="1" w:after="0" w:line="250" w:lineRule="auto"/>
               <w:jc w:val="center"/>
               <w:rPr>
                 <w:rFonts w:ascii="Times New Roman" w:hAnsi="Times New Roman" w:eastAsia="微软雅黑" w:cs="Times New Roman"/>
@@ -4634,7 +4597,8 @@
           <w:p>
             <w:pPr>
               <w:keepNext/>
-              <w:spacing w:before="26"/>
+              <w:widowControl w:val="0"/>
+              <w:spacing w:before="26" w:after="0" w:line="240" w:lineRule="auto"/>
               <w:jc w:val="center"/>
               <w:rPr>
                 <w:rFonts w:ascii="Times New Roman" w:hAnsi="Times New Roman" w:eastAsia="微软雅黑" w:cs="Times New Roman"/>
@@ -4734,7 +4698,8 @@
           </w:tcPr>
           <w:p>
             <w:pPr>
-              <w:spacing w:before="1" w:line="250" w:lineRule="auto"/>
+              <w:widowControl w:val="0"/>
+              <w:spacing w:before="1" w:after="0" w:line="250" w:lineRule="auto"/>
               <w:jc w:val="center"/>
               <w:rPr>
                 <w:rFonts w:ascii="Times New Roman" w:hAnsi="Times New Roman" w:eastAsia="微软雅黑" w:cs="Times New Roman"/>
@@ -4766,7 +4731,8 @@
           </w:tcPr>
           <w:p>
             <w:pPr>
-              <w:spacing w:before="1" w:line="250" w:lineRule="auto"/>
+              <w:widowControl w:val="0"/>
+              <w:spacing w:before="1" w:after="0" w:line="250" w:lineRule="auto"/>
               <w:jc w:val="center"/>
               <w:rPr>
                 <w:rFonts w:ascii="Times New Roman" w:hAnsi="Times New Roman" w:eastAsia="微软雅黑" w:cs="Times New Roman"/>
@@ -4815,7 +4781,8 @@
           <w:p>
             <w:pPr>
               <w:keepNext/>
-              <w:spacing w:before="26"/>
+              <w:widowControl w:val="0"/>
+              <w:spacing w:before="26" w:after="0" w:line="240" w:lineRule="auto"/>
               <w:jc w:val="center"/>
               <w:rPr>
                 <w:rFonts w:ascii="Times New Roman" w:hAnsi="Times New Roman" w:eastAsia="微软雅黑" w:cs="Times New Roman"/>
@@ -4915,7 +4882,8 @@
           </w:tcPr>
           <w:p>
             <w:pPr>
-              <w:spacing w:before="1" w:line="250" w:lineRule="auto"/>
+              <w:widowControl w:val="0"/>
+              <w:spacing w:before="1" w:after="0" w:line="250" w:lineRule="auto"/>
               <w:jc w:val="center"/>
               <w:rPr>
                 <w:rFonts w:ascii="Times New Roman" w:hAnsi="Times New Roman" w:eastAsia="微软雅黑" w:cs="Times New Roman"/>
@@ -4947,7 +4915,8 @@
           </w:tcPr>
           <w:p>
             <w:pPr>
-              <w:spacing w:before="1" w:line="250" w:lineRule="auto"/>
+              <w:widowControl w:val="0"/>
+              <w:spacing w:before="1" w:after="0" w:line="250" w:lineRule="auto"/>
               <w:jc w:val="center"/>
               <w:rPr>
                 <w:rFonts w:ascii="Times New Roman" w:hAnsi="Times New Roman" w:eastAsia="微软雅黑" w:cs="Times New Roman"/>
@@ -5012,7 +4981,8 @@
           <w:p>
             <w:pPr>
               <w:keepNext/>
-              <w:spacing w:before="26"/>
+              <w:widowControl w:val="0"/>
+              <w:spacing w:before="26" w:after="0" w:line="240" w:lineRule="auto"/>
               <w:jc w:val="center"/>
               <w:rPr>
                 <w:rFonts w:ascii="Times New Roman" w:hAnsi="Times New Roman" w:eastAsia="微软雅黑" w:cs="Times New Roman"/>
@@ -5148,7 +5118,8 @@
           <w:p>
             <w:pPr>
               <w:keepNext/>
-              <w:spacing w:before="26"/>
+              <w:widowControl w:val="0"/>
+              <w:spacing w:before="26" w:after="0" w:line="240" w:lineRule="auto"/>
               <w:jc w:val="center"/>
               <w:rPr>
                 <w:rFonts w:ascii="Times New Roman" w:hAnsi="Times New Roman" w:eastAsia="微软雅黑" w:cs="Times New Roman"/>
@@ -5197,7 +5168,8 @@
           <w:p>
             <w:pPr>
               <w:keepNext/>
-              <w:spacing w:before="26"/>
+              <w:widowControl w:val="0"/>
+              <w:spacing w:before="26" w:after="0" w:line="240" w:lineRule="auto"/>
               <w:jc w:val="center"/>
               <w:rPr>
                 <w:rFonts w:ascii="Times New Roman" w:hAnsi="Times New Roman" w:eastAsia="微软雅黑" w:cs="Times New Roman"/>
@@ -5246,7 +5218,8 @@
           <w:p>
             <w:pPr>
               <w:keepNext/>
-              <w:spacing w:before="26"/>
+              <w:widowControl w:val="0"/>
+              <w:spacing w:before="26" w:after="0" w:line="240" w:lineRule="auto"/>
               <w:jc w:val="center"/>
               <w:rPr>
                 <w:rFonts w:ascii="Times New Roman" w:hAnsi="Times New Roman" w:eastAsia="微软雅黑" w:cs="Times New Roman"/>
@@ -5374,7 +5347,8 @@
           <w:p>
             <w:pPr>
               <w:keepNext/>
-              <w:spacing w:before="26"/>
+              <w:widowControl w:val="0"/>
+              <w:spacing w:before="26" w:after="0" w:line="240" w:lineRule="auto"/>
               <w:jc w:val="center"/>
               <w:rPr>
                 <w:rFonts w:ascii="Times New Roman" w:hAnsi="Times New Roman" w:eastAsia="微软雅黑" w:cs="Times New Roman"/>
@@ -5407,7 +5381,8 @@
           <w:p>
             <w:pPr>
               <w:keepNext/>
-              <w:spacing w:before="26"/>
+              <w:widowControl w:val="0"/>
+              <w:spacing w:before="26" w:after="0" w:line="240" w:lineRule="auto"/>
               <w:jc w:val="center"/>
               <w:rPr>
                 <w:rFonts w:ascii="Times New Roman" w:hAnsi="Times New Roman" w:eastAsia="微软雅黑" w:cs="Times New Roman"/>
@@ -5456,7 +5431,8 @@
           <w:p>
             <w:pPr>
               <w:keepNext/>
-              <w:spacing w:before="26"/>
+              <w:widowControl w:val="0"/>
+              <w:spacing w:before="26" w:after="0" w:line="240" w:lineRule="auto"/>
               <w:jc w:val="center"/>
               <w:rPr>
                 <w:rFonts w:ascii="Times New Roman" w:hAnsi="Times New Roman" w:eastAsia="微软雅黑" w:cs="Times New Roman"/>
@@ -5584,7 +5560,8 @@
           <w:p>
             <w:pPr>
               <w:keepNext/>
-              <w:spacing w:before="26"/>
+              <w:widowControl w:val="0"/>
+              <w:spacing w:before="26" w:after="0" w:line="240" w:lineRule="auto"/>
               <w:jc w:val="center"/>
               <w:rPr>
                 <w:rFonts w:ascii="Times New Roman" w:hAnsi="Times New Roman" w:eastAsia="微软雅黑" w:cs="Times New Roman"/>
@@ -5617,7 +5594,8 @@
           <w:p>
             <w:pPr>
               <w:keepNext/>
-              <w:spacing w:before="26"/>
+              <w:widowControl w:val="0"/>
+              <w:spacing w:before="26" w:after="0" w:line="240" w:lineRule="auto"/>
               <w:jc w:val="center"/>
               <w:rPr>
                 <w:rFonts w:ascii="Times New Roman" w:hAnsi="Times New Roman" w:eastAsia="微软雅黑" w:cs="Times New Roman"/>
@@ -5666,7 +5644,8 @@
           <w:p>
             <w:pPr>
               <w:keepNext/>
-              <w:spacing w:before="26"/>
+              <w:widowControl w:val="0"/>
+              <w:spacing w:before="26" w:after="0" w:line="240" w:lineRule="auto"/>
               <w:jc w:val="center"/>
               <w:rPr>
                 <w:rFonts w:ascii="Times New Roman" w:hAnsi="Times New Roman" w:eastAsia="微软雅黑" w:cs="Times New Roman"/>
@@ -5795,7 +5774,8 @@
           <w:p>
             <w:pPr>
               <w:keepNext/>
-              <w:spacing w:before="26"/>
+              <w:widowControl w:val="0"/>
+              <w:spacing w:before="26" w:after="0" w:line="240" w:lineRule="auto"/>
               <w:jc w:val="center"/>
               <w:rPr>
                 <w:rFonts w:ascii="Times New Roman" w:hAnsi="Times New Roman" w:eastAsia="微软雅黑" w:cs="Times New Roman"/>
@@ -5828,7 +5808,8 @@
           <w:p>
             <w:pPr>
               <w:keepNext/>
-              <w:spacing w:before="26"/>
+              <w:widowControl w:val="0"/>
+              <w:spacing w:before="26" w:after="0" w:line="240" w:lineRule="auto"/>
               <w:jc w:val="center"/>
               <w:rPr>
                 <w:rFonts w:ascii="Times New Roman" w:hAnsi="Times New Roman" w:eastAsia="微软雅黑" w:cs="Times New Roman"/>
@@ -5893,7 +5874,8 @@
           <w:p>
             <w:pPr>
               <w:keepNext/>
-              <w:spacing w:before="26"/>
+              <w:widowControl w:val="0"/>
+              <w:spacing w:before="26" w:after="0" w:line="240" w:lineRule="auto"/>
               <w:jc w:val="center"/>
               <w:rPr>
                 <w:rFonts w:ascii="Times New Roman" w:hAnsi="Times New Roman" w:eastAsia="微软雅黑" w:cs="Times New Roman"/>
@@ -6021,7 +6003,8 @@
           <w:p>
             <w:pPr>
               <w:keepNext/>
-              <w:spacing w:before="26"/>
+              <w:widowControl w:val="0"/>
+              <w:spacing w:before="26" w:after="0" w:line="240" w:lineRule="auto"/>
               <w:jc w:val="center"/>
               <w:rPr>
                 <w:rFonts w:ascii="Times New Roman" w:hAnsi="Times New Roman" w:eastAsia="微软雅黑" w:cs="Times New Roman"/>
@@ -6069,7 +6052,8 @@
           <w:p>
             <w:pPr>
               <w:keepNext/>
-              <w:spacing w:before="26"/>
+              <w:widowControl w:val="0"/>
+              <w:spacing w:before="26" w:after="0" w:line="240" w:lineRule="auto"/>
               <w:rPr>
                 <w:rFonts w:ascii="Times New Roman" w:hAnsi="Times New Roman" w:eastAsia="微软雅黑" w:cs="Times New Roman"/>
                 <w:sz w:val="18"/>
@@ -6166,7 +6150,8 @@
           <w:p>
             <w:pPr>
               <w:keepNext/>
-              <w:spacing w:before="26"/>
+              <w:widowControl w:val="0"/>
+              <w:spacing w:before="26" w:after="0" w:line="240" w:lineRule="auto"/>
               <w:rPr>
                 <w:rFonts w:ascii="Times New Roman" w:hAnsi="Times New Roman" w:eastAsia="微软雅黑" w:cs="Times New Roman"/>
                 <w:sz w:val="18"/>
@@ -6189,7 +6174,8 @@
     </w:tbl>
     <w:p>
       <w:pPr>
-        <w:spacing w:before="26"/>
+        <w:widowControl w:val="0"/>
+        <w:spacing w:before="26" w:after="0" w:line="240" w:lineRule="auto"/>
         <w:rPr>
           <w:rFonts w:ascii="Times New Roman" w:hAnsi="Times New Roman" w:eastAsia="微软雅黑" w:cs="Times New Roman"/>
           <w:b/>
@@ -6212,7 +6198,8 @@
     <w:p>
       <w:pPr>
         <w:keepNext/>
-        <w:spacing w:before="26"/>
+        <w:widowControl w:val="0"/>
+        <w:spacing w:before="26" w:after="0" w:line="240" w:lineRule="auto"/>
         <w:rPr>
           <w:rFonts w:ascii="Times New Roman" w:hAnsi="Times New Roman" w:eastAsia="微软雅黑" w:cs="Times New Roman"/>
           <w:b/>
@@ -6295,6 +6282,8 @@
           <w:p>
             <w:pPr>
               <w:keepNext/>
+              <w:widowControl w:val="0"/>
+              <w:spacing w:after="0" w:line="240" w:lineRule="auto"/>
               <w:jc w:val="center"/>
               <w:rPr>
                 <w:rFonts w:ascii="Times New Roman" w:hAnsi="Times New Roman" w:eastAsia="微软雅黑" w:cs="Times New Roman"/>
@@ -6343,6 +6332,8 @@
           <w:p>
             <w:pPr>
               <w:keepNext/>
+              <w:widowControl w:val="0"/>
+              <w:spacing w:after="0" w:line="240" w:lineRule="auto"/>
               <w:jc w:val="center"/>
               <w:rPr>
                 <w:rFonts w:ascii="Times New Roman" w:hAnsi="Times New Roman" w:eastAsia="微软雅黑" w:cs="Times New Roman"/>
@@ -6391,6 +6382,8 @@
           <w:p>
             <w:pPr>
               <w:keepNext/>
+              <w:widowControl w:val="0"/>
+              <w:spacing w:after="0" w:line="240" w:lineRule="auto"/>
               <w:jc w:val="center"/>
               <w:rPr>
                 <w:rFonts w:ascii="Times New Roman" w:hAnsi="Times New Roman" w:eastAsia="微软雅黑" w:cs="Times New Roman"/>
@@ -6455,6 +6448,8 @@
           <w:p>
             <w:pPr>
               <w:keepNext/>
+              <w:widowControl w:val="0"/>
+              <w:spacing w:after="0" w:line="240" w:lineRule="auto"/>
               <w:jc w:val="center"/>
               <w:rPr>
                 <w:rFonts w:ascii="Times New Roman" w:hAnsi="Times New Roman" w:eastAsia="微软雅黑" w:cs="Times New Roman"/>
@@ -6525,7 +6520,8 @@
           <w:p>
             <w:pPr>
               <w:keepNext/>
-              <w:spacing w:before="26"/>
+              <w:widowControl w:val="0"/>
+              <w:spacing w:before="26" w:after="0" w:line="240" w:lineRule="auto"/>
               <w:jc w:val="center"/>
               <w:rPr>
                 <w:rFonts w:ascii="Times New Roman" w:hAnsi="Times New Roman" w:eastAsia="微软雅黑" w:cs="Times New Roman"/>
@@ -6583,7 +6579,8 @@
           </w:tcPr>
           <w:p>
             <w:pPr>
-              <w:spacing w:before="1" w:line="249" w:lineRule="auto"/>
+              <w:widowControl w:val="0"/>
+              <w:spacing w:before="1" w:after="0" w:line="249" w:lineRule="auto"/>
               <w:ind w:right="131"/>
               <w:jc w:val="center"/>
               <w:rPr>
@@ -6592,6 +6589,7 @@
                 <w:sz w:val="18"/>
                 <w:szCs w:val="18"/>
                 <w:highlight w:val="yellow"/>
+                <w:lang w:eastAsia="en-US"/>
               </w:rPr>
             </w:pPr>
             <w:r>
@@ -6648,7 +6646,8 @@
           <w:p>
             <w:pPr>
               <w:keepNext/>
-              <w:spacing w:before="26"/>
+              <w:widowControl w:val="0"/>
+              <w:spacing w:before="26" w:after="0" w:line="240" w:lineRule="auto"/>
               <w:jc w:val="center"/>
               <w:rPr>
                 <w:rFonts w:ascii="Times New Roman" w:hAnsi="Times New Roman" w:eastAsia="微软雅黑" w:cs="Times New Roman"/>
@@ -6703,7 +6702,8 @@
           <w:p>
             <w:pPr>
               <w:keepNext/>
-              <w:spacing w:before="26"/>
+              <w:widowControl w:val="0"/>
+              <w:spacing w:before="26" w:after="0" w:line="240" w:lineRule="auto"/>
               <w:jc w:val="center"/>
               <w:rPr>
                 <w:rFonts w:ascii="Times New Roman" w:hAnsi="Times New Roman" w:eastAsia="微软雅黑" w:cs="Times New Roman"/>
@@ -6758,7 +6758,8 @@
           <w:p>
             <w:pPr>
               <w:keepNext/>
-              <w:spacing w:before="26"/>
+              <w:widowControl w:val="0"/>
+              <w:spacing w:before="26" w:after="0" w:line="240" w:lineRule="auto"/>
               <w:jc w:val="center"/>
               <w:rPr>
                 <w:rFonts w:ascii="Times New Roman" w:hAnsi="Times New Roman" w:eastAsia="微软雅黑" w:cs="Times New Roman"/>
@@ -6836,7 +6837,8 @@
           <w:p>
             <w:pPr>
               <w:keepNext/>
-              <w:spacing w:before="26"/>
+              <w:widowControl w:val="0"/>
+              <w:spacing w:before="26" w:after="0" w:line="240" w:lineRule="auto"/>
               <w:jc w:val="center"/>
               <w:rPr>
                 <w:rFonts w:ascii="Times New Roman" w:hAnsi="Times New Roman" w:eastAsia="微软雅黑" w:cs="Times New Roman"/>
@@ -6862,7 +6864,8 @@
     </w:tbl>
     <w:p>
       <w:pPr>
-        <w:spacing w:before="26"/>
+        <w:widowControl w:val="0"/>
+        <w:spacing w:before="26" w:after="0" w:line="240" w:lineRule="auto"/>
         <w:rPr>
           <w:rFonts w:ascii="Times New Roman" w:hAnsi="Times New Roman" w:eastAsia="微软雅黑" w:cs="Times New Roman"/>
           <w:b/>
@@ -6885,7 +6888,8 @@
     <w:p>
       <w:pPr>
         <w:keepNext/>
-        <w:spacing w:before="26"/>
+        <w:widowControl w:val="0"/>
+        <w:spacing w:before="26" w:after="0" w:line="240" w:lineRule="auto"/>
         <w:rPr>
           <w:rFonts w:ascii="Times New Roman" w:hAnsi="Times New Roman" w:eastAsia="微软雅黑" w:cs="Times New Roman"/>
           <w:b/>
@@ -6968,6 +6972,8 @@
           <w:p>
             <w:pPr>
               <w:keepNext/>
+              <w:widowControl w:val="0"/>
+              <w:spacing w:after="0" w:line="240" w:lineRule="auto"/>
               <w:jc w:val="center"/>
               <w:rPr>
                 <w:rFonts w:ascii="Times New Roman" w:hAnsi="Times New Roman" w:eastAsia="微软雅黑" w:cs="Times New Roman"/>
@@ -7016,6 +7022,8 @@
           <w:p>
             <w:pPr>
               <w:keepNext/>
+              <w:widowControl w:val="0"/>
+              <w:spacing w:after="0" w:line="240" w:lineRule="auto"/>
               <w:jc w:val="center"/>
               <w:rPr>
                 <w:rFonts w:ascii="Times New Roman" w:hAnsi="Times New Roman" w:eastAsia="微软雅黑" w:cs="Times New Roman"/>
@@ -7064,6 +7072,8 @@
           <w:p>
             <w:pPr>
               <w:keepNext/>
+              <w:widowControl w:val="0"/>
+              <w:spacing w:after="0" w:line="240" w:lineRule="auto"/>
               <w:jc w:val="center"/>
               <w:rPr>
                 <w:rFonts w:ascii="Times New Roman" w:hAnsi="Times New Roman" w:eastAsia="微软雅黑" w:cs="Times New Roman"/>
@@ -7128,6 +7138,8 @@
           <w:p>
             <w:pPr>
               <w:keepNext/>
+              <w:widowControl w:val="0"/>
+              <w:spacing w:after="0" w:line="240" w:lineRule="auto"/>
               <w:jc w:val="center"/>
               <w:rPr>
                 <w:rFonts w:ascii="Times New Roman" w:hAnsi="Times New Roman" w:eastAsia="微软雅黑" w:cs="Times New Roman"/>
@@ -7198,7 +7210,8 @@
           <w:p>
             <w:pPr>
               <w:keepNext/>
-              <w:spacing w:before="26"/>
+              <w:widowControl w:val="0"/>
+              <w:spacing w:before="26" w:after="0" w:line="240" w:lineRule="auto"/>
               <w:jc w:val="center"/>
               <w:rPr>
                 <w:rFonts w:ascii="Times New Roman" w:hAnsi="Times New Roman" w:eastAsia="微软雅黑" w:cs="Times New Roman"/>
@@ -7276,7 +7289,8 @@
           </w:tcPr>
           <w:p>
             <w:pPr>
-              <w:spacing w:before="1" w:line="249" w:lineRule="auto"/>
+              <w:widowControl w:val="0"/>
+              <w:spacing w:before="1" w:after="0" w:line="249" w:lineRule="auto"/>
               <w:ind w:right="131"/>
               <w:jc w:val="center"/>
               <w:rPr>
@@ -7285,6 +7299,7 @@
                 <w:sz w:val="18"/>
                 <w:szCs w:val="18"/>
                 <w:highlight w:val="yellow"/>
+                <w:lang w:eastAsia="en-US"/>
               </w:rPr>
             </w:pPr>
             <w:r>
@@ -7341,7 +7356,8 @@
           <w:p>
             <w:pPr>
               <w:keepNext/>
-              <w:spacing w:before="26"/>
+              <w:widowControl w:val="0"/>
+              <w:spacing w:before="26" w:after="0" w:line="240" w:lineRule="auto"/>
               <w:jc w:val="center"/>
               <w:rPr>
                 <w:rFonts w:ascii="Times New Roman" w:hAnsi="Times New Roman" w:eastAsia="微软雅黑" w:cs="Times New Roman"/>
@@ -7396,7 +7412,8 @@
           <w:p>
             <w:pPr>
               <w:keepNext/>
-              <w:spacing w:before="26"/>
+              <w:widowControl w:val="0"/>
+              <w:spacing w:before="26" w:after="0" w:line="240" w:lineRule="auto"/>
               <w:jc w:val="center"/>
               <w:rPr>
                 <w:rFonts w:ascii="Times New Roman" w:hAnsi="Times New Roman" w:eastAsia="微软雅黑" w:cs="Times New Roman"/>
@@ -7451,7 +7468,8 @@
           <w:p>
             <w:pPr>
               <w:keepNext/>
-              <w:spacing w:before="26"/>
+              <w:widowControl w:val="0"/>
+              <w:spacing w:before="26" w:after="0" w:line="240" w:lineRule="auto"/>
               <w:jc w:val="center"/>
               <w:rPr>
                 <w:rFonts w:ascii="Times New Roman" w:hAnsi="Times New Roman" w:eastAsia="微软雅黑" w:cs="Times New Roman"/>
@@ -7529,7 +7547,8 @@
           <w:p>
             <w:pPr>
               <w:keepNext/>
-              <w:spacing w:before="26"/>
+              <w:widowControl w:val="0"/>
+              <w:spacing w:before="26" w:after="0" w:line="240" w:lineRule="auto"/>
               <w:jc w:val="center"/>
               <w:rPr>
                 <w:rFonts w:ascii="Times New Roman" w:hAnsi="Times New Roman" w:eastAsia="微软雅黑" w:cs="Times New Roman"/>
@@ -7555,7 +7574,8 @@
     </w:tbl>
     <w:p>
       <w:pPr>
-        <w:spacing w:before="26"/>
+        <w:widowControl w:val="0"/>
+        <w:spacing w:before="26" w:after="0" w:line="240" w:lineRule="auto"/>
         <w:rPr>
           <w:rFonts w:ascii="Times New Roman" w:hAnsi="Times New Roman" w:eastAsia="微软雅黑" w:cs="Times New Roman"/>
           <w:b/>
@@ -7578,7 +7598,8 @@
     <w:p>
       <w:pPr>
         <w:keepNext/>
-        <w:spacing w:before="26"/>
+        <w:widowControl w:val="0"/>
+        <w:spacing w:before="26" w:after="0" w:line="240" w:lineRule="auto"/>
         <w:rPr>
           <w:rFonts w:ascii="Times New Roman" w:hAnsi="Times New Roman" w:eastAsia="微软雅黑" w:cs="Times New Roman"/>
           <w:b/>
@@ -7663,7 +7684,8 @@
           <w:p>
             <w:pPr>
               <w:keepNext/>
-              <w:spacing w:before="26"/>
+              <w:widowControl w:val="0"/>
+              <w:spacing w:before="26" w:after="0" w:line="240" w:lineRule="auto"/>
               <w:jc w:val="center"/>
               <w:rPr>
                 <w:rFonts w:ascii="Times New Roman" w:hAnsi="Times New Roman" w:eastAsia="微软雅黑" w:cs="Times New Roman"/>
@@ -7712,7 +7734,8 @@
           <w:p>
             <w:pPr>
               <w:keepNext/>
-              <w:spacing w:before="26"/>
+              <w:widowControl w:val="0"/>
+              <w:spacing w:before="26" w:after="0" w:line="240" w:lineRule="auto"/>
               <w:jc w:val="center"/>
               <w:rPr>
                 <w:rFonts w:ascii="Times New Roman" w:hAnsi="Times New Roman" w:eastAsia="微软雅黑" w:cs="Times New Roman"/>
@@ -7761,7 +7784,8 @@
           <w:p>
             <w:pPr>
               <w:keepNext/>
-              <w:spacing w:before="26"/>
+              <w:widowControl w:val="0"/>
+              <w:spacing w:before="26" w:after="0" w:line="240" w:lineRule="auto"/>
               <w:jc w:val="center"/>
               <w:rPr>
                 <w:rFonts w:ascii="Times New Roman" w:hAnsi="Times New Roman" w:eastAsia="微软雅黑" w:cs="Times New Roman"/>
@@ -7810,7 +7834,8 @@
           <w:p>
             <w:pPr>
               <w:keepNext/>
-              <w:spacing w:before="26"/>
+              <w:widowControl w:val="0"/>
+              <w:spacing w:before="26" w:after="0" w:line="240" w:lineRule="auto"/>
               <w:jc w:val="center"/>
               <w:rPr>
                 <w:rFonts w:ascii="Times New Roman" w:hAnsi="Times New Roman" w:eastAsia="微软雅黑" w:cs="Times New Roman"/>
@@ -7859,7 +7884,8 @@
           <w:p>
             <w:pPr>
               <w:keepNext/>
-              <w:spacing w:before="26"/>
+              <w:widowControl w:val="0"/>
+              <w:spacing w:before="26" w:after="0" w:line="240" w:lineRule="auto"/>
               <w:jc w:val="center"/>
               <w:rPr>
                 <w:rFonts w:ascii="Times New Roman" w:hAnsi="Times New Roman" w:eastAsia="微软雅黑" w:cs="Times New Roman"/>
@@ -7908,7 +7934,8 @@
           <w:p>
             <w:pPr>
               <w:keepNext/>
-              <w:spacing w:before="26"/>
+              <w:widowControl w:val="0"/>
+              <w:spacing w:before="26" w:after="0" w:line="240" w:lineRule="auto"/>
               <w:jc w:val="center"/>
               <w:rPr>
                 <w:rFonts w:ascii="Times New Roman" w:hAnsi="Times New Roman" w:eastAsia="微软雅黑" w:cs="Times New Roman"/>
@@ -7976,7 +8003,8 @@
           <w:p>
             <w:pPr>
               <w:keepNext/>
-              <w:spacing w:before="26"/>
+              <w:widowControl w:val="0"/>
+              <w:spacing w:before="26" w:after="0" w:line="240" w:lineRule="auto"/>
               <w:jc w:val="center"/>
               <w:rPr>
                 <w:rFonts w:ascii="Times New Roman" w:hAnsi="Times New Roman" w:eastAsia="微软雅黑" w:cs="Times New Roman"/>
@@ -8032,7 +8060,8 @@
           <w:p>
             <w:pPr>
               <w:keepNext/>
-              <w:spacing w:before="26"/>
+              <w:widowControl w:val="0"/>
+              <w:spacing w:before="26" w:after="0" w:line="240" w:lineRule="auto"/>
               <w:jc w:val="center"/>
               <w:rPr>
                 <w:rFonts w:ascii="Times New Roman" w:hAnsi="Times New Roman" w:eastAsia="微软雅黑" w:cs="Times New Roman"/>
@@ -8068,6 +8097,8 @@
           <w:p>
             <w:pPr>
               <w:keepNext/>
+              <w:widowControl w:val="0"/>
+              <w:spacing w:after="0" w:line="240" w:lineRule="auto"/>
               <w:jc w:val="center"/>
               <w:rPr>
                 <w:rFonts w:ascii="Times New Roman" w:hAnsi="Times New Roman" w:eastAsia="微软雅黑" w:cs="Times New Roman"/>
@@ -8103,7 +8134,8 @@
           <w:p>
             <w:pPr>
               <w:keepNext/>
-              <w:spacing w:before="26"/>
+              <w:widowControl w:val="0"/>
+              <w:spacing w:before="26" w:after="0" w:line="240" w:lineRule="auto"/>
               <w:jc w:val="center"/>
               <w:rPr>
                 <w:rFonts w:ascii="Times New Roman" w:hAnsi="Times New Roman" w:eastAsia="微软雅黑" w:cs="Times New Roman"/>
@@ -8139,7 +8171,8 @@
           <w:p>
             <w:pPr>
               <w:keepNext/>
-              <w:spacing w:before="26"/>
+              <w:widowControl w:val="0"/>
+              <w:spacing w:before="26" w:after="0" w:line="240" w:lineRule="auto"/>
               <w:jc w:val="center"/>
               <w:rPr>
                 <w:rFonts w:ascii="Times New Roman" w:hAnsi="Times New Roman" w:eastAsia="微软雅黑" w:cs="Times New Roman"/>
@@ -8174,7 +8207,8 @@
           </w:tcPr>
           <w:p>
             <w:pPr>
-              <w:spacing w:before="1" w:line="249" w:lineRule="auto"/>
+              <w:widowControl w:val="0"/>
+              <w:spacing w:before="1" w:after="0" w:line="249" w:lineRule="auto"/>
               <w:ind w:right="131"/>
               <w:jc w:val="center"/>
               <w:rPr>
@@ -8216,6 +8250,8 @@
           <w:p>
             <w:pPr>
               <w:keepNext/>
+              <w:widowControl w:val="0"/>
+              <w:spacing w:after="0" w:line="240" w:lineRule="auto"/>
               <w:jc w:val="center"/>
               <w:rPr>
                 <w:rFonts w:ascii="Times New Roman" w:hAnsi="Times New Roman" w:eastAsia="微软雅黑" w:cs="Times New Roman"/>
@@ -8248,7 +8284,8 @@
           <w:p>
             <w:pPr>
               <w:keepNext/>
-              <w:spacing w:before="26"/>
+              <w:widowControl w:val="0"/>
+              <w:spacing w:before="26" w:after="0" w:line="240" w:lineRule="auto"/>
               <w:jc w:val="center"/>
               <w:rPr>
                 <w:rFonts w:ascii="Times New Roman" w:hAnsi="Times New Roman" w:eastAsia="微软雅黑" w:cs="Times New Roman"/>
@@ -8304,7 +8341,8 @@
           <w:p>
             <w:pPr>
               <w:keepNext/>
-              <w:spacing w:before="26"/>
+              <w:widowControl w:val="0"/>
+              <w:spacing w:before="26" w:after="0" w:line="240" w:lineRule="auto"/>
               <w:jc w:val="center"/>
               <w:rPr>
                 <w:rFonts w:ascii="Times New Roman" w:hAnsi="Times New Roman" w:eastAsia="微软雅黑" w:cs="Times New Roman"/>
@@ -8330,6 +8368,74 @@
     </w:tbl>
     <w:p>
       <w:pPr>
+        <w:widowControl w:val="0"/>
+        <w:numPr>
+          <w:ilvl w:val="-1"/>
+          <w:numId w:val="0"/>
+        </w:numPr>
+        <w:spacing w:after="0" w:line="240" w:lineRule="auto"/>
+        <w:ind w:left="0" w:firstLine="0"/>
+        <w:jc w:val="left"/>
+        <w:outlineLvl w:val="0"/>
+        <w:rPr>
+          <w:rFonts w:hint="eastAsia" w:ascii="宋体" w:hAnsi="宋体" w:eastAsia="宋体" w:cs="宋体"/>
+          <w:color w:val="auto"/>
+          <w:lang w:eastAsia="en-US"/>
+        </w:rPr>
+      </w:pPr>
+      <w:r>
+        <w:rPr>
+          <w:rFonts w:hint="eastAsia"/>
+          <w:color w:val="auto"/>
+        </w:rPr>
+        <w:t>{% endif %}</w:t>
+      </w:r>
+      <w:r>
+        <w:rPr>
+          <w:rFonts w:hint="eastAsia" w:ascii="宋体" w:hAnsi="宋体" w:eastAsia="宋体" w:cs="宋体"/>
+          <w:color w:val="auto"/>
+          <w:lang w:eastAsia="en-US"/>
+        </w:rPr>
+        <w:t>{% endif %}</w:t>
+      </w:r>
+      <w:r>
+        <w:rPr>
+          <w:rFonts w:hint="eastAsia" w:ascii="Times New Roman" w:hAnsi="Times New Roman" w:eastAsia="微软雅黑" w:cs="Times New Roman"/>
+          <w:b/>
+          <w:bCs w:val="0"/>
+          <w:color w:val="auto"/>
+          <w:sz w:val="24"/>
+          <w:szCs w:val="24"/>
+          <w:lang w:val="en-US" w:eastAsia="zh-CN" w:bidi="ar-SA"/>
+        </w:rPr>
+        <w:t>{% endif %}</w:t>
+      </w:r>
+      <w:r>
+        <w:rPr>
+          <w:rFonts w:hint="eastAsia" w:ascii="宋体" w:hAnsi="宋体" w:eastAsia="宋体" w:cs="宋体"/>
+          <w:color w:val="auto"/>
+          <w:lang w:eastAsia="en-US"/>
+        </w:rPr>
+        <w:t>{% endfor %}</w:t>
+      </w:r>
+    </w:p>
+    <w:p>
+      <w:pPr>
+        <w:keepNext w:val="0"/>
+        <w:keepLines w:val="0"/>
+        <w:pageBreakBefore w:val="0"/>
+        <w:widowControl/>
+        <w:kinsoku/>
+        <w:wordWrap/>
+        <w:overflowPunct/>
+        <w:topLinePunct w:val="0"/>
+        <w:autoSpaceDE/>
+        <w:autoSpaceDN/>
+        <w:bidi w:val="0"/>
+        <w:adjustRightInd/>
+        <w:snapToGrid/>
+        <w:spacing w:after="0" w:line="260" w:lineRule="auto"/>
+        <w:textAlignment w:val="auto"/>
         <w:rPr>
           <w:rFonts w:ascii="Times New Roman" w:hAnsi="Times New Roman" w:eastAsia="微软雅黑" w:cs="黑体"/>
           <w:b/>
@@ -8347,32 +8453,6 @@
       </w:pPr>
       <w:r>
         <w:rPr>
-          <w:rFonts w:hint="eastAsia"/>
-          <w:color w:val="auto"/>
-        </w:rPr>
-        <w:t>{% endif %}</w:t>
-      </w:r>
-      <w:r>
-        <w:rPr>
-          <w:rFonts w:hint="eastAsia" w:ascii="Times New Roman" w:hAnsi="Times New Roman" w:eastAsia="微软雅黑" w:cs="Times New Roman"/>
-          <w:b/>
-          <w:bCs w:val="0"/>
-          <w:color w:val="auto"/>
-          <w:sz w:val="24"/>
-          <w:szCs w:val="24"/>
-          <w:lang w:val="en-US" w:eastAsia="zh-CN" w:bidi="ar-SA"/>
-        </w:rPr>
-        <w:t>{% endif %}{% endif %}</w:t>
-      </w:r>
-      <w:r>
-        <w:rPr>
-          <w:rFonts w:hint="eastAsia"/>
-          <w:color w:val="auto"/>
-        </w:rPr>
-        <w:t>{% endfor %}</w:t>
-      </w:r>
-      <w:r>
-        <w:rPr>
           <w:rFonts w:hint="eastAsia" w:ascii="Times New Roman" w:hAnsi="Times New Roman" w:eastAsia="微软雅黑" w:cs="Times New Roman"/>
           <w:sz w:val="18"/>
           <w:szCs w:val="18"/>
@@ -8389,6 +8469,7 @@
         </w:rPr>
         <w:t>{% endif %}</w:t>
       </w:r>
+      <w:bookmarkEnd w:id="1"/>
       <w:bookmarkEnd w:id="2"/>
       <w:bookmarkEnd w:id="3"/>
       <w:bookmarkEnd w:id="4"/>
@@ -8397,7 +8478,6 @@
       <w:bookmarkEnd w:id="7"/>
       <w:bookmarkEnd w:id="8"/>
       <w:bookmarkEnd w:id="9"/>
-      <w:bookmarkEnd w:id="10"/>
       <w:r>
         <w:rPr>
           <w:rFonts w:ascii="Times New Roman" w:hAnsi="Times New Roman" w:eastAsia="微软雅黑" w:cs="黑体"/>
@@ -8419,16 +8499,31 @@
     <w:p>
       <w:pPr>
         <w:pStyle w:val="3"/>
+        <w:keepNext w:val="0"/>
+        <w:keepLines w:val="0"/>
+        <w:pageBreakBefore w:val="0"/>
+        <w:widowControl/>
         <w:numPr>
           <w:ilvl w:val="255"/>
           <w:numId w:val="0"/>
         </w:numPr>
+        <w:kinsoku/>
+        <w:wordWrap/>
+        <w:overflowPunct/>
+        <w:topLinePunct w:val="0"/>
+        <w:autoSpaceDE/>
+        <w:autoSpaceDN/>
+        <w:bidi w:val="0"/>
+        <w:adjustRightInd/>
+        <w:snapToGrid/>
+        <w:spacing w:after="0" w:line="260" w:lineRule="auto"/>
         <w:jc w:val="left"/>
+        <w:textAlignment w:val="auto"/>
         <w:rPr>
           <w:lang w:eastAsia="zh-CN"/>
         </w:rPr>
       </w:pPr>
-      <w:bookmarkStart w:id="11" w:name="_Toc17956"/>
+      <w:bookmarkStart w:id="10" w:name="_Toc17956"/>
       <w:r>
         <w:rPr>
           <w:rFonts w:hint="eastAsia"/>
@@ -8438,7 +8533,7 @@
         </w:rPr>
         <w:t>本癌种FDA/NMPA获批的其他可选靶向药物</w:t>
       </w:r>
-      <w:bookmarkEnd w:id="11"/>
+      <w:bookmarkEnd w:id="10"/>
     </w:p>
     <w:tbl>
       <w:tblPr>
@@ -8501,14 +8596,29 @@
           </w:tcPr>
           <w:p>
             <w:pPr>
-              <w:pStyle w:val="13"/>
+              <w:keepNext w:val="0"/>
+              <w:keepLines w:val="0"/>
+              <w:pageBreakBefore w:val="0"/>
+              <w:widowControl w:val="0"/>
+              <w:kinsoku/>
+              <w:wordWrap/>
+              <w:overflowPunct/>
+              <w:topLinePunct w:val="0"/>
+              <w:autoSpaceDE/>
+              <w:autoSpaceDN/>
+              <w:bidi w:val="0"/>
+              <w:adjustRightInd/>
+              <w:snapToGrid/>
+              <w:spacing w:after="0" w:line="260" w:lineRule="auto"/>
               <w:jc w:val="center"/>
+              <w:textAlignment w:val="auto"/>
               <w:rPr>
                 <w:rFonts w:ascii="Times New Roman" w:hAnsi="Times New Roman" w:eastAsia="微软雅黑" w:cs="Times New Roman"/>
                 <w:b/>
                 <w:color w:val="FFFFFF" w:themeColor="background1"/>
                 <w:sz w:val="21"/>
                 <w:szCs w:val="21"/>
+                <w:lang w:val="en-US" w:eastAsia="en-US" w:bidi="ar-SA"/>
                 <w14:textFill>
                   <w14:solidFill>
                     <w14:schemeClr w14:val="bg1"/>
@@ -8523,6 +8633,7 @@
                 <w:color w:val="FFFFFF" w:themeColor="background1"/>
                 <w:sz w:val="21"/>
                 <w:szCs w:val="21"/>
+                <w:lang w:val="en-US" w:eastAsia="en-US" w:bidi="ar-SA"/>
                 <w14:textFill>
                   <w14:solidFill>
                     <w14:schemeClr w14:val="bg1"/>
@@ -8547,14 +8658,29 @@
           </w:tcPr>
           <w:p>
             <w:pPr>
-              <w:pStyle w:val="13"/>
+              <w:keepNext w:val="0"/>
+              <w:keepLines w:val="0"/>
+              <w:pageBreakBefore w:val="0"/>
+              <w:widowControl w:val="0"/>
+              <w:kinsoku/>
+              <w:wordWrap/>
+              <w:overflowPunct/>
+              <w:topLinePunct w:val="0"/>
+              <w:autoSpaceDE/>
+              <w:autoSpaceDN/>
+              <w:bidi w:val="0"/>
+              <w:adjustRightInd/>
+              <w:snapToGrid/>
+              <w:spacing w:after="0" w:line="260" w:lineRule="auto"/>
               <w:jc w:val="center"/>
+              <w:textAlignment w:val="auto"/>
               <w:rPr>
                 <w:rFonts w:ascii="Times New Roman" w:hAnsi="Times New Roman" w:eastAsia="微软雅黑" w:cs="Times New Roman"/>
                 <w:b/>
                 <w:color w:val="FFFFFF" w:themeColor="background1"/>
                 <w:sz w:val="21"/>
                 <w:szCs w:val="21"/>
+                <w:lang w:val="en-US" w:eastAsia="en-US" w:bidi="ar-SA"/>
                 <w14:textFill>
                   <w14:solidFill>
                     <w14:schemeClr w14:val="bg1"/>
@@ -8569,6 +8695,7 @@
                 <w:color w:val="FFFFFF" w:themeColor="background1"/>
                 <w:sz w:val="21"/>
                 <w:szCs w:val="21"/>
+                <w:lang w:val="en-US" w:eastAsia="en-US" w:bidi="ar-SA"/>
                 <w14:textFill>
                   <w14:solidFill>
                     <w14:schemeClr w14:val="bg1"/>
@@ -8593,14 +8720,29 @@
           </w:tcPr>
           <w:p>
             <w:pPr>
-              <w:pStyle w:val="13"/>
+              <w:keepNext w:val="0"/>
+              <w:keepLines w:val="0"/>
+              <w:pageBreakBefore w:val="0"/>
+              <w:widowControl w:val="0"/>
+              <w:kinsoku/>
+              <w:wordWrap/>
+              <w:overflowPunct/>
+              <w:topLinePunct w:val="0"/>
+              <w:autoSpaceDE/>
+              <w:autoSpaceDN/>
+              <w:bidi w:val="0"/>
+              <w:adjustRightInd/>
+              <w:snapToGrid/>
+              <w:spacing w:after="0" w:line="260" w:lineRule="auto"/>
               <w:jc w:val="center"/>
+              <w:textAlignment w:val="auto"/>
               <w:rPr>
                 <w:rFonts w:ascii="Times New Roman" w:hAnsi="Times New Roman" w:eastAsia="微软雅黑" w:cs="Times New Roman"/>
                 <w:b/>
                 <w:color w:val="FFFFFF" w:themeColor="background1"/>
                 <w:sz w:val="21"/>
                 <w:szCs w:val="21"/>
+                <w:lang w:val="en-US" w:eastAsia="en-US" w:bidi="ar-SA"/>
                 <w14:textFill>
                   <w14:solidFill>
                     <w14:schemeClr w14:val="bg1"/>
@@ -8615,6 +8757,7 @@
                 <w:color w:val="FFFFFF" w:themeColor="background1"/>
                 <w:sz w:val="21"/>
                 <w:szCs w:val="21"/>
+                <w:lang w:val="en-US" w:eastAsia="en-US" w:bidi="ar-SA"/>
                 <w14:textFill>
                   <w14:solidFill>
                     <w14:schemeClr w14:val="bg1"/>
@@ -8638,14 +8781,29 @@
           </w:tcPr>
           <w:p>
             <w:pPr>
-              <w:pStyle w:val="13"/>
+              <w:keepNext w:val="0"/>
+              <w:keepLines w:val="0"/>
+              <w:pageBreakBefore w:val="0"/>
+              <w:widowControl w:val="0"/>
+              <w:kinsoku/>
+              <w:wordWrap/>
+              <w:overflowPunct/>
+              <w:topLinePunct w:val="0"/>
+              <w:autoSpaceDE/>
+              <w:autoSpaceDN/>
+              <w:bidi w:val="0"/>
+              <w:adjustRightInd/>
+              <w:snapToGrid/>
+              <w:spacing w:after="0" w:line="260" w:lineRule="auto"/>
               <w:jc w:val="center"/>
+              <w:textAlignment w:val="auto"/>
               <w:rPr>
                 <w:rFonts w:ascii="Times New Roman" w:hAnsi="Times New Roman" w:eastAsia="微软雅黑" w:cs="Times New Roman"/>
                 <w:b/>
                 <w:color w:val="FFFFFF" w:themeColor="background1"/>
                 <w:sz w:val="21"/>
                 <w:szCs w:val="21"/>
+                <w:lang w:val="en-US" w:eastAsia="en-US" w:bidi="ar-SA"/>
                 <w14:textFill>
                   <w14:solidFill>
                     <w14:schemeClr w14:val="bg1"/>
@@ -8660,6 +8818,7 @@
                 <w:color w:val="FFFFFF" w:themeColor="background1"/>
                 <w:sz w:val="21"/>
                 <w:szCs w:val="21"/>
+                <w:lang w:val="en-US" w:eastAsia="en-US" w:bidi="ar-SA"/>
                 <w14:textFill>
                   <w14:solidFill>
                     <w14:schemeClr w14:val="bg1"/>
@@ -8701,6 +8860,7 @@
             <w:pPr>
               <w:widowControl/>
               <w:snapToGrid w:val="0"/>
+              <w:spacing w:after="0" w:line="240" w:lineRule="auto"/>
               <w:jc w:val="center"/>
               <w:textAlignment w:val="center"/>
               <w:rPr>
@@ -8751,6 +8911,7 @@
             <w:pPr>
               <w:widowControl/>
               <w:snapToGrid w:val="0"/>
+              <w:spacing w:after="0" w:line="240" w:lineRule="auto"/>
               <w:jc w:val="center"/>
               <w:textAlignment w:val="center"/>
               <w:rPr>
@@ -8780,6 +8941,7 @@
             <w:pPr>
               <w:widowControl/>
               <w:snapToGrid w:val="0"/>
+              <w:spacing w:after="0" w:line="240" w:lineRule="auto"/>
               <w:jc w:val="center"/>
               <w:textAlignment w:val="center"/>
               <w:rPr>
@@ -8809,6 +8971,7 @@
             <w:pPr>
               <w:widowControl/>
               <w:snapToGrid w:val="0"/>
+              <w:spacing w:after="0" w:line="240" w:lineRule="auto"/>
               <w:jc w:val="left"/>
               <w:textAlignment w:val="center"/>
               <w:rPr>
@@ -8838,6 +9001,7 @@
             <w:pPr>
               <w:widowControl/>
               <w:snapToGrid w:val="0"/>
+              <w:spacing w:after="0" w:line="240" w:lineRule="auto"/>
               <w:jc w:val="center"/>
               <w:textAlignment w:val="center"/>
               <w:rPr>
@@ -8889,6 +9053,7 @@
             <w:pPr>
               <w:widowControl/>
               <w:snapToGrid w:val="0"/>
+              <w:spacing w:after="0" w:line="240" w:lineRule="auto"/>
               <w:jc w:val="center"/>
               <w:textAlignment w:val="center"/>
               <w:rPr>
@@ -8923,9 +9088,10 @@
     </w:p>
     <w:sectPr>
       <w:pgSz w:w="11906" w:h="16838"/>
-      <w:pgMar w:top="720" w:right="720" w:bottom="720" w:left="720" w:header="851" w:footer="992" w:gutter="0"/>
-      <w:cols w:space="425" w:num="1"/>
-      <w:docGrid w:type="lines" w:linePitch="312" w:charSpace="0"/>
+      <w:pgMar w:top="1037" w:right="1020" w:bottom="981" w:left="1020" w:header="851" w:footer="992" w:gutter="0"/>
+      <w:cols w:space="0" w:num="1"/>
+      <w:rtlGutter w:val="0"/>
+      <w:docGrid w:linePitch="312" w:charSpace="0"/>
     </w:sectPr>
   </w:body>
 </w:document>

--- a/WebContent/docx/EGFR_18-21外显子基因检测报告模板.docx
+++ b/WebContent/docx/EGFR_18-21外显子基因检测报告模板.docx
@@ -1893,6 +1893,12 @@
             <w:insideH w:val="none" w:color="auto" w:sz="0" w:space="0"/>
             <w:insideV w:val="none" w:color="auto" w:sz="0" w:space="0"/>
           </w:tblBorders>
+          <w:tblCellMar>
+            <w:top w:w="0" w:type="dxa"/>
+            <w:left w:w="108" w:type="dxa"/>
+            <w:bottom w:w="0" w:type="dxa"/>
+            <w:right w:w="108" w:type="dxa"/>
+          </w:tblCellMar>
         </w:tblPrEx>
         <w:trPr>
           <w:cantSplit/>
@@ -3425,12 +3431,12 @@
       <w:bookmarkStart w:id="1" w:name="_Toc12505"/>
       <w:bookmarkStart w:id="2" w:name="_Toc28240"/>
       <w:bookmarkStart w:id="3" w:name="_Toc27302"/>
-      <w:bookmarkStart w:id="4" w:name="_Toc13196_WPSOffice_Level1"/>
-      <w:bookmarkStart w:id="5" w:name="_Toc21764_WPSOffice_Level1"/>
-      <w:bookmarkStart w:id="6" w:name="_Toc22658"/>
-      <w:bookmarkStart w:id="7" w:name="_Toc2409"/>
+      <w:bookmarkStart w:id="4" w:name="_Toc16594"/>
+      <w:bookmarkStart w:id="5" w:name="_Toc22658"/>
+      <w:bookmarkStart w:id="6" w:name="_Toc13196_WPSOffice_Level1"/>
+      <w:bookmarkStart w:id="7" w:name="_Toc21764_WPSOffice_Level1"/>
       <w:bookmarkStart w:id="8" w:name="_Toc1707_WPSOffice_Level1"/>
-      <w:bookmarkStart w:id="9" w:name="_Toc16594"/>
+      <w:bookmarkStart w:id="9" w:name="_Toc2409"/>
       <w:r>
         <w:rPr>
           <w:rFonts w:ascii="宋体" w:hAnsi="宋体" w:eastAsia="宋体" w:cs="宋体"/>
@@ -3698,6 +3704,8 @@
         </w:rPr>
         <w:t>’</w:t>
       </w:r>
+      <w:bookmarkStart w:id="11" w:name="_GoBack"/>
+      <w:bookmarkEnd w:id="11"/>
       <w:r>
         <w:rPr>
           <w:rFonts w:ascii="宋体" w:hAnsi="宋体" w:eastAsia="宋体" w:cs="宋体"/>
@@ -3705,7 +3713,7 @@
           <w:sz w:val="24"/>
           <w:szCs w:val="24"/>
         </w:rPr>
-        <w:t xml:space="preserve"> and 'ins' in tdd.ori_variant) %}</w:t>
+        <w:t>) %}</w:t>
       </w:r>
       <w:r>
         <w:rPr>
@@ -4041,7 +4049,7 @@
           <w:sz w:val="24"/>
           <w:szCs w:val="24"/>
         </w:rPr>
-        <w:t xml:space="preserve"> and 'ins' in tdd.ori_variant) %}</w:t>
+        <w:t xml:space="preserve"> %}</w:t>
       </w:r>
     </w:p>
     <w:p>
@@ -4330,8 +4338,6 @@
                 <w:lang w:eastAsia="zh-CN"/>
               </w:rPr>
             </w:pPr>
-            <w:bookmarkStart w:id="11" w:name="_GoBack"/>
-            <w:bookmarkEnd w:id="11"/>
             <w:r>
               <w:rPr>
                 <w:rFonts w:ascii="Times New Roman" w:hAnsi="Times New Roman" w:eastAsia="微软雅黑" w:cs="Times New Roman"/>

--- a/WebContent/docx/EGFR_18-21外显子基因检测报告模板.docx
+++ b/WebContent/docx/EGFR_18-21外显子基因检测报告模板.docx
@@ -1893,12 +1893,6 @@
             <w:insideH w:val="none" w:color="auto" w:sz="0" w:space="0"/>
             <w:insideV w:val="none" w:color="auto" w:sz="0" w:space="0"/>
           </w:tblBorders>
-          <w:tblCellMar>
-            <w:top w:w="0" w:type="dxa"/>
-            <w:left w:w="108" w:type="dxa"/>
-            <w:bottom w:w="0" w:type="dxa"/>
-            <w:right w:w="108" w:type="dxa"/>
-          </w:tblCellMar>
         </w:tblPrEx>
         <w:trPr>
           <w:cantSplit/>
@@ -3428,15 +3422,15 @@
         </w:rPr>
       </w:pPr>
       <w:bookmarkStart w:id="0" w:name="_Toc149837264"/>
-      <w:bookmarkStart w:id="1" w:name="_Toc12505"/>
-      <w:bookmarkStart w:id="2" w:name="_Toc28240"/>
-      <w:bookmarkStart w:id="3" w:name="_Toc27302"/>
-      <w:bookmarkStart w:id="4" w:name="_Toc16594"/>
-      <w:bookmarkStart w:id="5" w:name="_Toc22658"/>
-      <w:bookmarkStart w:id="6" w:name="_Toc13196_WPSOffice_Level1"/>
-      <w:bookmarkStart w:id="7" w:name="_Toc21764_WPSOffice_Level1"/>
-      <w:bookmarkStart w:id="8" w:name="_Toc1707_WPSOffice_Level1"/>
-      <w:bookmarkStart w:id="9" w:name="_Toc2409"/>
+      <w:bookmarkStart w:id="1" w:name="_Toc22658"/>
+      <w:bookmarkStart w:id="2" w:name="_Toc2409"/>
+      <w:bookmarkStart w:id="3" w:name="_Toc16594"/>
+      <w:bookmarkStart w:id="4" w:name="_Toc27302"/>
+      <w:bookmarkStart w:id="5" w:name="_Toc1707_WPSOffice_Level1"/>
+      <w:bookmarkStart w:id="6" w:name="_Toc12505"/>
+      <w:bookmarkStart w:id="7" w:name="_Toc28240"/>
+      <w:bookmarkStart w:id="8" w:name="_Toc13196_WPSOffice_Level1"/>
+      <w:bookmarkStart w:id="9" w:name="_Toc21764_WPSOffice_Level1"/>
       <w:r>
         <w:rPr>
           <w:rFonts w:ascii="宋体" w:hAnsi="宋体" w:eastAsia="宋体" w:cs="宋体"/>
@@ -4049,7 +4043,7 @@
           <w:sz w:val="24"/>
           <w:szCs w:val="24"/>
         </w:rPr>
-        <w:t xml:space="preserve"> %}</w:t>
+        <w:t>) %}</w:t>
       </w:r>
     </w:p>
     <w:p>

--- a/WebContent/docx/EGFR_18-21外显子基因检测报告模板.docx
+++ b/WebContent/docx/EGFR_18-21外显子基因检测报告模板.docx
@@ -1893,6 +1893,12 @@
             <w:insideH w:val="none" w:color="auto" w:sz="0" w:space="0"/>
             <w:insideV w:val="none" w:color="auto" w:sz="0" w:space="0"/>
           </w:tblBorders>
+          <w:tblCellMar>
+            <w:top w:w="0" w:type="dxa"/>
+            <w:left w:w="108" w:type="dxa"/>
+            <w:bottom w:w="0" w:type="dxa"/>
+            <w:right w:w="108" w:type="dxa"/>
+          </w:tblCellMar>
         </w:tblPrEx>
         <w:trPr>
           <w:cantSplit/>
@@ -3422,15 +3428,15 @@
         </w:rPr>
       </w:pPr>
       <w:bookmarkStart w:id="0" w:name="_Toc149837264"/>
-      <w:bookmarkStart w:id="1" w:name="_Toc22658"/>
+      <w:bookmarkStart w:id="1" w:name="_Toc16594"/>
       <w:bookmarkStart w:id="2" w:name="_Toc2409"/>
-      <w:bookmarkStart w:id="3" w:name="_Toc16594"/>
+      <w:bookmarkStart w:id="3" w:name="_Toc12505"/>
       <w:bookmarkStart w:id="4" w:name="_Toc27302"/>
-      <w:bookmarkStart w:id="5" w:name="_Toc1707_WPSOffice_Level1"/>
-      <w:bookmarkStart w:id="6" w:name="_Toc12505"/>
-      <w:bookmarkStart w:id="7" w:name="_Toc28240"/>
-      <w:bookmarkStart w:id="8" w:name="_Toc13196_WPSOffice_Level1"/>
-      <w:bookmarkStart w:id="9" w:name="_Toc21764_WPSOffice_Level1"/>
+      <w:bookmarkStart w:id="5" w:name="_Toc13196_WPSOffice_Level1"/>
+      <w:bookmarkStart w:id="6" w:name="_Toc1707_WPSOffice_Level1"/>
+      <w:bookmarkStart w:id="7" w:name="_Toc21764_WPSOffice_Level1"/>
+      <w:bookmarkStart w:id="8" w:name="_Toc22658"/>
+      <w:bookmarkStart w:id="9" w:name="_Toc28240"/>
       <w:r>
         <w:rPr>
           <w:rFonts w:ascii="宋体" w:hAnsi="宋体" w:eastAsia="宋体" w:cs="宋体"/>
@@ -3551,7 +3557,7 @@
           <w:sz w:val="24"/>
           <w:szCs w:val="24"/>
         </w:rPr>
-        <w:t xml:space="preserve"> tdd.ori_variant or 'G719X'</w:t>
+        <w:t xml:space="preserve"> tdd.ori_variant or 'G719'</w:t>
       </w:r>
       <w:r>
         <w:rPr>
@@ -3698,8 +3704,6 @@
         </w:rPr>
         <w:t>’</w:t>
       </w:r>
-      <w:bookmarkStart w:id="11" w:name="_GoBack"/>
-      <w:bookmarkEnd w:id="11"/>
       <w:r>
         <w:rPr>
           <w:rFonts w:ascii="宋体" w:hAnsi="宋体" w:eastAsia="宋体" w:cs="宋体"/>
@@ -3905,7 +3909,17 @@
           <w:sz w:val="24"/>
           <w:szCs w:val="24"/>
         </w:rPr>
-        <w:t xml:space="preserve"> tdd.ori_variant or 'G719X'</w:t>
+        <w:t xml:space="preserve"> tdd.ori_variant or 'G719</w:t>
+      </w:r>
+      <w:bookmarkStart w:id="11" w:name="_GoBack"/>
+      <w:bookmarkEnd w:id="11"/>
+      <w:r>
+        <w:rPr>
+          <w:rFonts w:ascii="宋体" w:hAnsi="宋体" w:eastAsia="宋体" w:cs="宋体"/>
+          <w:sz w:val="24"/>
+          <w:szCs w:val="24"/>
+        </w:rPr>
+        <w:t>'</w:t>
       </w:r>
       <w:r>
         <w:rPr>

--- a/WebContent/docx/EGFR_18-21外显子基因检测报告模板.docx
+++ b/WebContent/docx/EGFR_18-21外显子基因检测报告模板.docx
@@ -832,17 +832,7 @@
                 <w:sz w:val="24"/>
                 <w:szCs w:val="24"/>
               </w:rPr>
-              <w:t>送检医生：</w:t>
-            </w:r>
-            <w:r>
-              <w:rPr>
-                <w:rFonts w:hint="eastAsia" w:ascii="Times New Roman" w:hAnsi="Times New Roman" w:eastAsia="微软雅黑" w:cs="微软雅黑"/>
-                <w:bCs/>
-                <w:color w:val="000000"/>
-                <w:sz w:val="24"/>
-                <w:szCs w:val="24"/>
-              </w:rPr>
-              <w:t>{{ doctorname }}</w:t>
+              <w:t>订单编号：-</w:t>
             </w:r>
           </w:p>
         </w:tc>
@@ -1043,7 +1033,7 @@
                 <w:sz w:val="24"/>
                 <w:szCs w:val="24"/>
               </w:rPr>
-              <w:t>送检时间：</w:t>
+              <w:t>接收时间：</w:t>
             </w:r>
             <w:r>
               <w:rPr>
@@ -1053,7 +1043,7 @@
                 <w:sz w:val="24"/>
                 <w:szCs w:val="24"/>
               </w:rPr>
-              <w:t>{{ commission_date }}</w:t>
+              <w:t>{{ receiveddate }}</w:t>
             </w:r>
           </w:p>
         </w:tc>
@@ -1082,7 +1072,8 @@
         </w:trPr>
         <w:tc>
           <w:tcPr>
-            <w:tcW w:w="1602" w:type="pct"/>
+            <w:tcW w:w="5000" w:type="pct"/>
+            <w:gridSpan w:val="3"/>
             <w:tcBorders>
               <w:tl2br w:val="nil"/>
               <w:tr2bl w:val="nil"/>
@@ -1104,6 +1095,7 @@
                 <w:szCs w:val="24"/>
               </w:rPr>
             </w:pPr>
+            <w:bookmarkStart w:id="11" w:name="_GoBack" w:colFirst="0" w:colLast="2"/>
             <w:r>
               <w:rPr>
                 <w:rFonts w:ascii="Times New Roman" w:hAnsi="Times New Roman" w:eastAsia="微软雅黑" w:cs="微软雅黑"/>
@@ -1126,89 +1118,8 @@
             </w:r>
           </w:p>
         </w:tc>
-        <w:tc>
-          <w:tcPr>
-            <w:tcW w:w="1678" w:type="pct"/>
-            <w:tcBorders>
-              <w:tl2br w:val="nil"/>
-              <w:tr2bl w:val="nil"/>
-            </w:tcBorders>
-            <w:shd w:val="clear" w:color="auto" w:fill="auto"/>
-            <w:vAlign w:val="center"/>
-          </w:tcPr>
-          <w:p>
-            <w:pPr>
-              <w:adjustRightInd w:val="0"/>
-              <w:snapToGrid w:val="0"/>
-              <w:spacing w:after="0" w:line="240" w:lineRule="auto"/>
-              <w:jc w:val="both"/>
-              <w:rPr>
-                <w:rFonts w:ascii="Times New Roman" w:hAnsi="Times New Roman" w:eastAsia="微软雅黑" w:cs="微软雅黑"/>
-                <w:bCs/>
-                <w:color w:val="000000"/>
-                <w:sz w:val="24"/>
-                <w:szCs w:val="24"/>
-              </w:rPr>
-            </w:pPr>
-            <w:r>
-              <w:rPr>
-                <w:rFonts w:ascii="Times New Roman" w:hAnsi="Times New Roman" w:eastAsia="微软雅黑" w:cs="微软雅黑"/>
-                <w:bCs/>
-                <w:color w:val="000000"/>
-                <w:sz w:val="24"/>
-                <w:szCs w:val="24"/>
-              </w:rPr>
-              <w:t>订单编号：-</w:t>
-            </w:r>
-          </w:p>
-        </w:tc>
-        <w:tc>
-          <w:tcPr>
-            <w:tcW w:w="1719" w:type="pct"/>
-            <w:tcBorders>
-              <w:tl2br w:val="nil"/>
-              <w:tr2bl w:val="nil"/>
-            </w:tcBorders>
-            <w:shd w:val="clear" w:color="auto" w:fill="auto"/>
-            <w:vAlign w:val="center"/>
-          </w:tcPr>
-          <w:p>
-            <w:pPr>
-              <w:adjustRightInd w:val="0"/>
-              <w:snapToGrid w:val="0"/>
-              <w:spacing w:after="0" w:line="240" w:lineRule="auto"/>
-              <w:jc w:val="both"/>
-              <w:rPr>
-                <w:rFonts w:ascii="Times New Roman" w:hAnsi="Times New Roman" w:eastAsia="微软雅黑" w:cs="微软雅黑"/>
-                <w:bCs/>
-                <w:color w:val="000000"/>
-                <w:sz w:val="24"/>
-                <w:szCs w:val="24"/>
-              </w:rPr>
-            </w:pPr>
-            <w:r>
-              <w:rPr>
-                <w:rFonts w:ascii="Times New Roman" w:hAnsi="Times New Roman" w:eastAsia="微软雅黑" w:cs="微软雅黑"/>
-                <w:bCs/>
-                <w:color w:val="000000"/>
-                <w:sz w:val="24"/>
-                <w:szCs w:val="24"/>
-              </w:rPr>
-              <w:t>接收时间：</w:t>
-            </w:r>
-            <w:r>
-              <w:rPr>
-                <w:rFonts w:hint="eastAsia" w:ascii="Times New Roman" w:hAnsi="Times New Roman" w:eastAsia="微软雅黑" w:cs="微软雅黑"/>
-                <w:bCs/>
-                <w:color w:val="000000"/>
-                <w:sz w:val="24"/>
-                <w:szCs w:val="24"/>
-              </w:rPr>
-              <w:t>{{ receiveddate }}</w:t>
-            </w:r>
-          </w:p>
-        </w:tc>
       </w:tr>
+      <w:bookmarkEnd w:id="11"/>
     </w:tbl>
     <w:p>
       <w:pPr>
@@ -3433,10 +3344,10 @@
       <w:bookmarkStart w:id="3" w:name="_Toc12505"/>
       <w:bookmarkStart w:id="4" w:name="_Toc27302"/>
       <w:bookmarkStart w:id="5" w:name="_Toc13196_WPSOffice_Level1"/>
-      <w:bookmarkStart w:id="6" w:name="_Toc1707_WPSOffice_Level1"/>
-      <w:bookmarkStart w:id="7" w:name="_Toc21764_WPSOffice_Level1"/>
-      <w:bookmarkStart w:id="8" w:name="_Toc22658"/>
-      <w:bookmarkStart w:id="9" w:name="_Toc28240"/>
+      <w:bookmarkStart w:id="6" w:name="_Toc21764_WPSOffice_Level1"/>
+      <w:bookmarkStart w:id="7" w:name="_Toc22658"/>
+      <w:bookmarkStart w:id="8" w:name="_Toc28240"/>
+      <w:bookmarkStart w:id="9" w:name="_Toc1707_WPSOffice_Level1"/>
       <w:r>
         <w:rPr>
           <w:rFonts w:ascii="宋体" w:hAnsi="宋体" w:eastAsia="宋体" w:cs="宋体"/>
@@ -3805,7 +3716,7 @@
           <w:rFonts w:hint="eastAsia" w:ascii="微软雅黑" w:hAnsi="微软雅黑" w:eastAsia="微软雅黑" w:cs="微软雅黑"/>
           <w:b/>
           <w:bCs/>
-          <w:color w:val="62B541"/>
+          <w:color w:val="0083C3"/>
           <w:sz w:val="32"/>
           <w14:shadow w14:blurRad="50800" w14:dist="38100" w14:dir="10800000" w14:sx="100000" w14:sy="100000" w14:kx="0" w14:ky="0" w14:algn="r">
             <w14:srgbClr w14:val="62B541">
@@ -3909,17 +3820,7 @@
           <w:sz w:val="24"/>
           <w:szCs w:val="24"/>
         </w:rPr>
-        <w:t xml:space="preserve"> tdd.ori_variant or 'G719</w:t>
-      </w:r>
-      <w:bookmarkStart w:id="11" w:name="_GoBack"/>
-      <w:bookmarkEnd w:id="11"/>
-      <w:r>
-        <w:rPr>
-          <w:rFonts w:ascii="宋体" w:hAnsi="宋体" w:eastAsia="宋体" w:cs="宋体"/>
-          <w:sz w:val="24"/>
-          <w:szCs w:val="24"/>
-        </w:rPr>
-        <w:t>'</w:t>
+        <w:t xml:space="preserve"> tdd.ori_variant or 'G719'</w:t>
       </w:r>
       <w:r>
         <w:rPr>
@@ -4127,8 +4028,8 @@
       </w:tblPr>
       <w:tblGrid>
         <w:gridCol w:w="432"/>
-        <w:gridCol w:w="1191"/>
-        <w:gridCol w:w="8247"/>
+        <w:gridCol w:w="986"/>
+        <w:gridCol w:w="8452"/>
       </w:tblGrid>
       <w:tr>
         <w:tblPrEx>
@@ -4153,7 +4054,7 @@
         </w:trPr>
         <w:tc>
           <w:tcPr>
-            <w:tcW w:w="1623" w:type="dxa"/>
+            <w:tcW w:w="1418" w:type="dxa"/>
             <w:gridSpan w:val="2"/>
             <w:tcBorders>
               <w:top w:val="nil"/>
@@ -4161,7 +4062,7 @@
               <w:bottom w:val="single" w:color="FFFFFF" w:themeColor="background1" w:sz="18" w:space="0"/>
               <w:right w:val="nil"/>
             </w:tcBorders>
-            <w:shd w:val="clear" w:color="auto" w:fill="62B541"/>
+            <w:shd w:val="clear" w:color="auto" w:fill="0083C3"/>
             <w:vAlign w:val="center"/>
           </w:tcPr>
           <w:p>
@@ -4204,7 +4105,7 @@
         </w:tc>
         <w:tc>
           <w:tcPr>
-            <w:tcW w:w="8247" w:type="dxa"/>
+            <w:tcW w:w="8452" w:type="dxa"/>
             <w:tcBorders>
               <w:top w:val="single" w:color="BFBFBF" w:sz="4" w:space="0"/>
               <w:left w:val="nil"/>
@@ -4331,7 +4232,7 @@
               <w:bottom w:val="single" w:color="FFFFFF" w:themeColor="background1" w:sz="18" w:space="0"/>
               <w:right w:val="single" w:color="FFFFFF" w:themeColor="background1" w:sz="18" w:space="0"/>
             </w:tcBorders>
-            <w:shd w:val="clear" w:color="auto" w:fill="62B541"/>
+            <w:shd w:val="clear" w:color="auto" w:fill="0083C3"/>
             <w:vAlign w:val="center"/>
           </w:tcPr>
           <w:p>
@@ -4341,15 +4242,6 @@
               <w:jc w:val="center"/>
               <w:rPr>
                 <w:rFonts w:ascii="Times New Roman" w:hAnsi="Times New Roman" w:eastAsia="微软雅黑" w:cs="Times New Roman"/>
-                <w:sz w:val="18"/>
-                <w:szCs w:val="18"/>
-                <w:lang w:eastAsia="zh-CN"/>
-              </w:rPr>
-            </w:pPr>
-            <w:r>
-              <w:rPr>
-                <w:rFonts w:ascii="Times New Roman" w:hAnsi="Times New Roman" w:eastAsia="微软雅黑" w:cs="Times New Roman"/>
-                <w:b/>
                 <w:color w:val="FFFFFF" w:themeColor="background1"/>
                 <w:sz w:val="18"/>
                 <w:szCs w:val="18"/>
@@ -4360,27 +4252,8 @@
                   </w14:solidFill>
                 </w14:textFill>
               </w:rPr>
-              <w:t>潜在获益药物</w:t>
-            </w:r>
-          </w:p>
-        </w:tc>
-        <w:tc>
-          <w:tcPr>
-            <w:tcW w:w="1191" w:type="dxa"/>
-            <w:tcBorders>
-              <w:top w:val="single" w:color="FFFFFF" w:themeColor="background1" w:sz="18" w:space="0"/>
-              <w:left w:val="single" w:color="FFFFFF" w:themeColor="background1" w:sz="18" w:space="0"/>
-              <w:bottom w:val="single" w:color="FFFFFF" w:themeColor="background1" w:sz="18" w:space="0"/>
-              <w:right w:val="nil"/>
-            </w:tcBorders>
-            <w:shd w:val="clear" w:color="auto" w:fill="62B541"/>
-            <w:vAlign w:val="center"/>
-          </w:tcPr>
-          <w:p>
-            <w:pPr>
-              <w:widowControl w:val="0"/>
-              <w:spacing w:before="1" w:after="0" w:line="250" w:lineRule="auto"/>
-              <w:jc w:val="center"/>
+            </w:pPr>
+            <w:r>
               <w:rPr>
                 <w:rFonts w:ascii="Times New Roman" w:hAnsi="Times New Roman" w:eastAsia="微软雅黑" w:cs="Times New Roman"/>
                 <w:b/>
@@ -4394,8 +4267,27 @@
                   </w14:solidFill>
                 </w14:textFill>
               </w:rPr>
-            </w:pPr>
-            <w:r>
+              <w:t>潜在获益药物</w:t>
+            </w:r>
+          </w:p>
+        </w:tc>
+        <w:tc>
+          <w:tcPr>
+            <w:tcW w:w="986" w:type="dxa"/>
+            <w:tcBorders>
+              <w:top w:val="single" w:color="FFFFFF" w:themeColor="background1" w:sz="18" w:space="0"/>
+              <w:left w:val="single" w:color="FFFFFF" w:themeColor="background1" w:sz="18" w:space="0"/>
+              <w:bottom w:val="single" w:color="FFFFFF" w:themeColor="background1" w:sz="18" w:space="0"/>
+              <w:right w:val="nil"/>
+            </w:tcBorders>
+            <w:shd w:val="clear" w:color="auto" w:fill="0083C3"/>
+            <w:vAlign w:val="center"/>
+          </w:tcPr>
+          <w:p>
+            <w:pPr>
+              <w:widowControl w:val="0"/>
+              <w:spacing w:before="1" w:after="0" w:line="250" w:lineRule="auto"/>
+              <w:jc w:val="center"/>
               <w:rPr>
                 <w:rFonts w:ascii="Times New Roman" w:hAnsi="Times New Roman" w:eastAsia="微软雅黑" w:cs="Times New Roman"/>
                 <w:b/>
@@ -4409,13 +4301,28 @@
                   </w14:solidFill>
                 </w14:textFill>
               </w:rPr>
+            </w:pPr>
+            <w:r>
+              <w:rPr>
+                <w:rFonts w:ascii="Times New Roman" w:hAnsi="Times New Roman" w:eastAsia="微软雅黑" w:cs="Times New Roman"/>
+                <w:b/>
+                <w:color w:val="FFFFFF" w:themeColor="background1"/>
+                <w:sz w:val="18"/>
+                <w:szCs w:val="18"/>
+                <w:lang w:eastAsia="zh-CN"/>
+                <w14:textFill>
+                  <w14:solidFill>
+                    <w14:schemeClr w14:val="bg1"/>
+                  </w14:solidFill>
+                </w14:textFill>
+              </w:rPr>
               <w:t>A级</w:t>
             </w:r>
           </w:p>
         </w:tc>
         <w:tc>
           <w:tcPr>
-            <w:tcW w:w="8247" w:type="dxa"/>
+            <w:tcW w:w="8452" w:type="dxa"/>
             <w:tcBorders>
               <w:top w:val="single" w:color="A4A4A4" w:sz="4" w:space="0"/>
               <w:left w:val="nil"/>
@@ -4523,7 +4430,7 @@
               <w:bottom w:val="single" w:color="FFFFFF" w:themeColor="background1" w:sz="18" w:space="0"/>
               <w:right w:val="single" w:color="FFFFFF" w:themeColor="background1" w:sz="18" w:space="0"/>
             </w:tcBorders>
-            <w:shd w:val="clear" w:color="auto" w:fill="62B541"/>
+            <w:shd w:val="clear" w:color="auto" w:fill="0083C3"/>
             <w:vAlign w:val="center"/>
           </w:tcPr>
           <w:p>
@@ -4549,14 +4456,14 @@
         </w:tc>
         <w:tc>
           <w:tcPr>
-            <w:tcW w:w="1191" w:type="dxa"/>
+            <w:tcW w:w="986" w:type="dxa"/>
             <w:tcBorders>
               <w:top w:val="single" w:color="FFFFFF" w:themeColor="background1" w:sz="18" w:space="0"/>
               <w:left w:val="single" w:color="FFFFFF" w:themeColor="background1" w:sz="18" w:space="0"/>
               <w:bottom w:val="single" w:color="FFFFFF" w:themeColor="background1" w:sz="18" w:space="0"/>
               <w:right w:val="nil"/>
             </w:tcBorders>
-            <w:shd w:val="clear" w:color="auto" w:fill="62B541"/>
+            <w:shd w:val="clear" w:color="auto" w:fill="0083C3"/>
             <w:vAlign w:val="center"/>
           </w:tcPr>
           <w:p>
@@ -4598,7 +4505,7 @@
         </w:tc>
         <w:tc>
           <w:tcPr>
-            <w:tcW w:w="8247" w:type="dxa"/>
+            <w:tcW w:w="8452" w:type="dxa"/>
             <w:tcBorders>
               <w:top w:val="single" w:color="A4A4A4" w:sz="4" w:space="0"/>
               <w:left w:val="nil"/>
@@ -4707,7 +4614,7 @@
               <w:bottom w:val="single" w:color="FFFFFF" w:themeColor="background1" w:sz="18" w:space="0"/>
               <w:right w:val="single" w:color="FFFFFF" w:themeColor="background1" w:sz="18" w:space="0"/>
             </w:tcBorders>
-            <w:shd w:val="clear" w:color="auto" w:fill="62B541"/>
+            <w:shd w:val="clear" w:color="auto" w:fill="0083C3"/>
             <w:vAlign w:val="center"/>
           </w:tcPr>
           <w:p>
@@ -4733,14 +4640,14 @@
         </w:tc>
         <w:tc>
           <w:tcPr>
-            <w:tcW w:w="1191" w:type="dxa"/>
+            <w:tcW w:w="986" w:type="dxa"/>
             <w:tcBorders>
               <w:top w:val="single" w:color="FFFFFF" w:themeColor="background1" w:sz="18" w:space="0"/>
               <w:left w:val="single" w:color="FFFFFF" w:themeColor="background1" w:sz="18" w:space="0"/>
               <w:bottom w:val="single" w:color="FFFFFF" w:themeColor="background1" w:sz="18" w:space="0"/>
               <w:right w:val="nil"/>
             </w:tcBorders>
-            <w:shd w:val="clear" w:color="auto" w:fill="62B541"/>
+            <w:shd w:val="clear" w:color="auto" w:fill="0083C3"/>
             <w:vAlign w:val="center"/>
           </w:tcPr>
           <w:p>
@@ -4782,7 +4689,7 @@
         </w:tc>
         <w:tc>
           <w:tcPr>
-            <w:tcW w:w="8247" w:type="dxa"/>
+            <w:tcW w:w="8452" w:type="dxa"/>
             <w:tcBorders>
               <w:top w:val="single" w:color="A4A4A4" w:sz="4" w:space="0"/>
               <w:left w:val="nil"/>
@@ -4891,7 +4798,7 @@
               <w:bottom w:val="single" w:color="FFFFFF" w:themeColor="background1" w:sz="18" w:space="0"/>
               <w:right w:val="single" w:color="FFFFFF" w:themeColor="background1" w:sz="18" w:space="0"/>
             </w:tcBorders>
-            <w:shd w:val="clear" w:color="auto" w:fill="62B541"/>
+            <w:shd w:val="clear" w:color="auto" w:fill="0083C3"/>
             <w:vAlign w:val="center"/>
           </w:tcPr>
           <w:p>
@@ -4917,14 +4824,14 @@
         </w:tc>
         <w:tc>
           <w:tcPr>
-            <w:tcW w:w="1191" w:type="dxa"/>
+            <w:tcW w:w="986" w:type="dxa"/>
             <w:tcBorders>
               <w:top w:val="single" w:color="FFFFFF" w:themeColor="background1" w:sz="18" w:space="0"/>
               <w:left w:val="single" w:color="FFFFFF" w:themeColor="background1" w:sz="18" w:space="0"/>
               <w:bottom w:val="single" w:color="FFFFFF" w:themeColor="background1" w:sz="18" w:space="0"/>
               <w:right w:val="nil"/>
             </w:tcBorders>
-            <w:shd w:val="clear" w:color="auto" w:fill="62B541"/>
+            <w:shd w:val="clear" w:color="auto" w:fill="0083C3"/>
             <w:vAlign w:val="center"/>
           </w:tcPr>
           <w:p>
@@ -4982,7 +4889,7 @@
         </w:tc>
         <w:tc>
           <w:tcPr>
-            <w:tcW w:w="8247" w:type="dxa"/>
+            <w:tcW w:w="8452" w:type="dxa"/>
             <w:tcBorders>
               <w:top w:val="single" w:color="A4A4A4" w:sz="4" w:space="0"/>
               <w:left w:val="nil"/>
@@ -5126,7 +5033,7 @@
               <w:left w:val="nil"/>
               <w:right w:val="single" w:color="FFFFFF" w:themeColor="background1" w:sz="18" w:space="0"/>
             </w:tcBorders>
-            <w:shd w:val="clear" w:color="auto" w:fill="62B541"/>
+            <w:shd w:val="clear" w:color="auto" w:fill="0083C3"/>
             <w:vAlign w:val="center"/>
           </w:tcPr>
           <w:p>
@@ -5169,14 +5076,14 @@
         </w:tc>
         <w:tc>
           <w:tcPr>
-            <w:tcW w:w="1191" w:type="dxa"/>
+            <w:tcW w:w="986" w:type="dxa"/>
             <w:tcBorders>
               <w:top w:val="single" w:color="FFFFFF" w:themeColor="background1" w:sz="18" w:space="0"/>
               <w:left w:val="single" w:color="FFFFFF" w:themeColor="background1" w:sz="18" w:space="0"/>
               <w:bottom w:val="single" w:color="FFFFFF" w:themeColor="background1" w:sz="18" w:space="0"/>
               <w:right w:val="nil"/>
             </w:tcBorders>
-            <w:shd w:val="clear" w:color="auto" w:fill="62B541"/>
+            <w:shd w:val="clear" w:color="auto" w:fill="0083C3"/>
             <w:vAlign w:val="center"/>
           </w:tcPr>
           <w:p>
@@ -5219,7 +5126,7 @@
         </w:tc>
         <w:tc>
           <w:tcPr>
-            <w:tcW w:w="8247" w:type="dxa"/>
+            <w:tcW w:w="8452" w:type="dxa"/>
             <w:tcBorders>
               <w:top w:val="single" w:color="A4A4A4" w:sz="4" w:space="0"/>
               <w:left w:val="nil"/>
@@ -5355,7 +5262,7 @@
               <w:left w:val="nil"/>
               <w:right w:val="single" w:color="FFFFFF" w:themeColor="background1" w:sz="18" w:space="0"/>
             </w:tcBorders>
-            <w:shd w:val="clear" w:color="auto" w:fill="62B541"/>
+            <w:shd w:val="clear" w:color="auto" w:fill="0083C3"/>
             <w:vAlign w:val="center"/>
           </w:tcPr>
           <w:p>
@@ -5382,14 +5289,14 @@
         </w:tc>
         <w:tc>
           <w:tcPr>
-            <w:tcW w:w="1191" w:type="dxa"/>
+            <w:tcW w:w="986" w:type="dxa"/>
             <w:tcBorders>
               <w:top w:val="single" w:color="FFFFFF" w:themeColor="background1" w:sz="18" w:space="0"/>
               <w:left w:val="single" w:color="FFFFFF" w:themeColor="background1" w:sz="18" w:space="0"/>
               <w:bottom w:val="single" w:color="FFFFFF" w:themeColor="background1" w:sz="18" w:space="0"/>
               <w:right w:val="nil"/>
             </w:tcBorders>
-            <w:shd w:val="clear" w:color="auto" w:fill="62B541"/>
+            <w:shd w:val="clear" w:color="auto" w:fill="0083C3"/>
             <w:vAlign w:val="center"/>
           </w:tcPr>
           <w:p>
@@ -5432,7 +5339,7 @@
         </w:tc>
         <w:tc>
           <w:tcPr>
-            <w:tcW w:w="8247" w:type="dxa"/>
+            <w:tcW w:w="8452" w:type="dxa"/>
             <w:tcBorders>
               <w:top w:val="single" w:color="A4A4A4" w:sz="4" w:space="0"/>
               <w:left w:val="nil"/>
@@ -5568,7 +5475,7 @@
               <w:left w:val="nil"/>
               <w:right w:val="single" w:color="FFFFFF" w:themeColor="background1" w:sz="18" w:space="0"/>
             </w:tcBorders>
-            <w:shd w:val="clear" w:color="auto" w:fill="62B541"/>
+            <w:shd w:val="clear" w:color="auto" w:fill="0083C3"/>
             <w:vAlign w:val="center"/>
           </w:tcPr>
           <w:p>
@@ -5595,14 +5502,14 @@
         </w:tc>
         <w:tc>
           <w:tcPr>
-            <w:tcW w:w="1191" w:type="dxa"/>
+            <w:tcW w:w="986" w:type="dxa"/>
             <w:tcBorders>
               <w:top w:val="single" w:color="FFFFFF" w:themeColor="background1" w:sz="18" w:space="0"/>
               <w:left w:val="single" w:color="FFFFFF" w:themeColor="background1" w:sz="18" w:space="0"/>
               <w:bottom w:val="single" w:color="FFFFFF" w:themeColor="background1" w:sz="18" w:space="0"/>
               <w:right w:val="nil"/>
             </w:tcBorders>
-            <w:shd w:val="clear" w:color="auto" w:fill="62B541"/>
+            <w:shd w:val="clear" w:color="auto" w:fill="0083C3"/>
             <w:vAlign w:val="center"/>
           </w:tcPr>
           <w:p>
@@ -5645,7 +5552,7 @@
         </w:tc>
         <w:tc>
           <w:tcPr>
-            <w:tcW w:w="8247" w:type="dxa"/>
+            <w:tcW w:w="8452" w:type="dxa"/>
             <w:tcBorders>
               <w:top w:val="single" w:color="A4A4A4" w:sz="4" w:space="0"/>
               <w:left w:val="nil"/>
@@ -5782,7 +5689,7 @@
               <w:bottom w:val="single" w:color="FFFFFF" w:themeColor="background1" w:sz="18" w:space="0"/>
               <w:right w:val="single" w:color="FFFFFF" w:themeColor="background1" w:sz="18" w:space="0"/>
             </w:tcBorders>
-            <w:shd w:val="clear" w:color="auto" w:fill="62B541"/>
+            <w:shd w:val="clear" w:color="auto" w:fill="0083C3"/>
             <w:vAlign w:val="center"/>
           </w:tcPr>
           <w:p>
@@ -5809,14 +5716,14 @@
         </w:tc>
         <w:tc>
           <w:tcPr>
-            <w:tcW w:w="1191" w:type="dxa"/>
+            <w:tcW w:w="986" w:type="dxa"/>
             <w:tcBorders>
               <w:top w:val="single" w:color="FFFFFF" w:themeColor="background1" w:sz="18" w:space="0"/>
               <w:left w:val="single" w:color="FFFFFF" w:themeColor="background1" w:sz="18" w:space="0"/>
               <w:bottom w:val="single" w:color="FFFFFF" w:themeColor="background1" w:sz="18" w:space="0"/>
               <w:right w:val="nil"/>
             </w:tcBorders>
-            <w:shd w:val="clear" w:color="auto" w:fill="62B541"/>
+            <w:shd w:val="clear" w:color="auto" w:fill="0083C3"/>
             <w:vAlign w:val="center"/>
           </w:tcPr>
           <w:p>
@@ -5875,7 +5782,7 @@
         </w:tc>
         <w:tc>
           <w:tcPr>
-            <w:tcW w:w="8247" w:type="dxa"/>
+            <w:tcW w:w="8452" w:type="dxa"/>
             <w:tcBorders>
               <w:top w:val="single" w:color="A4A4A4" w:sz="4" w:space="0"/>
               <w:left w:val="nil"/>
@@ -6004,14 +5911,14 @@
         </w:trPr>
         <w:tc>
           <w:tcPr>
-            <w:tcW w:w="1623" w:type="dxa"/>
+            <w:tcW w:w="1418" w:type="dxa"/>
             <w:gridSpan w:val="2"/>
             <w:tcBorders>
               <w:top w:val="single" w:color="FFFFFF" w:themeColor="background1" w:sz="18" w:space="0"/>
               <w:left w:val="nil"/>
               <w:right w:val="nil"/>
             </w:tcBorders>
-            <w:shd w:val="clear" w:color="auto" w:fill="62B541"/>
+            <w:shd w:val="clear" w:color="auto" w:fill="0083C3"/>
             <w:vAlign w:val="center"/>
           </w:tcPr>
           <w:p>
@@ -6054,7 +5961,7 @@
         </w:tc>
         <w:tc>
           <w:tcPr>
-            <w:tcW w:w="8247" w:type="dxa"/>
+            <w:tcW w:w="8452" w:type="dxa"/>
             <w:tcBorders>
               <w:top w:val="single" w:color="A4A4A4" w:sz="4" w:space="0"/>
               <w:left w:val="nil"/>
@@ -6290,7 +6197,7 @@
               <w:bottom w:val="nil"/>
               <w:right w:val="single" w:color="FFFFFF" w:sz="18" w:space="0"/>
             </w:tcBorders>
-            <w:shd w:val="clear" w:color="auto" w:fill="62B541"/>
+            <w:shd w:val="clear" w:color="auto" w:fill="0083C3"/>
             <w:vAlign w:val="center"/>
           </w:tcPr>
           <w:p>
@@ -6340,7 +6247,7 @@
               <w:bottom w:val="nil"/>
               <w:right w:val="single" w:color="FFFFFF" w:sz="18" w:space="0"/>
             </w:tcBorders>
-            <w:shd w:val="clear" w:color="auto" w:fill="62B541"/>
+            <w:shd w:val="clear" w:color="auto" w:fill="0083C3"/>
             <w:vAlign w:val="center"/>
           </w:tcPr>
           <w:p>
@@ -6390,7 +6297,7 @@
               <w:bottom w:val="nil"/>
               <w:right w:val="single" w:color="FFFFFF" w:sz="18" w:space="0"/>
             </w:tcBorders>
-            <w:shd w:val="clear" w:color="auto" w:fill="62B541"/>
+            <w:shd w:val="clear" w:color="auto" w:fill="0083C3"/>
             <w:vAlign w:val="center"/>
           </w:tcPr>
           <w:p>
@@ -6456,7 +6363,7 @@
               <w:bottom w:val="nil"/>
               <w:right w:val="nil"/>
             </w:tcBorders>
-            <w:shd w:val="clear" w:color="auto" w:fill="62B541"/>
+            <w:shd w:val="clear" w:color="auto" w:fill="0083C3"/>
             <w:vAlign w:val="center"/>
           </w:tcPr>
           <w:p>
@@ -6980,7 +6887,7 @@
               <w:bottom w:val="nil"/>
               <w:right w:val="single" w:color="FFFFFF" w:sz="18" w:space="0"/>
             </w:tcBorders>
-            <w:shd w:val="clear" w:color="auto" w:fill="62B541"/>
+            <w:shd w:val="clear" w:color="auto" w:fill="0083C3"/>
             <w:vAlign w:val="center"/>
           </w:tcPr>
           <w:p>
@@ -7030,7 +6937,7 @@
               <w:bottom w:val="nil"/>
               <w:right w:val="single" w:color="FFFFFF" w:sz="18" w:space="0"/>
             </w:tcBorders>
-            <w:shd w:val="clear" w:color="auto" w:fill="62B541"/>
+            <w:shd w:val="clear" w:color="auto" w:fill="0083C3"/>
             <w:vAlign w:val="center"/>
           </w:tcPr>
           <w:p>
@@ -7080,7 +6987,7 @@
               <w:bottom w:val="nil"/>
               <w:right w:val="single" w:color="FFFFFF" w:sz="18" w:space="0"/>
             </w:tcBorders>
-            <w:shd w:val="clear" w:color="auto" w:fill="62B541"/>
+            <w:shd w:val="clear" w:color="auto" w:fill="0083C3"/>
             <w:vAlign w:val="center"/>
           </w:tcPr>
           <w:p>
@@ -7146,7 +7053,7 @@
               <w:bottom w:val="nil"/>
               <w:right w:val="nil"/>
             </w:tcBorders>
-            <w:shd w:val="clear" w:color="auto" w:fill="62B541"/>
+            <w:shd w:val="clear" w:color="auto" w:fill="0083C3"/>
             <w:vAlign w:val="center"/>
           </w:tcPr>
           <w:p>
@@ -7692,7 +7599,7 @@
               <w:bottom w:val="nil"/>
               <w:right w:val="single" w:color="FFFFFF" w:sz="18" w:space="0"/>
             </w:tcBorders>
-            <w:shd w:val="clear" w:color="auto" w:fill="62B541"/>
+            <w:shd w:val="clear" w:color="auto" w:fill="0083C3"/>
             <w:vAlign w:val="center"/>
           </w:tcPr>
           <w:p>
@@ -7742,7 +7649,7 @@
               <w:bottom w:val="nil"/>
               <w:right w:val="single" w:color="FFFFFF" w:sz="18" w:space="0"/>
             </w:tcBorders>
-            <w:shd w:val="clear" w:color="auto" w:fill="62B541"/>
+            <w:shd w:val="clear" w:color="auto" w:fill="0083C3"/>
             <w:vAlign w:val="center"/>
           </w:tcPr>
           <w:p>
@@ -7792,7 +7699,7 @@
               <w:bottom w:val="nil"/>
               <w:right w:val="single" w:color="FFFFFF" w:sz="18" w:space="0"/>
             </w:tcBorders>
-            <w:shd w:val="clear" w:color="auto" w:fill="62B541"/>
+            <w:shd w:val="clear" w:color="auto" w:fill="0083C3"/>
             <w:vAlign w:val="center"/>
           </w:tcPr>
           <w:p>
@@ -7842,7 +7749,7 @@
               <w:bottom w:val="nil"/>
               <w:right w:val="single" w:color="FFFFFF" w:sz="18" w:space="0"/>
             </w:tcBorders>
-            <w:shd w:val="clear" w:color="auto" w:fill="62B541"/>
+            <w:shd w:val="clear" w:color="auto" w:fill="0083C3"/>
             <w:vAlign w:val="center"/>
           </w:tcPr>
           <w:p>
@@ -7892,7 +7799,7 @@
               <w:bottom w:val="nil"/>
               <w:right w:val="single" w:color="FFFFFF" w:sz="18" w:space="0"/>
             </w:tcBorders>
-            <w:shd w:val="clear" w:color="auto" w:fill="62BC41"/>
+            <w:shd w:val="clear" w:color="auto" w:fill="0083C3"/>
             <w:vAlign w:val="center"/>
           </w:tcPr>
           <w:p>
@@ -7942,7 +7849,7 @@
               <w:bottom w:val="nil"/>
               <w:right w:val="nil"/>
             </w:tcBorders>
-            <w:shd w:val="clear" w:color="auto" w:fill="62BC41"/>
+            <w:shd w:val="clear" w:color="auto" w:fill="0083C3"/>
             <w:vAlign w:val="center"/>
           </w:tcPr>
           <w:p>
@@ -8497,7 +8404,7 @@
           <w:rFonts w:ascii="Times New Roman" w:hAnsi="Times New Roman" w:eastAsia="微软雅黑" w:cs="黑体"/>
           <w:b/>
           <w:bCs/>
-          <w:color w:val="62B541"/>
+          <w:color w:val="0083C3"/>
           <w:sz w:val="32"/>
           <w:szCs w:val="36"/>
           <w:lang w:val="en-US" w:eastAsia="zh-CN" w:bidi="ar-SA"/>
@@ -8605,7 +8512,7 @@
               <w:bottom w:val="nil"/>
               <w:right w:val="single" w:color="FFFFFF" w:sz="18" w:space="0"/>
             </w:tcBorders>
-            <w:shd w:val="clear" w:color="auto" w:fill="62BC41"/>
+            <w:shd w:val="clear" w:color="auto" w:fill="0083C3"/>
             <w:vAlign w:val="center"/>
           </w:tcPr>
           <w:p>
@@ -8667,7 +8574,7 @@
               <w:bottom w:val="nil"/>
               <w:right w:val="single" w:color="FFFFFF" w:sz="18" w:space="0"/>
             </w:tcBorders>
-            <w:shd w:val="clear" w:color="auto" w:fill="62BC41"/>
+            <w:shd w:val="clear" w:color="auto" w:fill="0083C3"/>
             <w:vAlign w:val="center"/>
           </w:tcPr>
           <w:p>
@@ -8729,7 +8636,7 @@
               <w:bottom w:val="nil"/>
               <w:right w:val="single" w:color="FFFFFF" w:sz="18" w:space="0"/>
             </w:tcBorders>
-            <w:shd w:val="clear" w:color="auto" w:fill="62BC41"/>
+            <w:shd w:val="clear" w:color="auto" w:fill="0083C3"/>
             <w:vAlign w:val="center"/>
           </w:tcPr>
           <w:p>
@@ -8790,7 +8697,7 @@
               <w:left w:val="single" w:color="FFFFFF" w:sz="18" w:space="0"/>
               <w:bottom w:val="nil"/>
             </w:tcBorders>
-            <w:shd w:val="clear" w:color="auto" w:fill="62BC41"/>
+            <w:shd w:val="clear" w:color="auto" w:fill="0083C3"/>
             <w:vAlign w:val="center"/>
           </w:tcPr>
           <w:p>

--- a/WebContent/docx/EGFR_18-21外显子基因检测报告模板.docx
+++ b/WebContent/docx/EGFR_18-21外显子基因检测报告模板.docx
@@ -1095,7 +1095,6 @@
                 <w:szCs w:val="24"/>
               </w:rPr>
             </w:pPr>
-            <w:bookmarkStart w:id="11" w:name="_GoBack" w:colFirst="0" w:colLast="2"/>
             <w:r>
               <w:rPr>
                 <w:rFonts w:ascii="Times New Roman" w:hAnsi="Times New Roman" w:eastAsia="微软雅黑" w:cs="微软雅黑"/>
@@ -1119,7 +1118,6 @@
           </w:p>
         </w:tc>
       </w:tr>
-      <w:bookmarkEnd w:id="11"/>
     </w:tbl>
     <w:p>
       <w:pPr>
@@ -3150,6 +3148,206 @@
               <w:adjustRightInd w:val="0"/>
               <w:snapToGrid w:val="0"/>
               <w:spacing w:after="0" w:line="240" w:lineRule="auto"/>
+              <w:jc w:val="both"/>
+              <w:rPr>
+                <w:rFonts w:ascii="Times New Roman" w:hAnsi="Times New Roman" w:eastAsia="微软雅黑" w:cs="微软雅黑"/>
+                <w:sz w:val="28"/>
+                <w:szCs w:val="28"/>
+              </w:rPr>
+            </w:pPr>
+            <w:r>
+              <w:rPr>
+                <w:rFonts w:ascii="Times New Roman" w:hAnsi="Times New Roman" w:eastAsia="微软雅黑" w:cs="微软雅黑"/>
+                <w:sz w:val="28"/>
+                <w:szCs w:val="28"/>
+              </w:rPr>
+              <w:t>EGFR</w:t>
+            </w:r>
+          </w:p>
+        </w:tc>
+        <w:tc>
+          <w:tcPr>
+            <w:tcW w:w="806" w:type="pct"/>
+            <w:tcBorders>
+              <w:tl2br w:val="nil"/>
+              <w:tr2bl w:val="nil"/>
+            </w:tcBorders>
+            <w:vAlign w:val="center"/>
+          </w:tcPr>
+          <w:p>
+            <w:pPr>
+              <w:adjustRightInd w:val="0"/>
+              <w:snapToGrid w:val="0"/>
+              <w:spacing w:after="0" w:line="240" w:lineRule="auto"/>
+              <w:jc w:val="both"/>
+              <w:rPr>
+                <w:rFonts w:ascii="Times New Roman" w:hAnsi="Times New Roman" w:eastAsia="微软雅黑" w:cs="微软雅黑"/>
+                <w:sz w:val="28"/>
+                <w:szCs w:val="28"/>
+              </w:rPr>
+            </w:pPr>
+            <w:r>
+              <w:rPr>
+                <w:rFonts w:ascii="Times New Roman" w:hAnsi="Times New Roman" w:eastAsia="微软雅黑" w:cs="微软雅黑"/>
+                <w:sz w:val="28"/>
+                <w:szCs w:val="28"/>
+              </w:rPr>
+              <w:t>C797S</w:t>
+            </w:r>
+          </w:p>
+        </w:tc>
+        <w:tc>
+          <w:tcPr>
+            <w:tcW w:w="593" w:type="pct"/>
+            <w:tcBorders>
+              <w:tl2br w:val="nil"/>
+              <w:tr2bl w:val="nil"/>
+            </w:tcBorders>
+            <w:shd w:val="clear"/>
+            <w:vAlign w:val="center"/>
+          </w:tcPr>
+          <w:p>
+            <w:pPr>
+              <w:adjustRightInd w:val="0"/>
+              <w:snapToGrid w:val="0"/>
+              <w:spacing w:after="0" w:line="240" w:lineRule="auto"/>
+              <w:jc w:val="left"/>
+              <w:rPr>
+                <w:rFonts w:hint="eastAsia" w:ascii="Times New Roman" w:hAnsi="Times New Roman" w:eastAsia="微软雅黑" w:cs="微软雅黑"/>
+                <w:sz w:val="28"/>
+                <w:szCs w:val="28"/>
+                <w:lang w:val="en-US" w:eastAsia="zh-CN" w:bidi="ar-SA"/>
+              </w:rPr>
+            </w:pPr>
+            <w:r>
+              <w:rPr>
+                <w:rFonts w:hint="eastAsia" w:ascii="Times New Roman" w:hAnsi="Times New Roman" w:eastAsia="微软雅黑" w:cs="微软雅黑"/>
+                <w:sz w:val="28"/>
+                <w:szCs w:val="28"/>
+                <w:lang w:val="en-US" w:eastAsia="zh-CN"/>
+              </w:rPr>
+              <w:t>20</w:t>
+            </w:r>
+          </w:p>
+        </w:tc>
+        <w:tc>
+          <w:tcPr>
+            <w:tcW w:w="3116" w:type="pct"/>
+            <w:tcBorders>
+              <w:tl2br w:val="nil"/>
+              <w:tr2bl w:val="nil"/>
+            </w:tcBorders>
+            <w:shd w:val="clear"/>
+            <w:vAlign w:val="center"/>
+          </w:tcPr>
+          <w:p>
+            <w:pPr>
+              <w:adjustRightInd w:val="0"/>
+              <w:snapToGrid w:val="0"/>
+              <w:spacing w:after="0" w:line="240" w:lineRule="auto"/>
+              <w:jc w:val="both"/>
+              <w:rPr>
+                <w:rFonts w:hint="eastAsia" w:ascii="Times New Roman" w:hAnsi="Times New Roman" w:eastAsia="微软雅黑" w:cs="微软雅黑"/>
+                <w:sz w:val="28"/>
+                <w:szCs w:val="28"/>
+                <w:lang w:val="en-US" w:eastAsia="zh-CN" w:bidi="ar-SA"/>
+              </w:rPr>
+            </w:pPr>
+            <w:r>
+              <w:rPr>
+                <w:rFonts w:hint="eastAsia" w:ascii="Times New Roman" w:hAnsi="Times New Roman" w:eastAsia="微软雅黑" w:cs="微软雅黑"/>
+                <w:sz w:val="28"/>
+                <w:szCs w:val="28"/>
+              </w:rPr>
+              <w:t xml:space="preserve">{{ </w:t>
+            </w:r>
+            <w:r>
+              <w:rPr>
+                <w:rFonts w:ascii="Times New Roman" w:hAnsi="Times New Roman" w:eastAsia="微软雅黑" w:cs="微软雅黑"/>
+                <w:sz w:val="28"/>
+                <w:szCs w:val="28"/>
+              </w:rPr>
+              <w:t>“</w:t>
+            </w:r>
+            <w:r>
+              <w:rPr>
+                <w:rFonts w:hint="eastAsia" w:ascii="Times New Roman" w:hAnsi="Times New Roman" w:eastAsia="微软雅黑" w:cs="微软雅黑"/>
+                <w:sz w:val="28"/>
+                <w:szCs w:val="28"/>
+              </w:rPr>
+              <w:t xml:space="preserve">EGFR </w:t>
+            </w:r>
+            <w:r>
+              <w:rPr>
+                <w:rFonts w:ascii="Times New Roman" w:hAnsi="Times New Roman" w:eastAsia="微软雅黑" w:cs="微软雅黑"/>
+                <w:sz w:val="28"/>
+                <w:szCs w:val="28"/>
+              </w:rPr>
+              <w:t>C797S”</w:t>
+            </w:r>
+            <w:r>
+              <w:rPr>
+                <w:rFonts w:hint="eastAsia" w:ascii="Times New Roman" w:hAnsi="Times New Roman" w:eastAsia="微软雅黑" w:cs="微软雅黑"/>
+                <w:sz w:val="28"/>
+                <w:szCs w:val="28"/>
+              </w:rPr>
+              <w:t xml:space="preserve"> | </w:t>
+            </w:r>
+            <w:r>
+              <w:rPr>
+                <w:rFonts w:ascii="Times New Roman" w:hAnsi="Times New Roman" w:eastAsia="微软雅黑" w:cs="微软雅黑"/>
+                <w:sz w:val="28"/>
+                <w:szCs w:val="28"/>
+              </w:rPr>
+              <w:t>detectionMutation</w:t>
+            </w:r>
+            <w:r>
+              <w:rPr>
+                <w:rFonts w:hint="eastAsia" w:ascii="Times New Roman" w:hAnsi="Times New Roman" w:eastAsia="微软雅黑" w:cs="微软雅黑"/>
+                <w:sz w:val="28"/>
+                <w:szCs w:val="28"/>
+              </w:rPr>
+              <w:t>() }}</w:t>
+            </w:r>
+          </w:p>
+        </w:tc>
+      </w:tr>
+      <w:tr>
+        <w:tblPrEx>
+          <w:tblBorders>
+            <w:top w:val="none" w:color="auto" w:sz="0" w:space="0"/>
+            <w:left w:val="none" w:color="auto" w:sz="0" w:space="0"/>
+            <w:bottom w:val="none" w:color="auto" w:sz="0" w:space="0"/>
+            <w:right w:val="none" w:color="auto" w:sz="0" w:space="0"/>
+            <w:insideH w:val="none" w:color="auto" w:sz="0" w:space="0"/>
+            <w:insideV w:val="none" w:color="auto" w:sz="0" w:space="0"/>
+          </w:tblBorders>
+          <w:tblCellMar>
+            <w:top w:w="0" w:type="dxa"/>
+            <w:left w:w="108" w:type="dxa"/>
+            <w:bottom w:w="0" w:type="dxa"/>
+            <w:right w:w="108" w:type="dxa"/>
+          </w:tblCellMar>
+        </w:tblPrEx>
+        <w:trPr>
+          <w:cantSplit/>
+          <w:trHeight w:val="420" w:hRule="atLeast"/>
+          <w:jc w:val="center"/>
+        </w:trPr>
+        <w:tc>
+          <w:tcPr>
+            <w:tcW w:w="484" w:type="pct"/>
+            <w:tcBorders>
+              <w:tl2br w:val="nil"/>
+              <w:tr2bl w:val="nil"/>
+            </w:tcBorders>
+            <w:vAlign w:val="center"/>
+          </w:tcPr>
+          <w:p>
+            <w:pPr>
+              <w:adjustRightInd w:val="0"/>
+              <w:snapToGrid w:val="0"/>
+              <w:spacing w:after="0" w:line="240" w:lineRule="auto"/>
               <w:rPr>
                 <w:rFonts w:ascii="Times New Roman" w:hAnsi="Times New Roman" w:eastAsia="微软雅黑" w:cs="微软雅黑"/>
                 <w:sz w:val="28"/>
@@ -3325,12 +3523,11 @@
     </w:p>
     <w:p>
       <w:pPr>
-        <w:keepNext w:val="0"/>
-        <w:keepLines w:val="0"/>
-        <w:widowControl w:val="0"/>
-        <w:suppressLineNumbers w:val="0"/>
-        <w:spacing w:before="0" w:beforeAutospacing="0" w:after="0" w:afterAutospacing="0"/>
-        <w:ind w:left="0" w:right="0"/>
+        <w:pStyle w:val="2"/>
+        <w:numPr>
+          <w:ilvl w:val="255"/>
+          <w:numId w:val="0"/>
+        </w:numPr>
         <w:jc w:val="left"/>
         <w:rPr>
           <w:rFonts w:ascii="宋体" w:hAnsi="宋体" w:eastAsia="宋体" w:cs="宋体"/>
@@ -3339,26 +3536,20 @@
         </w:rPr>
       </w:pPr>
       <w:bookmarkStart w:id="0" w:name="_Toc149837264"/>
-      <w:bookmarkStart w:id="1" w:name="_Toc16594"/>
-      <w:bookmarkStart w:id="2" w:name="_Toc2409"/>
-      <w:bookmarkStart w:id="3" w:name="_Toc12505"/>
-      <w:bookmarkStart w:id="4" w:name="_Toc27302"/>
-      <w:bookmarkStart w:id="5" w:name="_Toc13196_WPSOffice_Level1"/>
-      <w:bookmarkStart w:id="6" w:name="_Toc21764_WPSOffice_Level1"/>
+      <w:bookmarkStart w:id="1" w:name="_Toc2409"/>
+      <w:bookmarkStart w:id="2" w:name="_Toc1707_WPSOffice_Level1"/>
+      <w:bookmarkStart w:id="3" w:name="_Toc28240"/>
+      <w:bookmarkStart w:id="4" w:name="_Toc21764_WPSOffice_Level1"/>
+      <w:bookmarkStart w:id="5" w:name="_Toc12505"/>
+      <w:bookmarkStart w:id="6" w:name="_Toc13196_WPSOffice_Level1"/>
       <w:bookmarkStart w:id="7" w:name="_Toc22658"/>
-      <w:bookmarkStart w:id="8" w:name="_Toc28240"/>
-      <w:bookmarkStart w:id="9" w:name="_Toc1707_WPSOffice_Level1"/>
+      <w:bookmarkStart w:id="8" w:name="_Toc27302"/>
+      <w:bookmarkStart w:id="9" w:name="_Toc16594"/>
       <w:r>
         <w:rPr>
           <w:rFonts w:ascii="宋体" w:hAnsi="宋体" w:eastAsia="宋体" w:cs="宋体"/>
-          <w:color w:val="ED7D31" w:themeColor="accent2"/>
           <w:sz w:val="24"/>
           <w:szCs w:val="24"/>
-          <w14:textFill>
-            <w14:solidFill>
-              <w14:schemeClr w14:val="accent2"/>
-            </w14:solidFill>
-          </w14:textFill>
         </w:rPr>
         <w:t>{% set ns = namespace(show_title=false) %}</w:t>
       </w:r>
@@ -3367,7 +3558,7 @@
           <w:rFonts w:hint="eastAsia" w:ascii="Times New Roman" w:hAnsi="Times New Roman" w:eastAsia="微软雅黑" w:cs="Times New Roman"/>
           <w:b/>
           <w:bCs w:val="0"/>
-          <w:color w:val="0070C0"/>
+          <w:color w:val="auto"/>
           <w:sz w:val="24"/>
           <w:szCs w:val="24"/>
           <w:lang w:val="en-US" w:eastAsia="zh-CN" w:bidi="ar-SA"/>
@@ -3376,19 +3567,14 @@
       </w:r>
       <w:r>
         <w:rPr>
-          <w:rFonts w:hint="default" w:ascii="Times New Roman" w:hAnsi="Times New Roman" w:eastAsia="微软雅黑" w:cs="Times New Roman"/>
+          <w:rFonts w:hint="eastAsia" w:ascii="Times New Roman" w:hAnsi="Times New Roman" w:eastAsia="微软雅黑" w:cs="Times New Roman"/>
           <w:b/>
           <w:bCs w:val="0"/>
-          <w:color w:val="70AD47" w:themeColor="accent6"/>
+          <w:color w:val="auto"/>
           <w:kern w:val="0"/>
           <w:sz w:val="24"/>
           <w:szCs w:val="24"/>
           <w:lang w:val="en-US" w:eastAsia="zh-CN" w:bidi="ar"/>
-          <w14:textFill>
-            <w14:solidFill>
-              <w14:schemeClr w14:val="accent6"/>
-            </w14:solidFill>
-          </w14:textFill>
         </w:rPr>
         <w:t>{%set exon = tdd.ori_variant.split(' ')[1]%}</w:t>
       </w:r>
@@ -3397,7 +3583,7 @@
           <w:rFonts w:hint="eastAsia" w:ascii="Times New Roman" w:hAnsi="Times New Roman" w:eastAsia="微软雅黑" w:cs="Times New Roman"/>
           <w:b/>
           <w:bCs w:val="0"/>
-          <w:color w:val="0070C0"/>
+          <w:color w:val="auto"/>
           <w:sz w:val="24"/>
           <w:szCs w:val="24"/>
           <w:lang w:val="en-US" w:eastAsia="zh-CN" w:bidi="ar-SA"/>
@@ -3407,292 +3593,10 @@
       <w:r>
         <w:rPr>
           <w:rFonts w:ascii="宋体" w:hAnsi="宋体" w:eastAsia="宋体" w:cs="宋体"/>
-          <w:color w:val="0070C0"/>
           <w:sz w:val="24"/>
           <w:szCs w:val="24"/>
         </w:rPr>
         <w:t>{% if 'L858R'</w:t>
-      </w:r>
-      <w:r>
-        <w:rPr>
-          <w:rFonts w:hint="eastAsia" w:ascii="宋体" w:hAnsi="宋体" w:eastAsia="宋体" w:cs="宋体"/>
-          <w:color w:val="0070C0"/>
-          <w:sz w:val="24"/>
-          <w:szCs w:val="24"/>
-          <w:lang w:val="en-US" w:eastAsia="zh-CN"/>
-        </w:rPr>
-        <w:t xml:space="preserve"> in </w:t>
-      </w:r>
-      <w:r>
-        <w:rPr>
-          <w:rFonts w:ascii="宋体" w:hAnsi="宋体" w:eastAsia="宋体" w:cs="宋体"/>
-          <w:color w:val="0070C0"/>
-          <w:sz w:val="24"/>
-          <w:szCs w:val="24"/>
-        </w:rPr>
-        <w:t>tdd.ori_variant  or</w:t>
-      </w:r>
-      <w:r>
-        <w:rPr>
-          <w:rFonts w:hint="eastAsia" w:ascii="宋体" w:hAnsi="宋体" w:eastAsia="宋体" w:cs="宋体"/>
-          <w:color w:val="0070C0"/>
-          <w:sz w:val="24"/>
-          <w:szCs w:val="24"/>
-          <w:lang w:val="en-US" w:eastAsia="zh-CN"/>
-        </w:rPr>
-        <w:t xml:space="preserve"> </w:t>
-      </w:r>
-      <w:r>
-        <w:rPr>
-          <w:rFonts w:ascii="宋体" w:hAnsi="宋体" w:eastAsia="宋体" w:cs="宋体"/>
-          <w:color w:val="0070C0"/>
-          <w:sz w:val="24"/>
-          <w:szCs w:val="24"/>
-        </w:rPr>
-        <w:t>'T790M'</w:t>
-      </w:r>
-      <w:r>
-        <w:rPr>
-          <w:rFonts w:hint="eastAsia" w:ascii="宋体" w:hAnsi="宋体" w:eastAsia="宋体" w:cs="宋体"/>
-          <w:color w:val="0070C0"/>
-          <w:sz w:val="24"/>
-          <w:szCs w:val="24"/>
-          <w:lang w:val="en-US" w:eastAsia="zh-CN"/>
-        </w:rPr>
-        <w:t>in</w:t>
-      </w:r>
-      <w:r>
-        <w:rPr>
-          <w:rFonts w:ascii="宋体" w:hAnsi="宋体" w:eastAsia="宋体" w:cs="宋体"/>
-          <w:color w:val="0070C0"/>
-          <w:sz w:val="24"/>
-          <w:szCs w:val="24"/>
-        </w:rPr>
-        <w:t xml:space="preserve"> tdd.ori_variant or 'G719'</w:t>
-      </w:r>
-      <w:r>
-        <w:rPr>
-          <w:rFonts w:hint="eastAsia" w:ascii="宋体" w:hAnsi="宋体" w:eastAsia="宋体" w:cs="宋体"/>
-          <w:color w:val="0070C0"/>
-          <w:sz w:val="24"/>
-          <w:szCs w:val="24"/>
-          <w:lang w:val="en-US" w:eastAsia="zh-CN"/>
-        </w:rPr>
-        <w:t xml:space="preserve"> in </w:t>
-      </w:r>
-      <w:r>
-        <w:rPr>
-          <w:rFonts w:ascii="宋体" w:hAnsi="宋体" w:eastAsia="宋体" w:cs="宋体"/>
-          <w:color w:val="0070C0"/>
-          <w:sz w:val="24"/>
-          <w:szCs w:val="24"/>
-        </w:rPr>
-        <w:t>tdd.ori_variant or 'S768I'</w:t>
-      </w:r>
-      <w:r>
-        <w:rPr>
-          <w:rFonts w:hint="eastAsia" w:ascii="宋体" w:hAnsi="宋体" w:eastAsia="宋体" w:cs="宋体"/>
-          <w:color w:val="0070C0"/>
-          <w:sz w:val="24"/>
-          <w:szCs w:val="24"/>
-          <w:lang w:val="en-US" w:eastAsia="zh-CN"/>
-        </w:rPr>
-        <w:t xml:space="preserve"> in </w:t>
-      </w:r>
-      <w:r>
-        <w:rPr>
-          <w:rFonts w:ascii="宋体" w:hAnsi="宋体" w:eastAsia="宋体" w:cs="宋体"/>
-          <w:color w:val="0070C0"/>
-          <w:sz w:val="24"/>
-          <w:szCs w:val="24"/>
-        </w:rPr>
-        <w:t>tdd.ori_variant or 'L861Q'</w:t>
-      </w:r>
-      <w:r>
-        <w:rPr>
-          <w:rFonts w:hint="eastAsia" w:ascii="宋体" w:hAnsi="宋体" w:eastAsia="宋体" w:cs="宋体"/>
-          <w:color w:val="0070C0"/>
-          <w:sz w:val="24"/>
-          <w:szCs w:val="24"/>
-          <w:lang w:val="en-US" w:eastAsia="zh-CN"/>
-        </w:rPr>
-        <w:t xml:space="preserve"> in </w:t>
-      </w:r>
-      <w:r>
-        <w:rPr>
-          <w:rFonts w:ascii="宋体" w:hAnsi="宋体" w:eastAsia="宋体" w:cs="宋体"/>
-          <w:color w:val="0070C0"/>
-          <w:sz w:val="24"/>
-          <w:szCs w:val="24"/>
-        </w:rPr>
-        <w:t xml:space="preserve">tdd.ori_variant  </w:t>
-      </w:r>
-      <w:r>
-        <w:rPr>
-          <w:rFonts w:hint="eastAsia" w:ascii="宋体" w:hAnsi="宋体" w:eastAsia="宋体" w:cs="宋体"/>
-          <w:color w:val="0070C0"/>
-          <w:sz w:val="24"/>
-          <w:szCs w:val="24"/>
-          <w:lang w:val="en-US" w:eastAsia="zh-CN"/>
-        </w:rPr>
-        <w:t xml:space="preserve">or </w:t>
-      </w:r>
-      <w:r>
-        <w:rPr>
-          <w:rFonts w:ascii="宋体" w:hAnsi="宋体" w:eastAsia="宋体" w:cs="宋体"/>
-          <w:color w:val="0070C0"/>
-          <w:sz w:val="24"/>
-          <w:szCs w:val="24"/>
-        </w:rPr>
-        <w:t xml:space="preserve">(exon == </w:t>
-      </w:r>
-      <w:r>
-        <w:rPr>
-          <w:rFonts w:hint="default" w:ascii="宋体" w:hAnsi="宋体" w:eastAsia="宋体" w:cs="宋体"/>
-          <w:color w:val="0070C0"/>
-          <w:sz w:val="24"/>
-          <w:szCs w:val="24"/>
-          <w:lang w:val="en-US" w:eastAsia="zh-CN"/>
-        </w:rPr>
-        <w:t>‘</w:t>
-      </w:r>
-      <w:r>
-        <w:rPr>
-          <w:rFonts w:hint="eastAsia" w:ascii="宋体" w:hAnsi="宋体" w:eastAsia="宋体" w:cs="宋体"/>
-          <w:color w:val="0070C0"/>
-          <w:sz w:val="24"/>
-          <w:szCs w:val="24"/>
-          <w:lang w:val="en-US" w:eastAsia="zh-CN"/>
-        </w:rPr>
-        <w:t>exon19</w:t>
-      </w:r>
-      <w:r>
-        <w:rPr>
-          <w:rFonts w:hint="default" w:ascii="宋体" w:hAnsi="宋体" w:eastAsia="宋体" w:cs="宋体"/>
-          <w:color w:val="0070C0"/>
-          <w:sz w:val="24"/>
-          <w:szCs w:val="24"/>
-          <w:lang w:val="en-US" w:eastAsia="zh-CN"/>
-        </w:rPr>
-        <w:t>’</w:t>
-      </w:r>
-      <w:r>
-        <w:rPr>
-          <w:rFonts w:ascii="宋体" w:hAnsi="宋体" w:eastAsia="宋体" w:cs="宋体"/>
-          <w:color w:val="0070C0"/>
-          <w:sz w:val="24"/>
-          <w:szCs w:val="24"/>
-        </w:rPr>
-        <w:t xml:space="preserve"> and 'del' in tdd.ori_variant) or (exon == </w:t>
-      </w:r>
-      <w:r>
-        <w:rPr>
-          <w:rFonts w:hint="default" w:ascii="宋体" w:hAnsi="宋体" w:eastAsia="宋体" w:cs="宋体"/>
-          <w:color w:val="0070C0"/>
-          <w:sz w:val="24"/>
-          <w:szCs w:val="24"/>
-          <w:lang w:val="en-US" w:eastAsia="zh-CN"/>
-        </w:rPr>
-        <w:t>‘</w:t>
-      </w:r>
-      <w:r>
-        <w:rPr>
-          <w:rFonts w:hint="eastAsia" w:ascii="宋体" w:hAnsi="宋体" w:eastAsia="宋体" w:cs="宋体"/>
-          <w:color w:val="0070C0"/>
-          <w:sz w:val="24"/>
-          <w:szCs w:val="24"/>
-          <w:lang w:val="en-US" w:eastAsia="zh-CN"/>
-        </w:rPr>
-        <w:t>exon20</w:t>
-      </w:r>
-      <w:r>
-        <w:rPr>
-          <w:rFonts w:hint="default" w:ascii="宋体" w:hAnsi="宋体" w:eastAsia="宋体" w:cs="宋体"/>
-          <w:color w:val="0070C0"/>
-          <w:sz w:val="24"/>
-          <w:szCs w:val="24"/>
-          <w:lang w:val="en-US" w:eastAsia="zh-CN"/>
-        </w:rPr>
-        <w:t>’</w:t>
-      </w:r>
-      <w:r>
-        <w:rPr>
-          <w:rFonts w:ascii="宋体" w:hAnsi="宋体" w:eastAsia="宋体" w:cs="宋体"/>
-          <w:color w:val="0070C0"/>
-          <w:sz w:val="24"/>
-          <w:szCs w:val="24"/>
-        </w:rPr>
-        <w:t>) %}</w:t>
-      </w:r>
-      <w:r>
-        <w:rPr>
-          <w:rFonts w:hint="eastAsia" w:ascii="Times New Roman" w:hAnsi="Times New Roman" w:eastAsia="微软雅黑" w:cs="Times New Roman"/>
-          <w:b/>
-          <w:bCs w:val="0"/>
-          <w:color w:val="70AD47" w:themeColor="accent6"/>
-          <w:sz w:val="24"/>
-          <w:szCs w:val="24"/>
-          <w:lang w:val="en-US" w:eastAsia="zh-CN" w:bidi="ar-SA"/>
-          <w14:textFill>
-            <w14:solidFill>
-              <w14:schemeClr w14:val="accent6"/>
-            </w14:solidFill>
-          </w14:textFill>
-        </w:rPr>
-        <w:t xml:space="preserve">{% </w:t>
-      </w:r>
-      <w:r>
-        <w:rPr>
-          <w:rFonts w:ascii="宋体" w:hAnsi="宋体" w:eastAsia="宋体" w:cs="宋体"/>
-          <w:b/>
-          <w:bCs w:val="0"/>
-          <w:color w:val="70AD47" w:themeColor="accent6"/>
-          <w:sz w:val="24"/>
-          <w:szCs w:val="24"/>
-          <w14:textFill>
-            <w14:solidFill>
-              <w14:schemeClr w14:val="accent6"/>
-            </w14:solidFill>
-          </w14:textFill>
-        </w:rPr>
-        <w:t>set ns.show_title = true</w:t>
-      </w:r>
-      <w:r>
-        <w:rPr>
-          <w:rFonts w:hint="eastAsia" w:ascii="Times New Roman" w:hAnsi="Times New Roman" w:eastAsia="微软雅黑" w:cs="Times New Roman"/>
-          <w:b/>
-          <w:bCs w:val="0"/>
-          <w:color w:val="70AD47" w:themeColor="accent6"/>
-          <w:sz w:val="24"/>
-          <w:szCs w:val="24"/>
-          <w:lang w:val="en-US" w:eastAsia="zh-CN" w:bidi="ar-SA"/>
-          <w14:textFill>
-            <w14:solidFill>
-              <w14:schemeClr w14:val="accent6"/>
-            </w14:solidFill>
-          </w14:textFill>
-        </w:rPr>
-        <w:t xml:space="preserve"> %}</w:t>
-      </w:r>
-      <w:r>
-        <w:rPr>
-          <w:rFonts w:hint="eastAsia" w:ascii="Times New Roman" w:hAnsi="Times New Roman" w:eastAsia="微软雅黑" w:cs="Times New Roman"/>
-          <w:b/>
-          <w:bCs w:val="0"/>
-          <w:color w:val="0070C0"/>
-          <w:sz w:val="24"/>
-          <w:szCs w:val="24"/>
-          <w:lang w:val="en-US" w:eastAsia="zh-CN" w:bidi="ar-SA"/>
-        </w:rPr>
-        <w:t>{% endif %}{% endif %}{% endfor %}</w:t>
-      </w:r>
-      <w:r>
-        <w:rPr>
-          <w:rFonts w:ascii="宋体" w:hAnsi="宋体" w:eastAsia="宋体" w:cs="宋体"/>
-          <w:sz w:val="24"/>
-          <w:szCs w:val="24"/>
-        </w:rPr>
-        <w:t xml:space="preserve">{% if </w:t>
       </w:r>
       <w:r>
         <w:rPr>
@@ -3701,7 +3605,7 @@
           <w:szCs w:val="24"/>
           <w:lang w:val="en-US" w:eastAsia="zh-CN"/>
         </w:rPr>
-        <w:t>ns.</w:t>
+        <w:t xml:space="preserve"> in </w:t>
       </w:r>
       <w:r>
         <w:rPr>
@@ -3709,13 +3613,291 @@
           <w:sz w:val="24"/>
           <w:szCs w:val="24"/>
         </w:rPr>
+        <w:t>tdd.ori_variant  or</w:t>
+      </w:r>
+      <w:r>
+        <w:rPr>
+          <w:rFonts w:hint="eastAsia" w:ascii="宋体" w:hAnsi="宋体" w:eastAsia="宋体" w:cs="宋体"/>
+          <w:sz w:val="24"/>
+          <w:szCs w:val="24"/>
+          <w:lang w:val="en-US" w:eastAsia="zh-CN"/>
+        </w:rPr>
+        <w:t xml:space="preserve"> </w:t>
+      </w:r>
+      <w:r>
+        <w:rPr>
+          <w:rFonts w:ascii="宋体" w:hAnsi="宋体" w:eastAsia="宋体" w:cs="宋体"/>
+          <w:sz w:val="24"/>
+          <w:szCs w:val="24"/>
+        </w:rPr>
+        <w:t>'T790M'</w:t>
+      </w:r>
+      <w:r>
+        <w:rPr>
+          <w:rFonts w:hint="eastAsia" w:ascii="宋体" w:hAnsi="宋体" w:eastAsia="宋体" w:cs="宋体"/>
+          <w:sz w:val="24"/>
+          <w:szCs w:val="24"/>
+          <w:lang w:val="en-US" w:eastAsia="zh-CN"/>
+        </w:rPr>
+        <w:t>in</w:t>
+      </w:r>
+      <w:r>
+        <w:rPr>
+          <w:rFonts w:ascii="宋体" w:hAnsi="宋体" w:eastAsia="宋体" w:cs="宋体"/>
+          <w:sz w:val="24"/>
+          <w:szCs w:val="24"/>
+        </w:rPr>
+        <w:t xml:space="preserve"> tdd.ori_variant or 'G719'</w:t>
+      </w:r>
+      <w:r>
+        <w:rPr>
+          <w:rFonts w:hint="eastAsia" w:ascii="宋体" w:hAnsi="宋体" w:eastAsia="宋体" w:cs="宋体"/>
+          <w:sz w:val="24"/>
+          <w:szCs w:val="24"/>
+          <w:lang w:val="en-US" w:eastAsia="zh-CN"/>
+        </w:rPr>
+        <w:t xml:space="preserve"> in </w:t>
+      </w:r>
+      <w:r>
+        <w:rPr>
+          <w:rFonts w:ascii="宋体" w:hAnsi="宋体" w:eastAsia="宋体" w:cs="宋体"/>
+          <w:sz w:val="24"/>
+          <w:szCs w:val="24"/>
+        </w:rPr>
+        <w:t>tdd.ori_variant or 'S768I'</w:t>
+      </w:r>
+      <w:r>
+        <w:rPr>
+          <w:rFonts w:hint="eastAsia" w:ascii="宋体" w:hAnsi="宋体" w:eastAsia="宋体" w:cs="宋体"/>
+          <w:sz w:val="24"/>
+          <w:szCs w:val="24"/>
+          <w:lang w:val="en-US" w:eastAsia="zh-CN"/>
+        </w:rPr>
+        <w:t xml:space="preserve"> in </w:t>
+      </w:r>
+      <w:r>
+        <w:rPr>
+          <w:rFonts w:ascii="宋体" w:hAnsi="宋体" w:eastAsia="宋体" w:cs="宋体"/>
+          <w:sz w:val="24"/>
+          <w:szCs w:val="24"/>
+        </w:rPr>
+        <w:t>tdd.ori_variant or 'L861Q'</w:t>
+      </w:r>
+      <w:r>
+        <w:rPr>
+          <w:rFonts w:hint="eastAsia" w:ascii="宋体" w:hAnsi="宋体" w:eastAsia="宋体" w:cs="宋体"/>
+          <w:sz w:val="24"/>
+          <w:szCs w:val="24"/>
+          <w:lang w:val="en-US" w:eastAsia="zh-CN"/>
+        </w:rPr>
+        <w:t xml:space="preserve"> in </w:t>
+      </w:r>
+      <w:r>
+        <w:rPr>
+          <w:rFonts w:ascii="宋体" w:hAnsi="宋体" w:eastAsia="宋体" w:cs="宋体"/>
+          <w:sz w:val="24"/>
+          <w:szCs w:val="24"/>
+        </w:rPr>
+        <w:t xml:space="preserve">tdd.ori_variant </w:t>
+      </w:r>
+      <w:r>
+        <w:rPr>
+          <w:rFonts w:hint="eastAsia" w:ascii="宋体" w:hAnsi="宋体" w:eastAsia="宋体" w:cs="宋体"/>
+          <w:sz w:val="24"/>
+          <w:szCs w:val="24"/>
+          <w:lang w:val="en-US" w:eastAsia="zh-CN"/>
+        </w:rPr>
+        <w:t xml:space="preserve">or </w:t>
+      </w:r>
+      <w:r>
+        <w:rPr>
+          <w:rFonts w:hint="default" w:ascii="宋体" w:hAnsi="宋体" w:eastAsia="宋体" w:cs="宋体"/>
+          <w:sz w:val="24"/>
+          <w:szCs w:val="24"/>
+          <w:lang w:val="en-US" w:eastAsia="zh-CN"/>
+        </w:rPr>
+        <w:t>‘</w:t>
+      </w:r>
+      <w:r>
+        <w:rPr>
+          <w:rFonts w:ascii="宋体" w:hAnsi="宋体" w:eastAsia="宋体" w:cs="宋体"/>
+          <w:sz w:val="24"/>
+          <w:szCs w:val="24"/>
+        </w:rPr>
+        <w:t>C797S</w:t>
+      </w:r>
+      <w:r>
+        <w:rPr>
+          <w:rFonts w:hint="default" w:ascii="宋体" w:hAnsi="宋体" w:eastAsia="宋体" w:cs="宋体"/>
+          <w:sz w:val="24"/>
+          <w:szCs w:val="24"/>
+          <w:lang w:val="en-US" w:eastAsia="zh-CN"/>
+        </w:rPr>
+        <w:t>’</w:t>
+      </w:r>
+      <w:r>
+        <w:rPr>
+          <w:rFonts w:hint="eastAsia" w:ascii="宋体" w:hAnsi="宋体" w:eastAsia="宋体" w:cs="宋体"/>
+          <w:sz w:val="24"/>
+          <w:szCs w:val="24"/>
+          <w:lang w:val="en-US" w:eastAsia="zh-CN"/>
+        </w:rPr>
+        <w:t xml:space="preserve">in </w:t>
+      </w:r>
+      <w:r>
+        <w:rPr>
+          <w:rFonts w:ascii="宋体" w:hAnsi="宋体" w:eastAsia="宋体" w:cs="宋体"/>
+          <w:sz w:val="24"/>
+          <w:szCs w:val="24"/>
+        </w:rPr>
+        <w:t xml:space="preserve">tdd.ori_variant </w:t>
+      </w:r>
+      <w:r>
+        <w:rPr>
+          <w:rFonts w:hint="eastAsia" w:ascii="宋体" w:hAnsi="宋体" w:eastAsia="宋体" w:cs="宋体"/>
+          <w:sz w:val="24"/>
+          <w:szCs w:val="24"/>
+          <w:lang w:val="en-US" w:eastAsia="zh-CN"/>
+        </w:rPr>
+        <w:t xml:space="preserve">or </w:t>
+      </w:r>
+      <w:r>
+        <w:rPr>
+          <w:rFonts w:ascii="宋体" w:hAnsi="宋体" w:eastAsia="宋体" w:cs="宋体"/>
+          <w:sz w:val="24"/>
+          <w:szCs w:val="24"/>
+        </w:rPr>
+        <w:t xml:space="preserve">(exon == </w:t>
+      </w:r>
+      <w:r>
+        <w:rPr>
+          <w:rFonts w:hint="default" w:ascii="宋体" w:hAnsi="宋体" w:eastAsia="宋体" w:cs="宋体"/>
+          <w:sz w:val="24"/>
+          <w:szCs w:val="24"/>
+          <w:lang w:val="en-US" w:eastAsia="zh-CN"/>
+        </w:rPr>
+        <w:t>‘</w:t>
+      </w:r>
+      <w:r>
+        <w:rPr>
+          <w:rFonts w:hint="eastAsia" w:ascii="宋体" w:hAnsi="宋体" w:eastAsia="宋体" w:cs="宋体"/>
+          <w:sz w:val="24"/>
+          <w:szCs w:val="24"/>
+          <w:lang w:val="en-US" w:eastAsia="zh-CN"/>
+        </w:rPr>
+        <w:t>exon19</w:t>
+      </w:r>
+      <w:r>
+        <w:rPr>
+          <w:rFonts w:hint="default" w:ascii="宋体" w:hAnsi="宋体" w:eastAsia="宋体" w:cs="宋体"/>
+          <w:sz w:val="24"/>
+          <w:szCs w:val="24"/>
+          <w:lang w:val="en-US" w:eastAsia="zh-CN"/>
+        </w:rPr>
+        <w:t>’</w:t>
+      </w:r>
+      <w:r>
+        <w:rPr>
+          <w:rFonts w:ascii="宋体" w:hAnsi="宋体" w:eastAsia="宋体" w:cs="宋体"/>
+          <w:sz w:val="24"/>
+          <w:szCs w:val="24"/>
+        </w:rPr>
+        <w:t xml:space="preserve"> and 'del' in tdd.ori_variant) or (exon == </w:t>
+      </w:r>
+      <w:r>
+        <w:rPr>
+          <w:rFonts w:hint="default" w:ascii="宋体" w:hAnsi="宋体" w:eastAsia="宋体" w:cs="宋体"/>
+          <w:sz w:val="24"/>
+          <w:szCs w:val="24"/>
+          <w:lang w:val="en-US" w:eastAsia="zh-CN"/>
+        </w:rPr>
+        <w:t>‘</w:t>
+      </w:r>
+      <w:r>
+        <w:rPr>
+          <w:rFonts w:hint="eastAsia" w:ascii="宋体" w:hAnsi="宋体" w:eastAsia="宋体" w:cs="宋体"/>
+          <w:sz w:val="24"/>
+          <w:szCs w:val="24"/>
+          <w:lang w:val="en-US" w:eastAsia="zh-CN"/>
+        </w:rPr>
+        <w:t>exon20</w:t>
+      </w:r>
+      <w:r>
+        <w:rPr>
+          <w:rFonts w:hint="default" w:ascii="宋体" w:hAnsi="宋体" w:eastAsia="宋体" w:cs="宋体"/>
+          <w:sz w:val="24"/>
+          <w:szCs w:val="24"/>
+          <w:lang w:val="en-US" w:eastAsia="zh-CN"/>
+        </w:rPr>
+        <w:t>’</w:t>
+      </w:r>
+      <w:r>
+        <w:rPr>
+          <w:rFonts w:ascii="宋体" w:hAnsi="宋体" w:eastAsia="宋体" w:cs="宋体"/>
+          <w:sz w:val="24"/>
+          <w:szCs w:val="24"/>
+        </w:rPr>
+        <w:t>) %}</w:t>
+      </w:r>
+      <w:r>
+        <w:rPr>
+          <w:rFonts w:hint="eastAsia" w:ascii="Times New Roman" w:hAnsi="Times New Roman" w:eastAsia="微软雅黑" w:cs="Times New Roman"/>
+          <w:b/>
+          <w:bCs w:val="0"/>
+          <w:color w:val="auto"/>
+          <w:sz w:val="24"/>
+          <w:szCs w:val="24"/>
+          <w:lang w:val="en-US" w:eastAsia="zh-CN" w:bidi="ar-SA"/>
+        </w:rPr>
+        <w:t xml:space="preserve">{% </w:t>
+      </w:r>
+      <w:r>
+        <w:rPr>
+          <w:rFonts w:ascii="宋体" w:hAnsi="宋体" w:eastAsia="宋体" w:cs="宋体"/>
+          <w:sz w:val="24"/>
+          <w:szCs w:val="24"/>
+        </w:rPr>
+        <w:t>set ns.show_title = true</w:t>
+      </w:r>
+      <w:r>
+        <w:rPr>
+          <w:rFonts w:hint="eastAsia" w:ascii="Times New Roman" w:hAnsi="Times New Roman" w:eastAsia="微软雅黑" w:cs="Times New Roman"/>
+          <w:b/>
+          <w:bCs w:val="0"/>
+          <w:color w:val="auto"/>
+          <w:sz w:val="24"/>
+          <w:szCs w:val="24"/>
+          <w:lang w:val="en-US" w:eastAsia="zh-CN" w:bidi="ar-SA"/>
+        </w:rPr>
+        <w:t xml:space="preserve"> %}{% endif %}{% endif %}{% endfor %}</w:t>
+      </w:r>
+      <w:r>
+        <w:rPr>
+          <w:rFonts w:ascii="宋体" w:hAnsi="宋体" w:eastAsia="宋体" w:cs="宋体"/>
+          <w:sz w:val="24"/>
+          <w:szCs w:val="24"/>
+        </w:rPr>
+        <w:t xml:space="preserve">{% if </w:t>
+      </w:r>
+      <w:r>
+        <w:rPr>
+          <w:rFonts w:hint="eastAsia" w:ascii="宋体" w:hAnsi="宋体" w:eastAsia="宋体" w:cs="宋体"/>
+          <w:sz w:val="24"/>
+          <w:szCs w:val="24"/>
+          <w:lang w:val="en-US" w:eastAsia="zh-CN"/>
+        </w:rPr>
+        <w:t>ns.</w:t>
+      </w:r>
+      <w:r>
+        <w:rPr>
+          <w:rFonts w:ascii="宋体" w:hAnsi="宋体" w:eastAsia="宋体" w:cs="宋体"/>
+          <w:sz w:val="24"/>
+          <w:szCs w:val="24"/>
+        </w:rPr>
         <w:t>show_title %}</w:t>
       </w:r>
       <w:r>
         <w:rPr>
-          <w:rFonts w:hint="eastAsia" w:ascii="微软雅黑" w:hAnsi="微软雅黑" w:eastAsia="微软雅黑" w:cs="微软雅黑"/>
-          <w:b/>
-          <w:bCs/>
           <w:color w:val="0083C3"/>
           <w:sz w:val="32"/>
           <w14:shadow w14:blurRad="50800" w14:dist="38100" w14:dir="10800000" w14:sx="100000" w14:sy="100000" w14:kx="0" w14:ky="0" w14:algn="r">
@@ -3741,9 +3923,10 @@
       <w:bookmarkEnd w:id="0"/>
       <w:r>
         <w:rPr>
-          <w:rFonts w:hint="default" w:ascii="Times New Roman" w:hAnsi="Times New Roman" w:eastAsia="微软雅黑" w:cs="Times New Roman"/>
+          <w:rFonts w:hint="eastAsia" w:ascii="Times New Roman" w:hAnsi="Times New Roman" w:eastAsia="微软雅黑" w:cs="Times New Roman"/>
           <w:b/>
           <w:bCs w:val="0"/>
+          <w:color w:val="auto"/>
           <w:kern w:val="0"/>
           <w:sz w:val="24"/>
           <w:szCs w:val="24"/>
@@ -3871,7 +4054,59 @@
           <w:sz w:val="24"/>
           <w:szCs w:val="24"/>
         </w:rPr>
-        <w:t xml:space="preserve">tdd.ori_variant  </w:t>
+        <w:t xml:space="preserve">tdd.ori_variant </w:t>
+      </w:r>
+      <w:r>
+        <w:rPr>
+          <w:rFonts w:hint="eastAsia" w:ascii="宋体" w:hAnsi="宋体" w:eastAsia="宋体" w:cs="宋体"/>
+          <w:sz w:val="24"/>
+          <w:szCs w:val="24"/>
+          <w:lang w:val="en-US" w:eastAsia="zh-CN"/>
+        </w:rPr>
+        <w:t xml:space="preserve">or </w:t>
+      </w:r>
+      <w:r>
+        <w:rPr>
+          <w:rFonts w:hint="default" w:ascii="宋体" w:hAnsi="宋体" w:eastAsia="宋体" w:cs="宋体"/>
+          <w:sz w:val="24"/>
+          <w:szCs w:val="24"/>
+          <w:lang w:val="en-US" w:eastAsia="zh-CN"/>
+        </w:rPr>
+        <w:t>‘</w:t>
+      </w:r>
+      <w:r>
+        <w:rPr>
+          <w:rFonts w:ascii="宋体" w:hAnsi="宋体" w:eastAsia="宋体" w:cs="宋体"/>
+          <w:sz w:val="24"/>
+          <w:szCs w:val="24"/>
+        </w:rPr>
+        <w:t>C797S</w:t>
+      </w:r>
+      <w:r>
+        <w:rPr>
+          <w:rFonts w:hint="default" w:ascii="宋体" w:hAnsi="宋体" w:eastAsia="宋体" w:cs="宋体"/>
+          <w:sz w:val="24"/>
+          <w:szCs w:val="24"/>
+          <w:lang w:val="en-US" w:eastAsia="zh-CN"/>
+        </w:rPr>
+        <w:t>’</w:t>
+      </w:r>
+      <w:r>
+        <w:rPr>
+          <w:rFonts w:hint="eastAsia" w:ascii="宋体" w:hAnsi="宋体" w:eastAsia="宋体" w:cs="宋体"/>
+          <w:sz w:val="24"/>
+          <w:szCs w:val="24"/>
+          <w:lang w:val="en-US" w:eastAsia="zh-CN"/>
+        </w:rPr>
+        <w:t xml:space="preserve">in </w:t>
+      </w:r>
+      <w:r>
+        <w:rPr>
+          <w:rFonts w:ascii="宋体" w:hAnsi="宋体" w:eastAsia="宋体" w:cs="宋体"/>
+          <w:sz w:val="24"/>
+          <w:szCs w:val="24"/>
+        </w:rPr>
+        <w:t xml:space="preserve">tdd.ori_variant </w:t>
       </w:r>
       <w:r>
         <w:rPr>
@@ -3966,7 +4201,7 @@
         <w:keepNext w:val="0"/>
         <w:keepLines w:val="0"/>
         <w:pageBreakBefore w:val="0"/>
-        <w:widowControl/>
+        <w:widowControl w:val="0"/>
         <w:numPr>
           <w:ilvl w:val="255"/>
           <w:numId w:val="0"/>
@@ -3980,7 +4215,7 @@
         <w:bidi w:val="0"/>
         <w:adjustRightInd/>
         <w:snapToGrid/>
-        <w:spacing w:before="157" w:beforeLines="50" w:after="0" w:line="240" w:lineRule="auto"/>
+        <w:spacing w:before="0" w:beforeLines="50"/>
         <w:jc w:val="left"/>
         <w:textAlignment w:val="auto"/>
         <w:outlineLvl w:val="9"/>
@@ -4028,8 +4263,8 @@
       </w:tblPr>
       <w:tblGrid>
         <w:gridCol w:w="432"/>
-        <w:gridCol w:w="986"/>
-        <w:gridCol w:w="8452"/>
+        <w:gridCol w:w="1036"/>
+        <w:gridCol w:w="8402"/>
       </w:tblGrid>
       <w:tr>
         <w:tblPrEx>
@@ -4054,7 +4289,7 @@
         </w:trPr>
         <w:tc>
           <w:tcPr>
-            <w:tcW w:w="1418" w:type="dxa"/>
+            <w:tcW w:w="1468" w:type="dxa"/>
             <w:gridSpan w:val="2"/>
             <w:tcBorders>
               <w:top w:val="nil"/>
@@ -4068,8 +4303,7 @@
           <w:p>
             <w:pPr>
               <w:keepNext/>
-              <w:widowControl w:val="0"/>
-              <w:spacing w:before="26" w:after="0" w:line="240" w:lineRule="auto"/>
+              <w:spacing w:before="26"/>
               <w:jc w:val="center"/>
               <w:rPr>
                 <w:rFonts w:ascii="Times New Roman" w:hAnsi="Times New Roman" w:eastAsia="微软雅黑" w:cs="Times New Roman"/>
@@ -4105,7 +4339,7 @@
         </w:tc>
         <w:tc>
           <w:tcPr>
-            <w:tcW w:w="8452" w:type="dxa"/>
+            <w:tcW w:w="8402" w:type="dxa"/>
             <w:tcBorders>
               <w:top w:val="single" w:color="BFBFBF" w:sz="4" w:space="0"/>
               <w:left w:val="nil"/>
@@ -4117,8 +4351,7 @@
           <w:p>
             <w:pPr>
               <w:keepNext/>
-              <w:widowControl w:val="0"/>
-              <w:spacing w:before="26" w:after="0" w:line="240" w:lineRule="auto"/>
+              <w:spacing w:before="26"/>
               <w:jc w:val="center"/>
               <w:rPr>
                 <w:rFonts w:hint="default" w:ascii="Times New Roman" w:hAnsi="Times New Roman" w:eastAsia="微软雅黑" w:cs="Times New Roman"/>
@@ -4156,7 +4389,7 @@
                 <w:szCs w:val="18"/>
                 <w:lang w:eastAsia="zh-CN"/>
               </w:rPr>
-              <w:t xml:space="preserve">.split(' ')[1] ~ ' </w:t>
+              <w:t>.split(' ')[1] ~ '</w:t>
             </w:r>
             <w:r>
               <w:rPr>
@@ -4176,7 +4409,7 @@
                 <w:szCs w:val="18"/>
                 <w:lang w:eastAsia="zh-CN"/>
               </w:rPr>
-              <w:t xml:space="preserve">' ~ </w:t>
+              <w:t xml:space="preserve"> ' ~ </w:t>
             </w:r>
             <w:r>
               <w:rPr>
@@ -4237,11 +4470,19 @@
           </w:tcPr>
           <w:p>
             <w:pPr>
-              <w:widowControl w:val="0"/>
-              <w:spacing w:before="1" w:after="0" w:line="250" w:lineRule="auto"/>
+              <w:spacing w:before="1" w:line="250" w:lineRule="auto"/>
               <w:jc w:val="center"/>
               <w:rPr>
                 <w:rFonts w:ascii="Times New Roman" w:hAnsi="Times New Roman" w:eastAsia="微软雅黑" w:cs="Times New Roman"/>
+                <w:sz w:val="18"/>
+                <w:szCs w:val="18"/>
+                <w:lang w:eastAsia="zh-CN"/>
+              </w:rPr>
+            </w:pPr>
+            <w:r>
+              <w:rPr>
+                <w:rFonts w:ascii="Times New Roman" w:hAnsi="Times New Roman" w:eastAsia="微软雅黑" w:cs="Times New Roman"/>
+                <w:b/>
                 <w:color w:val="FFFFFF" w:themeColor="background1"/>
                 <w:sz w:val="18"/>
                 <w:szCs w:val="18"/>
@@ -4252,8 +4493,26 @@
                   </w14:solidFill>
                 </w14:textFill>
               </w:rPr>
-            </w:pPr>
-            <w:r>
+              <w:t>潜在获益药物</w:t>
+            </w:r>
+          </w:p>
+        </w:tc>
+        <w:tc>
+          <w:tcPr>
+            <w:tcW w:w="1036" w:type="dxa"/>
+            <w:tcBorders>
+              <w:top w:val="single" w:color="FFFFFF" w:themeColor="background1" w:sz="18" w:space="0"/>
+              <w:left w:val="single" w:color="FFFFFF" w:themeColor="background1" w:sz="18" w:space="0"/>
+              <w:bottom w:val="single" w:color="FFFFFF" w:themeColor="background1" w:sz="18" w:space="0"/>
+              <w:right w:val="nil"/>
+            </w:tcBorders>
+            <w:shd w:val="clear" w:color="auto" w:fill="0083C3"/>
+            <w:vAlign w:val="center"/>
+          </w:tcPr>
+          <w:p>
+            <w:pPr>
+              <w:spacing w:before="1" w:line="250" w:lineRule="auto"/>
+              <w:jc w:val="center"/>
               <w:rPr>
                 <w:rFonts w:ascii="Times New Roman" w:hAnsi="Times New Roman" w:eastAsia="微软雅黑" w:cs="Times New Roman"/>
                 <w:b/>
@@ -4267,27 +4526,8 @@
                   </w14:solidFill>
                 </w14:textFill>
               </w:rPr>
-              <w:t>潜在获益药物</w:t>
-            </w:r>
-          </w:p>
-        </w:tc>
-        <w:tc>
-          <w:tcPr>
-            <w:tcW w:w="986" w:type="dxa"/>
-            <w:tcBorders>
-              <w:top w:val="single" w:color="FFFFFF" w:themeColor="background1" w:sz="18" w:space="0"/>
-              <w:left w:val="single" w:color="FFFFFF" w:themeColor="background1" w:sz="18" w:space="0"/>
-              <w:bottom w:val="single" w:color="FFFFFF" w:themeColor="background1" w:sz="18" w:space="0"/>
-              <w:right w:val="nil"/>
-            </w:tcBorders>
-            <w:shd w:val="clear" w:color="auto" w:fill="0083C3"/>
-            <w:vAlign w:val="center"/>
-          </w:tcPr>
-          <w:p>
-            <w:pPr>
-              <w:widowControl w:val="0"/>
-              <w:spacing w:before="1" w:after="0" w:line="250" w:lineRule="auto"/>
-              <w:jc w:val="center"/>
+            </w:pPr>
+            <w:r>
               <w:rPr>
                 <w:rFonts w:ascii="Times New Roman" w:hAnsi="Times New Roman" w:eastAsia="微软雅黑" w:cs="Times New Roman"/>
                 <w:b/>
@@ -4301,28 +4541,13 @@
                   </w14:solidFill>
                 </w14:textFill>
               </w:rPr>
-            </w:pPr>
-            <w:r>
-              <w:rPr>
-                <w:rFonts w:ascii="Times New Roman" w:hAnsi="Times New Roman" w:eastAsia="微软雅黑" w:cs="Times New Roman"/>
-                <w:b/>
-                <w:color w:val="FFFFFF" w:themeColor="background1"/>
-                <w:sz w:val="18"/>
-                <w:szCs w:val="18"/>
-                <w:lang w:eastAsia="zh-CN"/>
-                <w14:textFill>
-                  <w14:solidFill>
-                    <w14:schemeClr w14:val="bg1"/>
-                  </w14:solidFill>
-                </w14:textFill>
-              </w:rPr>
               <w:t>A级</w:t>
             </w:r>
           </w:p>
         </w:tc>
         <w:tc>
           <w:tcPr>
-            <w:tcW w:w="8452" w:type="dxa"/>
+            <w:tcW w:w="8402" w:type="dxa"/>
             <w:tcBorders>
               <w:top w:val="single" w:color="A4A4A4" w:sz="4" w:space="0"/>
               <w:left w:val="nil"/>
@@ -4334,8 +4559,7 @@
           </w:tcPr>
           <w:p>
             <w:pPr>
-              <w:widowControl w:val="0"/>
-              <w:spacing w:before="1" w:after="0" w:line="250" w:lineRule="auto"/>
+              <w:spacing w:before="1" w:line="250" w:lineRule="auto"/>
               <w:jc w:val="center"/>
               <w:rPr>
                 <w:rFonts w:ascii="Times New Roman" w:hAnsi="Times New Roman" w:eastAsia="微软雅黑" w:cs="Times New Roman"/>
@@ -4435,8 +4659,7 @@
           </w:tcPr>
           <w:p>
             <w:pPr>
-              <w:widowControl w:val="0"/>
-              <w:spacing w:before="1" w:after="0" w:line="250" w:lineRule="auto"/>
+              <w:spacing w:before="1" w:line="250" w:lineRule="auto"/>
               <w:jc w:val="center"/>
               <w:rPr>
                 <w:rFonts w:ascii="Times New Roman" w:hAnsi="Times New Roman" w:eastAsia="微软雅黑" w:cs="Times New Roman"/>
@@ -4456,7 +4679,7 @@
         </w:tc>
         <w:tc>
           <w:tcPr>
-            <w:tcW w:w="986" w:type="dxa"/>
+            <w:tcW w:w="1036" w:type="dxa"/>
             <w:tcBorders>
               <w:top w:val="single" w:color="FFFFFF" w:themeColor="background1" w:sz="18" w:space="0"/>
               <w:left w:val="single" w:color="FFFFFF" w:themeColor="background1" w:sz="18" w:space="0"/>
@@ -4468,8 +4691,7 @@
           </w:tcPr>
           <w:p>
             <w:pPr>
-              <w:widowControl w:val="0"/>
-              <w:spacing w:before="1" w:after="0" w:line="250" w:lineRule="auto"/>
+              <w:spacing w:before="1" w:line="250" w:lineRule="auto"/>
               <w:jc w:val="center"/>
               <w:rPr>
                 <w:rFonts w:ascii="Times New Roman" w:hAnsi="Times New Roman" w:eastAsia="微软雅黑" w:cs="Times New Roman"/>
@@ -4505,7 +4727,7 @@
         </w:tc>
         <w:tc>
           <w:tcPr>
-            <w:tcW w:w="8452" w:type="dxa"/>
+            <w:tcW w:w="8402" w:type="dxa"/>
             <w:tcBorders>
               <w:top w:val="single" w:color="A4A4A4" w:sz="4" w:space="0"/>
               <w:left w:val="nil"/>
@@ -4518,8 +4740,7 @@
           <w:p>
             <w:pPr>
               <w:keepNext/>
-              <w:widowControl w:val="0"/>
-              <w:spacing w:before="26" w:after="0" w:line="240" w:lineRule="auto"/>
+              <w:spacing w:before="26"/>
               <w:jc w:val="center"/>
               <w:rPr>
                 <w:rFonts w:ascii="Times New Roman" w:hAnsi="Times New Roman" w:eastAsia="微软雅黑" w:cs="Times New Roman"/>
@@ -4619,8 +4840,7 @@
           </w:tcPr>
           <w:p>
             <w:pPr>
-              <w:widowControl w:val="0"/>
-              <w:spacing w:before="1" w:after="0" w:line="250" w:lineRule="auto"/>
+              <w:spacing w:before="1" w:line="250" w:lineRule="auto"/>
               <w:jc w:val="center"/>
               <w:rPr>
                 <w:rFonts w:ascii="Times New Roman" w:hAnsi="Times New Roman" w:eastAsia="微软雅黑" w:cs="Times New Roman"/>
@@ -4640,7 +4860,7 @@
         </w:tc>
         <w:tc>
           <w:tcPr>
-            <w:tcW w:w="986" w:type="dxa"/>
+            <w:tcW w:w="1036" w:type="dxa"/>
             <w:tcBorders>
               <w:top w:val="single" w:color="FFFFFF" w:themeColor="background1" w:sz="18" w:space="0"/>
               <w:left w:val="single" w:color="FFFFFF" w:themeColor="background1" w:sz="18" w:space="0"/>
@@ -4652,8 +4872,7 @@
           </w:tcPr>
           <w:p>
             <w:pPr>
-              <w:widowControl w:val="0"/>
-              <w:spacing w:before="1" w:after="0" w:line="250" w:lineRule="auto"/>
+              <w:spacing w:before="1" w:line="250" w:lineRule="auto"/>
               <w:jc w:val="center"/>
               <w:rPr>
                 <w:rFonts w:ascii="Times New Roman" w:hAnsi="Times New Roman" w:eastAsia="微软雅黑" w:cs="Times New Roman"/>
@@ -4689,7 +4908,7 @@
         </w:tc>
         <w:tc>
           <w:tcPr>
-            <w:tcW w:w="8452" w:type="dxa"/>
+            <w:tcW w:w="8402" w:type="dxa"/>
             <w:tcBorders>
               <w:top w:val="single" w:color="A4A4A4" w:sz="4" w:space="0"/>
               <w:left w:val="nil"/>
@@ -4702,8 +4921,7 @@
           <w:p>
             <w:pPr>
               <w:keepNext/>
-              <w:widowControl w:val="0"/>
-              <w:spacing w:before="26" w:after="0" w:line="240" w:lineRule="auto"/>
+              <w:spacing w:before="26"/>
               <w:jc w:val="center"/>
               <w:rPr>
                 <w:rFonts w:ascii="Times New Roman" w:hAnsi="Times New Roman" w:eastAsia="微软雅黑" w:cs="Times New Roman"/>
@@ -4803,8 +5021,7 @@
           </w:tcPr>
           <w:p>
             <w:pPr>
-              <w:widowControl w:val="0"/>
-              <w:spacing w:before="1" w:after="0" w:line="250" w:lineRule="auto"/>
+              <w:spacing w:before="1" w:line="250" w:lineRule="auto"/>
               <w:jc w:val="center"/>
               <w:rPr>
                 <w:rFonts w:ascii="Times New Roman" w:hAnsi="Times New Roman" w:eastAsia="微软雅黑" w:cs="Times New Roman"/>
@@ -4824,7 +5041,7 @@
         </w:tc>
         <w:tc>
           <w:tcPr>
-            <w:tcW w:w="986" w:type="dxa"/>
+            <w:tcW w:w="1036" w:type="dxa"/>
             <w:tcBorders>
               <w:top w:val="single" w:color="FFFFFF" w:themeColor="background1" w:sz="18" w:space="0"/>
               <w:left w:val="single" w:color="FFFFFF" w:themeColor="background1" w:sz="18" w:space="0"/>
@@ -4836,8 +5053,7 @@
           </w:tcPr>
           <w:p>
             <w:pPr>
-              <w:widowControl w:val="0"/>
-              <w:spacing w:before="1" w:after="0" w:line="250" w:lineRule="auto"/>
+              <w:spacing w:before="1" w:line="250" w:lineRule="auto"/>
               <w:jc w:val="center"/>
               <w:rPr>
                 <w:rFonts w:ascii="Times New Roman" w:hAnsi="Times New Roman" w:eastAsia="微软雅黑" w:cs="Times New Roman"/>
@@ -4889,7 +5105,7 @@
         </w:tc>
         <w:tc>
           <w:tcPr>
-            <w:tcW w:w="8452" w:type="dxa"/>
+            <w:tcW w:w="8402" w:type="dxa"/>
             <w:tcBorders>
               <w:top w:val="single" w:color="A4A4A4" w:sz="4" w:space="0"/>
               <w:left w:val="nil"/>
@@ -4902,8 +5118,7 @@
           <w:p>
             <w:pPr>
               <w:keepNext/>
-              <w:widowControl w:val="0"/>
-              <w:spacing w:before="26" w:after="0" w:line="240" w:lineRule="auto"/>
+              <w:spacing w:before="26"/>
               <w:jc w:val="center"/>
               <w:rPr>
                 <w:rFonts w:ascii="Times New Roman" w:hAnsi="Times New Roman" w:eastAsia="微软雅黑" w:cs="Times New Roman"/>
@@ -5039,8 +5254,7 @@
           <w:p>
             <w:pPr>
               <w:keepNext/>
-              <w:widowControl w:val="0"/>
-              <w:spacing w:before="26" w:after="0" w:line="240" w:lineRule="auto"/>
+              <w:spacing w:before="26"/>
               <w:jc w:val="center"/>
               <w:rPr>
                 <w:rFonts w:ascii="Times New Roman" w:hAnsi="Times New Roman" w:eastAsia="微软雅黑" w:cs="Times New Roman"/>
@@ -5076,7 +5290,7 @@
         </w:tc>
         <w:tc>
           <w:tcPr>
-            <w:tcW w:w="986" w:type="dxa"/>
+            <w:tcW w:w="1036" w:type="dxa"/>
             <w:tcBorders>
               <w:top w:val="single" w:color="FFFFFF" w:themeColor="background1" w:sz="18" w:space="0"/>
               <w:left w:val="single" w:color="FFFFFF" w:themeColor="background1" w:sz="18" w:space="0"/>
@@ -5089,8 +5303,7 @@
           <w:p>
             <w:pPr>
               <w:keepNext/>
-              <w:widowControl w:val="0"/>
-              <w:spacing w:before="26" w:after="0" w:line="240" w:lineRule="auto"/>
+              <w:spacing w:before="26"/>
               <w:jc w:val="center"/>
               <w:rPr>
                 <w:rFonts w:ascii="Times New Roman" w:hAnsi="Times New Roman" w:eastAsia="微软雅黑" w:cs="Times New Roman"/>
@@ -5126,7 +5339,7 @@
         </w:tc>
         <w:tc>
           <w:tcPr>
-            <w:tcW w:w="8452" w:type="dxa"/>
+            <w:tcW w:w="8402" w:type="dxa"/>
             <w:tcBorders>
               <w:top w:val="single" w:color="A4A4A4" w:sz="4" w:space="0"/>
               <w:left w:val="nil"/>
@@ -5139,8 +5352,7 @@
           <w:p>
             <w:pPr>
               <w:keepNext/>
-              <w:widowControl w:val="0"/>
-              <w:spacing w:before="26" w:after="0" w:line="240" w:lineRule="auto"/>
+              <w:spacing w:before="26"/>
               <w:jc w:val="center"/>
               <w:rPr>
                 <w:rFonts w:ascii="Times New Roman" w:hAnsi="Times New Roman" w:eastAsia="微软雅黑" w:cs="Times New Roman"/>
@@ -5268,8 +5480,7 @@
           <w:p>
             <w:pPr>
               <w:keepNext/>
-              <w:widowControl w:val="0"/>
-              <w:spacing w:before="26" w:after="0" w:line="240" w:lineRule="auto"/>
+              <w:spacing w:before="26"/>
               <w:jc w:val="center"/>
               <w:rPr>
                 <w:rFonts w:ascii="Times New Roman" w:hAnsi="Times New Roman" w:eastAsia="微软雅黑" w:cs="Times New Roman"/>
@@ -5289,7 +5500,7 @@
         </w:tc>
         <w:tc>
           <w:tcPr>
-            <w:tcW w:w="986" w:type="dxa"/>
+            <w:tcW w:w="1036" w:type="dxa"/>
             <w:tcBorders>
               <w:top w:val="single" w:color="FFFFFF" w:themeColor="background1" w:sz="18" w:space="0"/>
               <w:left w:val="single" w:color="FFFFFF" w:themeColor="background1" w:sz="18" w:space="0"/>
@@ -5302,8 +5513,7 @@
           <w:p>
             <w:pPr>
               <w:keepNext/>
-              <w:widowControl w:val="0"/>
-              <w:spacing w:before="26" w:after="0" w:line="240" w:lineRule="auto"/>
+              <w:spacing w:before="26"/>
               <w:jc w:val="center"/>
               <w:rPr>
                 <w:rFonts w:ascii="Times New Roman" w:hAnsi="Times New Roman" w:eastAsia="微软雅黑" w:cs="Times New Roman"/>
@@ -5339,7 +5549,7 @@
         </w:tc>
         <w:tc>
           <w:tcPr>
-            <w:tcW w:w="8452" w:type="dxa"/>
+            <w:tcW w:w="8402" w:type="dxa"/>
             <w:tcBorders>
               <w:top w:val="single" w:color="A4A4A4" w:sz="4" w:space="0"/>
               <w:left w:val="nil"/>
@@ -5352,8 +5562,7 @@
           <w:p>
             <w:pPr>
               <w:keepNext/>
-              <w:widowControl w:val="0"/>
-              <w:spacing w:before="26" w:after="0" w:line="240" w:lineRule="auto"/>
+              <w:spacing w:before="26"/>
               <w:jc w:val="center"/>
               <w:rPr>
                 <w:rFonts w:ascii="Times New Roman" w:hAnsi="Times New Roman" w:eastAsia="微软雅黑" w:cs="Times New Roman"/>
@@ -5481,8 +5690,7 @@
           <w:p>
             <w:pPr>
               <w:keepNext/>
-              <w:widowControl w:val="0"/>
-              <w:spacing w:before="26" w:after="0" w:line="240" w:lineRule="auto"/>
+              <w:spacing w:before="26"/>
               <w:jc w:val="center"/>
               <w:rPr>
                 <w:rFonts w:ascii="Times New Roman" w:hAnsi="Times New Roman" w:eastAsia="微软雅黑" w:cs="Times New Roman"/>
@@ -5502,7 +5710,7 @@
         </w:tc>
         <w:tc>
           <w:tcPr>
-            <w:tcW w:w="986" w:type="dxa"/>
+            <w:tcW w:w="1036" w:type="dxa"/>
             <w:tcBorders>
               <w:top w:val="single" w:color="FFFFFF" w:themeColor="background1" w:sz="18" w:space="0"/>
               <w:left w:val="single" w:color="FFFFFF" w:themeColor="background1" w:sz="18" w:space="0"/>
@@ -5515,8 +5723,7 @@
           <w:p>
             <w:pPr>
               <w:keepNext/>
-              <w:widowControl w:val="0"/>
-              <w:spacing w:before="26" w:after="0" w:line="240" w:lineRule="auto"/>
+              <w:spacing w:before="26"/>
               <w:jc w:val="center"/>
               <w:rPr>
                 <w:rFonts w:ascii="Times New Roman" w:hAnsi="Times New Roman" w:eastAsia="微软雅黑" w:cs="Times New Roman"/>
@@ -5552,7 +5759,7 @@
         </w:tc>
         <w:tc>
           <w:tcPr>
-            <w:tcW w:w="8452" w:type="dxa"/>
+            <w:tcW w:w="8402" w:type="dxa"/>
             <w:tcBorders>
               <w:top w:val="single" w:color="A4A4A4" w:sz="4" w:space="0"/>
               <w:left w:val="nil"/>
@@ -5565,8 +5772,7 @@
           <w:p>
             <w:pPr>
               <w:keepNext/>
-              <w:widowControl w:val="0"/>
-              <w:spacing w:before="26" w:after="0" w:line="240" w:lineRule="auto"/>
+              <w:spacing w:before="26"/>
               <w:jc w:val="center"/>
               <w:rPr>
                 <w:rFonts w:ascii="Times New Roman" w:hAnsi="Times New Roman" w:eastAsia="微软雅黑" w:cs="Times New Roman"/>
@@ -5695,8 +5901,7 @@
           <w:p>
             <w:pPr>
               <w:keepNext/>
-              <w:widowControl w:val="0"/>
-              <w:spacing w:before="26" w:after="0" w:line="240" w:lineRule="auto"/>
+              <w:spacing w:before="26"/>
               <w:jc w:val="center"/>
               <w:rPr>
                 <w:rFonts w:ascii="Times New Roman" w:hAnsi="Times New Roman" w:eastAsia="微软雅黑" w:cs="Times New Roman"/>
@@ -5716,7 +5921,7 @@
         </w:tc>
         <w:tc>
           <w:tcPr>
-            <w:tcW w:w="986" w:type="dxa"/>
+            <w:tcW w:w="1036" w:type="dxa"/>
             <w:tcBorders>
               <w:top w:val="single" w:color="FFFFFF" w:themeColor="background1" w:sz="18" w:space="0"/>
               <w:left w:val="single" w:color="FFFFFF" w:themeColor="background1" w:sz="18" w:space="0"/>
@@ -5729,8 +5934,7 @@
           <w:p>
             <w:pPr>
               <w:keepNext/>
-              <w:widowControl w:val="0"/>
-              <w:spacing w:before="26" w:after="0" w:line="240" w:lineRule="auto"/>
+              <w:spacing w:before="26"/>
               <w:jc w:val="center"/>
               <w:rPr>
                 <w:rFonts w:ascii="Times New Roman" w:hAnsi="Times New Roman" w:eastAsia="微软雅黑" w:cs="Times New Roman"/>
@@ -5782,7 +5986,7 @@
         </w:tc>
         <w:tc>
           <w:tcPr>
-            <w:tcW w:w="8452" w:type="dxa"/>
+            <w:tcW w:w="8402" w:type="dxa"/>
             <w:tcBorders>
               <w:top w:val="single" w:color="A4A4A4" w:sz="4" w:space="0"/>
               <w:left w:val="nil"/>
@@ -5795,8 +5999,7 @@
           <w:p>
             <w:pPr>
               <w:keepNext/>
-              <w:widowControl w:val="0"/>
-              <w:spacing w:before="26" w:after="0" w:line="240" w:lineRule="auto"/>
+              <w:spacing w:before="26"/>
               <w:jc w:val="center"/>
               <w:rPr>
                 <w:rFonts w:ascii="Times New Roman" w:hAnsi="Times New Roman" w:eastAsia="微软雅黑" w:cs="Times New Roman"/>
@@ -5911,7 +6114,7 @@
         </w:trPr>
         <w:tc>
           <w:tcPr>
-            <w:tcW w:w="1418" w:type="dxa"/>
+            <w:tcW w:w="1468" w:type="dxa"/>
             <w:gridSpan w:val="2"/>
             <w:tcBorders>
               <w:top w:val="single" w:color="FFFFFF" w:themeColor="background1" w:sz="18" w:space="0"/>
@@ -5924,8 +6127,7 @@
           <w:p>
             <w:pPr>
               <w:keepNext/>
-              <w:widowControl w:val="0"/>
-              <w:spacing w:before="26" w:after="0" w:line="240" w:lineRule="auto"/>
+              <w:spacing w:before="26"/>
               <w:jc w:val="center"/>
               <w:rPr>
                 <w:rFonts w:ascii="Times New Roman" w:hAnsi="Times New Roman" w:eastAsia="微软雅黑" w:cs="Times New Roman"/>
@@ -5961,7 +6163,7 @@
         </w:tc>
         <w:tc>
           <w:tcPr>
-            <w:tcW w:w="8452" w:type="dxa"/>
+            <w:tcW w:w="8402" w:type="dxa"/>
             <w:tcBorders>
               <w:top w:val="single" w:color="A4A4A4" w:sz="4" w:space="0"/>
               <w:left w:val="nil"/>
@@ -5973,8 +6175,7 @@
           <w:p>
             <w:pPr>
               <w:keepNext/>
-              <w:widowControl w:val="0"/>
-              <w:spacing w:before="26" w:after="0" w:line="240" w:lineRule="auto"/>
+              <w:spacing w:before="26"/>
               <w:rPr>
                 <w:rFonts w:ascii="Times New Roman" w:hAnsi="Times New Roman" w:eastAsia="微软雅黑" w:cs="Times New Roman"/>
                 <w:sz w:val="18"/>
@@ -6071,8 +6272,7 @@
           <w:p>
             <w:pPr>
               <w:keepNext/>
-              <w:widowControl w:val="0"/>
-              <w:spacing w:before="26" w:after="0" w:line="240" w:lineRule="auto"/>
+              <w:spacing w:before="26"/>
               <w:rPr>
                 <w:rFonts w:ascii="Times New Roman" w:hAnsi="Times New Roman" w:eastAsia="微软雅黑" w:cs="Times New Roman"/>
                 <w:sz w:val="18"/>
@@ -6095,8 +6295,7 @@
     </w:tbl>
     <w:p>
       <w:pPr>
-        <w:widowControl w:val="0"/>
-        <w:spacing w:before="26" w:after="0" w:line="240" w:lineRule="auto"/>
+        <w:spacing w:before="26"/>
         <w:rPr>
           <w:rFonts w:ascii="Times New Roman" w:hAnsi="Times New Roman" w:eastAsia="微软雅黑" w:cs="Times New Roman"/>
           <w:b/>
@@ -6119,8 +6318,7 @@
     <w:p>
       <w:pPr>
         <w:keepNext/>
-        <w:widowControl w:val="0"/>
-        <w:spacing w:before="26" w:after="0" w:line="240" w:lineRule="auto"/>
+        <w:spacing w:before="26"/>
         <w:rPr>
           <w:rFonts w:ascii="Times New Roman" w:hAnsi="Times New Roman" w:eastAsia="微软雅黑" w:cs="Times New Roman"/>
           <w:b/>
@@ -6203,8 +6401,6 @@
           <w:p>
             <w:pPr>
               <w:keepNext/>
-              <w:widowControl w:val="0"/>
-              <w:spacing w:after="0" w:line="240" w:lineRule="auto"/>
               <w:jc w:val="center"/>
               <w:rPr>
                 <w:rFonts w:ascii="Times New Roman" w:hAnsi="Times New Roman" w:eastAsia="微软雅黑" w:cs="Times New Roman"/>
@@ -6253,8 +6449,6 @@
           <w:p>
             <w:pPr>
               <w:keepNext/>
-              <w:widowControl w:val="0"/>
-              <w:spacing w:after="0" w:line="240" w:lineRule="auto"/>
               <w:jc w:val="center"/>
               <w:rPr>
                 <w:rFonts w:ascii="Times New Roman" w:hAnsi="Times New Roman" w:eastAsia="微软雅黑" w:cs="Times New Roman"/>
@@ -6303,8 +6497,6 @@
           <w:p>
             <w:pPr>
               <w:keepNext/>
-              <w:widowControl w:val="0"/>
-              <w:spacing w:after="0" w:line="240" w:lineRule="auto"/>
               <w:jc w:val="center"/>
               <w:rPr>
                 <w:rFonts w:ascii="Times New Roman" w:hAnsi="Times New Roman" w:eastAsia="微软雅黑" w:cs="Times New Roman"/>
@@ -6369,8 +6561,6 @@
           <w:p>
             <w:pPr>
               <w:keepNext/>
-              <w:widowControl w:val="0"/>
-              <w:spacing w:after="0" w:line="240" w:lineRule="auto"/>
               <w:jc w:val="center"/>
               <w:rPr>
                 <w:rFonts w:ascii="Times New Roman" w:hAnsi="Times New Roman" w:eastAsia="微软雅黑" w:cs="Times New Roman"/>
@@ -6441,8 +6631,7 @@
           <w:p>
             <w:pPr>
               <w:keepNext/>
-              <w:widowControl w:val="0"/>
-              <w:spacing w:before="26" w:after="0" w:line="240" w:lineRule="auto"/>
+              <w:spacing w:before="26"/>
               <w:jc w:val="center"/>
               <w:rPr>
                 <w:rFonts w:ascii="Times New Roman" w:hAnsi="Times New Roman" w:eastAsia="微软雅黑" w:cs="Times New Roman"/>
@@ -6500,8 +6689,7 @@
           </w:tcPr>
           <w:p>
             <w:pPr>
-              <w:widowControl w:val="0"/>
-              <w:spacing w:before="1" w:after="0" w:line="249" w:lineRule="auto"/>
+              <w:spacing w:before="1" w:line="249" w:lineRule="auto"/>
               <w:ind w:right="131"/>
               <w:jc w:val="center"/>
               <w:rPr>
@@ -6510,7 +6698,6 @@
                 <w:sz w:val="18"/>
                 <w:szCs w:val="18"/>
                 <w:highlight w:val="yellow"/>
-                <w:lang w:eastAsia="en-US"/>
               </w:rPr>
             </w:pPr>
             <w:r>
@@ -6567,8 +6754,7 @@
           <w:p>
             <w:pPr>
               <w:keepNext/>
-              <w:widowControl w:val="0"/>
-              <w:spacing w:before="26" w:after="0" w:line="240" w:lineRule="auto"/>
+              <w:spacing w:before="26"/>
               <w:jc w:val="center"/>
               <w:rPr>
                 <w:rFonts w:ascii="Times New Roman" w:hAnsi="Times New Roman" w:eastAsia="微软雅黑" w:cs="Times New Roman"/>
@@ -6623,8 +6809,7 @@
           <w:p>
             <w:pPr>
               <w:keepNext/>
-              <w:widowControl w:val="0"/>
-              <w:spacing w:before="26" w:after="0" w:line="240" w:lineRule="auto"/>
+              <w:spacing w:before="26"/>
               <w:jc w:val="center"/>
               <w:rPr>
                 <w:rFonts w:ascii="Times New Roman" w:hAnsi="Times New Roman" w:eastAsia="微软雅黑" w:cs="Times New Roman"/>
@@ -6679,8 +6864,7 @@
           <w:p>
             <w:pPr>
               <w:keepNext/>
-              <w:widowControl w:val="0"/>
-              <w:spacing w:before="26" w:after="0" w:line="240" w:lineRule="auto"/>
+              <w:spacing w:before="26"/>
               <w:jc w:val="center"/>
               <w:rPr>
                 <w:rFonts w:ascii="Times New Roman" w:hAnsi="Times New Roman" w:eastAsia="微软雅黑" w:cs="Times New Roman"/>
@@ -6758,8 +6942,7 @@
           <w:p>
             <w:pPr>
               <w:keepNext/>
-              <w:widowControl w:val="0"/>
-              <w:spacing w:before="26" w:after="0" w:line="240" w:lineRule="auto"/>
+              <w:spacing w:before="26"/>
               <w:jc w:val="center"/>
               <w:rPr>
                 <w:rFonts w:ascii="Times New Roman" w:hAnsi="Times New Roman" w:eastAsia="微软雅黑" w:cs="Times New Roman"/>
@@ -6785,8 +6968,7 @@
     </w:tbl>
     <w:p>
       <w:pPr>
-        <w:widowControl w:val="0"/>
-        <w:spacing w:before="26" w:after="0" w:line="240" w:lineRule="auto"/>
+        <w:spacing w:before="26"/>
         <w:rPr>
           <w:rFonts w:ascii="Times New Roman" w:hAnsi="Times New Roman" w:eastAsia="微软雅黑" w:cs="Times New Roman"/>
           <w:b/>
@@ -6809,8 +6991,7 @@
     <w:p>
       <w:pPr>
         <w:keepNext/>
-        <w:widowControl w:val="0"/>
-        <w:spacing w:before="26" w:after="0" w:line="240" w:lineRule="auto"/>
+        <w:spacing w:before="26"/>
         <w:rPr>
           <w:rFonts w:ascii="Times New Roman" w:hAnsi="Times New Roman" w:eastAsia="微软雅黑" w:cs="Times New Roman"/>
           <w:b/>
@@ -6893,8 +7074,6 @@
           <w:p>
             <w:pPr>
               <w:keepNext/>
-              <w:widowControl w:val="0"/>
-              <w:spacing w:after="0" w:line="240" w:lineRule="auto"/>
               <w:jc w:val="center"/>
               <w:rPr>
                 <w:rFonts w:ascii="Times New Roman" w:hAnsi="Times New Roman" w:eastAsia="微软雅黑" w:cs="Times New Roman"/>
@@ -6943,8 +7122,6 @@
           <w:p>
             <w:pPr>
               <w:keepNext/>
-              <w:widowControl w:val="0"/>
-              <w:spacing w:after="0" w:line="240" w:lineRule="auto"/>
               <w:jc w:val="center"/>
               <w:rPr>
                 <w:rFonts w:ascii="Times New Roman" w:hAnsi="Times New Roman" w:eastAsia="微软雅黑" w:cs="Times New Roman"/>
@@ -6993,8 +7170,6 @@
           <w:p>
             <w:pPr>
               <w:keepNext/>
-              <w:widowControl w:val="0"/>
-              <w:spacing w:after="0" w:line="240" w:lineRule="auto"/>
               <w:jc w:val="center"/>
               <w:rPr>
                 <w:rFonts w:ascii="Times New Roman" w:hAnsi="Times New Roman" w:eastAsia="微软雅黑" w:cs="Times New Roman"/>
@@ -7059,8 +7234,6 @@
           <w:p>
             <w:pPr>
               <w:keepNext/>
-              <w:widowControl w:val="0"/>
-              <w:spacing w:after="0" w:line="240" w:lineRule="auto"/>
               <w:jc w:val="center"/>
               <w:rPr>
                 <w:rFonts w:ascii="Times New Roman" w:hAnsi="Times New Roman" w:eastAsia="微软雅黑" w:cs="Times New Roman"/>
@@ -7131,8 +7304,7 @@
           <w:p>
             <w:pPr>
               <w:keepNext/>
-              <w:widowControl w:val="0"/>
-              <w:spacing w:before="26" w:after="0" w:line="240" w:lineRule="auto"/>
+              <w:spacing w:before="26"/>
               <w:jc w:val="center"/>
               <w:rPr>
                 <w:rFonts w:ascii="Times New Roman" w:hAnsi="Times New Roman" w:eastAsia="微软雅黑" w:cs="Times New Roman"/>
@@ -7210,8 +7382,7 @@
           </w:tcPr>
           <w:p>
             <w:pPr>
-              <w:widowControl w:val="0"/>
-              <w:spacing w:before="1" w:after="0" w:line="249" w:lineRule="auto"/>
+              <w:spacing w:before="1" w:line="249" w:lineRule="auto"/>
               <w:ind w:right="131"/>
               <w:jc w:val="center"/>
               <w:rPr>
@@ -7220,7 +7391,6 @@
                 <w:sz w:val="18"/>
                 <w:szCs w:val="18"/>
                 <w:highlight w:val="yellow"/>
-                <w:lang w:eastAsia="en-US"/>
               </w:rPr>
             </w:pPr>
             <w:r>
@@ -7277,8 +7447,7 @@
           <w:p>
             <w:pPr>
               <w:keepNext/>
-              <w:widowControl w:val="0"/>
-              <w:spacing w:before="26" w:after="0" w:line="240" w:lineRule="auto"/>
+              <w:spacing w:before="26"/>
               <w:jc w:val="center"/>
               <w:rPr>
                 <w:rFonts w:ascii="Times New Roman" w:hAnsi="Times New Roman" w:eastAsia="微软雅黑" w:cs="Times New Roman"/>
@@ -7333,8 +7502,7 @@
           <w:p>
             <w:pPr>
               <w:keepNext/>
-              <w:widowControl w:val="0"/>
-              <w:spacing w:before="26" w:after="0" w:line="240" w:lineRule="auto"/>
+              <w:spacing w:before="26"/>
               <w:jc w:val="center"/>
               <w:rPr>
                 <w:rFonts w:ascii="Times New Roman" w:hAnsi="Times New Roman" w:eastAsia="微软雅黑" w:cs="Times New Roman"/>
@@ -7389,8 +7557,7 @@
           <w:p>
             <w:pPr>
               <w:keepNext/>
-              <w:widowControl w:val="0"/>
-              <w:spacing w:before="26" w:after="0" w:line="240" w:lineRule="auto"/>
+              <w:spacing w:before="26"/>
               <w:jc w:val="center"/>
               <w:rPr>
                 <w:rFonts w:ascii="Times New Roman" w:hAnsi="Times New Roman" w:eastAsia="微软雅黑" w:cs="Times New Roman"/>
@@ -7468,8 +7635,7 @@
           <w:p>
             <w:pPr>
               <w:keepNext/>
-              <w:widowControl w:val="0"/>
-              <w:spacing w:before="26" w:after="0" w:line="240" w:lineRule="auto"/>
+              <w:spacing w:before="26"/>
               <w:jc w:val="center"/>
               <w:rPr>
                 <w:rFonts w:ascii="Times New Roman" w:hAnsi="Times New Roman" w:eastAsia="微软雅黑" w:cs="Times New Roman"/>
@@ -7495,8 +7661,7 @@
     </w:tbl>
     <w:p>
       <w:pPr>
-        <w:widowControl w:val="0"/>
-        <w:spacing w:before="26" w:after="0" w:line="240" w:lineRule="auto"/>
+        <w:spacing w:before="26"/>
         <w:rPr>
           <w:rFonts w:ascii="Times New Roman" w:hAnsi="Times New Roman" w:eastAsia="微软雅黑" w:cs="Times New Roman"/>
           <w:b/>
@@ -7519,8 +7684,7 @@
     <w:p>
       <w:pPr>
         <w:keepNext/>
-        <w:widowControl w:val="0"/>
-        <w:spacing w:before="26" w:after="0" w:line="240" w:lineRule="auto"/>
+        <w:spacing w:before="26"/>
         <w:rPr>
           <w:rFonts w:ascii="Times New Roman" w:hAnsi="Times New Roman" w:eastAsia="微软雅黑" w:cs="Times New Roman"/>
           <w:b/>
@@ -7605,8 +7769,7 @@
           <w:p>
             <w:pPr>
               <w:keepNext/>
-              <w:widowControl w:val="0"/>
-              <w:spacing w:before="26" w:after="0" w:line="240" w:lineRule="auto"/>
+              <w:spacing w:before="26"/>
               <w:jc w:val="center"/>
               <w:rPr>
                 <w:rFonts w:ascii="Times New Roman" w:hAnsi="Times New Roman" w:eastAsia="微软雅黑" w:cs="Times New Roman"/>
@@ -7655,8 +7818,7 @@
           <w:p>
             <w:pPr>
               <w:keepNext/>
-              <w:widowControl w:val="0"/>
-              <w:spacing w:before="26" w:after="0" w:line="240" w:lineRule="auto"/>
+              <w:spacing w:before="26"/>
               <w:jc w:val="center"/>
               <w:rPr>
                 <w:rFonts w:ascii="Times New Roman" w:hAnsi="Times New Roman" w:eastAsia="微软雅黑" w:cs="Times New Roman"/>
@@ -7705,8 +7867,7 @@
           <w:p>
             <w:pPr>
               <w:keepNext/>
-              <w:widowControl w:val="0"/>
-              <w:spacing w:before="26" w:after="0" w:line="240" w:lineRule="auto"/>
+              <w:spacing w:before="26"/>
               <w:jc w:val="center"/>
               <w:rPr>
                 <w:rFonts w:ascii="Times New Roman" w:hAnsi="Times New Roman" w:eastAsia="微软雅黑" w:cs="Times New Roman"/>
@@ -7755,8 +7916,7 @@
           <w:p>
             <w:pPr>
               <w:keepNext/>
-              <w:widowControl w:val="0"/>
-              <w:spacing w:before="26" w:after="0" w:line="240" w:lineRule="auto"/>
+              <w:spacing w:before="26"/>
               <w:jc w:val="center"/>
               <w:rPr>
                 <w:rFonts w:ascii="Times New Roman" w:hAnsi="Times New Roman" w:eastAsia="微软雅黑" w:cs="Times New Roman"/>
@@ -7805,8 +7965,7 @@
           <w:p>
             <w:pPr>
               <w:keepNext/>
-              <w:widowControl w:val="0"/>
-              <w:spacing w:before="26" w:after="0" w:line="240" w:lineRule="auto"/>
+              <w:spacing w:before="26"/>
               <w:jc w:val="center"/>
               <w:rPr>
                 <w:rFonts w:ascii="Times New Roman" w:hAnsi="Times New Roman" w:eastAsia="微软雅黑" w:cs="Times New Roman"/>
@@ -7855,8 +8014,7 @@
           <w:p>
             <w:pPr>
               <w:keepNext/>
-              <w:widowControl w:val="0"/>
-              <w:spacing w:before="26" w:after="0" w:line="240" w:lineRule="auto"/>
+              <w:spacing w:before="26"/>
               <w:jc w:val="center"/>
               <w:rPr>
                 <w:rFonts w:ascii="Times New Roman" w:hAnsi="Times New Roman" w:eastAsia="微软雅黑" w:cs="Times New Roman"/>
@@ -7924,8 +8082,7 @@
           <w:p>
             <w:pPr>
               <w:keepNext/>
-              <w:widowControl w:val="0"/>
-              <w:spacing w:before="26" w:after="0" w:line="240" w:lineRule="auto"/>
+              <w:spacing w:before="26"/>
               <w:jc w:val="center"/>
               <w:rPr>
                 <w:rFonts w:ascii="Times New Roman" w:hAnsi="Times New Roman" w:eastAsia="微软雅黑" w:cs="Times New Roman"/>
@@ -7981,8 +8138,7 @@
           <w:p>
             <w:pPr>
               <w:keepNext/>
-              <w:widowControl w:val="0"/>
-              <w:spacing w:before="26" w:after="0" w:line="240" w:lineRule="auto"/>
+              <w:spacing w:before="26"/>
               <w:jc w:val="center"/>
               <w:rPr>
                 <w:rFonts w:ascii="Times New Roman" w:hAnsi="Times New Roman" w:eastAsia="微软雅黑" w:cs="Times New Roman"/>
@@ -8018,8 +8174,6 @@
           <w:p>
             <w:pPr>
               <w:keepNext/>
-              <w:widowControl w:val="0"/>
-              <w:spacing w:after="0" w:line="240" w:lineRule="auto"/>
               <w:jc w:val="center"/>
               <w:rPr>
                 <w:rFonts w:ascii="Times New Roman" w:hAnsi="Times New Roman" w:eastAsia="微软雅黑" w:cs="Times New Roman"/>
@@ -8055,8 +8209,7 @@
           <w:p>
             <w:pPr>
               <w:keepNext/>
-              <w:widowControl w:val="0"/>
-              <w:spacing w:before="26" w:after="0" w:line="240" w:lineRule="auto"/>
+              <w:spacing w:before="26"/>
               <w:jc w:val="center"/>
               <w:rPr>
                 <w:rFonts w:ascii="Times New Roman" w:hAnsi="Times New Roman" w:eastAsia="微软雅黑" w:cs="Times New Roman"/>
@@ -8092,8 +8245,7 @@
           <w:p>
             <w:pPr>
               <w:keepNext/>
-              <w:widowControl w:val="0"/>
-              <w:spacing w:before="26" w:after="0" w:line="240" w:lineRule="auto"/>
+              <w:spacing w:before="26"/>
               <w:jc w:val="center"/>
               <w:rPr>
                 <w:rFonts w:ascii="Times New Roman" w:hAnsi="Times New Roman" w:eastAsia="微软雅黑" w:cs="Times New Roman"/>
@@ -8128,8 +8280,7 @@
           </w:tcPr>
           <w:p>
             <w:pPr>
-              <w:widowControl w:val="0"/>
-              <w:spacing w:before="1" w:after="0" w:line="249" w:lineRule="auto"/>
+              <w:spacing w:before="1" w:line="249" w:lineRule="auto"/>
               <w:ind w:right="131"/>
               <w:jc w:val="center"/>
               <w:rPr>
@@ -8171,8 +8322,6 @@
           <w:p>
             <w:pPr>
               <w:keepNext/>
-              <w:widowControl w:val="0"/>
-              <w:spacing w:after="0" w:line="240" w:lineRule="auto"/>
               <w:jc w:val="center"/>
               <w:rPr>
                 <w:rFonts w:ascii="Times New Roman" w:hAnsi="Times New Roman" w:eastAsia="微软雅黑" w:cs="Times New Roman"/>
@@ -8205,8 +8354,7 @@
           <w:p>
             <w:pPr>
               <w:keepNext/>
-              <w:widowControl w:val="0"/>
-              <w:spacing w:before="26" w:after="0" w:line="240" w:lineRule="auto"/>
+              <w:spacing w:before="26"/>
               <w:jc w:val="center"/>
               <w:rPr>
                 <w:rFonts w:ascii="Times New Roman" w:hAnsi="Times New Roman" w:eastAsia="微软雅黑" w:cs="Times New Roman"/>
@@ -8262,8 +8410,7 @@
           <w:p>
             <w:pPr>
               <w:keepNext/>
-              <w:widowControl w:val="0"/>
-              <w:spacing w:before="26" w:after="0" w:line="240" w:lineRule="auto"/>
+              <w:spacing w:before="26"/>
               <w:jc w:val="center"/>
               <w:rPr>
                 <w:rFonts w:ascii="Times New Roman" w:hAnsi="Times New Roman" w:eastAsia="微软雅黑" w:cs="Times New Roman"/>
@@ -8289,74 +8436,6 @@
     </w:tbl>
     <w:p>
       <w:pPr>
-        <w:widowControl w:val="0"/>
-        <w:numPr>
-          <w:ilvl w:val="-1"/>
-          <w:numId w:val="0"/>
-        </w:numPr>
-        <w:spacing w:after="0" w:line="240" w:lineRule="auto"/>
-        <w:ind w:left="0" w:firstLine="0"/>
-        <w:jc w:val="left"/>
-        <w:outlineLvl w:val="0"/>
-        <w:rPr>
-          <w:rFonts w:hint="eastAsia" w:ascii="宋体" w:hAnsi="宋体" w:eastAsia="宋体" w:cs="宋体"/>
-          <w:color w:val="auto"/>
-          <w:lang w:eastAsia="en-US"/>
-        </w:rPr>
-      </w:pPr>
-      <w:r>
-        <w:rPr>
-          <w:rFonts w:hint="eastAsia"/>
-          <w:color w:val="auto"/>
-        </w:rPr>
-        <w:t>{% endif %}</w:t>
-      </w:r>
-      <w:r>
-        <w:rPr>
-          <w:rFonts w:hint="eastAsia" w:ascii="宋体" w:hAnsi="宋体" w:eastAsia="宋体" w:cs="宋体"/>
-          <w:color w:val="auto"/>
-          <w:lang w:eastAsia="en-US"/>
-        </w:rPr>
-        <w:t>{% endif %}</w:t>
-      </w:r>
-      <w:r>
-        <w:rPr>
-          <w:rFonts w:hint="eastAsia" w:ascii="Times New Roman" w:hAnsi="Times New Roman" w:eastAsia="微软雅黑" w:cs="Times New Roman"/>
-          <w:b/>
-          <w:bCs w:val="0"/>
-          <w:color w:val="auto"/>
-          <w:sz w:val="24"/>
-          <w:szCs w:val="24"/>
-          <w:lang w:val="en-US" w:eastAsia="zh-CN" w:bidi="ar-SA"/>
-        </w:rPr>
-        <w:t>{% endif %}</w:t>
-      </w:r>
-      <w:r>
-        <w:rPr>
-          <w:rFonts w:hint="eastAsia" w:ascii="宋体" w:hAnsi="宋体" w:eastAsia="宋体" w:cs="宋体"/>
-          <w:color w:val="auto"/>
-          <w:lang w:eastAsia="en-US"/>
-        </w:rPr>
-        <w:t>{% endfor %}</w:t>
-      </w:r>
-    </w:p>
-    <w:p>
-      <w:pPr>
-        <w:keepNext w:val="0"/>
-        <w:keepLines w:val="0"/>
-        <w:pageBreakBefore w:val="0"/>
-        <w:widowControl/>
-        <w:kinsoku/>
-        <w:wordWrap/>
-        <w:overflowPunct/>
-        <w:topLinePunct w:val="0"/>
-        <w:autoSpaceDE/>
-        <w:autoSpaceDN/>
-        <w:bidi w:val="0"/>
-        <w:adjustRightInd/>
-        <w:snapToGrid/>
-        <w:spacing w:after="0" w:line="260" w:lineRule="auto"/>
-        <w:textAlignment w:val="auto"/>
         <w:rPr>
           <w:rFonts w:ascii="Times New Roman" w:hAnsi="Times New Roman" w:eastAsia="微软雅黑" w:cs="黑体"/>
           <w:b/>
@@ -8374,6 +8453,32 @@
       </w:pPr>
       <w:r>
         <w:rPr>
+          <w:rFonts w:hint="eastAsia"/>
+          <w:color w:val="auto"/>
+        </w:rPr>
+        <w:t>{% endif %}</w:t>
+      </w:r>
+      <w:r>
+        <w:rPr>
+          <w:rFonts w:hint="eastAsia" w:ascii="Times New Roman" w:hAnsi="Times New Roman" w:eastAsia="微软雅黑" w:cs="Times New Roman"/>
+          <w:b/>
+          <w:bCs w:val="0"/>
+          <w:color w:val="auto"/>
+          <w:sz w:val="24"/>
+          <w:szCs w:val="24"/>
+          <w:lang w:val="en-US" w:eastAsia="zh-CN" w:bidi="ar-SA"/>
+        </w:rPr>
+        <w:t>{% endif %}{% endif %}</w:t>
+      </w:r>
+      <w:r>
+        <w:rPr>
+          <w:rFonts w:hint="eastAsia"/>
+          <w:color w:val="auto"/>
+        </w:rPr>
+        <w:t>{% endfor %}</w:t>
+      </w:r>
+      <w:r>
+        <w:rPr>
           <w:rFonts w:hint="eastAsia" w:ascii="Times New Roman" w:hAnsi="Times New Roman" w:eastAsia="微软雅黑" w:cs="Times New Roman"/>
           <w:sz w:val="18"/>
           <w:szCs w:val="18"/>
@@ -8420,26 +8525,11 @@
     <w:p>
       <w:pPr>
         <w:pStyle w:val="3"/>
-        <w:keepNext w:val="0"/>
-        <w:keepLines w:val="0"/>
-        <w:pageBreakBefore w:val="0"/>
-        <w:widowControl/>
         <w:numPr>
           <w:ilvl w:val="255"/>
           <w:numId w:val="0"/>
         </w:numPr>
-        <w:kinsoku/>
-        <w:wordWrap/>
-        <w:overflowPunct/>
-        <w:topLinePunct w:val="0"/>
-        <w:autoSpaceDE/>
-        <w:autoSpaceDN/>
-        <w:bidi w:val="0"/>
-        <w:adjustRightInd/>
-        <w:snapToGrid/>
-        <w:spacing w:after="0" w:line="260" w:lineRule="auto"/>
         <w:jc w:val="left"/>
-        <w:textAlignment w:val="auto"/>
         <w:rPr>
           <w:lang w:eastAsia="zh-CN"/>
         </w:rPr>
@@ -8517,29 +8607,14 @@
           </w:tcPr>
           <w:p>
             <w:pPr>
-              <w:keepNext w:val="0"/>
-              <w:keepLines w:val="0"/>
-              <w:pageBreakBefore w:val="0"/>
-              <w:widowControl w:val="0"/>
-              <w:kinsoku/>
-              <w:wordWrap/>
-              <w:overflowPunct/>
-              <w:topLinePunct w:val="0"/>
-              <w:autoSpaceDE/>
-              <w:autoSpaceDN/>
-              <w:bidi w:val="0"/>
-              <w:adjustRightInd/>
-              <w:snapToGrid/>
-              <w:spacing w:after="0" w:line="260" w:lineRule="auto"/>
+              <w:pStyle w:val="13"/>
               <w:jc w:val="center"/>
-              <w:textAlignment w:val="auto"/>
               <w:rPr>
                 <w:rFonts w:ascii="Times New Roman" w:hAnsi="Times New Roman" w:eastAsia="微软雅黑" w:cs="Times New Roman"/>
                 <w:b/>
                 <w:color w:val="FFFFFF" w:themeColor="background1"/>
                 <w:sz w:val="21"/>
                 <w:szCs w:val="21"/>
-                <w:lang w:val="en-US" w:eastAsia="en-US" w:bidi="ar-SA"/>
                 <w14:textFill>
                   <w14:solidFill>
                     <w14:schemeClr w14:val="bg1"/>
@@ -8554,7 +8629,6 @@
                 <w:color w:val="FFFFFF" w:themeColor="background1"/>
                 <w:sz w:val="21"/>
                 <w:szCs w:val="21"/>
-                <w:lang w:val="en-US" w:eastAsia="en-US" w:bidi="ar-SA"/>
                 <w14:textFill>
                   <w14:solidFill>
                     <w14:schemeClr w14:val="bg1"/>
@@ -8579,29 +8653,14 @@
           </w:tcPr>
           <w:p>
             <w:pPr>
-              <w:keepNext w:val="0"/>
-              <w:keepLines w:val="0"/>
-              <w:pageBreakBefore w:val="0"/>
-              <w:widowControl w:val="0"/>
-              <w:kinsoku/>
-              <w:wordWrap/>
-              <w:overflowPunct/>
-              <w:topLinePunct w:val="0"/>
-              <w:autoSpaceDE/>
-              <w:autoSpaceDN/>
-              <w:bidi w:val="0"/>
-              <w:adjustRightInd/>
-              <w:snapToGrid/>
-              <w:spacing w:after="0" w:line="260" w:lineRule="auto"/>
+              <w:pStyle w:val="13"/>
               <w:jc w:val="center"/>
-              <w:textAlignment w:val="auto"/>
               <w:rPr>
                 <w:rFonts w:ascii="Times New Roman" w:hAnsi="Times New Roman" w:eastAsia="微软雅黑" w:cs="Times New Roman"/>
                 <w:b/>
                 <w:color w:val="FFFFFF" w:themeColor="background1"/>
                 <w:sz w:val="21"/>
                 <w:szCs w:val="21"/>
-                <w:lang w:val="en-US" w:eastAsia="en-US" w:bidi="ar-SA"/>
                 <w14:textFill>
                   <w14:solidFill>
                     <w14:schemeClr w14:val="bg1"/>
@@ -8616,7 +8675,6 @@
                 <w:color w:val="FFFFFF" w:themeColor="background1"/>
                 <w:sz w:val="21"/>
                 <w:szCs w:val="21"/>
-                <w:lang w:val="en-US" w:eastAsia="en-US" w:bidi="ar-SA"/>
                 <w14:textFill>
                   <w14:solidFill>
                     <w14:schemeClr w14:val="bg1"/>
@@ -8641,29 +8699,14 @@
           </w:tcPr>
           <w:p>
             <w:pPr>
-              <w:keepNext w:val="0"/>
-              <w:keepLines w:val="0"/>
-              <w:pageBreakBefore w:val="0"/>
-              <w:widowControl w:val="0"/>
-              <w:kinsoku/>
-              <w:wordWrap/>
-              <w:overflowPunct/>
-              <w:topLinePunct w:val="0"/>
-              <w:autoSpaceDE/>
-              <w:autoSpaceDN/>
-              <w:bidi w:val="0"/>
-              <w:adjustRightInd/>
-              <w:snapToGrid/>
-              <w:spacing w:after="0" w:line="260" w:lineRule="auto"/>
+              <w:pStyle w:val="13"/>
               <w:jc w:val="center"/>
-              <w:textAlignment w:val="auto"/>
               <w:rPr>
                 <w:rFonts w:ascii="Times New Roman" w:hAnsi="Times New Roman" w:eastAsia="微软雅黑" w:cs="Times New Roman"/>
                 <w:b/>
                 <w:color w:val="FFFFFF" w:themeColor="background1"/>
                 <w:sz w:val="21"/>
                 <w:szCs w:val="21"/>
-                <w:lang w:val="en-US" w:eastAsia="en-US" w:bidi="ar-SA"/>
                 <w14:textFill>
                   <w14:solidFill>
                     <w14:schemeClr w14:val="bg1"/>
@@ -8678,7 +8721,6 @@
                 <w:color w:val="FFFFFF" w:themeColor="background1"/>
                 <w:sz w:val="21"/>
                 <w:szCs w:val="21"/>
-                <w:lang w:val="en-US" w:eastAsia="en-US" w:bidi="ar-SA"/>
                 <w14:textFill>
                   <w14:solidFill>
                     <w14:schemeClr w14:val="bg1"/>
@@ -8702,29 +8744,14 @@
           </w:tcPr>
           <w:p>
             <w:pPr>
-              <w:keepNext w:val="0"/>
-              <w:keepLines w:val="0"/>
-              <w:pageBreakBefore w:val="0"/>
-              <w:widowControl w:val="0"/>
-              <w:kinsoku/>
-              <w:wordWrap/>
-              <w:overflowPunct/>
-              <w:topLinePunct w:val="0"/>
-              <w:autoSpaceDE/>
-              <w:autoSpaceDN/>
-              <w:bidi w:val="0"/>
-              <w:adjustRightInd/>
-              <w:snapToGrid/>
-              <w:spacing w:after="0" w:line="260" w:lineRule="auto"/>
+              <w:pStyle w:val="13"/>
               <w:jc w:val="center"/>
-              <w:textAlignment w:val="auto"/>
               <w:rPr>
                 <w:rFonts w:ascii="Times New Roman" w:hAnsi="Times New Roman" w:eastAsia="微软雅黑" w:cs="Times New Roman"/>
                 <w:b/>
                 <w:color w:val="FFFFFF" w:themeColor="background1"/>
                 <w:sz w:val="21"/>
                 <w:szCs w:val="21"/>
-                <w:lang w:val="en-US" w:eastAsia="en-US" w:bidi="ar-SA"/>
                 <w14:textFill>
                   <w14:solidFill>
                     <w14:schemeClr w14:val="bg1"/>
@@ -8739,7 +8766,6 @@
                 <w:color w:val="FFFFFF" w:themeColor="background1"/>
                 <w:sz w:val="21"/>
                 <w:szCs w:val="21"/>
-                <w:lang w:val="en-US" w:eastAsia="en-US" w:bidi="ar-SA"/>
                 <w14:textFill>
                   <w14:solidFill>
                     <w14:schemeClr w14:val="bg1"/>
@@ -8781,7 +8807,6 @@
             <w:pPr>
               <w:widowControl/>
               <w:snapToGrid w:val="0"/>
-              <w:spacing w:after="0" w:line="240" w:lineRule="auto"/>
               <w:jc w:val="center"/>
               <w:textAlignment w:val="center"/>
               <w:rPr>
@@ -8832,7 +8857,6 @@
             <w:pPr>
               <w:widowControl/>
               <w:snapToGrid w:val="0"/>
-              <w:spacing w:after="0" w:line="240" w:lineRule="auto"/>
               <w:jc w:val="center"/>
               <w:textAlignment w:val="center"/>
               <w:rPr>
@@ -8862,7 +8886,6 @@
             <w:pPr>
               <w:widowControl/>
               <w:snapToGrid w:val="0"/>
-              <w:spacing w:after="0" w:line="240" w:lineRule="auto"/>
               <w:jc w:val="center"/>
               <w:textAlignment w:val="center"/>
               <w:rPr>
@@ -8892,7 +8915,6 @@
             <w:pPr>
               <w:widowControl/>
               <w:snapToGrid w:val="0"/>
-              <w:spacing w:after="0" w:line="240" w:lineRule="auto"/>
               <w:jc w:val="left"/>
               <w:textAlignment w:val="center"/>
               <w:rPr>
@@ -8922,7 +8944,6 @@
             <w:pPr>
               <w:widowControl/>
               <w:snapToGrid w:val="0"/>
-              <w:spacing w:after="0" w:line="240" w:lineRule="auto"/>
               <w:jc w:val="center"/>
               <w:textAlignment w:val="center"/>
               <w:rPr>
@@ -8974,7 +8995,6 @@
             <w:pPr>
               <w:widowControl/>
               <w:snapToGrid w:val="0"/>
-              <w:spacing w:after="0" w:line="240" w:lineRule="auto"/>
               <w:jc w:val="center"/>
               <w:textAlignment w:val="center"/>
               <w:rPr>
@@ -9006,6 +9026,8 @@
           <w:sz w:val="24"/>
         </w:rPr>
       </w:pPr>
+      <w:bookmarkStart w:id="11" w:name="_GoBack"/>
+      <w:bookmarkEnd w:id="11"/>
     </w:p>
     <w:sectPr>
       <w:pgSz w:w="11906" w:h="16838"/>
